--- a/arb/docx/021.content.docx
+++ b/arb/docx/021.content.docx
@@ -163,28 +163,6 @@
           <w:lang w:val="ar_AE" w:bidi="ar_AE"/>
         </w:rPr>
         <w:t>ل</w:t>
-      </w:r>
-      <w:r>
-        <w:rPr>
-          <w:lang w:val="ar_AE" w:bidi="ar_AE"/>
-        </w:rPr>
-      </w:r>
-    </w:p>
-    <w:p>
-      <w:pPr>
-        <w:bidi/>
-      </w:pPr>
-      <w:r>
-        <w:rPr>
-          <w:lang w:val="ar_AE" w:bidi="ar_AE"/>
-        </w:rPr>
-      </w:r>
-      <w:r>
-        <w:rPr>
-          <w:i/>
-          <w:lang w:val="ar_AE" w:bidi="ar_AE"/>
-        </w:rPr>
-        <w:t>اللعنات والبركات, الله أم الشيطان؟, الله يحمي خادمه, الله يعمل من خلال الصلاة, الليلة الأخيرة ليسوع, لاهوت جغرافية إسرائيل, لقاءات مع يسوع</w:t>
       </w:r>
       <w:r>
         <w:rPr>

--- a/arb/docx/021.content.docx
+++ b/arb/docx/021.content.docx
@@ -22,7 +22,7 @@
         <w:rPr>
           <w:lang w:val="ar_AE" w:bidi="ar_AE"/>
         </w:rPr>
-        <w:t>Resource: Study Notes - Themes (Tyndale)</w:t>
+        <w:t>Resource: Tyndale Open Study Notes</w:t>
       </w:r>
       <w:r>
         <w:rPr>
@@ -122,7 +122,7 @@
         <w:rPr>
           <w:lang w:val="ar_AE" w:bidi="ar_AE"/>
         </w:rPr>
-        <w:t>Study Notes - Themes (Tyndale)</w:t>
+        <w:t>Tyndale Open Study Notes</w:t>
       </w:r>
     </w:p>
     <w:p>

--- a/arb/docx/021.content.docx
+++ b/arb/docx/021.content.docx
@@ -22,7 +22,7 @@
         <w:rPr>
           <w:lang w:val="ar_AE" w:bidi="ar_AE"/>
         </w:rPr>
-        <w:t>Resource: Tyndale Open Study Notes</w:t>
+        <w:t>Resource: Aquifer Open Study Notes (Themes)</w:t>
       </w:r>
       <w:r>
         <w:rPr>
@@ -122,7 +122,7 @@
         <w:rPr>
           <w:lang w:val="ar_AE" w:bidi="ar_AE"/>
         </w:rPr>
-        <w:t>Tyndale Open Study Notes</w:t>
+        <w:t>Aquifer Open Study Notes (Themes)</w:t>
       </w:r>
     </w:p>
     <w:p>

--- a/arb/docx/021.content.docx
+++ b/arb/docx/021.content.docx
@@ -9,6 +9,8 @@
       </w:pPr>
       <w:r>
         <w:rPr>
+          <w:rtl/>
+          <w:cs/>
           <w:lang w:val="ar_AE" w:bidi="ar_AE"/>
         </w:rPr>
       </w:r>
@@ -20,12 +22,16 @@
       </w:pPr>
       <w:r>
         <w:rPr>
+          <w:rtl/>
+          <w:cs/>
           <w:lang w:val="ar_AE" w:bidi="ar_AE"/>
         </w:rPr>
         <w:t>Resource: Aquifer Open Study Notes (Themes)</w:t>
       </w:r>
       <w:r>
         <w:rPr>
+          <w:rtl/>
+          <w:cs/>
           <w:lang w:val="ar_AE" w:bidi="ar_AE"/>
         </w:rPr>
       </w:r>
@@ -36,12 +42,16 @@
       </w:pPr>
       <w:r>
         <w:rPr>
+          <w:rtl/>
+          <w:cs/>
           <w:lang w:val="ar_AE" w:bidi="ar_AE"/>
         </w:rPr>
       </w:r>
       <w:r>
         <w:rPr>
           <w:b/>
+          <w:rtl/>
+          <w:cs/>
           <w:lang w:val="ar_AE" w:bidi="ar_AE"/>
         </w:rPr>
         <w:t>Aquifer Open Study Notes (Themes)</w:t>
@@ -53,35 +63,47 @@
       </w:pPr>
       <w:r>
         <w:rPr>
-          <w:lang w:val="ar_AE" w:bidi="ar_AE"/>
-        </w:rPr>
-      </w:r>
-      <w:r>
-        <w:rPr>
+          <w:rtl/>
+          <w:cs/>
+          <w:lang w:val="ar_AE" w:bidi="ar_AE"/>
+        </w:rPr>
+      </w:r>
+      <w:r>
+        <w:rPr>
+          <w:rtl/>
+          <w:cs/>
           <w:lang w:val="ar_AE" w:bidi="ar_AE"/>
         </w:rPr>
         <w:t xml:space="preserve">This work is an adaptation of </w:t>
       </w:r>
       <w:r>
         <w:rPr>
+          <w:rtl/>
+          <w:cs/>
           <w:lang w:val="ar_AE" w:bidi="ar_AE"/>
         </w:rPr>
         <w:t>Tyndale Open Study Notes</w:t>
       </w:r>
       <w:r>
         <w:rPr>
+          <w:rtl/>
+          <w:cs/>
           <w:lang w:val="ar_AE" w:bidi="ar_AE"/>
         </w:rPr>
         <w:t xml:space="preserve"> © 2023 Tyndale House Publishers, licensed under the CC BY-SA 4.0 license. The adaptation, </w:t>
       </w:r>
       <w:r>
         <w:rPr>
+          <w:rtl/>
+          <w:cs/>
           <w:lang w:val="ar_AE" w:bidi="ar_AE"/>
         </w:rPr>
         <w:t>Aquifer Open Study Notes</w:t>
       </w:r>
       <w:r>
         <w:rPr>
+          <w:rtl/>
+          <w:cs/>
           <w:lang w:val="ar_AE" w:bidi="ar_AE"/>
         </w:rPr>
         <w:t>, was created by Mission Mutual and is also licensed under CC BY-SA 4.0.</w:t>
@@ -93,22 +115,30 @@
       </w:pPr>
       <w:r>
         <w:rPr>
-          <w:lang w:val="ar_AE" w:bidi="ar_AE"/>
-        </w:rPr>
-      </w:r>
-      <w:r>
-        <w:rPr>
+          <w:rtl/>
+          <w:cs/>
+          <w:lang w:val="ar_AE" w:bidi="ar_AE"/>
+        </w:rPr>
+      </w:r>
+      <w:r>
+        <w:rPr>
+          <w:rtl/>
+          <w:cs/>
           <w:lang w:val="ar_AE" w:bidi="ar_AE"/>
         </w:rPr>
         <w:t>This resource has been adapted into multiple languages, including English, Tok Pisin, Arabic (عربي), French (Français), Hindi (हिंदी), Indonesian (Bahasa Indonesia), Portuguese (Português), Russian (Русский), Spanish (Español), Swahili (Kiswahili), and Simplified Chinese (简体中文).</w:t>
       </w:r>
       <w:r>
         <w:rPr>
-          <w:lang w:val="ar_AE" w:bidi="ar_AE"/>
-        </w:rPr>
-      </w:r>
-      <w:r>
-        <w:rPr>
+          <w:rtl/>
+          <w:cs/>
+          <w:lang w:val="ar_AE" w:bidi="ar_AE"/>
+        </w:rPr>
+      </w:r>
+      <w:r>
+        <w:rPr>
+          <w:rtl/>
+          <w:cs/>
           <w:lang w:val="ar_AE" w:bidi="ar_AE"/>
         </w:rPr>
       </w:r>
@@ -120,6 +150,8 @@
       </w:pPr>
       <w:r>
         <w:rPr>
+          <w:rtl/>
+          <w:cs/>
           <w:lang w:val="ar_AE" w:bidi="ar_AE"/>
         </w:rPr>
         <w:t>Aquifer Open Study Notes (Themes)</w:t>
@@ -149,6 +181,8 @@
       </w:pPr>
       <w:r>
         <w:rPr>
+          <w:rtl/>
+          <w:cs/>
           <w:lang w:val="ar_AE" w:bidi="ar_AE"/>
         </w:rPr>
       </w:r>
@@ -160,12 +194,16 @@
       </w:pPr>
       <w:r>
         <w:rPr>
+          <w:rtl/>
+          <w:cs/>
           <w:lang w:val="ar_AE" w:bidi="ar_AE"/>
         </w:rPr>
         <w:t>ل</w:t>
       </w:r>
       <w:r>
         <w:rPr>
+          <w:rtl/>
+          <w:cs/>
           <w:lang w:val="ar_AE" w:bidi="ar_AE"/>
         </w:rPr>
       </w:r>
@@ -176,22 +214,30 @@
       </w:pPr>
       <w:r>
         <w:rPr>
-          <w:lang w:val="ar_AE" w:bidi="ar_AE"/>
-        </w:rPr>
-      </w:r>
-      <w:r>
-        <w:rPr>
+          <w:rtl/>
+          <w:cs/>
+          <w:lang w:val="ar_AE" w:bidi="ar_AE"/>
+        </w:rPr>
+      </w:r>
+      <w:r>
+        <w:rPr>
+          <w:rtl/>
+          <w:cs/>
           <w:lang w:val="ar_AE" w:bidi="ar_AE"/>
         </w:rPr>
         <w:t xml:space="preserve"> </w:t>
       </w:r>
       <w:r>
         <w:rPr>
-          <w:lang w:val="ar_AE" w:bidi="ar_AE"/>
-        </w:rPr>
-      </w:r>
-      <w:r>
-        <w:rPr>
+          <w:rtl/>
+          <w:cs/>
+          <w:lang w:val="ar_AE" w:bidi="ar_AE"/>
+        </w:rPr>
+      </w:r>
+      <w:r>
+        <w:rPr>
+          <w:rtl/>
+          <w:cs/>
           <w:lang w:val="ar_AE" w:bidi="ar_AE"/>
         </w:rPr>
       </w:r>
@@ -217,6 +263,8 @@
       </w:pPr>
       <w:r>
         <w:rPr>
+          <w:rtl/>
+          <w:cs/>
           <w:lang w:val="ar_AE" w:bidi="ar_AE"/>
         </w:rPr>
       </w:r>
@@ -228,12 +276,16 @@
       </w:pPr>
       <w:r>
         <w:rPr>
+          <w:rtl/>
+          <w:cs/>
           <w:lang w:val="ar_AE" w:bidi="ar_AE"/>
         </w:rPr>
         <w:t>اللعنات والبركات</w:t>
       </w:r>
       <w:r>
         <w:rPr>
+          <w:rtl/>
+          <w:cs/>
           <w:lang w:val="ar_AE" w:bidi="ar_AE"/>
         </w:rPr>
       </w:r>
@@ -244,23 +296,31 @@
       </w:pPr>
       <w:r>
         <w:rPr>
-          <w:lang w:val="ar_AE" w:bidi="ar_AE"/>
-        </w:rPr>
-      </w:r>
-      <w:r>
-        <w:rPr>
+          <w:rtl/>
+          <w:cs/>
+          <w:lang w:val="ar_AE" w:bidi="ar_AE"/>
+        </w:rPr>
+      </w:r>
+      <w:r>
+        <w:rPr>
+          <w:rtl/>
+          <w:cs/>
           <w:lang w:val="ar_AE" w:bidi="ar_AE"/>
         </w:rPr>
         <w:t xml:space="preserve">معظم نصوص المعاهدات أو العهود من الشرق الأدنى القديم تضمنت لعنات وبركات. كانت اللعنات تركز على أولئك الذين انتهكوا شروط العهد، بينما كانت البركات موجهة لأولئك الذين ظلوا أوفياء. يصح قول هذا بشكل خاص عن العهود المقطوعة بين الملك السيد والتابع (الملك العظيم - والملك الأصغر أو الشعب) مثل سفر التثنية (انظر </w:t>
       </w:r>
       <w:r>
         <w:rPr>
+          <w:rtl/>
+          <w:cs/>
           <w:lang w:val="ar_AE" w:bidi="ar_AE"/>
         </w:rPr>
         <w:t>مقدمة سفر التثنية</w:t>
       </w:r>
       <w:r>
         <w:rPr>
+          <w:rtl/>
+          <w:cs/>
           <w:lang w:val="ar_AE" w:bidi="ar_AE"/>
         </w:rPr>
         <w:t>، "الشكل الأدبي").</w:t>
@@ -272,11 +332,15 @@
       </w:pPr>
       <w:r>
         <w:rPr>
-          <w:lang w:val="ar_AE" w:bidi="ar_AE"/>
-        </w:rPr>
-      </w:r>
-      <w:r>
-        <w:rPr>
+          <w:rtl/>
+          <w:cs/>
+          <w:lang w:val="ar_AE" w:bidi="ar_AE"/>
+        </w:rPr>
+      </w:r>
+      <w:r>
+        <w:rPr>
+          <w:rtl/>
+          <w:cs/>
           <w:lang w:val="ar_AE" w:bidi="ar_AE"/>
         </w:rPr>
         <w:t>شرح سفر التثنية لشعب إسرائيل ما توقعه الله منهم. إذ تطلب العهد من إسرائيل أن يطيعوا الله. وقد وعد الإسرائيليون بالقيام بذلك (</w:t>
@@ -284,6 +348,8 @@
       <w:hyperlink r:id="rId13">
         <w:r>
           <w:rPr>
+            <w:rtl/>
+            <w:cs/>
             <w:lang w:val="ar_AE" w:bidi="ar_AE"/>
           </w:rPr>
           <w:rPr>
@@ -295,6 +361,8 @@
       </w:hyperlink>
       <w:r>
         <w:rPr>
+          <w:rtl/>
+          <w:cs/>
           <w:lang w:val="ar_AE" w:bidi="ar_AE"/>
         </w:rPr>
         <w:t>). يوضح القسم الخاص باللعنات والبركات كيف سيكافئ الله الطاعة ويعاقب على العصيان (</w:t>
@@ -302,6 +370,8 @@
       <w:hyperlink r:id="rId14">
         <w:r>
           <w:rPr>
+            <w:rtl/>
+            <w:cs/>
             <w:lang w:val="ar_AE" w:bidi="ar_AE"/>
           </w:rPr>
           <w:rPr>
@@ -313,6 +383,8 @@
       </w:hyperlink>
       <w:r>
         <w:rPr>
+          <w:rtl/>
+          <w:cs/>
           <w:lang w:val="ar_AE" w:bidi="ar_AE"/>
         </w:rPr>
         <w:t>).</w:t>
@@ -324,11 +396,15 @@
       </w:pPr>
       <w:r>
         <w:rPr>
-          <w:lang w:val="ar_AE" w:bidi="ar_AE"/>
-        </w:rPr>
-      </w:r>
-      <w:r>
-        <w:rPr>
+          <w:rtl/>
+          <w:cs/>
+          <w:lang w:val="ar_AE" w:bidi="ar_AE"/>
+        </w:rPr>
+      </w:r>
+      <w:r>
+        <w:rPr>
+          <w:rtl/>
+          <w:cs/>
           <w:lang w:val="ar_AE" w:bidi="ar_AE"/>
         </w:rPr>
         <w:t>يركز النص على اللعنات أكثر من البركات. قد يرجع السبب في ذلك إلى أن الناس يميلون إلى التركيز على الوعود أكثر من التحذيرات. في الغالب، يسهل فهم البركات غالبًا أكثر؛ لأنها تعد بالأمان في المستقبل، بينما تكون الدينونة أقل وضوحًا وتحتاج إلى وصف مفصل.</w:t>
@@ -340,11 +416,15 @@
       </w:pPr>
       <w:r>
         <w:rPr>
-          <w:lang w:val="ar_AE" w:bidi="ar_AE"/>
-        </w:rPr>
-      </w:r>
-      <w:r>
-        <w:rPr>
+          <w:rtl/>
+          <w:cs/>
+          <w:lang w:val="ar_AE" w:bidi="ar_AE"/>
+        </w:rPr>
+      </w:r>
+      <w:r>
+        <w:rPr>
+          <w:rtl/>
+          <w:cs/>
           <w:lang w:val="ar_AE" w:bidi="ar_AE"/>
         </w:rPr>
         <w:t>يؤكد الله على اللعنات لتسليط الضوء على عواقب الأفعال الخاطئة. والتحذيرات التي قدمها الرب يسوع بشأن الأحداث المستقبلية تتوافق مع هذه التحذيرات (</w:t>
@@ -352,6 +432,8 @@
       <w:hyperlink r:id="rId15">
         <w:r>
           <w:rPr>
+            <w:rtl/>
+            <w:cs/>
             <w:lang w:val="ar_AE" w:bidi="ar_AE"/>
           </w:rPr>
           <w:rPr>
@@ -363,6 +445,8 @@
       </w:hyperlink>
       <w:r>
         <w:rPr>
+          <w:rtl/>
+          <w:cs/>
           <w:lang w:val="ar_AE" w:bidi="ar_AE"/>
         </w:rPr>
         <w:t>).</w:t>
@@ -374,11 +458,15 @@
       </w:pPr>
       <w:r>
         <w:rPr>
-          <w:lang w:val="ar_AE" w:bidi="ar_AE"/>
-        </w:rPr>
-      </w:r>
-      <w:r>
-        <w:rPr>
+          <w:rtl/>
+          <w:cs/>
+          <w:lang w:val="ar_AE" w:bidi="ar_AE"/>
+        </w:rPr>
+      </w:r>
+      <w:r>
+        <w:rPr>
+          <w:rtl/>
+          <w:cs/>
           <w:lang w:val="ar_AE" w:bidi="ar_AE"/>
         </w:rPr>
         <w:t xml:space="preserve">يُظهر تاريخ إسرائيل كيف حقق الله وعوده بالبركات واللعنات. عندما التزم إسرائيل بعهدهم مع الله، باركهم. وعندما تمردوا، أدانهم. تم تلخيص تمرد إسرائيل في </w:t>
@@ -386,6 +474,8 @@
       <w:hyperlink r:id="rId16">
         <w:r>
           <w:rPr>
+            <w:rtl/>
+            <w:cs/>
             <w:lang w:val="ar_AE" w:bidi="ar_AE"/>
           </w:rPr>
           <w:rPr>
@@ -397,6 +487,8 @@
       </w:hyperlink>
       <w:r>
         <w:rPr>
+          <w:rtl/>
+          <w:cs/>
           <w:lang w:val="ar_AE" w:bidi="ar_AE"/>
         </w:rPr>
         <w:t>. عندما كسر الإسرائيليون الوصيتين الأولتين، انتهكوا العهد بأكمله (</w:t>
@@ -404,6 +496,8 @@
       <w:hyperlink r:id="rId17">
         <w:r>
           <w:rPr>
+            <w:rtl/>
+            <w:cs/>
             <w:lang w:val="ar_AE" w:bidi="ar_AE"/>
           </w:rPr>
           <w:rPr>
@@ -415,6 +509,8 @@
       </w:hyperlink>
       <w:r>
         <w:rPr>
+          <w:rtl/>
+          <w:cs/>
           <w:lang w:val="ar_AE" w:bidi="ar_AE"/>
         </w:rPr>
         <w:t xml:space="preserve">). فجلب تمردهم لعنات </w:t>
@@ -422,6 +518,8 @@
       <w:hyperlink r:id="rId18">
         <w:r>
           <w:rPr>
+            <w:rtl/>
+            <w:cs/>
             <w:lang w:val="ar_AE" w:bidi="ar_AE"/>
           </w:rPr>
           <w:rPr>
@@ -433,6 +531,8 @@
       </w:hyperlink>
       <w:r>
         <w:rPr>
+          <w:rtl/>
+          <w:cs/>
           <w:lang w:val="ar_AE" w:bidi="ar_AE"/>
         </w:rPr>
         <w:t xml:space="preserve"> عليهم.</w:t>
@@ -444,12 +544,16 @@
       </w:pPr>
       <w:r>
         <w:rPr>
+          <w:rtl/>
+          <w:cs/>
           <w:lang w:val="ar_AE" w:bidi="ar_AE"/>
         </w:rPr>
       </w:r>
       <w:r>
         <w:rPr>
           <w:u w:val="single"/>
+          <w:rtl/>
+          <w:cs/>
           <w:lang w:val="ar_AE" w:bidi="ar_AE"/>
         </w:rPr>
         <w:t>مقاطع كتابية لدراسة أعمق</w:t>
@@ -461,12 +565,16 @@
       </w:pPr>
       <w:r>
         <w:rPr>
+          <w:rtl/>
+          <w:cs/>
           <w:lang w:val="ar_AE" w:bidi="ar_AE"/>
         </w:rPr>
       </w:r>
       <w:hyperlink r:id="rId19">
         <w:r>
           <w:rPr>
+            <w:rtl/>
+            <w:cs/>
             <w:lang w:val="ar_AE" w:bidi="ar_AE"/>
           </w:rPr>
           <w:rPr>
@@ -478,6 +586,8 @@
       </w:hyperlink>
       <w:r>
         <w:rPr>
+          <w:rtl/>
+          <w:cs/>
           <w:lang w:val="ar_AE" w:bidi="ar_AE"/>
         </w:rPr>
         <w:t xml:space="preserve">; </w:t>
@@ -485,6 +595,8 @@
       <w:hyperlink r:id="rId20">
         <w:r>
           <w:rPr>
+            <w:rtl/>
+            <w:cs/>
             <w:lang w:val="ar_AE" w:bidi="ar_AE"/>
           </w:rPr>
           <w:rPr>
@@ -496,6 +608,8 @@
       </w:hyperlink>
       <w:r>
         <w:rPr>
+          <w:rtl/>
+          <w:cs/>
           <w:lang w:val="ar_AE" w:bidi="ar_AE"/>
         </w:rPr>
         <w:t xml:space="preserve">; </w:t>
@@ -503,6 +617,8 @@
       <w:hyperlink r:id="rId21">
         <w:r>
           <w:rPr>
+            <w:rtl/>
+            <w:cs/>
             <w:lang w:val="ar_AE" w:bidi="ar_AE"/>
           </w:rPr>
           <w:rPr>
@@ -514,6 +630,8 @@
       </w:hyperlink>
       <w:r>
         <w:rPr>
+          <w:rtl/>
+          <w:cs/>
           <w:lang w:val="ar_AE" w:bidi="ar_AE"/>
         </w:rPr>
         <w:t xml:space="preserve">; </w:t>
@@ -521,6 +639,8 @@
       <w:hyperlink r:id="rId22">
         <w:r>
           <w:rPr>
+            <w:rtl/>
+            <w:cs/>
             <w:lang w:val="ar_AE" w:bidi="ar_AE"/>
           </w:rPr>
           <w:rPr>
@@ -532,6 +652,8 @@
       </w:hyperlink>
       <w:r>
         <w:rPr>
+          <w:rtl/>
+          <w:cs/>
           <w:lang w:val="ar_AE" w:bidi="ar_AE"/>
         </w:rPr>
         <w:t xml:space="preserve">; </w:t>
@@ -539,6 +661,8 @@
       <w:hyperlink r:id="rId14">
         <w:r>
           <w:rPr>
+            <w:rtl/>
+            <w:cs/>
             <w:lang w:val="ar_AE" w:bidi="ar_AE"/>
           </w:rPr>
           <w:rPr>
@@ -550,6 +674,8 @@
       </w:hyperlink>
       <w:r>
         <w:rPr>
+          <w:rtl/>
+          <w:cs/>
           <w:lang w:val="ar_AE" w:bidi="ar_AE"/>
         </w:rPr>
         <w:t xml:space="preserve">; </w:t>
@@ -557,6 +683,8 @@
       <w:hyperlink r:id="rId23">
         <w:r>
           <w:rPr>
+            <w:rtl/>
+            <w:cs/>
             <w:lang w:val="ar_AE" w:bidi="ar_AE"/>
           </w:rPr>
           <w:rPr>
@@ -568,6 +696,8 @@
       </w:hyperlink>
       <w:r>
         <w:rPr>
+          <w:rtl/>
+          <w:cs/>
           <w:lang w:val="ar_AE" w:bidi="ar_AE"/>
         </w:rPr>
         <w:t xml:space="preserve">; </w:t>
@@ -575,6 +705,8 @@
       <w:hyperlink r:id="rId16">
         <w:r>
           <w:rPr>
+            <w:rtl/>
+            <w:cs/>
             <w:lang w:val="ar_AE" w:bidi="ar_AE"/>
           </w:rPr>
           <w:rPr>
@@ -586,6 +718,8 @@
       </w:hyperlink>
       <w:r>
         <w:rPr>
+          <w:rtl/>
+          <w:cs/>
           <w:lang w:val="ar_AE" w:bidi="ar_AE"/>
         </w:rPr>
         <w:t xml:space="preserve">; </w:t>
@@ -593,6 +727,8 @@
       <w:hyperlink r:id="rId24">
         <w:r>
           <w:rPr>
+            <w:rtl/>
+            <w:cs/>
             <w:lang w:val="ar_AE" w:bidi="ar_AE"/>
           </w:rPr>
           <w:rPr>
@@ -604,11 +740,15 @@
       </w:hyperlink>
       <w:r>
         <w:rPr>
-          <w:lang w:val="ar_AE" w:bidi="ar_AE"/>
-        </w:rPr>
-      </w:r>
-      <w:r>
-        <w:rPr>
+          <w:rtl/>
+          <w:cs/>
+          <w:lang w:val="ar_AE" w:bidi="ar_AE"/>
+        </w:rPr>
+      </w:r>
+      <w:r>
+        <w:rPr>
+          <w:rtl/>
+          <w:cs/>
           <w:lang w:val="ar_AE" w:bidi="ar_AE"/>
         </w:rPr>
       </w:r>
@@ -619,6 +759,8 @@
       </w:pPr>
       <w:r>
         <w:rPr>
+          <w:rtl/>
+          <w:cs/>
           <w:lang w:val="ar_AE" w:bidi="ar_AE"/>
         </w:rPr>
       </w:r>
@@ -630,12 +772,16 @@
       </w:pPr>
       <w:r>
         <w:rPr>
+          <w:rtl/>
+          <w:cs/>
           <w:lang w:val="ar_AE" w:bidi="ar_AE"/>
         </w:rPr>
         <w:t>الله أم الشيطان؟</w:t>
       </w:r>
       <w:r>
         <w:rPr>
+          <w:rtl/>
+          <w:cs/>
           <w:lang w:val="ar_AE" w:bidi="ar_AE"/>
         </w:rPr>
       </w:r>
@@ -646,11 +792,15 @@
       </w:pPr>
       <w:r>
         <w:rPr>
-          <w:lang w:val="ar_AE" w:bidi="ar_AE"/>
-        </w:rPr>
-      </w:r>
-      <w:r>
-        <w:rPr>
+          <w:rtl/>
+          <w:cs/>
+          <w:lang w:val="ar_AE" w:bidi="ar_AE"/>
+        </w:rPr>
+      </w:r>
+      <w:r>
+        <w:rPr>
+          <w:rtl/>
+          <w:cs/>
           <w:lang w:val="ar_AE" w:bidi="ar_AE"/>
         </w:rPr>
         <w:t>مَن المسؤول عن التجارب والصعوبات؟ قد يبدو الأمر غريبًا، لكن الكتاب المقدس أحيانًا ينسبها إلى الله، وأحيانًا ينسبها إلى الشيطان، وأحيانًا إلى كليهما. كيف يمكن أن يكون هذا؟ لفهم ذلك، نحتاج أن ننظر إلى هذه المواقف من زوايا مختلفة.</w:t>
@@ -662,11 +812,15 @@
       </w:pPr>
       <w:r>
         <w:rPr>
-          <w:lang w:val="ar_AE" w:bidi="ar_AE"/>
-        </w:rPr>
-      </w:r>
-      <w:r>
-        <w:rPr>
+          <w:rtl/>
+          <w:cs/>
+          <w:lang w:val="ar_AE" w:bidi="ar_AE"/>
+        </w:rPr>
+      </w:r>
+      <w:r>
+        <w:rPr>
+          <w:rtl/>
+          <w:cs/>
           <w:lang w:val="ar_AE" w:bidi="ar_AE"/>
         </w:rPr>
         <w:t xml:space="preserve">يقدّم الكتاب المقدس قصة إحصاء الملك داود في سفرين مختلفين، ويصفان هذان السفران ما حدث بطرق مختلفة. في </w:t>
@@ -674,6 +828,8 @@
       <w:hyperlink r:id="rId25">
         <w:r>
           <w:rPr>
+            <w:rtl/>
+            <w:cs/>
             <w:lang w:val="ar_AE" w:bidi="ar_AE"/>
           </w:rPr>
           <w:rPr>
@@ -685,18 +841,24 @@
       </w:hyperlink>
       <w:r>
         <w:rPr>
+          <w:rtl/>
+          <w:cs/>
           <w:lang w:val="ar_AE" w:bidi="ar_AE"/>
         </w:rPr>
         <w:t xml:space="preserve"> نقرأ أن الله "</w:t>
       </w:r>
       <w:r>
         <w:rPr>
+          <w:rtl/>
+          <w:cs/>
           <w:lang w:val="ar_AE" w:bidi="ar_AE"/>
         </w:rPr>
         <w:t>أَهَاجَ عَلَيْهِمْ دَاوُدَ</w:t>
       </w:r>
       <w:r>
         <w:rPr>
+          <w:rtl/>
+          <w:cs/>
           <w:lang w:val="ar_AE" w:bidi="ar_AE"/>
         </w:rPr>
         <w:t xml:space="preserve">" ليُجري إحصاءً. أما في </w:t>
@@ -704,6 +866,8 @@
       <w:hyperlink r:id="rId26">
         <w:r>
           <w:rPr>
+            <w:rtl/>
+            <w:cs/>
             <w:lang w:val="ar_AE" w:bidi="ar_AE"/>
           </w:rPr>
           <w:rPr>
@@ -715,6 +879,8 @@
       </w:hyperlink>
       <w:r>
         <w:rPr>
+          <w:rtl/>
+          <w:cs/>
           <w:lang w:val="ar_AE" w:bidi="ar_AE"/>
         </w:rPr>
         <w:t xml:space="preserve">، فيقول إن "وَقَفَ ٱلشَّيْطَانُ ضِدَّ إِسْرَائِيلَ، وَأَغْوَى دَاوُدَ لِيُحْصِيَ إِسْرَائِيلَ." يروي </w:t>
@@ -722,6 +888,8 @@
       <w:hyperlink r:id="rId27">
         <w:r>
           <w:rPr>
+            <w:rtl/>
+            <w:cs/>
             <w:lang w:val="ar_AE" w:bidi="ar_AE"/>
           </w:rPr>
           <w:rPr>
@@ -733,6 +901,8 @@
       </w:hyperlink>
       <w:r>
         <w:rPr>
+          <w:rtl/>
+          <w:cs/>
           <w:lang w:val="ar_AE" w:bidi="ar_AE"/>
         </w:rPr>
         <w:t xml:space="preserve"> القصة من منظور الله، حيث سمح الله بأفعال الشيطان ليُحقّق مقصده من خلالها.</w:t>
@@ -744,11 +914,15 @@
       </w:pPr>
       <w:r>
         <w:rPr>
-          <w:lang w:val="ar_AE" w:bidi="ar_AE"/>
-        </w:rPr>
-      </w:r>
-      <w:r>
-        <w:rPr>
+          <w:rtl/>
+          <w:cs/>
+          <w:lang w:val="ar_AE" w:bidi="ar_AE"/>
+        </w:rPr>
+      </w:r>
+      <w:r>
+        <w:rPr>
+          <w:rtl/>
+          <w:cs/>
           <w:lang w:val="ar_AE" w:bidi="ar_AE"/>
         </w:rPr>
         <w:t xml:space="preserve">هذا أمر شائع في الكتاب المقدس. نقرأ في </w:t>
@@ -756,6 +930,8 @@
       <w:hyperlink r:id="rId28">
         <w:r>
           <w:rPr>
+            <w:rtl/>
+            <w:cs/>
             <w:lang w:val="ar_AE" w:bidi="ar_AE"/>
           </w:rPr>
           <w:rPr>
@@ -767,6 +943,8 @@
       </w:hyperlink>
       <w:r>
         <w:rPr>
+          <w:rtl/>
+          <w:cs/>
           <w:lang w:val="ar_AE" w:bidi="ar_AE"/>
         </w:rPr>
         <w:t xml:space="preserve"> أن الروح القدس اقتاد يسوع إلى البرية حيث سيجرّبه الشيطان. وهذا يُظهِر كيف يمكن أن يكون الله والشيطان مشاركَين في نفس الحدث، لكن لكلٍّ منهما قصد مختلف.</w:t>
@@ -778,11 +956,15 @@
       </w:pPr>
       <w:r>
         <w:rPr>
-          <w:lang w:val="ar_AE" w:bidi="ar_AE"/>
-        </w:rPr>
-      </w:r>
-      <w:r>
-        <w:rPr>
+          <w:rtl/>
+          <w:cs/>
+          <w:lang w:val="ar_AE" w:bidi="ar_AE"/>
+        </w:rPr>
+      </w:r>
+      <w:r>
+        <w:rPr>
+          <w:rtl/>
+          <w:cs/>
           <w:lang w:val="ar_AE" w:bidi="ar_AE"/>
         </w:rPr>
         <w:t>يُعد مثال أيوب من أبرز الأمثلة على المعاناة. كان الله قد أثنى على أيوب لكونه شخصًا أمينًا. ثم منح الشيطان الإذن لإلحاق معاناة كبيرة بأيوب (</w:t>
@@ -790,6 +972,8 @@
       <w:hyperlink r:id="rId29">
         <w:r>
           <w:rPr>
+            <w:rtl/>
+            <w:cs/>
             <w:lang w:val="ar_AE" w:bidi="ar_AE"/>
           </w:rPr>
           <w:rPr>
@@ -801,6 +985,8 @@
       </w:hyperlink>
       <w:r>
         <w:rPr>
+          <w:rtl/>
+          <w:cs/>
           <w:lang w:val="ar_AE" w:bidi="ar_AE"/>
         </w:rPr>
         <w:t>). وعلى الرغم من الصعوبات، ظل أيوب بارًا. قاوم محاولات الشيطان لجعله يلعن الله.</w:t>
@@ -812,11 +998,15 @@
       </w:pPr>
       <w:r>
         <w:rPr>
-          <w:lang w:val="ar_AE" w:bidi="ar_AE"/>
-        </w:rPr>
-      </w:r>
-      <w:r>
-        <w:rPr>
+          <w:rtl/>
+          <w:cs/>
+          <w:lang w:val="ar_AE" w:bidi="ar_AE"/>
+        </w:rPr>
+      </w:r>
+      <w:r>
+        <w:rPr>
+          <w:rtl/>
+          <w:cs/>
           <w:lang w:val="ar_AE" w:bidi="ar_AE"/>
         </w:rPr>
         <w:t xml:space="preserve">بالطريقة نفسها، تُعلِّمنا رسالة </w:t>
@@ -824,6 +1014,8 @@
       <w:hyperlink r:id="rId30">
         <w:r>
           <w:rPr>
+            <w:rtl/>
+            <w:cs/>
             <w:lang w:val="ar_AE" w:bidi="ar_AE"/>
           </w:rPr>
           <w:rPr>
@@ -835,6 +1027,8 @@
       </w:hyperlink>
       <w:r>
         <w:rPr>
+          <w:rtl/>
+          <w:cs/>
           <w:lang w:val="ar_AE" w:bidi="ar_AE"/>
         </w:rPr>
         <w:t xml:space="preserve"> أن الله يمكن أن يرسل ضيقًا من خلال رسول من الشيطان. فعندما أشار بولس إلى "الشوكة"، استخدم فعلًا مبنيًّا للمجهول، ممّا يُظهِر أن الله هو الذي أعطاه هذه "المعاناة". والطريقة التي وصف بها بولس هذه التجربة تُظهِر أن الله قد سمح بحدوث هذا الضيق، رغم أن هذه المعاناة أتت بواسطة رسول من الشيطان.</w:t>
@@ -846,11 +1040,15 @@
       </w:pPr>
       <w:r>
         <w:rPr>
-          <w:lang w:val="ar_AE" w:bidi="ar_AE"/>
-        </w:rPr>
-      </w:r>
-      <w:r>
-        <w:rPr>
+          <w:rtl/>
+          <w:cs/>
+          <w:lang w:val="ar_AE" w:bidi="ar_AE"/>
+        </w:rPr>
+      </w:r>
+      <w:r>
+        <w:rPr>
+          <w:rtl/>
+          <w:cs/>
           <w:lang w:val="ar_AE" w:bidi="ar_AE"/>
         </w:rPr>
         <w:t>يحاول الشيطان بطرق مختلفة أن يؤذي ويُحبط الذين يتبعون الله. لكن الله هو المتحكِّم في كل شيء. والله لا يخلق الشر، لكنه أحيانًا يستخدم أفعال الآخرين الشريرة لتحقيق مقاصده الصالحة (</w:t>
@@ -858,6 +1056,8 @@
       <w:hyperlink r:id="rId31">
         <w:r>
           <w:rPr>
+            <w:rtl/>
+            <w:cs/>
             <w:lang w:val="ar_AE" w:bidi="ar_AE"/>
           </w:rPr>
           <w:rPr>
@@ -869,6 +1069,8 @@
       </w:hyperlink>
       <w:r>
         <w:rPr>
+          <w:rtl/>
+          <w:cs/>
           <w:lang w:val="ar_AE" w:bidi="ar_AE"/>
         </w:rPr>
         <w:t>).</w:t>
@@ -880,12 +1082,16 @@
       </w:pPr>
       <w:r>
         <w:rPr>
+          <w:rtl/>
+          <w:cs/>
           <w:lang w:val="ar_AE" w:bidi="ar_AE"/>
         </w:rPr>
       </w:r>
       <w:r>
         <w:rPr>
           <w:u w:val="single"/>
+          <w:rtl/>
+          <w:cs/>
           <w:lang w:val="ar_AE" w:bidi="ar_AE"/>
         </w:rPr>
         <w:t>مقاطع إضافية للدراسة</w:t>
@@ -897,12 +1103,16 @@
       </w:pPr>
       <w:r>
         <w:rPr>
+          <w:rtl/>
+          <w:cs/>
           <w:lang w:val="ar_AE" w:bidi="ar_AE"/>
         </w:rPr>
       </w:r>
       <w:hyperlink r:id="rId27">
         <w:r>
           <w:rPr>
+            <w:rtl/>
+            <w:cs/>
             <w:lang w:val="ar_AE" w:bidi="ar_AE"/>
           </w:rPr>
           <w:rPr>
@@ -914,6 +1124,8 @@
       </w:hyperlink>
       <w:r>
         <w:rPr>
+          <w:rtl/>
+          <w:cs/>
           <w:lang w:val="ar_AE" w:bidi="ar_AE"/>
         </w:rPr>
         <w:t xml:space="preserve">; </w:t>
@@ -921,6 +1133,8 @@
       <w:hyperlink r:id="rId32">
         <w:r>
           <w:rPr>
+            <w:rtl/>
+            <w:cs/>
             <w:lang w:val="ar_AE" w:bidi="ar_AE"/>
           </w:rPr>
           <w:rPr>
@@ -932,6 +1146,8 @@
       </w:hyperlink>
       <w:r>
         <w:rPr>
+          <w:rtl/>
+          <w:cs/>
           <w:lang w:val="ar_AE" w:bidi="ar_AE"/>
         </w:rPr>
         <w:t xml:space="preserve">; </w:t>
@@ -939,6 +1155,8 @@
       <w:hyperlink r:id="rId33">
         <w:r>
           <w:rPr>
+            <w:rtl/>
+            <w:cs/>
             <w:lang w:val="ar_AE" w:bidi="ar_AE"/>
           </w:rPr>
           <w:rPr>
@@ -950,6 +1168,8 @@
       </w:hyperlink>
       <w:r>
         <w:rPr>
+          <w:rtl/>
+          <w:cs/>
           <w:lang w:val="ar_AE" w:bidi="ar_AE"/>
         </w:rPr>
         <w:t xml:space="preserve">; </w:t>
@@ -957,6 +1177,8 @@
       <w:hyperlink r:id="rId34">
         <w:r>
           <w:rPr>
+            <w:rtl/>
+            <w:cs/>
             <w:lang w:val="ar_AE" w:bidi="ar_AE"/>
           </w:rPr>
           <w:rPr>
@@ -968,6 +1190,8 @@
       </w:hyperlink>
       <w:r>
         <w:rPr>
+          <w:rtl/>
+          <w:cs/>
           <w:lang w:val="ar_AE" w:bidi="ar_AE"/>
         </w:rPr>
         <w:t xml:space="preserve">; </w:t>
@@ -975,6 +1199,8 @@
       <w:hyperlink r:id="rId35">
         <w:r>
           <w:rPr>
+            <w:rtl/>
+            <w:cs/>
             <w:lang w:val="ar_AE" w:bidi="ar_AE"/>
           </w:rPr>
           <w:rPr>
@@ -986,6 +1212,8 @@
       </w:hyperlink>
       <w:r>
         <w:rPr>
+          <w:rtl/>
+          <w:cs/>
           <w:lang w:val="ar_AE" w:bidi="ar_AE"/>
         </w:rPr>
         <w:t xml:space="preserve">; </w:t>
@@ -993,6 +1221,8 @@
       <w:hyperlink r:id="rId36">
         <w:r>
           <w:rPr>
+            <w:rtl/>
+            <w:cs/>
             <w:lang w:val="ar_AE" w:bidi="ar_AE"/>
           </w:rPr>
           <w:rPr>
@@ -1004,6 +1234,8 @@
       </w:hyperlink>
       <w:r>
         <w:rPr>
+          <w:rtl/>
+          <w:cs/>
           <w:lang w:val="ar_AE" w:bidi="ar_AE"/>
         </w:rPr>
         <w:t xml:space="preserve">; </w:t>
@@ -1011,6 +1243,8 @@
       <w:hyperlink r:id="rId37">
         <w:r>
           <w:rPr>
+            <w:rtl/>
+            <w:cs/>
             <w:lang w:val="ar_AE" w:bidi="ar_AE"/>
           </w:rPr>
           <w:rPr>
@@ -1022,6 +1256,8 @@
       </w:hyperlink>
       <w:r>
         <w:rPr>
+          <w:rtl/>
+          <w:cs/>
           <w:lang w:val="ar_AE" w:bidi="ar_AE"/>
         </w:rPr>
         <w:t xml:space="preserve">; </w:t>
@@ -1029,6 +1265,8 @@
       <w:hyperlink r:id="rId38">
         <w:r>
           <w:rPr>
+            <w:rtl/>
+            <w:cs/>
             <w:lang w:val="ar_AE" w:bidi="ar_AE"/>
           </w:rPr>
           <w:rPr>
@@ -1040,6 +1278,8 @@
       </w:hyperlink>
       <w:r>
         <w:rPr>
+          <w:rtl/>
+          <w:cs/>
           <w:lang w:val="ar_AE" w:bidi="ar_AE"/>
         </w:rPr>
         <w:t xml:space="preserve">; </w:t>
@@ -1047,6 +1287,8 @@
       <w:hyperlink r:id="rId39">
         <w:r>
           <w:rPr>
+            <w:rtl/>
+            <w:cs/>
             <w:lang w:val="ar_AE" w:bidi="ar_AE"/>
           </w:rPr>
           <w:rPr>
@@ -1058,6 +1300,8 @@
       </w:hyperlink>
       <w:r>
         <w:rPr>
+          <w:rtl/>
+          <w:cs/>
           <w:lang w:val="ar_AE" w:bidi="ar_AE"/>
         </w:rPr>
         <w:t xml:space="preserve">; </w:t>
@@ -1065,6 +1309,8 @@
       <w:hyperlink r:id="rId40">
         <w:r>
           <w:rPr>
+            <w:rtl/>
+            <w:cs/>
             <w:lang w:val="ar_AE" w:bidi="ar_AE"/>
           </w:rPr>
           <w:rPr>
@@ -1076,6 +1322,8 @@
       </w:hyperlink>
       <w:r>
         <w:rPr>
+          <w:rtl/>
+          <w:cs/>
           <w:lang w:val="ar_AE" w:bidi="ar_AE"/>
         </w:rPr>
         <w:t xml:space="preserve">; </w:t>
@@ -1083,6 +1331,8 @@
       <w:hyperlink r:id="rId41">
         <w:r>
           <w:rPr>
+            <w:rtl/>
+            <w:cs/>
             <w:lang w:val="ar_AE" w:bidi="ar_AE"/>
           </w:rPr>
           <w:rPr>
@@ -1094,6 +1344,8 @@
       </w:hyperlink>
       <w:r>
         <w:rPr>
+          <w:rtl/>
+          <w:cs/>
           <w:lang w:val="ar_AE" w:bidi="ar_AE"/>
         </w:rPr>
         <w:t xml:space="preserve">; </w:t>
@@ -1101,6 +1353,8 @@
       <w:hyperlink r:id="rId42">
         <w:r>
           <w:rPr>
+            <w:rtl/>
+            <w:cs/>
             <w:lang w:val="ar_AE" w:bidi="ar_AE"/>
           </w:rPr>
           <w:rPr>
@@ -1112,6 +1366,8 @@
       </w:hyperlink>
       <w:r>
         <w:rPr>
+          <w:rtl/>
+          <w:cs/>
           <w:lang w:val="ar_AE" w:bidi="ar_AE"/>
         </w:rPr>
         <w:t xml:space="preserve">, </w:t>
@@ -1119,6 +1375,8 @@
       <w:hyperlink r:id="rId43">
         <w:r>
           <w:rPr>
+            <w:rtl/>
+            <w:cs/>
             <w:lang w:val="ar_AE" w:bidi="ar_AE"/>
           </w:rPr>
           <w:rPr>
@@ -1130,11 +1388,15 @@
       </w:hyperlink>
       <w:r>
         <w:rPr>
-          <w:lang w:val="ar_AE" w:bidi="ar_AE"/>
-        </w:rPr>
-      </w:r>
-      <w:r>
-        <w:rPr>
+          <w:rtl/>
+          <w:cs/>
+          <w:lang w:val="ar_AE" w:bidi="ar_AE"/>
+        </w:rPr>
+      </w:r>
+      <w:r>
+        <w:rPr>
+          <w:rtl/>
+          <w:cs/>
           <w:lang w:val="ar_AE" w:bidi="ar_AE"/>
         </w:rPr>
       </w:r>
@@ -1145,6 +1407,8 @@
       </w:pPr>
       <w:r>
         <w:rPr>
+          <w:rtl/>
+          <w:cs/>
           <w:lang w:val="ar_AE" w:bidi="ar_AE"/>
         </w:rPr>
       </w:r>
@@ -1156,12 +1420,16 @@
       </w:pPr>
       <w:r>
         <w:rPr>
+          <w:rtl/>
+          <w:cs/>
           <w:lang w:val="ar_AE" w:bidi="ar_AE"/>
         </w:rPr>
         <w:t>الله يحمي خادمه</w:t>
       </w:r>
       <w:r>
         <w:rPr>
+          <w:rtl/>
+          <w:cs/>
           <w:lang w:val="ar_AE" w:bidi="ar_AE"/>
         </w:rPr>
       </w:r>
@@ -1172,23 +1440,31 @@
       </w:pPr>
       <w:r>
         <w:rPr>
-          <w:lang w:val="ar_AE" w:bidi="ar_AE"/>
-        </w:rPr>
-      </w:r>
-      <w:r>
-        <w:rPr>
+          <w:rtl/>
+          <w:cs/>
+          <w:lang w:val="ar_AE" w:bidi="ar_AE"/>
+        </w:rPr>
+      </w:r>
+      <w:r>
+        <w:rPr>
+          <w:rtl/>
+          <w:cs/>
           <w:lang w:val="ar_AE" w:bidi="ar_AE"/>
         </w:rPr>
         <w:t xml:space="preserve">عندما دعا الله النبي إرميا ليكون رسولًا له، وعد بحمايته. كانت هذه الحماية روحية، حيث منح الرب إرميا قوة داخلية "مثل </w:t>
       </w:r>
       <w:r>
         <w:rPr>
+          <w:rtl/>
+          <w:cs/>
           <w:lang w:val="ar_AE" w:bidi="ar_AE"/>
         </w:rPr>
         <w:t>مَدِينَة حَصِينَة</w:t>
       </w:r>
       <w:r>
         <w:rPr>
+          <w:rtl/>
+          <w:cs/>
           <w:lang w:val="ar_AE" w:bidi="ar_AE"/>
         </w:rPr>
         <w:t>" (</w:t>
@@ -1196,6 +1472,8 @@
       <w:hyperlink r:id="rId44">
         <w:r>
           <w:rPr>
+            <w:rtl/>
+            <w:cs/>
             <w:lang w:val="ar_AE" w:bidi="ar_AE"/>
           </w:rPr>
           <w:rPr>
@@ -1207,18 +1485,24 @@
       </w:hyperlink>
       <w:r>
         <w:rPr>
+          <w:rtl/>
+          <w:cs/>
           <w:lang w:val="ar_AE" w:bidi="ar_AE"/>
         </w:rPr>
         <w:t>). كما كانت حماية الله له جسدية أيضًا : "</w:t>
       </w:r>
       <w:r>
         <w:rPr>
+          <w:rtl/>
+          <w:cs/>
           <w:lang w:val="ar_AE" w:bidi="ar_AE"/>
         </w:rPr>
         <w:t>فَيُحَارِبُونَكَ وَلَا يَقْدِرُونَ عَلَيْكَ</w:t>
       </w:r>
       <w:r>
         <w:rPr>
+          <w:rtl/>
+          <w:cs/>
           <w:lang w:val="ar_AE" w:bidi="ar_AE"/>
         </w:rPr>
         <w:t>" (</w:t>
@@ -1226,6 +1510,8 @@
       <w:hyperlink r:id="rId45">
         <w:r>
           <w:rPr>
+            <w:rtl/>
+            <w:cs/>
             <w:lang w:val="ar_AE" w:bidi="ar_AE"/>
           </w:rPr>
           <w:rPr>
@@ -1237,6 +1523,8 @@
       </w:hyperlink>
       <w:r>
         <w:rPr>
+          <w:rtl/>
+          <w:cs/>
           <w:lang w:val="ar_AE" w:bidi="ar_AE"/>
         </w:rPr>
         <w:t>).</w:t>
@@ -1248,11 +1536,15 @@
       </w:pPr>
       <w:r>
         <w:rPr>
-          <w:lang w:val="ar_AE" w:bidi="ar_AE"/>
-        </w:rPr>
-      </w:r>
-      <w:r>
-        <w:rPr>
+          <w:rtl/>
+          <w:cs/>
+          <w:lang w:val="ar_AE" w:bidi="ar_AE"/>
+        </w:rPr>
+      </w:r>
+      <w:r>
+        <w:rPr>
+          <w:rtl/>
+          <w:cs/>
           <w:lang w:val="ar_AE" w:bidi="ar_AE"/>
         </w:rPr>
         <w:t xml:space="preserve">في أثناء حكم الملك يوشيّا (من 640 إلى 609 قبل الميلاد)، كان إرميا يسكن آمنًا ولم يتعرض لأية تهديدات تُنذِرُ بالخطر على حياته. ولكن الأمور تغيرت عندما تولى يهوياقيم المُلك (من 609 إلى 598 قبل الميلاد). وسرعان ما أصبح الملك ومسؤولوه عدائيين، مما عرض حياة إرميا للخطر. ومع ذلك، وعد الرب بحمايته (انظر </w:t>
@@ -1260,6 +1552,8 @@
       <w:hyperlink r:id="rId46">
         <w:r>
           <w:rPr>
+            <w:rtl/>
+            <w:cs/>
             <w:lang w:val="ar_AE" w:bidi="ar_AE"/>
           </w:rPr>
           <w:rPr>
@@ -1271,6 +1565,8 @@
       </w:hyperlink>
       <w:r>
         <w:rPr>
+          <w:rtl/>
+          <w:cs/>
           <w:lang w:val="ar_AE" w:bidi="ar_AE"/>
         </w:rPr>
         <w:t>).</w:t>
@@ -1282,23 +1578,31 @@
       </w:pPr>
       <w:r>
         <w:rPr>
-          <w:lang w:val="ar_AE" w:bidi="ar_AE"/>
-        </w:rPr>
-      </w:r>
-      <w:r>
-        <w:rPr>
+          <w:rtl/>
+          <w:cs/>
+          <w:lang w:val="ar_AE" w:bidi="ar_AE"/>
+        </w:rPr>
+      </w:r>
+      <w:r>
+        <w:rPr>
+          <w:rtl/>
+          <w:cs/>
           <w:lang w:val="ar_AE" w:bidi="ar_AE"/>
         </w:rPr>
         <w:t xml:space="preserve">بدا أن هذا الوعد قد انكسر عندما اعتُقل </w:t>
       </w:r>
       <w:r>
         <w:rPr>
+          <w:rtl/>
+          <w:cs/>
           <w:lang w:val="ar_AE" w:bidi="ar_AE"/>
         </w:rPr>
         <w:t xml:space="preserve">فَشْحُور </w:t>
       </w:r>
       <w:r>
         <w:rPr>
+          <w:rtl/>
+          <w:cs/>
           <w:lang w:val="ar_AE" w:bidi="ar_AE"/>
         </w:rPr>
         <w:t>إرميا، وجلده، ووُضعه في المقطرة (</w:t>
@@ -1306,6 +1610,8 @@
       <w:hyperlink r:id="rId47">
         <w:r>
           <w:rPr>
+            <w:rtl/>
+            <w:cs/>
             <w:lang w:val="ar_AE" w:bidi="ar_AE"/>
           </w:rPr>
           <w:rPr>
@@ -1317,6 +1623,8 @@
       </w:hyperlink>
       <w:r>
         <w:rPr>
+          <w:rtl/>
+          <w:cs/>
           <w:lang w:val="ar_AE" w:bidi="ar_AE"/>
         </w:rPr>
         <w:t>). تشكك إرميا في الرب وكان سبب حيرته لأنه (حسب ظنّه) اعتقد أن الرب قد أضلّه أو خدعه. لكن سرعان ما استعاد إرميا ثقته بالرب (</w:t>
@@ -1324,6 +1632,8 @@
       <w:hyperlink r:id="rId48">
         <w:r>
           <w:rPr>
+            <w:rtl/>
+            <w:cs/>
             <w:lang w:val="ar_AE" w:bidi="ar_AE"/>
           </w:rPr>
           <w:rPr>
@@ -1335,6 +1645,8 @@
       </w:hyperlink>
       <w:r>
         <w:rPr>
+          <w:rtl/>
+          <w:cs/>
           <w:lang w:val="ar_AE" w:bidi="ar_AE"/>
         </w:rPr>
         <w:t xml:space="preserve">). في بداية حكم يهوياقيم، اعتُقل إرميا، وقُدّم للمحاكمة (أصحاح </w:t>
@@ -1342,6 +1654,8 @@
       <w:hyperlink r:id="rId49">
         <w:r>
           <w:rPr>
+            <w:rtl/>
+            <w:cs/>
             <w:lang w:val="ar_AE" w:bidi="ar_AE"/>
           </w:rPr>
           <w:rPr>
@@ -1353,6 +1667,8 @@
       </w:hyperlink>
       <w:r>
         <w:rPr>
+          <w:rtl/>
+          <w:cs/>
           <w:lang w:val="ar_AE" w:bidi="ar_AE"/>
         </w:rPr>
         <w:t>). قوّى الرب إرميا داخليًا، معطيًا إياه معونة ليبقى هادئًا.</w:t>
@@ -1364,23 +1680,31 @@
       </w:pPr>
       <w:r>
         <w:rPr>
-          <w:lang w:val="ar_AE" w:bidi="ar_AE"/>
-        </w:rPr>
-      </w:r>
-      <w:r>
-        <w:rPr>
+          <w:rtl/>
+          <w:cs/>
+          <w:lang w:val="ar_AE" w:bidi="ar_AE"/>
+        </w:rPr>
+      </w:r>
+      <w:r>
+        <w:rPr>
+          <w:rtl/>
+          <w:cs/>
           <w:lang w:val="ar_AE" w:bidi="ar_AE"/>
         </w:rPr>
         <w:t xml:space="preserve">إن بعض الشيوخ الذين خدموا تحت حكم الملك يوشيّا حموا إرميا. هؤلاء ذكّروا يوشيّا برد فعل الملك حزقيّا على الخطر القادم قبل قرن من الزمان. أنقذ </w:t>
       </w:r>
       <w:r>
         <w:rPr>
+          <w:rtl/>
+          <w:cs/>
           <w:lang w:val="ar_AE" w:bidi="ar_AE"/>
         </w:rPr>
         <w:t xml:space="preserve">أَخِيقَامَ بْنِ شَافَان </w:t>
       </w:r>
       <w:r>
         <w:rPr>
+          <w:rtl/>
+          <w:cs/>
           <w:lang w:val="ar_AE" w:bidi="ar_AE"/>
         </w:rPr>
         <w:t>حياة إرميا (</w:t>
@@ -1388,6 +1712,8 @@
       <w:hyperlink r:id="rId50">
         <w:r>
           <w:rPr>
+            <w:rtl/>
+            <w:cs/>
             <w:lang w:val="ar_AE" w:bidi="ar_AE"/>
           </w:rPr>
           <w:rPr>
@@ -1399,6 +1725,8 @@
       </w:hyperlink>
       <w:r>
         <w:rPr>
+          <w:rtl/>
+          <w:cs/>
           <w:lang w:val="ar_AE" w:bidi="ar_AE"/>
         </w:rPr>
         <w:t>). واختبأ إرميا عندما حاول جنود يهوياقيم قتله. أبقاه الرب مختبئًا حتى بعد وفاة يهوياقيم (</w:t>
@@ -1406,6 +1734,8 @@
       <w:hyperlink r:id="rId51">
         <w:r>
           <w:rPr>
+            <w:rtl/>
+            <w:cs/>
             <w:lang w:val="ar_AE" w:bidi="ar_AE"/>
           </w:rPr>
           <w:rPr>
@@ -1417,6 +1747,8 @@
       </w:hyperlink>
       <w:r>
         <w:rPr>
+          <w:rtl/>
+          <w:cs/>
           <w:lang w:val="ar_AE" w:bidi="ar_AE"/>
         </w:rPr>
         <w:t xml:space="preserve"> </w:t>
@@ -1424,6 +1756,8 @@
       <w:hyperlink r:id="rId52">
         <w:r>
           <w:rPr>
+            <w:rtl/>
+            <w:cs/>
             <w:lang w:val="ar_AE" w:bidi="ar_AE"/>
           </w:rPr>
           <w:rPr>
@@ -1435,6 +1769,8 @@
       </w:hyperlink>
       <w:r>
         <w:rPr>
+          <w:rtl/>
+          <w:cs/>
           <w:lang w:val="ar_AE" w:bidi="ar_AE"/>
         </w:rPr>
         <w:t>).</w:t>
@@ -1446,23 +1782,31 @@
       </w:pPr>
       <w:r>
         <w:rPr>
-          <w:lang w:val="ar_AE" w:bidi="ar_AE"/>
-        </w:rPr>
-      </w:r>
-      <w:r>
-        <w:rPr>
+          <w:rtl/>
+          <w:cs/>
+          <w:lang w:val="ar_AE" w:bidi="ar_AE"/>
+        </w:rPr>
+      </w:r>
+      <w:r>
+        <w:rPr>
+          <w:rtl/>
+          <w:cs/>
           <w:lang w:val="ar_AE" w:bidi="ar_AE"/>
         </w:rPr>
         <w:t xml:space="preserve">أما الملك الجديد، صدقيا فقد عامل إرميا بلطف كبير. ومع ذلك، تعرّض إرميا للخطر عدة مرات في أثناء الهجوم على أورشليم وحصارها. في إحدى المرات، ألقاه مسؤولو الملك في بئر موحل (صهريج). حمى الله إرميا إذ حثّ غريب يدعى </w:t>
       </w:r>
       <w:r>
         <w:rPr>
+          <w:rtl/>
+          <w:cs/>
           <w:lang w:val="ar_AE" w:bidi="ar_AE"/>
         </w:rPr>
         <w:t xml:space="preserve">عَبْدَ مَلِكُ ٱلْكُوشِيُّ على </w:t>
       </w:r>
       <w:r>
         <w:rPr>
+          <w:rtl/>
+          <w:cs/>
           <w:lang w:val="ar_AE" w:bidi="ar_AE"/>
         </w:rPr>
         <w:t>إنقاذه. ثم وضع صدقيا إرميا في (فِي دَارِ ٱلسِّجْن) الحجز التحفظي بغرض الحماية (</w:t>
@@ -1470,6 +1814,8 @@
       <w:hyperlink r:id="rId53">
         <w:r>
           <w:rPr>
+            <w:rtl/>
+            <w:cs/>
             <w:lang w:val="ar_AE" w:bidi="ar_AE"/>
           </w:rPr>
           <w:rPr>
@@ -1481,6 +1827,8 @@
       </w:hyperlink>
       <w:r>
         <w:rPr>
+          <w:rtl/>
+          <w:cs/>
           <w:lang w:val="ar_AE" w:bidi="ar_AE"/>
         </w:rPr>
         <w:t>).</w:t>
@@ -1492,23 +1840,31 @@
       </w:pPr>
       <w:r>
         <w:rPr>
-          <w:lang w:val="ar_AE" w:bidi="ar_AE"/>
-        </w:rPr>
-      </w:r>
-      <w:r>
-        <w:rPr>
+          <w:rtl/>
+          <w:cs/>
+          <w:lang w:val="ar_AE" w:bidi="ar_AE"/>
+        </w:rPr>
+      </w:r>
+      <w:r>
+        <w:rPr>
+          <w:rtl/>
+          <w:cs/>
           <w:lang w:val="ar_AE" w:bidi="ar_AE"/>
         </w:rPr>
         <w:t xml:space="preserve">نجا إرميا عندما استولى البابليون على أورشليم، مع أنّه كان على وشك أن يُؤخذ أسيرًا إلى بابل. لقد حثّ الله الجنرال البابلي على تحرير إرميا، وعرض عليه خيارًا: يمكنه الذَّهاب إلى بابل كإنسان حر أو البقاء مع </w:t>
       </w:r>
       <w:r>
         <w:rPr>
+          <w:rtl/>
+          <w:cs/>
           <w:lang w:val="ar_AE" w:bidi="ar_AE"/>
         </w:rPr>
         <w:t>جَدَلْيَا بْنِ أَخِيقَامَ بْنِ شَافَان</w:t>
       </w:r>
       <w:r>
         <w:rPr>
+          <w:rtl/>
+          <w:cs/>
           <w:lang w:val="ar_AE" w:bidi="ar_AE"/>
         </w:rPr>
         <w:t>، حاكم يهوذا الجديد (</w:t>
@@ -1516,6 +1872,8 @@
       <w:hyperlink r:id="rId54">
         <w:r>
           <w:rPr>
+            <w:rtl/>
+            <w:cs/>
             <w:lang w:val="ar_AE" w:bidi="ar_AE"/>
           </w:rPr>
           <w:rPr>
@@ -1527,6 +1885,8 @@
       </w:hyperlink>
       <w:r>
         <w:rPr>
+          <w:rtl/>
+          <w:cs/>
           <w:lang w:val="ar_AE" w:bidi="ar_AE"/>
         </w:rPr>
         <w:t xml:space="preserve"> </w:t>
@@ -1534,6 +1894,8 @@
       <w:hyperlink r:id="rId55">
         <w:r>
           <w:rPr>
+            <w:rtl/>
+            <w:cs/>
             <w:lang w:val="ar_AE" w:bidi="ar_AE"/>
           </w:rPr>
           <w:rPr>
@@ -1545,30 +1907,40 @@
       </w:hyperlink>
       <w:r>
         <w:rPr>
+          <w:rtl/>
+          <w:cs/>
           <w:lang w:val="ar_AE" w:bidi="ar_AE"/>
         </w:rPr>
         <w:t xml:space="preserve">). كما حمى الله إرميا من </w:t>
       </w:r>
       <w:r>
         <w:rPr>
+          <w:rtl/>
+          <w:cs/>
           <w:lang w:val="ar_AE" w:bidi="ar_AE"/>
         </w:rPr>
         <w:t>يُوحَانَانَ بْنَ قَارِيح ورجاله</w:t>
       </w:r>
       <w:r>
         <w:rPr>
+          <w:rtl/>
+          <w:cs/>
           <w:lang w:val="ar_AE" w:bidi="ar_AE"/>
         </w:rPr>
         <w:t>، الذين أجبروا إرميا و</w:t>
       </w:r>
       <w:r>
         <w:rPr>
+          <w:rtl/>
+          <w:cs/>
           <w:lang w:val="ar_AE" w:bidi="ar_AE"/>
         </w:rPr>
         <w:t xml:space="preserve">بَارُوخُ بْنُ نِيرِيَّا </w:t>
       </w:r>
       <w:r>
         <w:rPr>
+          <w:rtl/>
+          <w:cs/>
           <w:lang w:val="ar_AE" w:bidi="ar_AE"/>
         </w:rPr>
         <w:t>على الذَّهاب إلى مصر (</w:t>
@@ -1576,6 +1948,8 @@
       <w:hyperlink r:id="rId56">
         <w:r>
           <w:rPr>
+            <w:rtl/>
+            <w:cs/>
             <w:lang w:val="ar_AE" w:bidi="ar_AE"/>
           </w:rPr>
           <w:rPr>
@@ -1587,6 +1961,8 @@
       </w:hyperlink>
       <w:r>
         <w:rPr>
+          <w:rtl/>
+          <w:cs/>
           <w:lang w:val="ar_AE" w:bidi="ar_AE"/>
         </w:rPr>
         <w:t>).</w:t>
@@ -1598,11 +1974,15 @@
       </w:pPr>
       <w:r>
         <w:rPr>
-          <w:lang w:val="ar_AE" w:bidi="ar_AE"/>
-        </w:rPr>
-      </w:r>
-      <w:r>
-        <w:rPr>
+          <w:rtl/>
+          <w:cs/>
+          <w:lang w:val="ar_AE" w:bidi="ar_AE"/>
+        </w:rPr>
+      </w:r>
+      <w:r>
+        <w:rPr>
+          <w:rtl/>
+          <w:cs/>
           <w:lang w:val="ar_AE" w:bidi="ar_AE"/>
         </w:rPr>
         <w:t xml:space="preserve">حفظ الله وعوده لإرميا، ويستمر في حفظ وعوده لجميع شعبه. ومع هذا فهو لا يعد دائمًا بحماية الجسد لمن يخدمونه (انظر </w:t>
@@ -1610,6 +1990,8 @@
       <w:hyperlink r:id="rId57">
         <w:r>
           <w:rPr>
+            <w:rtl/>
+            <w:cs/>
             <w:lang w:val="ar_AE" w:bidi="ar_AE"/>
           </w:rPr>
           <w:rPr>
@@ -1621,6 +2003,8 @@
       </w:hyperlink>
       <w:r>
         <w:rPr>
+          <w:rtl/>
+          <w:cs/>
           <w:lang w:val="ar_AE" w:bidi="ar_AE"/>
         </w:rPr>
         <w:t xml:space="preserve"> </w:t>
@@ -1628,6 +2012,8 @@
       <w:hyperlink r:id="rId58">
         <w:r>
           <w:rPr>
+            <w:rtl/>
+            <w:cs/>
             <w:lang w:val="ar_AE" w:bidi="ar_AE"/>
           </w:rPr>
           <w:rPr>
@@ -1639,6 +2025,8 @@
       </w:hyperlink>
       <w:r>
         <w:rPr>
+          <w:rtl/>
+          <w:cs/>
           <w:lang w:val="ar_AE" w:bidi="ar_AE"/>
         </w:rPr>
         <w:t xml:space="preserve"> </w:t>
@@ -1646,6 +2034,8 @@
       <w:hyperlink r:id="rId59">
         <w:r>
           <w:rPr>
+            <w:rtl/>
+            <w:cs/>
             <w:lang w:val="ar_AE" w:bidi="ar_AE"/>
           </w:rPr>
           <w:rPr>
@@ -1657,6 +2047,8 @@
       </w:hyperlink>
       <w:r>
         <w:rPr>
+          <w:rtl/>
+          <w:cs/>
           <w:lang w:val="ar_AE" w:bidi="ar_AE"/>
         </w:rPr>
         <w:t xml:space="preserve"> </w:t>
@@ -1664,6 +2056,8 @@
       <w:hyperlink r:id="rId60">
         <w:r>
           <w:rPr>
+            <w:rtl/>
+            <w:cs/>
             <w:lang w:val="ar_AE" w:bidi="ar_AE"/>
           </w:rPr>
           <w:rPr>
@@ -1675,6 +2069,8 @@
       </w:hyperlink>
       <w:r>
         <w:rPr>
+          <w:rtl/>
+          <w:cs/>
           <w:lang w:val="ar_AE" w:bidi="ar_AE"/>
         </w:rPr>
         <w:t xml:space="preserve"> </w:t>
@@ -1682,6 +2078,8 @@
       <w:hyperlink r:id="rId61">
         <w:r>
           <w:rPr>
+            <w:rtl/>
+            <w:cs/>
             <w:lang w:val="ar_AE" w:bidi="ar_AE"/>
           </w:rPr>
           <w:rPr>
@@ -1693,6 +2091,8 @@
       </w:hyperlink>
       <w:r>
         <w:rPr>
+          <w:rtl/>
+          <w:cs/>
           <w:lang w:val="ar_AE" w:bidi="ar_AE"/>
         </w:rPr>
         <w:t xml:space="preserve"> </w:t>
@@ -1700,6 +2100,8 @@
       <w:hyperlink r:id="rId62">
         <w:r>
           <w:rPr>
+            <w:rtl/>
+            <w:cs/>
             <w:lang w:val="ar_AE" w:bidi="ar_AE"/>
           </w:rPr>
           <w:rPr>
@@ -1711,6 +2113,8 @@
       </w:hyperlink>
       <w:r>
         <w:rPr>
+          <w:rtl/>
+          <w:cs/>
           <w:lang w:val="ar_AE" w:bidi="ar_AE"/>
         </w:rPr>
         <w:t>)، لكنه يعد بالخلاص الأبدي لأولئك الذين يؤمنون به (</w:t>
@@ -1718,6 +2122,8 @@
       <w:hyperlink r:id="rId63">
         <w:r>
           <w:rPr>
+            <w:rtl/>
+            <w:cs/>
             <w:lang w:val="ar_AE" w:bidi="ar_AE"/>
           </w:rPr>
           <w:rPr>
@@ -1729,6 +2135,8 @@
       </w:hyperlink>
       <w:r>
         <w:rPr>
+          <w:rtl/>
+          <w:cs/>
           <w:lang w:val="ar_AE" w:bidi="ar_AE"/>
         </w:rPr>
         <w:t xml:space="preserve"> </w:t>
@@ -1736,6 +2144,8 @@
       <w:hyperlink r:id="rId64">
         <w:r>
           <w:rPr>
+            <w:rtl/>
+            <w:cs/>
             <w:lang w:val="ar_AE" w:bidi="ar_AE"/>
           </w:rPr>
           <w:rPr>
@@ -1747,6 +2157,8 @@
       </w:hyperlink>
       <w:r>
         <w:rPr>
+          <w:rtl/>
+          <w:cs/>
           <w:lang w:val="ar_AE" w:bidi="ar_AE"/>
         </w:rPr>
         <w:t xml:space="preserve"> </w:t>
@@ -1754,6 +2166,8 @@
       <w:hyperlink r:id="rId65">
         <w:r>
           <w:rPr>
+            <w:rtl/>
+            <w:cs/>
             <w:lang w:val="ar_AE" w:bidi="ar_AE"/>
           </w:rPr>
           <w:rPr>
@@ -1765,6 +2179,8 @@
       </w:hyperlink>
       <w:r>
         <w:rPr>
+          <w:rtl/>
+          <w:cs/>
           <w:lang w:val="ar_AE" w:bidi="ar_AE"/>
         </w:rPr>
         <w:t>).</w:t>
@@ -1776,12 +2192,16 @@
       </w:pPr>
       <w:r>
         <w:rPr>
+          <w:rtl/>
+          <w:cs/>
           <w:lang w:val="ar_AE" w:bidi="ar_AE"/>
         </w:rPr>
       </w:r>
       <w:r>
         <w:rPr>
           <w:u w:val="single"/>
+          <w:rtl/>
+          <w:cs/>
           <w:lang w:val="ar_AE" w:bidi="ar_AE"/>
         </w:rPr>
         <w:t>مقاطع كتابية لدراسة أعمق</w:t>
@@ -1793,12 +2213,16 @@
       </w:pPr>
       <w:r>
         <w:rPr>
+          <w:rtl/>
+          <w:cs/>
           <w:lang w:val="ar_AE" w:bidi="ar_AE"/>
         </w:rPr>
       </w:r>
       <w:hyperlink r:id="rId66">
         <w:r>
           <w:rPr>
+            <w:rtl/>
+            <w:cs/>
             <w:lang w:val="ar_AE" w:bidi="ar_AE"/>
           </w:rPr>
           <w:rPr>
@@ -1810,6 +2234,8 @@
       </w:hyperlink>
       <w:r>
         <w:rPr>
+          <w:rtl/>
+          <w:cs/>
           <w:lang w:val="ar_AE" w:bidi="ar_AE"/>
         </w:rPr>
         <w:t xml:space="preserve"> </w:t>
@@ -1817,6 +2243,8 @@
       <w:hyperlink r:id="rId67">
         <w:r>
           <w:rPr>
+            <w:rtl/>
+            <w:cs/>
             <w:lang w:val="ar_AE" w:bidi="ar_AE"/>
           </w:rPr>
           <w:rPr>
@@ -1828,6 +2256,8 @@
       </w:hyperlink>
       <w:r>
         <w:rPr>
+          <w:rtl/>
+          <w:cs/>
           <w:lang w:val="ar_AE" w:bidi="ar_AE"/>
         </w:rPr>
         <w:t xml:space="preserve"> </w:t>
@@ -1835,6 +2265,8 @@
       <w:hyperlink r:id="rId68">
         <w:r>
           <w:rPr>
+            <w:rtl/>
+            <w:cs/>
             <w:lang w:val="ar_AE" w:bidi="ar_AE"/>
           </w:rPr>
           <w:rPr>
@@ -1846,6 +2278,8 @@
       </w:hyperlink>
       <w:r>
         <w:rPr>
+          <w:rtl/>
+          <w:cs/>
           <w:lang w:val="ar_AE" w:bidi="ar_AE"/>
         </w:rPr>
         <w:t xml:space="preserve"> </w:t>
@@ -1853,6 +2287,8 @@
       <w:hyperlink r:id="rId69">
         <w:r>
           <w:rPr>
+            <w:rtl/>
+            <w:cs/>
             <w:lang w:val="ar_AE" w:bidi="ar_AE"/>
           </w:rPr>
           <w:rPr>
@@ -1864,6 +2300,8 @@
       </w:hyperlink>
       <w:r>
         <w:rPr>
+          <w:rtl/>
+          <w:cs/>
           <w:lang w:val="ar_AE" w:bidi="ar_AE"/>
         </w:rPr>
         <w:t xml:space="preserve"> </w:t>
@@ -1871,6 +2309,8 @@
       <w:hyperlink r:id="rId70">
         <w:r>
           <w:rPr>
+            <w:rtl/>
+            <w:cs/>
             <w:lang w:val="ar_AE" w:bidi="ar_AE"/>
           </w:rPr>
           <w:rPr>
@@ -1882,6 +2322,8 @@
       </w:hyperlink>
       <w:r>
         <w:rPr>
+          <w:rtl/>
+          <w:cs/>
           <w:lang w:val="ar_AE" w:bidi="ar_AE"/>
         </w:rPr>
         <w:t xml:space="preserve"> </w:t>
@@ -1889,6 +2331,8 @@
       <w:hyperlink r:id="rId71">
         <w:r>
           <w:rPr>
+            <w:rtl/>
+            <w:cs/>
             <w:lang w:val="ar_AE" w:bidi="ar_AE"/>
           </w:rPr>
           <w:rPr>
@@ -1900,6 +2344,8 @@
       </w:hyperlink>
       <w:r>
         <w:rPr>
+          <w:rtl/>
+          <w:cs/>
           <w:lang w:val="ar_AE" w:bidi="ar_AE"/>
         </w:rPr>
         <w:t xml:space="preserve"> </w:t>
@@ -1907,6 +2353,8 @@
       <w:hyperlink r:id="rId72">
         <w:r>
           <w:rPr>
+            <w:rtl/>
+            <w:cs/>
             <w:lang w:val="ar_AE" w:bidi="ar_AE"/>
           </w:rPr>
           <w:rPr>
@@ -1918,6 +2366,8 @@
       </w:hyperlink>
       <w:r>
         <w:rPr>
+          <w:rtl/>
+          <w:cs/>
           <w:lang w:val="ar_AE" w:bidi="ar_AE"/>
         </w:rPr>
         <w:t xml:space="preserve"> </w:t>
@@ -1925,6 +2375,8 @@
       <w:hyperlink r:id="rId46">
         <w:r>
           <w:rPr>
+            <w:rtl/>
+            <w:cs/>
             <w:lang w:val="ar_AE" w:bidi="ar_AE"/>
           </w:rPr>
           <w:rPr>
@@ -1936,6 +2388,8 @@
       </w:hyperlink>
       <w:r>
         <w:rPr>
+          <w:rtl/>
+          <w:cs/>
           <w:lang w:val="ar_AE" w:bidi="ar_AE"/>
         </w:rPr>
         <w:t xml:space="preserve"> </w:t>
@@ -1943,6 +2397,8 @@
       <w:hyperlink r:id="rId47">
         <w:r>
           <w:rPr>
+            <w:rtl/>
+            <w:cs/>
             <w:lang w:val="ar_AE" w:bidi="ar_AE"/>
           </w:rPr>
           <w:rPr>
@@ -1954,6 +2410,8 @@
       </w:hyperlink>
       <w:r>
         <w:rPr>
+          <w:rtl/>
+          <w:cs/>
           <w:lang w:val="ar_AE" w:bidi="ar_AE"/>
         </w:rPr>
         <w:t xml:space="preserve"> </w:t>
@@ -1961,6 +2419,8 @@
       <w:hyperlink r:id="rId48">
         <w:r>
           <w:rPr>
+            <w:rtl/>
+            <w:cs/>
             <w:lang w:val="ar_AE" w:bidi="ar_AE"/>
           </w:rPr>
           <w:rPr>
@@ -1972,6 +2432,8 @@
       </w:hyperlink>
       <w:r>
         <w:rPr>
+          <w:rtl/>
+          <w:cs/>
           <w:lang w:val="ar_AE" w:bidi="ar_AE"/>
         </w:rPr>
         <w:t xml:space="preserve"> </w:t>
@@ -1979,6 +2441,8 @@
       <w:hyperlink r:id="rId50">
         <w:r>
           <w:rPr>
+            <w:rtl/>
+            <w:cs/>
             <w:lang w:val="ar_AE" w:bidi="ar_AE"/>
           </w:rPr>
           <w:rPr>
@@ -1990,6 +2454,8 @@
       </w:hyperlink>
       <w:r>
         <w:rPr>
+          <w:rtl/>
+          <w:cs/>
           <w:lang w:val="ar_AE" w:bidi="ar_AE"/>
         </w:rPr>
         <w:t xml:space="preserve"> </w:t>
@@ -1997,6 +2463,8 @@
       <w:hyperlink r:id="rId51">
         <w:r>
           <w:rPr>
+            <w:rtl/>
+            <w:cs/>
             <w:lang w:val="ar_AE" w:bidi="ar_AE"/>
           </w:rPr>
           <w:rPr>
@@ -2008,6 +2476,8 @@
       </w:hyperlink>
       <w:r>
         <w:rPr>
+          <w:rtl/>
+          <w:cs/>
           <w:lang w:val="ar_AE" w:bidi="ar_AE"/>
         </w:rPr>
         <w:t xml:space="preserve"> </w:t>
@@ -2015,6 +2485,8 @@
       <w:hyperlink r:id="rId52">
         <w:r>
           <w:rPr>
+            <w:rtl/>
+            <w:cs/>
             <w:lang w:val="ar_AE" w:bidi="ar_AE"/>
           </w:rPr>
           <w:rPr>
@@ -2026,6 +2498,8 @@
       </w:hyperlink>
       <w:r>
         <w:rPr>
+          <w:rtl/>
+          <w:cs/>
           <w:lang w:val="ar_AE" w:bidi="ar_AE"/>
         </w:rPr>
         <w:t xml:space="preserve"> </w:t>
@@ -2033,6 +2507,8 @@
       <w:hyperlink r:id="rId54">
         <w:r>
           <w:rPr>
+            <w:rtl/>
+            <w:cs/>
             <w:lang w:val="ar_AE" w:bidi="ar_AE"/>
           </w:rPr>
           <w:rPr>
@@ -2044,6 +2520,8 @@
       </w:hyperlink>
       <w:r>
         <w:rPr>
+          <w:rtl/>
+          <w:cs/>
           <w:lang w:val="ar_AE" w:bidi="ar_AE"/>
         </w:rPr>
         <w:t xml:space="preserve"> </w:t>
@@ -2051,6 +2529,8 @@
       <w:hyperlink r:id="rId73">
         <w:r>
           <w:rPr>
+            <w:rtl/>
+            <w:cs/>
             <w:lang w:val="ar_AE" w:bidi="ar_AE"/>
           </w:rPr>
           <w:rPr>
@@ -2062,6 +2542,8 @@
       </w:hyperlink>
       <w:r>
         <w:rPr>
+          <w:rtl/>
+          <w:cs/>
           <w:lang w:val="ar_AE" w:bidi="ar_AE"/>
         </w:rPr>
         <w:t xml:space="preserve"> </w:t>
@@ -2069,6 +2551,8 @@
       <w:hyperlink r:id="rId74">
         <w:r>
           <w:rPr>
+            <w:rtl/>
+            <w:cs/>
             <w:lang w:val="ar_AE" w:bidi="ar_AE"/>
           </w:rPr>
           <w:rPr>
@@ -2080,6 +2564,8 @@
       </w:hyperlink>
       <w:r>
         <w:rPr>
+          <w:rtl/>
+          <w:cs/>
           <w:lang w:val="ar_AE" w:bidi="ar_AE"/>
         </w:rPr>
         <w:t xml:space="preserve"> </w:t>
@@ -2087,6 +2573,8 @@
       <w:hyperlink r:id="rId75">
         <w:r>
           <w:rPr>
+            <w:rtl/>
+            <w:cs/>
             <w:lang w:val="ar_AE" w:bidi="ar_AE"/>
           </w:rPr>
           <w:rPr>
@@ -2098,6 +2586,8 @@
       </w:hyperlink>
       <w:r>
         <w:rPr>
+          <w:rtl/>
+          <w:cs/>
           <w:lang w:val="ar_AE" w:bidi="ar_AE"/>
         </w:rPr>
         <w:t xml:space="preserve"> </w:t>
@@ -2105,6 +2595,8 @@
       <w:hyperlink r:id="rId76">
         <w:r>
           <w:rPr>
+            <w:rtl/>
+            <w:cs/>
             <w:lang w:val="ar_AE" w:bidi="ar_AE"/>
           </w:rPr>
           <w:rPr>
@@ -2116,6 +2608,8 @@
       </w:hyperlink>
       <w:r>
         <w:rPr>
+          <w:rtl/>
+          <w:cs/>
           <w:lang w:val="ar_AE" w:bidi="ar_AE"/>
         </w:rPr>
         <w:t xml:space="preserve"> </w:t>
@@ -2123,6 +2617,8 @@
       <w:hyperlink r:id="rId57">
         <w:r>
           <w:rPr>
+            <w:rtl/>
+            <w:cs/>
             <w:lang w:val="ar_AE" w:bidi="ar_AE"/>
           </w:rPr>
           <w:rPr>
@@ -2134,6 +2630,8 @@
       </w:hyperlink>
       <w:r>
         <w:rPr>
+          <w:rtl/>
+          <w:cs/>
           <w:lang w:val="ar_AE" w:bidi="ar_AE"/>
         </w:rPr>
         <w:t xml:space="preserve"> </w:t>
@@ -2141,6 +2639,8 @@
       <w:hyperlink r:id="rId58">
         <w:r>
           <w:rPr>
+            <w:rtl/>
+            <w:cs/>
             <w:lang w:val="ar_AE" w:bidi="ar_AE"/>
           </w:rPr>
           <w:rPr>
@@ -2152,6 +2652,8 @@
       </w:hyperlink>
       <w:r>
         <w:rPr>
+          <w:rtl/>
+          <w:cs/>
           <w:lang w:val="ar_AE" w:bidi="ar_AE"/>
         </w:rPr>
         <w:t xml:space="preserve"> </w:t>
@@ -2159,6 +2661,8 @@
       <w:hyperlink r:id="rId59">
         <w:r>
           <w:rPr>
+            <w:rtl/>
+            <w:cs/>
             <w:lang w:val="ar_AE" w:bidi="ar_AE"/>
           </w:rPr>
           <w:rPr>
@@ -2170,6 +2674,8 @@
       </w:hyperlink>
       <w:r>
         <w:rPr>
+          <w:rtl/>
+          <w:cs/>
           <w:lang w:val="ar_AE" w:bidi="ar_AE"/>
         </w:rPr>
         <w:t xml:space="preserve"> </w:t>
@@ -2177,6 +2683,8 @@
       <w:hyperlink r:id="rId77">
         <w:r>
           <w:rPr>
+            <w:rtl/>
+            <w:cs/>
             <w:lang w:val="ar_AE" w:bidi="ar_AE"/>
           </w:rPr>
           <w:rPr>
@@ -2188,6 +2696,8 @@
       </w:hyperlink>
       <w:r>
         <w:rPr>
+          <w:rtl/>
+          <w:cs/>
           <w:lang w:val="ar_AE" w:bidi="ar_AE"/>
         </w:rPr>
         <w:t xml:space="preserve"> </w:t>
@@ -2195,6 +2705,8 @@
       <w:hyperlink r:id="rId63">
         <w:r>
           <w:rPr>
+            <w:rtl/>
+            <w:cs/>
             <w:lang w:val="ar_AE" w:bidi="ar_AE"/>
           </w:rPr>
           <w:rPr>
@@ -2206,6 +2718,8 @@
       </w:hyperlink>
       <w:r>
         <w:rPr>
+          <w:rtl/>
+          <w:cs/>
           <w:lang w:val="ar_AE" w:bidi="ar_AE"/>
         </w:rPr>
         <w:t xml:space="preserve"> </w:t>
@@ -2213,6 +2727,8 @@
       <w:hyperlink r:id="rId78">
         <w:r>
           <w:rPr>
+            <w:rtl/>
+            <w:cs/>
             <w:lang w:val="ar_AE" w:bidi="ar_AE"/>
           </w:rPr>
           <w:rPr>
@@ -2224,6 +2740,8 @@
       </w:hyperlink>
       <w:r>
         <w:rPr>
+          <w:rtl/>
+          <w:cs/>
           <w:lang w:val="ar_AE" w:bidi="ar_AE"/>
         </w:rPr>
         <w:t xml:space="preserve"> </w:t>
@@ -2231,6 +2749,8 @@
       <w:hyperlink r:id="rId61">
         <w:r>
           <w:rPr>
+            <w:rtl/>
+            <w:cs/>
             <w:lang w:val="ar_AE" w:bidi="ar_AE"/>
           </w:rPr>
           <w:rPr>
@@ -2242,6 +2762,8 @@
       </w:hyperlink>
       <w:r>
         <w:rPr>
+          <w:rtl/>
+          <w:cs/>
           <w:lang w:val="ar_AE" w:bidi="ar_AE"/>
         </w:rPr>
         <w:t xml:space="preserve"> </w:t>
@@ -2249,6 +2771,8 @@
       <w:hyperlink r:id="rId65">
         <w:r>
           <w:rPr>
+            <w:rtl/>
+            <w:cs/>
             <w:lang w:val="ar_AE" w:bidi="ar_AE"/>
           </w:rPr>
           <w:rPr>
@@ -2260,6 +2784,8 @@
       </w:hyperlink>
       <w:r>
         <w:rPr>
+          <w:rtl/>
+          <w:cs/>
           <w:lang w:val="ar_AE" w:bidi="ar_AE"/>
         </w:rPr>
         <w:t xml:space="preserve"> </w:t>
@@ -2267,6 +2793,8 @@
       <w:hyperlink r:id="rId62">
         <w:r>
           <w:rPr>
+            <w:rtl/>
+            <w:cs/>
             <w:lang w:val="ar_AE" w:bidi="ar_AE"/>
           </w:rPr>
           <w:rPr>
@@ -2278,11 +2806,15 @@
       </w:hyperlink>
       <w:r>
         <w:rPr>
-          <w:lang w:val="ar_AE" w:bidi="ar_AE"/>
-        </w:rPr>
-      </w:r>
-      <w:r>
-        <w:rPr>
+          <w:rtl/>
+          <w:cs/>
+          <w:lang w:val="ar_AE" w:bidi="ar_AE"/>
+        </w:rPr>
+      </w:r>
+      <w:r>
+        <w:rPr>
+          <w:rtl/>
+          <w:cs/>
           <w:lang w:val="ar_AE" w:bidi="ar_AE"/>
         </w:rPr>
       </w:r>
@@ -2293,6 +2825,8 @@
       </w:pPr>
       <w:r>
         <w:rPr>
+          <w:rtl/>
+          <w:cs/>
           <w:lang w:val="ar_AE" w:bidi="ar_AE"/>
         </w:rPr>
       </w:r>
@@ -2304,12 +2838,16 @@
       </w:pPr>
       <w:r>
         <w:rPr>
+          <w:rtl/>
+          <w:cs/>
           <w:lang w:val="ar_AE" w:bidi="ar_AE"/>
         </w:rPr>
         <w:t>الله يعمل من خلال الصلاة</w:t>
       </w:r>
       <w:r>
         <w:rPr>
+          <w:rtl/>
+          <w:cs/>
           <w:lang w:val="ar_AE" w:bidi="ar_AE"/>
         </w:rPr>
       </w:r>
@@ -2320,11 +2858,15 @@
       </w:pPr>
       <w:r>
         <w:rPr>
-          <w:lang w:val="ar_AE" w:bidi="ar_AE"/>
-        </w:rPr>
-      </w:r>
-      <w:r>
-        <w:rPr>
+          <w:rtl/>
+          <w:cs/>
+          <w:lang w:val="ar_AE" w:bidi="ar_AE"/>
+        </w:rPr>
+      </w:r>
+      <w:r>
+        <w:rPr>
+          <w:rtl/>
+          <w:cs/>
           <w:lang w:val="ar_AE" w:bidi="ar_AE"/>
         </w:rPr>
         <w:t>الله لديه كل السلطان على جميع الخليقة، لكن رغبه قلبه في أن يشاركه الناس مخاوفهم بالصلاة. يقدم الكتاب المقدس أمثلة على استجابة الله لصلوات شعبه. إن الصلاة ضرورية لعيش حياة تقية وتقديم خدمة مسيحية فعّالة، فالصلاة تساعد الناس على إخضاع إرادتهم لله.</w:t>
@@ -2336,11 +2878,15 @@
       </w:pPr>
       <w:r>
         <w:rPr>
-          <w:lang w:val="ar_AE" w:bidi="ar_AE"/>
-        </w:rPr>
-      </w:r>
-      <w:r>
-        <w:rPr>
+          <w:rtl/>
+          <w:cs/>
+          <w:lang w:val="ar_AE" w:bidi="ar_AE"/>
+        </w:rPr>
+      </w:r>
+      <w:r>
+        <w:rPr>
+          <w:rtl/>
+          <w:cs/>
           <w:lang w:val="ar_AE" w:bidi="ar_AE"/>
         </w:rPr>
         <w:t xml:space="preserve">يروي سفر نحميا -هذا السفر القصير- قصة إنسان مكرس للصلاة. عندما رأى حالة أورشليم المتدهورة، صلى نحميا بقوة طيلة أربعة أشهر (انظر </w:t>
@@ -2348,6 +2894,8 @@
       <w:hyperlink r:id="rId79">
         <w:r>
           <w:rPr>
+            <w:rtl/>
+            <w:cs/>
             <w:lang w:val="ar_AE" w:bidi="ar_AE"/>
           </w:rPr>
           <w:rPr>
@@ -2359,6 +2907,8 @@
       </w:hyperlink>
       <w:r>
         <w:rPr>
+          <w:rtl/>
+          <w:cs/>
           <w:lang w:val="ar_AE" w:bidi="ar_AE"/>
         </w:rPr>
         <w:t xml:space="preserve">; </w:t>
@@ -2366,6 +2916,8 @@
       <w:hyperlink r:id="rId80">
         <w:r>
           <w:rPr>
+            <w:rtl/>
+            <w:cs/>
             <w:lang w:val="ar_AE" w:bidi="ar_AE"/>
           </w:rPr>
           <w:rPr>
@@ -2377,6 +2929,8 @@
       </w:hyperlink>
       <w:r>
         <w:rPr>
+          <w:rtl/>
+          <w:cs/>
           <w:lang w:val="ar_AE" w:bidi="ar_AE"/>
         </w:rPr>
         <w:t>). تضمنت صلواته تمجيدًا لله على قوته ومحبته. واعترف نحميا بخطايا شعبه وطلب معونة من الله (</w:t>
@@ -2384,6 +2938,8 @@
       <w:hyperlink r:id="rId81">
         <w:r>
           <w:rPr>
+            <w:rtl/>
+            <w:cs/>
             <w:lang w:val="ar_AE" w:bidi="ar_AE"/>
           </w:rPr>
           <w:rPr>
@@ -2395,6 +2951,8 @@
       </w:hyperlink>
       <w:r>
         <w:rPr>
+          <w:rtl/>
+          <w:cs/>
           <w:lang w:val="ar_AE" w:bidi="ar_AE"/>
         </w:rPr>
         <w:t xml:space="preserve"> انظر أيضًا </w:t>
@@ -2402,6 +2960,8 @@
       <w:hyperlink r:id="rId82">
         <w:r>
           <w:rPr>
+            <w:rtl/>
+            <w:cs/>
             <w:lang w:val="ar_AE" w:bidi="ar_AE"/>
           </w:rPr>
           <w:rPr>
@@ -2413,6 +2973,8 @@
       </w:hyperlink>
       <w:r>
         <w:rPr>
+          <w:rtl/>
+          <w:cs/>
           <w:lang w:val="ar_AE" w:bidi="ar_AE"/>
         </w:rPr>
         <w:t xml:space="preserve"> </w:t>
@@ -2420,6 +2982,8 @@
       <w:hyperlink r:id="rId83">
         <w:r>
           <w:rPr>
+            <w:rtl/>
+            <w:cs/>
             <w:lang w:val="ar_AE" w:bidi="ar_AE"/>
           </w:rPr>
           <w:rPr>
@@ -2431,6 +2995,8 @@
       </w:hyperlink>
       <w:r>
         <w:rPr>
+          <w:rtl/>
+          <w:cs/>
           <w:lang w:val="ar_AE" w:bidi="ar_AE"/>
         </w:rPr>
         <w:t>). استندت صلاة نحميا لأورشليم إلى "ٱلْحَافِظُ ٱلْعَهْد وَٱلرَّحْمَة لِمُحِبِّيه وَحَافِظِي وَصَايَاه" (</w:t>
@@ -2438,6 +3004,8 @@
       <w:hyperlink r:id="rId84">
         <w:r>
           <w:rPr>
+            <w:rtl/>
+            <w:cs/>
             <w:lang w:val="ar_AE" w:bidi="ar_AE"/>
           </w:rPr>
           <w:rPr>
@@ -2449,6 +3017,8 @@
       </w:hyperlink>
       <w:r>
         <w:rPr>
+          <w:rtl/>
+          <w:cs/>
           <w:lang w:val="ar_AE" w:bidi="ar_AE"/>
         </w:rPr>
         <w:t>).</w:t>
@@ -2460,11 +3030,15 @@
       </w:pPr>
       <w:r>
         <w:rPr>
-          <w:lang w:val="ar_AE" w:bidi="ar_AE"/>
-        </w:rPr>
-      </w:r>
-      <w:r>
-        <w:rPr>
+          <w:rtl/>
+          <w:cs/>
+          <w:lang w:val="ar_AE" w:bidi="ar_AE"/>
+        </w:rPr>
+      </w:r>
+      <w:r>
+        <w:rPr>
+          <w:rtl/>
+          <w:cs/>
           <w:lang w:val="ar_AE" w:bidi="ar_AE"/>
         </w:rPr>
         <w:t>لم يلتزم بنو إسرائيل بوصايا الله وأوامره التي منحها لموسى (</w:t>
@@ -2472,6 +3046,8 @@
       <w:hyperlink r:id="rId85">
         <w:r>
           <w:rPr>
+            <w:rtl/>
+            <w:cs/>
             <w:lang w:val="ar_AE" w:bidi="ar_AE"/>
           </w:rPr>
           <w:rPr>
@@ -2483,6 +3059,8 @@
       </w:hyperlink>
       <w:r>
         <w:rPr>
+          <w:rtl/>
+          <w:cs/>
           <w:lang w:val="ar_AE" w:bidi="ar_AE"/>
         </w:rPr>
         <w:t>). وأسفر هذا العِصْيَان عن سبيهم مثلما سبق فحذّر الله من هذا. ومع ذلك، كان نحميا يؤمن إيمانًا راسخًا أن الله سيرّد الأمة إذا تاب الشعب (</w:t>
@@ -2490,6 +3068,8 @@
       <w:hyperlink r:id="rId86">
         <w:r>
           <w:rPr>
+            <w:rtl/>
+            <w:cs/>
             <w:lang w:val="ar_AE" w:bidi="ar_AE"/>
           </w:rPr>
           <w:rPr>
@@ -2501,6 +3081,8 @@
       </w:hyperlink>
       <w:r>
         <w:rPr>
+          <w:rtl/>
+          <w:cs/>
           <w:lang w:val="ar_AE" w:bidi="ar_AE"/>
         </w:rPr>
         <w:t xml:space="preserve"> انظر </w:t>
@@ -2508,6 +3090,8 @@
       <w:hyperlink r:id="rId87">
         <w:r>
           <w:rPr>
+            <w:rtl/>
+            <w:cs/>
             <w:lang w:val="ar_AE" w:bidi="ar_AE"/>
           </w:rPr>
           <w:rPr>
@@ -2519,6 +3103,8 @@
       </w:hyperlink>
       <w:r>
         <w:rPr>
+          <w:rtl/>
+          <w:cs/>
           <w:lang w:val="ar_AE" w:bidi="ar_AE"/>
         </w:rPr>
         <w:t xml:space="preserve"> </w:t>
@@ -2526,6 +3112,8 @@
       <w:hyperlink r:id="rId88">
         <w:r>
           <w:rPr>
+            <w:rtl/>
+            <w:cs/>
             <w:lang w:val="ar_AE" w:bidi="ar_AE"/>
           </w:rPr>
           <w:rPr>
@@ -2537,6 +3125,8 @@
       </w:hyperlink>
       <w:r>
         <w:rPr>
+          <w:rtl/>
+          <w:cs/>
           <w:lang w:val="ar_AE" w:bidi="ar_AE"/>
         </w:rPr>
         <w:t>).</w:t>
@@ -2548,11 +3138,15 @@
       </w:pPr>
       <w:r>
         <w:rPr>
-          <w:lang w:val="ar_AE" w:bidi="ar_AE"/>
-        </w:rPr>
-      </w:r>
-      <w:r>
-        <w:rPr>
+          <w:rtl/>
+          <w:cs/>
+          <w:lang w:val="ar_AE" w:bidi="ar_AE"/>
+        </w:rPr>
+      </w:r>
+      <w:r>
+        <w:rPr>
+          <w:rtl/>
+          <w:cs/>
           <w:lang w:val="ar_AE" w:bidi="ar_AE"/>
         </w:rPr>
         <w:t>منح الله نحميا فرصة للتحدث إلى الملك الفارسي بشأن العودة إلى أورشليم. صلّى نحميا لطلب الإرشاد (</w:t>
@@ -2560,6 +3154,8 @@
       <w:hyperlink r:id="rId89">
         <w:r>
           <w:rPr>
+            <w:rtl/>
+            <w:cs/>
             <w:lang w:val="ar_AE" w:bidi="ar_AE"/>
           </w:rPr>
           <w:rPr>
@@ -2571,6 +3167,8 @@
       </w:hyperlink>
       <w:r>
         <w:rPr>
+          <w:rtl/>
+          <w:cs/>
           <w:lang w:val="ar_AE" w:bidi="ar_AE"/>
         </w:rPr>
         <w:t>)، حيث أدرك أن الله وحده قادر على تغيير إرادة الملك. تعامل نحميا فيمَا بعد مع التهديدات ضد بُناة سور أورشليم، فوضع حراس حول السور وشجّع الشعب على إكمال العمل. ومع ذلك، صلى أيضًا لطلب الحماية والقوة (</w:t>
@@ -2578,6 +3176,8 @@
       <w:hyperlink r:id="rId90">
         <w:r>
           <w:rPr>
+            <w:rtl/>
+            <w:cs/>
             <w:lang w:val="ar_AE" w:bidi="ar_AE"/>
           </w:rPr>
           <w:rPr>
@@ -2589,6 +3189,8 @@
       </w:hyperlink>
       <w:r>
         <w:rPr>
+          <w:rtl/>
+          <w:cs/>
           <w:lang w:val="ar_AE" w:bidi="ar_AE"/>
         </w:rPr>
         <w:t xml:space="preserve"> </w:t>
@@ -2596,6 +3198,8 @@
       <w:hyperlink r:id="rId91">
         <w:r>
           <w:rPr>
+            <w:rtl/>
+            <w:cs/>
             <w:lang w:val="ar_AE" w:bidi="ar_AE"/>
           </w:rPr>
           <w:rPr>
@@ -2607,6 +3211,8 @@
       </w:hyperlink>
       <w:r>
         <w:rPr>
+          <w:rtl/>
+          <w:cs/>
           <w:lang w:val="ar_AE" w:bidi="ar_AE"/>
         </w:rPr>
         <w:t xml:space="preserve"> </w:t>
@@ -2614,6 +3220,8 @@
       <w:hyperlink r:id="rId92">
         <w:r>
           <w:rPr>
+            <w:rtl/>
+            <w:cs/>
             <w:lang w:val="ar_AE" w:bidi="ar_AE"/>
           </w:rPr>
           <w:rPr>
@@ -2625,6 +3233,8 @@
       </w:hyperlink>
       <w:r>
         <w:rPr>
+          <w:rtl/>
+          <w:cs/>
           <w:lang w:val="ar_AE" w:bidi="ar_AE"/>
         </w:rPr>
         <w:t xml:space="preserve"> </w:t>
@@ -2632,6 +3242,8 @@
       <w:hyperlink r:id="rId93">
         <w:r>
           <w:rPr>
+            <w:rtl/>
+            <w:cs/>
             <w:lang w:val="ar_AE" w:bidi="ar_AE"/>
           </w:rPr>
           <w:rPr>
@@ -2643,6 +3255,8 @@
       </w:hyperlink>
       <w:r>
         <w:rPr>
+          <w:rtl/>
+          <w:cs/>
           <w:lang w:val="ar_AE" w:bidi="ar_AE"/>
         </w:rPr>
         <w:t xml:space="preserve">). كان نحميا بحاجة إلى معونة الله وبركته في ذلك الوقت، ولاحقًا أيضًا في أثناء تعامله مع أولئك الذين كانوا يسيئون التصرف. </w:t>
@@ -2654,11 +3268,15 @@
       </w:pPr>
       <w:r>
         <w:rPr>
-          <w:lang w:val="ar_AE" w:bidi="ar_AE"/>
-        </w:rPr>
-      </w:r>
-      <w:r>
-        <w:rPr>
+          <w:rtl/>
+          <w:cs/>
+          <w:lang w:val="ar_AE" w:bidi="ar_AE"/>
+        </w:rPr>
+      </w:r>
+      <w:r>
+        <w:rPr>
+          <w:rtl/>
+          <w:cs/>
           <w:lang w:val="ar_AE" w:bidi="ar_AE"/>
         </w:rPr>
         <w:t>عاد نحميا إلى أورشليم بعد زيارة قصيرة إلى فارس. علم أن بعض اليهود لم يقدموا عشورهم (</w:t>
@@ -2666,6 +3284,8 @@
       <w:hyperlink r:id="rId94">
         <w:r>
           <w:rPr>
+            <w:rtl/>
+            <w:cs/>
             <w:lang w:val="ar_AE" w:bidi="ar_AE"/>
           </w:rPr>
           <w:rPr>
@@ -2677,6 +3297,8 @@
       </w:hyperlink>
       <w:r>
         <w:rPr>
+          <w:rtl/>
+          <w:cs/>
           <w:lang w:val="ar_AE" w:bidi="ar_AE"/>
         </w:rPr>
         <w:t>). وبعضهم لم يلتزم بالسبت (</w:t>
@@ -2684,6 +3306,8 @@
       <w:hyperlink r:id="rId95">
         <w:r>
           <w:rPr>
+            <w:rtl/>
+            <w:cs/>
             <w:lang w:val="ar_AE" w:bidi="ar_AE"/>
           </w:rPr>
           <w:rPr>
@@ -2695,6 +3319,8 @@
       </w:hyperlink>
       <w:r>
         <w:rPr>
+          <w:rtl/>
+          <w:cs/>
           <w:lang w:val="ar_AE" w:bidi="ar_AE"/>
         </w:rPr>
         <w:t>). وبعضهم تزوجوا من أجنبيات- أي غير يهوديات (</w:t>
@@ -2702,6 +3328,8 @@
       <w:hyperlink r:id="rId96">
         <w:r>
           <w:rPr>
+            <w:rtl/>
+            <w:cs/>
             <w:lang w:val="ar_AE" w:bidi="ar_AE"/>
           </w:rPr>
           <w:rPr>
@@ -2713,6 +3341,8 @@
       </w:hyperlink>
       <w:r>
         <w:rPr>
+          <w:rtl/>
+          <w:cs/>
           <w:lang w:val="ar_AE" w:bidi="ar_AE"/>
         </w:rPr>
         <w:t>). وعندما واجههم بشأن أفعالهم، صلّى نحميا إلى الله ليظهر له الرحمة ويذكر له مساعيه (</w:t>
@@ -2720,6 +3350,8 @@
       <w:hyperlink r:id="rId97">
         <w:r>
           <w:rPr>
+            <w:rtl/>
+            <w:cs/>
             <w:lang w:val="ar_AE" w:bidi="ar_AE"/>
           </w:rPr>
           <w:rPr>
@@ -2731,6 +3363,8 @@
       </w:hyperlink>
       <w:r>
         <w:rPr>
+          <w:rtl/>
+          <w:cs/>
           <w:lang w:val="ar_AE" w:bidi="ar_AE"/>
         </w:rPr>
         <w:t xml:space="preserve"> </w:t>
@@ -2738,6 +3372,8 @@
       <w:hyperlink r:id="rId98">
         <w:r>
           <w:rPr>
+            <w:rtl/>
+            <w:cs/>
             <w:lang w:val="ar_AE" w:bidi="ar_AE"/>
           </w:rPr>
           <w:rPr>
@@ -2749,6 +3385,8 @@
       </w:hyperlink>
       <w:r>
         <w:rPr>
+          <w:rtl/>
+          <w:cs/>
           <w:lang w:val="ar_AE" w:bidi="ar_AE"/>
         </w:rPr>
         <w:t xml:space="preserve"> </w:t>
@@ -2756,6 +3394,8 @@
       <w:hyperlink r:id="rId99">
         <w:r>
           <w:rPr>
+            <w:rtl/>
+            <w:cs/>
             <w:lang w:val="ar_AE" w:bidi="ar_AE"/>
           </w:rPr>
           <w:rPr>
@@ -2767,6 +3407,8 @@
       </w:hyperlink>
       <w:r>
         <w:rPr>
+          <w:rtl/>
+          <w:cs/>
           <w:lang w:val="ar_AE" w:bidi="ar_AE"/>
         </w:rPr>
         <w:t>). وأدرك نحميا أنه ليس سوى قوة الله وحدها يمكنها أن تغيّر الشعب.</w:t>
@@ -2778,11 +3420,15 @@
       </w:pPr>
       <w:r>
         <w:rPr>
-          <w:lang w:val="ar_AE" w:bidi="ar_AE"/>
-        </w:rPr>
-      </w:r>
-      <w:r>
-        <w:rPr>
+          <w:rtl/>
+          <w:cs/>
+          <w:lang w:val="ar_AE" w:bidi="ar_AE"/>
+        </w:rPr>
+      </w:r>
+      <w:r>
+        <w:rPr>
+          <w:rtl/>
+          <w:cs/>
           <w:lang w:val="ar_AE" w:bidi="ar_AE"/>
         </w:rPr>
         <w:t xml:space="preserve">كان يسوع يعرف إرادة الآب تمام المعرفة، ومع ذلك كانت الصلاة في حياته هي أساس خدمته (انظر، على سبيل المثال، </w:t>
@@ -2790,6 +3436,8 @@
       <w:hyperlink r:id="rId100">
         <w:r>
           <w:rPr>
+            <w:rtl/>
+            <w:cs/>
             <w:lang w:val="ar_AE" w:bidi="ar_AE"/>
           </w:rPr>
           <w:rPr>
@@ -2801,6 +3449,8 @@
       </w:hyperlink>
       <w:r>
         <w:rPr>
+          <w:rtl/>
+          <w:cs/>
           <w:lang w:val="ar_AE" w:bidi="ar_AE"/>
         </w:rPr>
         <w:t xml:space="preserve">؛ </w:t>
@@ -2808,6 +3458,8 @@
       <w:hyperlink r:id="rId101">
         <w:r>
           <w:rPr>
+            <w:rtl/>
+            <w:cs/>
             <w:lang w:val="ar_AE" w:bidi="ar_AE"/>
           </w:rPr>
           <w:rPr>
@@ -2819,6 +3471,8 @@
       </w:hyperlink>
       <w:r>
         <w:rPr>
+          <w:rtl/>
+          <w:cs/>
           <w:lang w:val="ar_AE" w:bidi="ar_AE"/>
         </w:rPr>
         <w:t xml:space="preserve">؛ </w:t>
@@ -2826,6 +3480,8 @@
       <w:hyperlink r:id="rId102">
         <w:r>
           <w:rPr>
+            <w:rtl/>
+            <w:cs/>
             <w:lang w:val="ar_AE" w:bidi="ar_AE"/>
           </w:rPr>
           <w:rPr>
@@ -2837,6 +3493,8 @@
       </w:hyperlink>
       <w:r>
         <w:rPr>
+          <w:rtl/>
+          <w:cs/>
           <w:lang w:val="ar_AE" w:bidi="ar_AE"/>
         </w:rPr>
         <w:t xml:space="preserve">). وباتباع مثاله، هكذا أكثر المسيحيون الأولون من الصلاة، مؤمنين بقوتها (انظر، على سبيل المثال، </w:t>
@@ -2844,6 +3502,8 @@
       <w:hyperlink r:id="rId103">
         <w:r>
           <w:rPr>
+            <w:rtl/>
+            <w:cs/>
             <w:lang w:val="ar_AE" w:bidi="ar_AE"/>
           </w:rPr>
           <w:rPr>
@@ -2855,6 +3515,8 @@
       </w:hyperlink>
       <w:r>
         <w:rPr>
+          <w:rtl/>
+          <w:cs/>
           <w:lang w:val="ar_AE" w:bidi="ar_AE"/>
         </w:rPr>
         <w:t xml:space="preserve">؛ </w:t>
@@ -2862,6 +3524,8 @@
       <w:hyperlink r:id="rId104">
         <w:r>
           <w:rPr>
+            <w:rtl/>
+            <w:cs/>
             <w:lang w:val="ar_AE" w:bidi="ar_AE"/>
           </w:rPr>
           <w:rPr>
@@ -2873,6 +3537,8 @@
       </w:hyperlink>
       <w:r>
         <w:rPr>
+          <w:rtl/>
+          <w:cs/>
           <w:lang w:val="ar_AE" w:bidi="ar_AE"/>
         </w:rPr>
         <w:t xml:space="preserve">). كثيرًا ما يستجيب الله بقوة للصلوات. إن الله يرغب في أن يصلّي المؤمنون بيقين الإيمان والثقة متوقعين نيل استجابته (انظر </w:t>
@@ -2880,6 +3546,8 @@
       <w:hyperlink r:id="rId105">
         <w:r>
           <w:rPr>
+            <w:rtl/>
+            <w:cs/>
             <w:lang w:val="ar_AE" w:bidi="ar_AE"/>
           </w:rPr>
           <w:rPr>
@@ -2891,6 +3559,8 @@
       </w:hyperlink>
       <w:r>
         <w:rPr>
+          <w:rtl/>
+          <w:cs/>
           <w:lang w:val="ar_AE" w:bidi="ar_AE"/>
         </w:rPr>
         <w:t>).</w:t>
@@ -2902,12 +3572,16 @@
       </w:pPr>
       <w:r>
         <w:rPr>
+          <w:rtl/>
+          <w:cs/>
           <w:lang w:val="ar_AE" w:bidi="ar_AE"/>
         </w:rPr>
       </w:r>
       <w:r>
         <w:rPr>
           <w:u w:val="single"/>
+          <w:rtl/>
+          <w:cs/>
           <w:lang w:val="ar_AE" w:bidi="ar_AE"/>
         </w:rPr>
         <w:t>مقاطع كتابية لدراسة أعمق</w:t>
@@ -2919,12 +3593,16 @@
       </w:pPr>
       <w:r>
         <w:rPr>
+          <w:rtl/>
+          <w:cs/>
           <w:lang w:val="ar_AE" w:bidi="ar_AE"/>
         </w:rPr>
       </w:r>
       <w:hyperlink r:id="rId106">
         <w:r>
           <w:rPr>
+            <w:rtl/>
+            <w:cs/>
             <w:lang w:val="ar_AE" w:bidi="ar_AE"/>
           </w:rPr>
           <w:rPr>
@@ -2936,6 +3614,8 @@
       </w:hyperlink>
       <w:r>
         <w:rPr>
+          <w:rtl/>
+          <w:cs/>
           <w:lang w:val="ar_AE" w:bidi="ar_AE"/>
         </w:rPr>
         <w:t xml:space="preserve"> </w:t>
@@ -2943,6 +3623,8 @@
       <w:hyperlink r:id="rId107">
         <w:r>
           <w:rPr>
+            <w:rtl/>
+            <w:cs/>
             <w:lang w:val="ar_AE" w:bidi="ar_AE"/>
           </w:rPr>
           <w:rPr>
@@ -2954,6 +3636,8 @@
       </w:hyperlink>
       <w:r>
         <w:rPr>
+          <w:rtl/>
+          <w:cs/>
           <w:lang w:val="ar_AE" w:bidi="ar_AE"/>
         </w:rPr>
         <w:t xml:space="preserve"> </w:t>
@@ -2961,6 +3645,8 @@
       <w:hyperlink r:id="rId82">
         <w:r>
           <w:rPr>
+            <w:rtl/>
+            <w:cs/>
             <w:lang w:val="ar_AE" w:bidi="ar_AE"/>
           </w:rPr>
           <w:rPr>
@@ -2972,6 +3658,8 @@
       </w:hyperlink>
       <w:r>
         <w:rPr>
+          <w:rtl/>
+          <w:cs/>
           <w:lang w:val="ar_AE" w:bidi="ar_AE"/>
         </w:rPr>
         <w:t xml:space="preserve"> </w:t>
@@ -2979,6 +3667,8 @@
       <w:hyperlink r:id="rId81">
         <w:r>
           <w:rPr>
+            <w:rtl/>
+            <w:cs/>
             <w:lang w:val="ar_AE" w:bidi="ar_AE"/>
           </w:rPr>
           <w:rPr>
@@ -2990,6 +3680,8 @@
       </w:hyperlink>
       <w:r>
         <w:rPr>
+          <w:rtl/>
+          <w:cs/>
           <w:lang w:val="ar_AE" w:bidi="ar_AE"/>
         </w:rPr>
         <w:t xml:space="preserve"> </w:t>
@@ -2997,6 +3689,8 @@
       <w:hyperlink r:id="rId108">
         <w:r>
           <w:rPr>
+            <w:rtl/>
+            <w:cs/>
             <w:lang w:val="ar_AE" w:bidi="ar_AE"/>
           </w:rPr>
           <w:rPr>
@@ -3008,6 +3702,8 @@
       </w:hyperlink>
       <w:r>
         <w:rPr>
+          <w:rtl/>
+          <w:cs/>
           <w:lang w:val="ar_AE" w:bidi="ar_AE"/>
         </w:rPr>
         <w:t xml:space="preserve"> </w:t>
@@ -3015,6 +3711,8 @@
       <w:hyperlink r:id="rId90">
         <w:r>
           <w:rPr>
+            <w:rtl/>
+            <w:cs/>
             <w:lang w:val="ar_AE" w:bidi="ar_AE"/>
           </w:rPr>
           <w:rPr>
@@ -3026,6 +3724,8 @@
       </w:hyperlink>
       <w:r>
         <w:rPr>
+          <w:rtl/>
+          <w:cs/>
           <w:lang w:val="ar_AE" w:bidi="ar_AE"/>
         </w:rPr>
         <w:t xml:space="preserve"> </w:t>
@@ -3033,6 +3733,8 @@
       <w:hyperlink r:id="rId91">
         <w:r>
           <w:rPr>
+            <w:rtl/>
+            <w:cs/>
             <w:lang w:val="ar_AE" w:bidi="ar_AE"/>
           </w:rPr>
           <w:rPr>
@@ -3044,6 +3746,8 @@
       </w:hyperlink>
       <w:r>
         <w:rPr>
+          <w:rtl/>
+          <w:cs/>
           <w:lang w:val="ar_AE" w:bidi="ar_AE"/>
         </w:rPr>
         <w:t xml:space="preserve"> </w:t>
@@ -3051,6 +3755,8 @@
       <w:hyperlink r:id="rId109">
         <w:r>
           <w:rPr>
+            <w:rtl/>
+            <w:cs/>
             <w:lang w:val="ar_AE" w:bidi="ar_AE"/>
           </w:rPr>
           <w:rPr>
@@ -3062,6 +3768,8 @@
       </w:hyperlink>
       <w:r>
         <w:rPr>
+          <w:rtl/>
+          <w:cs/>
           <w:lang w:val="ar_AE" w:bidi="ar_AE"/>
         </w:rPr>
         <w:t xml:space="preserve"> </w:t>
@@ -3069,6 +3777,8 @@
       <w:hyperlink r:id="rId110">
         <w:r>
           <w:rPr>
+            <w:rtl/>
+            <w:cs/>
             <w:lang w:val="ar_AE" w:bidi="ar_AE"/>
           </w:rPr>
           <w:rPr>
@@ -3080,6 +3790,8 @@
       </w:hyperlink>
       <w:r>
         <w:rPr>
+          <w:rtl/>
+          <w:cs/>
           <w:lang w:val="ar_AE" w:bidi="ar_AE"/>
         </w:rPr>
         <w:t xml:space="preserve"> </w:t>
@@ -3087,6 +3799,8 @@
       <w:hyperlink r:id="rId111">
         <w:r>
           <w:rPr>
+            <w:rtl/>
+            <w:cs/>
             <w:lang w:val="ar_AE" w:bidi="ar_AE"/>
           </w:rPr>
           <w:rPr>
@@ -3098,6 +3812,8 @@
       </w:hyperlink>
       <w:r>
         <w:rPr>
+          <w:rtl/>
+          <w:cs/>
           <w:lang w:val="ar_AE" w:bidi="ar_AE"/>
         </w:rPr>
         <w:t xml:space="preserve"> </w:t>
@@ -3105,6 +3821,8 @@
       <w:hyperlink r:id="rId112">
         <w:r>
           <w:rPr>
+            <w:rtl/>
+            <w:cs/>
             <w:lang w:val="ar_AE" w:bidi="ar_AE"/>
           </w:rPr>
           <w:rPr>
@@ -3116,6 +3834,8 @@
       </w:hyperlink>
       <w:r>
         <w:rPr>
+          <w:rtl/>
+          <w:cs/>
           <w:lang w:val="ar_AE" w:bidi="ar_AE"/>
         </w:rPr>
         <w:t xml:space="preserve"> </w:t>
@@ -3123,6 +3843,8 @@
       <w:hyperlink r:id="rId113">
         <w:r>
           <w:rPr>
+            <w:rtl/>
+            <w:cs/>
             <w:lang w:val="ar_AE" w:bidi="ar_AE"/>
           </w:rPr>
           <w:rPr>
@@ -3134,6 +3856,8 @@
       </w:hyperlink>
       <w:r>
         <w:rPr>
+          <w:rtl/>
+          <w:cs/>
           <w:lang w:val="ar_AE" w:bidi="ar_AE"/>
         </w:rPr>
         <w:t xml:space="preserve"> </w:t>
@@ -3141,6 +3865,8 @@
       <w:hyperlink r:id="rId114">
         <w:r>
           <w:rPr>
+            <w:rtl/>
+            <w:cs/>
             <w:lang w:val="ar_AE" w:bidi="ar_AE"/>
           </w:rPr>
           <w:rPr>
@@ -3152,6 +3878,8 @@
       </w:hyperlink>
       <w:r>
         <w:rPr>
+          <w:rtl/>
+          <w:cs/>
           <w:lang w:val="ar_AE" w:bidi="ar_AE"/>
         </w:rPr>
         <w:t xml:space="preserve"> </w:t>
@@ -3159,6 +3887,8 @@
       <w:hyperlink r:id="rId115">
         <w:r>
           <w:rPr>
+            <w:rtl/>
+            <w:cs/>
             <w:lang w:val="ar_AE" w:bidi="ar_AE"/>
           </w:rPr>
           <w:rPr>
@@ -3170,6 +3900,8 @@
       </w:hyperlink>
       <w:r>
         <w:rPr>
+          <w:rtl/>
+          <w:cs/>
           <w:lang w:val="ar_AE" w:bidi="ar_AE"/>
         </w:rPr>
         <w:t xml:space="preserve"> </w:t>
@@ -3177,6 +3909,8 @@
       <w:hyperlink r:id="rId116">
         <w:r>
           <w:rPr>
+            <w:rtl/>
+            <w:cs/>
             <w:lang w:val="ar_AE" w:bidi="ar_AE"/>
           </w:rPr>
           <w:rPr>
@@ -3188,6 +3922,8 @@
       </w:hyperlink>
       <w:r>
         <w:rPr>
+          <w:rtl/>
+          <w:cs/>
           <w:lang w:val="ar_AE" w:bidi="ar_AE"/>
         </w:rPr>
         <w:t xml:space="preserve"> </w:t>
@@ -3195,6 +3931,8 @@
       <w:hyperlink r:id="rId117">
         <w:r>
           <w:rPr>
+            <w:rtl/>
+            <w:cs/>
             <w:lang w:val="ar_AE" w:bidi="ar_AE"/>
           </w:rPr>
           <w:rPr>
@@ -3206,6 +3944,8 @@
       </w:hyperlink>
       <w:r>
         <w:rPr>
+          <w:rtl/>
+          <w:cs/>
           <w:lang w:val="ar_AE" w:bidi="ar_AE"/>
         </w:rPr>
         <w:t xml:space="preserve"> </w:t>
@@ -3213,6 +3953,8 @@
       <w:hyperlink r:id="rId118">
         <w:r>
           <w:rPr>
+            <w:rtl/>
+            <w:cs/>
             <w:lang w:val="ar_AE" w:bidi="ar_AE"/>
           </w:rPr>
           <w:rPr>
@@ -3224,6 +3966,8 @@
       </w:hyperlink>
       <w:r>
         <w:rPr>
+          <w:rtl/>
+          <w:cs/>
           <w:lang w:val="ar_AE" w:bidi="ar_AE"/>
         </w:rPr>
         <w:t xml:space="preserve"> </w:t>
@@ -3231,6 +3975,8 @@
       <w:hyperlink r:id="rId119">
         <w:r>
           <w:rPr>
+            <w:rtl/>
+            <w:cs/>
             <w:lang w:val="ar_AE" w:bidi="ar_AE"/>
           </w:rPr>
           <w:rPr>
@@ -3242,6 +3988,8 @@
       </w:hyperlink>
       <w:r>
         <w:rPr>
+          <w:rtl/>
+          <w:cs/>
           <w:lang w:val="ar_AE" w:bidi="ar_AE"/>
         </w:rPr>
         <w:t xml:space="preserve"> </w:t>
@@ -3249,6 +3997,8 @@
       <w:hyperlink r:id="rId120">
         <w:r>
           <w:rPr>
+            <w:rtl/>
+            <w:cs/>
             <w:lang w:val="ar_AE" w:bidi="ar_AE"/>
           </w:rPr>
           <w:rPr>
@@ -3260,6 +4010,8 @@
       </w:hyperlink>
       <w:r>
         <w:rPr>
+          <w:rtl/>
+          <w:cs/>
           <w:lang w:val="ar_AE" w:bidi="ar_AE"/>
         </w:rPr>
         <w:t xml:space="preserve"> </w:t>
@@ -3267,6 +4019,8 @@
       <w:hyperlink r:id="rId121">
         <w:r>
           <w:rPr>
+            <w:rtl/>
+            <w:cs/>
             <w:lang w:val="ar_AE" w:bidi="ar_AE"/>
           </w:rPr>
           <w:rPr>
@@ -3278,6 +4032,8 @@
       </w:hyperlink>
       <w:r>
         <w:rPr>
+          <w:rtl/>
+          <w:cs/>
           <w:lang w:val="ar_AE" w:bidi="ar_AE"/>
         </w:rPr>
         <w:t xml:space="preserve"> </w:t>
@@ -3285,6 +4041,8 @@
       <w:hyperlink r:id="rId83">
         <w:r>
           <w:rPr>
+            <w:rtl/>
+            <w:cs/>
             <w:lang w:val="ar_AE" w:bidi="ar_AE"/>
           </w:rPr>
           <w:rPr>
@@ -3296,6 +4054,8 @@
       </w:hyperlink>
       <w:r>
         <w:rPr>
+          <w:rtl/>
+          <w:cs/>
           <w:lang w:val="ar_AE" w:bidi="ar_AE"/>
         </w:rPr>
         <w:t xml:space="preserve"> </w:t>
@@ -3303,6 +4063,8 @@
       <w:hyperlink r:id="rId122">
         <w:r>
           <w:rPr>
+            <w:rtl/>
+            <w:cs/>
             <w:lang w:val="ar_AE" w:bidi="ar_AE"/>
           </w:rPr>
           <w:rPr>
@@ -3314,6 +4076,8 @@
       </w:hyperlink>
       <w:r>
         <w:rPr>
+          <w:rtl/>
+          <w:cs/>
           <w:lang w:val="ar_AE" w:bidi="ar_AE"/>
         </w:rPr>
         <w:t xml:space="preserve"> </w:t>
@@ -3321,6 +4085,8 @@
       <w:hyperlink r:id="rId123">
         <w:r>
           <w:rPr>
+            <w:rtl/>
+            <w:cs/>
             <w:lang w:val="ar_AE" w:bidi="ar_AE"/>
           </w:rPr>
           <w:rPr>
@@ -3332,6 +4098,8 @@
       </w:hyperlink>
       <w:r>
         <w:rPr>
+          <w:rtl/>
+          <w:cs/>
           <w:lang w:val="ar_AE" w:bidi="ar_AE"/>
         </w:rPr>
         <w:t xml:space="preserve"> </w:t>
@@ -3339,6 +4107,8 @@
       <w:hyperlink r:id="rId105">
         <w:r>
           <w:rPr>
+            <w:rtl/>
+            <w:cs/>
             <w:lang w:val="ar_AE" w:bidi="ar_AE"/>
           </w:rPr>
           <w:rPr>
@@ -3350,11 +4120,15 @@
       </w:hyperlink>
       <w:r>
         <w:rPr>
-          <w:lang w:val="ar_AE" w:bidi="ar_AE"/>
-        </w:rPr>
-      </w:r>
-      <w:r>
-        <w:rPr>
+          <w:rtl/>
+          <w:cs/>
+          <w:lang w:val="ar_AE" w:bidi="ar_AE"/>
+        </w:rPr>
+      </w:r>
+      <w:r>
+        <w:rPr>
+          <w:rtl/>
+          <w:cs/>
           <w:lang w:val="ar_AE" w:bidi="ar_AE"/>
         </w:rPr>
       </w:r>
@@ -3365,6 +4139,8 @@
       </w:pPr>
       <w:r>
         <w:rPr>
+          <w:rtl/>
+          <w:cs/>
           <w:lang w:val="ar_AE" w:bidi="ar_AE"/>
         </w:rPr>
       </w:r>
@@ -3376,12 +4152,16 @@
       </w:pPr>
       <w:r>
         <w:rPr>
+          <w:rtl/>
+          <w:cs/>
           <w:lang w:val="ar_AE" w:bidi="ar_AE"/>
         </w:rPr>
         <w:t>الليلة الأخيرة ليسوع</w:t>
       </w:r>
       <w:r>
         <w:rPr>
+          <w:rtl/>
+          <w:cs/>
           <w:lang w:val="ar_AE" w:bidi="ar_AE"/>
         </w:rPr>
       </w:r>
@@ -3392,23 +4172,31 @@
       </w:pPr>
       <w:r>
         <w:rPr>
-          <w:lang w:val="ar_AE" w:bidi="ar_AE"/>
-        </w:rPr>
-      </w:r>
-      <w:r>
-        <w:rPr>
+          <w:rtl/>
+          <w:cs/>
+          <w:lang w:val="ar_AE" w:bidi="ar_AE"/>
+        </w:rPr>
+      </w:r>
+      <w:r>
+        <w:rPr>
+          <w:rtl/>
+          <w:cs/>
           <w:lang w:val="ar_AE" w:bidi="ar_AE"/>
         </w:rPr>
         <w:t>عندما ذهب يسوع إلى أورشليم للاحتفال بعيد الفصح، كان يعلم أنها ليلته الأخيرة قبل موته. جاء إلى أورشليم لكي "</w:t>
       </w:r>
       <w:r>
         <w:rPr>
+          <w:rtl/>
+          <w:cs/>
           <w:lang w:val="ar_AE" w:bidi="ar_AE"/>
         </w:rPr>
         <w:t>يَتَأَلَّمَ كَثِيرًا، ...و</w:t>
       </w:r>
       <w:r>
         <w:rPr>
+          <w:rtl/>
+          <w:cs/>
           <w:lang w:val="ar_AE" w:bidi="ar_AE"/>
         </w:rPr>
         <w:t>يُقتَل" (</w:t>
@@ -3416,6 +4204,8 @@
       <w:hyperlink r:id="rId124">
         <w:r>
           <w:rPr>
+            <w:rtl/>
+            <w:cs/>
             <w:lang w:val="ar_AE" w:bidi="ar_AE"/>
           </w:rPr>
           <w:rPr>
@@ -3427,6 +4217,8 @@
       </w:hyperlink>
       <w:r>
         <w:rPr>
+          <w:rtl/>
+          <w:cs/>
           <w:lang w:val="ar_AE" w:bidi="ar_AE"/>
         </w:rPr>
         <w:t>). أعد تلاميذه العشاء، لكنه كان بحاجة إلى إعدادهم لما هو قادم.</w:t>
@@ -3438,11 +4230,15 @@
       </w:pPr>
       <w:r>
         <w:rPr>
-          <w:lang w:val="ar_AE" w:bidi="ar_AE"/>
-        </w:rPr>
-      </w:r>
-      <w:r>
-        <w:rPr>
+          <w:rtl/>
+          <w:cs/>
+          <w:lang w:val="ar_AE" w:bidi="ar_AE"/>
+        </w:rPr>
+      </w:r>
+      <w:r>
+        <w:rPr>
+          <w:rtl/>
+          <w:cs/>
           <w:lang w:val="ar_AE" w:bidi="ar_AE"/>
         </w:rPr>
         <w:t>احتفل يسوع بعيد الفصح مع تلاميذه. وخلال هذا العشاء، أظهر لهم معنى الخدمة الحقيقية بغسله لأرجلهم (</w:t>
@@ -3450,6 +4246,8 @@
       <w:hyperlink r:id="rId125">
         <w:r>
           <w:rPr>
+            <w:rtl/>
+            <w:cs/>
             <w:lang w:val="ar_AE" w:bidi="ar_AE"/>
           </w:rPr>
           <w:rPr>
@@ -3461,6 +4259,8 @@
       </w:hyperlink>
       <w:r>
         <w:rPr>
+          <w:rtl/>
+          <w:cs/>
           <w:lang w:val="ar_AE" w:bidi="ar_AE"/>
         </w:rPr>
         <w:t>). قدم لهم تعاليمه الأخيرة، وأخبرهم عن مجيء الروح القدس، وصلّى من أجل أتباعه (</w:t>
@@ -3468,6 +4268,8 @@
       <w:hyperlink r:id="rId126">
         <w:r>
           <w:rPr>
+            <w:rtl/>
+            <w:cs/>
             <w:lang w:val="ar_AE" w:bidi="ar_AE"/>
           </w:rPr>
           <w:rPr>
@@ -3479,6 +4281,8 @@
       </w:hyperlink>
       <w:r>
         <w:rPr>
+          <w:rtl/>
+          <w:cs/>
           <w:lang w:val="ar_AE" w:bidi="ar_AE"/>
         </w:rPr>
         <w:t>). كما أسس يسوع العهد الجديد (</w:t>
@@ -3486,6 +4290,8 @@
       <w:hyperlink r:id="rId127">
         <w:r>
           <w:rPr>
+            <w:rtl/>
+            <w:cs/>
             <w:lang w:val="ar_AE" w:bidi="ar_AE"/>
           </w:rPr>
           <w:rPr>
@@ -3497,6 +4303,8 @@
       </w:hyperlink>
       <w:r>
         <w:rPr>
+          <w:rtl/>
+          <w:cs/>
           <w:lang w:val="ar_AE" w:bidi="ar_AE"/>
         </w:rPr>
         <w:t>). حيث حلّ هو نفسه محلّ حمل الفصح الأول، فصار يسوع فصحًا جديدًا، إذ أصبح جسده ودمه هو الذبيحة التي تُخلّص شعب الله من الدينونة، تمامًا كما فعل الحمل في الفصح الأول.</w:t>
@@ -3508,11 +4316,15 @@
       </w:pPr>
       <w:r>
         <w:rPr>
-          <w:lang w:val="ar_AE" w:bidi="ar_AE"/>
-        </w:rPr>
-      </w:r>
-      <w:r>
-        <w:rPr>
+          <w:rtl/>
+          <w:cs/>
+          <w:lang w:val="ar_AE" w:bidi="ar_AE"/>
+        </w:rPr>
+      </w:r>
+      <w:r>
+        <w:rPr>
+          <w:rtl/>
+          <w:cs/>
           <w:lang w:val="ar_AE" w:bidi="ar_AE"/>
         </w:rPr>
         <w:t xml:space="preserve">خلال عيد الفصح، ضرب الله جميع الأبكار من الذكور في مصر، ولكنه نجّى الأبكار في إسرائيل. والآن، كان يسوع سيصبح الذبيحة التي تُخلّص شعبه. وقد تنبأ الأنبياء بذلك ((على سبيل المثال، </w:t>
@@ -3520,6 +4332,8 @@
       <w:hyperlink r:id="rId128">
         <w:r>
           <w:rPr>
+            <w:rtl/>
+            <w:cs/>
             <w:lang w:val="ar_AE" w:bidi="ar_AE"/>
           </w:rPr>
           <w:rPr>
@@ -3531,6 +4345,8 @@
       </w:hyperlink>
       <w:r>
         <w:rPr>
+          <w:rtl/>
+          <w:cs/>
           <w:lang w:val="ar_AE" w:bidi="ar_AE"/>
         </w:rPr>
         <w:t xml:space="preserve">; </w:t>
@@ -3538,6 +4354,8 @@
       <w:hyperlink r:id="rId129">
         <w:r>
           <w:rPr>
+            <w:rtl/>
+            <w:cs/>
             <w:lang w:val="ar_AE" w:bidi="ar_AE"/>
           </w:rPr>
           <w:rPr>
@@ -3549,6 +4367,8 @@
       </w:hyperlink>
       <w:r>
         <w:rPr>
+          <w:rtl/>
+          <w:cs/>
           <w:lang w:val="ar_AE" w:bidi="ar_AE"/>
         </w:rPr>
         <w:t>). حذّر يسوع تلاميذه من أن هذا هو ما سيحدث قريبًا وأنهم سيتركونه (</w:t>
@@ -3556,6 +4376,8 @@
       <w:hyperlink r:id="rId130">
         <w:r>
           <w:rPr>
+            <w:rtl/>
+            <w:cs/>
             <w:lang w:val="ar_AE" w:bidi="ar_AE"/>
           </w:rPr>
           <w:rPr>
@@ -3567,6 +4389,8 @@
       </w:hyperlink>
       <w:r>
         <w:rPr>
+          <w:rtl/>
+          <w:cs/>
           <w:lang w:val="ar_AE" w:bidi="ar_AE"/>
         </w:rPr>
         <w:t>). كما حذّرهم أن أحدهم سيخونه (</w:t>
@@ -3574,6 +4398,8 @@
       <w:hyperlink r:id="rId131">
         <w:r>
           <w:rPr>
+            <w:rtl/>
+            <w:cs/>
             <w:lang w:val="ar_AE" w:bidi="ar_AE"/>
           </w:rPr>
           <w:rPr>
@@ -3585,6 +4411,8 @@
       </w:hyperlink>
       <w:r>
         <w:rPr>
+          <w:rtl/>
+          <w:cs/>
           <w:lang w:val="ar_AE" w:bidi="ar_AE"/>
         </w:rPr>
         <w:t>).</w:t>
@@ -3596,11 +4424,15 @@
       </w:pPr>
       <w:r>
         <w:rPr>
-          <w:lang w:val="ar_AE" w:bidi="ar_AE"/>
-        </w:rPr>
-      </w:r>
-      <w:r>
-        <w:rPr>
+          <w:rtl/>
+          <w:cs/>
+          <w:lang w:val="ar_AE" w:bidi="ar_AE"/>
+        </w:rPr>
+      </w:r>
+      <w:r>
+        <w:rPr>
+          <w:rtl/>
+          <w:cs/>
           <w:lang w:val="ar_AE" w:bidi="ar_AE"/>
         </w:rPr>
         <w:t>بعد العشاء، سار يسوع مع تلاميذه إلى بستان جثسيماني في جبل الزيتون. هناك، كان يسوع في حالة اضطراب شديد أثناء صلاته، وهو يَقبَل مشيئة الله (</w:t>
@@ -3608,6 +4440,8 @@
       <w:hyperlink r:id="rId132">
         <w:r>
           <w:rPr>
+            <w:rtl/>
+            <w:cs/>
             <w:lang w:val="ar_AE" w:bidi="ar_AE"/>
           </w:rPr>
           <w:rPr>
@@ -3619,6 +4453,8 @@
       </w:hyperlink>
       <w:r>
         <w:rPr>
+          <w:rtl/>
+          <w:cs/>
           <w:lang w:val="ar_AE" w:bidi="ar_AE"/>
         </w:rPr>
         <w:t>).</w:t>
@@ -3630,11 +4466,15 @@
       </w:pPr>
       <w:r>
         <w:rPr>
-          <w:lang w:val="ar_AE" w:bidi="ar_AE"/>
-        </w:rPr>
-      </w:r>
-      <w:r>
-        <w:rPr>
+          <w:rtl/>
+          <w:cs/>
+          <w:lang w:val="ar_AE" w:bidi="ar_AE"/>
+        </w:rPr>
+      </w:r>
+      <w:r>
+        <w:rPr>
+          <w:rtl/>
+          <w:cs/>
           <w:lang w:val="ar_AE" w:bidi="ar_AE"/>
         </w:rPr>
         <w:t>كان يهوذا هو التلميذ الذي خان يسوع. ووصل مع الجنود الذين قبضوا على يسوع (</w:t>
@@ -3642,6 +4482,8 @@
       <w:hyperlink r:id="rId133">
         <w:r>
           <w:rPr>
+            <w:rtl/>
+            <w:cs/>
             <w:lang w:val="ar_AE" w:bidi="ar_AE"/>
           </w:rPr>
           <w:rPr>
@@ -3653,6 +4495,8 @@
       </w:hyperlink>
       <w:r>
         <w:rPr>
+          <w:rtl/>
+          <w:cs/>
           <w:lang w:val="ar_AE" w:bidi="ar_AE"/>
         </w:rPr>
         <w:t>). فرّ تلاميذ يسوع (</w:t>
@@ -3660,6 +4504,8 @@
       <w:hyperlink r:id="rId134">
         <w:r>
           <w:rPr>
+            <w:rtl/>
+            <w:cs/>
             <w:lang w:val="ar_AE" w:bidi="ar_AE"/>
           </w:rPr>
           <w:rPr>
@@ -3671,6 +4517,8 @@
       </w:hyperlink>
       <w:r>
         <w:rPr>
+          <w:rtl/>
+          <w:cs/>
           <w:lang w:val="ar_AE" w:bidi="ar_AE"/>
         </w:rPr>
         <w:t>). ثم اقتادوا يسوع إلى بيت رئيس الكهنة لمحاكمته في الليل. خلال هذا الوقت، أنكر بطرس معرفته بيسوع ثلاث مرات (</w:t>
@@ -3678,6 +4526,8 @@
       <w:hyperlink r:id="rId135">
         <w:r>
           <w:rPr>
+            <w:rtl/>
+            <w:cs/>
             <w:lang w:val="ar_AE" w:bidi="ar_AE"/>
           </w:rPr>
           <w:rPr>
@@ -3689,6 +4539,8 @@
       </w:hyperlink>
       <w:r>
         <w:rPr>
+          <w:rtl/>
+          <w:cs/>
           <w:lang w:val="ar_AE" w:bidi="ar_AE"/>
         </w:rPr>
         <w:t>).</w:t>
@@ -3700,11 +4552,15 @@
       </w:pPr>
       <w:r>
         <w:rPr>
-          <w:lang w:val="ar_AE" w:bidi="ar_AE"/>
-        </w:rPr>
-      </w:r>
-      <w:r>
-        <w:rPr>
+          <w:rtl/>
+          <w:cs/>
+          <w:lang w:val="ar_AE" w:bidi="ar_AE"/>
+        </w:rPr>
+      </w:r>
+      <w:r>
+        <w:rPr>
+          <w:rtl/>
+          <w:cs/>
           <w:lang w:val="ar_AE" w:bidi="ar_AE"/>
         </w:rPr>
         <w:t>كان يسوع يعلم بالفعل ما سيحدث في ليلته الأخيرة، سواء الجيد أو السيئ. كل هذا حدث وفقًا لخطة الله. وكانت هذه الأحداث ضرورية لتحقيق ما تنبأت به الكتب المقدسة ولما سيحدث بعدها. وكان هذا يشمل موته وقيامته.</w:t>
@@ -3716,12 +4572,16 @@
       </w:pPr>
       <w:r>
         <w:rPr>
+          <w:rtl/>
+          <w:cs/>
           <w:lang w:val="ar_AE" w:bidi="ar_AE"/>
         </w:rPr>
       </w:r>
       <w:r>
         <w:rPr>
           <w:u w:val="single"/>
+          <w:rtl/>
+          <w:cs/>
           <w:lang w:val="ar_AE" w:bidi="ar_AE"/>
         </w:rPr>
         <w:t>مقاطع لمزيد من الدراسة</w:t>
@@ -3733,12 +4593,16 @@
       </w:pPr>
       <w:r>
         <w:rPr>
+          <w:rtl/>
+          <w:cs/>
           <w:lang w:val="ar_AE" w:bidi="ar_AE"/>
         </w:rPr>
       </w:r>
       <w:hyperlink r:id="rId136">
         <w:r>
           <w:rPr>
+            <w:rtl/>
+            <w:cs/>
             <w:lang w:val="ar_AE" w:bidi="ar_AE"/>
           </w:rPr>
           <w:rPr>
@@ -3750,6 +4614,8 @@
       </w:hyperlink>
       <w:r>
         <w:rPr>
+          <w:rtl/>
+          <w:cs/>
           <w:lang w:val="ar_AE" w:bidi="ar_AE"/>
         </w:rPr>
         <w:t xml:space="preserve">; </w:t>
@@ -3757,6 +4623,8 @@
       <w:hyperlink r:id="rId137">
         <w:r>
           <w:rPr>
+            <w:rtl/>
+            <w:cs/>
             <w:lang w:val="ar_AE" w:bidi="ar_AE"/>
           </w:rPr>
           <w:rPr>
@@ -3768,6 +4636,8 @@
       </w:hyperlink>
       <w:r>
         <w:rPr>
+          <w:rtl/>
+          <w:cs/>
           <w:lang w:val="ar_AE" w:bidi="ar_AE"/>
         </w:rPr>
         <w:t xml:space="preserve">; </w:t>
@@ -3775,6 +4645,8 @@
       <w:hyperlink r:id="rId138">
         <w:r>
           <w:rPr>
+            <w:rtl/>
+            <w:cs/>
             <w:lang w:val="ar_AE" w:bidi="ar_AE"/>
           </w:rPr>
           <w:rPr>
@@ -3786,6 +4658,8 @@
       </w:hyperlink>
       <w:r>
         <w:rPr>
+          <w:rtl/>
+          <w:cs/>
           <w:lang w:val="ar_AE" w:bidi="ar_AE"/>
         </w:rPr>
         <w:t xml:space="preserve">; </w:t>
@@ -3793,6 +4667,8 @@
       <w:hyperlink r:id="rId139">
         <w:r>
           <w:rPr>
+            <w:rtl/>
+            <w:cs/>
             <w:lang w:val="ar_AE" w:bidi="ar_AE"/>
           </w:rPr>
           <w:rPr>
@@ -3804,6 +4680,8 @@
       </w:hyperlink>
       <w:r>
         <w:rPr>
+          <w:rtl/>
+          <w:cs/>
           <w:lang w:val="ar_AE" w:bidi="ar_AE"/>
         </w:rPr>
         <w:t xml:space="preserve">; </w:t>
@@ -3811,6 +4689,8 @@
       <w:hyperlink r:id="rId140">
         <w:r>
           <w:rPr>
+            <w:rtl/>
+            <w:cs/>
             <w:lang w:val="ar_AE" w:bidi="ar_AE"/>
           </w:rPr>
           <w:rPr>
@@ -3822,11 +4702,15 @@
       </w:hyperlink>
       <w:r>
         <w:rPr>
-          <w:lang w:val="ar_AE" w:bidi="ar_AE"/>
-        </w:rPr>
-      </w:r>
-      <w:r>
-        <w:rPr>
+          <w:rtl/>
+          <w:cs/>
+          <w:lang w:val="ar_AE" w:bidi="ar_AE"/>
+        </w:rPr>
+      </w:r>
+      <w:r>
+        <w:rPr>
+          <w:rtl/>
+          <w:cs/>
           <w:lang w:val="ar_AE" w:bidi="ar_AE"/>
         </w:rPr>
       </w:r>
@@ -3837,6 +4721,8 @@
       </w:pPr>
       <w:r>
         <w:rPr>
+          <w:rtl/>
+          <w:cs/>
           <w:lang w:val="ar_AE" w:bidi="ar_AE"/>
         </w:rPr>
       </w:r>
@@ -3848,12 +4734,16 @@
       </w:pPr>
       <w:r>
         <w:rPr>
+          <w:rtl/>
+          <w:cs/>
           <w:lang w:val="ar_AE" w:bidi="ar_AE"/>
         </w:rPr>
         <w:t>لاهوت جغرافية إسرائيل</w:t>
       </w:r>
       <w:r>
         <w:rPr>
+          <w:rtl/>
+          <w:cs/>
           <w:lang w:val="ar_AE" w:bidi="ar_AE"/>
         </w:rPr>
       </w:r>
@@ -3864,11 +4754,15 @@
       </w:pPr>
       <w:r>
         <w:rPr>
-          <w:lang w:val="ar_AE" w:bidi="ar_AE"/>
-        </w:rPr>
-      </w:r>
-      <w:r>
-        <w:rPr>
+          <w:rtl/>
+          <w:cs/>
+          <w:lang w:val="ar_AE" w:bidi="ar_AE"/>
+        </w:rPr>
+      </w:r>
+      <w:r>
+        <w:rPr>
+          <w:rtl/>
+          <w:cs/>
           <w:lang w:val="ar_AE" w:bidi="ar_AE"/>
         </w:rPr>
         <w:t xml:space="preserve">يجمع تقسيم الأرض في </w:t>
@@ -3876,6 +4770,8 @@
       <w:hyperlink r:id="rId141">
         <w:r>
           <w:rPr>
+            <w:rtl/>
+            <w:cs/>
             <w:lang w:val="ar_AE" w:bidi="ar_AE"/>
           </w:rPr>
           <w:rPr>
@@ -3887,6 +4783,8 @@
       </w:hyperlink>
       <w:r>
         <w:rPr>
+          <w:rtl/>
+          <w:cs/>
           <w:lang w:val="ar_AE" w:bidi="ar_AE"/>
         </w:rPr>
         <w:t xml:space="preserve"> بين المُثل الروحية والرسالة العملية، ويعزز الموضوعات من الأجزاء السابقة من الرؤية (</w:t>
@@ -3894,6 +4792,8 @@
       <w:hyperlink r:id="rId142">
         <w:r>
           <w:rPr>
+            <w:rtl/>
+            <w:cs/>
             <w:lang w:val="ar_AE" w:bidi="ar_AE"/>
           </w:rPr>
           <w:rPr>
@@ -3905,6 +4805,8 @@
       </w:hyperlink>
       <w:r>
         <w:rPr>
+          <w:rtl/>
+          <w:cs/>
           <w:lang w:val="ar_AE" w:bidi="ar_AE"/>
         </w:rPr>
         <w:t>). تصور حزقيال النبي مستقبلًا مرتبطًا بالماضي بشكل وثيق، حيث ظلت أرض إسرائيل أرض الموعد الخاصة بآباء إسرائيل.</w:t>
@@ -3916,11 +4818,15 @@
       </w:pPr>
       <w:r>
         <w:rPr>
-          <w:lang w:val="ar_AE" w:bidi="ar_AE"/>
-        </w:rPr>
-      </w:r>
-      <w:r>
-        <w:rPr>
+          <w:rtl/>
+          <w:cs/>
+          <w:lang w:val="ar_AE" w:bidi="ar_AE"/>
+        </w:rPr>
+      </w:r>
+      <w:r>
+        <w:rPr>
+          <w:rtl/>
+          <w:cs/>
           <w:lang w:val="ar_AE" w:bidi="ar_AE"/>
         </w:rPr>
         <w:t>الخريطة في هذه الرؤية تختلف عن التقسيمات السابقة للأسباط في زمن يشوع. ففي رؤية حزقيال، يحصل كل سبط على جزء متساوٍ من الأرض. هذه الأجزاء تكون في شرائح تمتد من الشرق إلى الغرب، وتصطف إلى جانب بعضها البعض لتغطي الأرض بأكملها مع وجود الهيكل في مركزها. هذه الشرائح لا تتطابق مع الجغرافيا الفعلية للأرض، بل هي رمزية. الفكرة هي أن التنافسات والعداوات القديمة بين الأسباط ستختفي، حيث سيكون لكل سبط مكانة متساوية.</w:t>
@@ -3932,11 +4838,15 @@
       </w:pPr>
       <w:r>
         <w:rPr>
-          <w:lang w:val="ar_AE" w:bidi="ar_AE"/>
-        </w:rPr>
-      </w:r>
-      <w:r>
-        <w:rPr>
+          <w:rtl/>
+          <w:cs/>
+          <w:lang w:val="ar_AE" w:bidi="ar_AE"/>
+        </w:rPr>
+      </w:r>
+      <w:r>
+        <w:rPr>
+          <w:rtl/>
+          <w:cs/>
           <w:lang w:val="ar_AE" w:bidi="ar_AE"/>
         </w:rPr>
         <w:t>النظام الملكي (نظام الحكم بواسطة الملك المختار من الله) لا يُلغى في هذه الرؤية، بل يتحول. المدينة المدمرة المذكورة في الاصحاحات السابقة من سفر حزقيال تصبح مدينة مقدسة جديدة للوحدة والانسجام بين الأسباط. يجددها النهر المُعطي للحياة، جالبًا البركات من هيكل الله إلى كل جانب من جوانب حياة الناس.</w:t>
@@ -3948,11 +4858,15 @@
       </w:pPr>
       <w:r>
         <w:rPr>
-          <w:lang w:val="ar_AE" w:bidi="ar_AE"/>
-        </w:rPr>
-      </w:r>
-      <w:r>
-        <w:rPr>
+          <w:rtl/>
+          <w:cs/>
+          <w:lang w:val="ar_AE" w:bidi="ar_AE"/>
+        </w:rPr>
+      </w:r>
+      <w:r>
+        <w:rPr>
+          <w:rtl/>
+          <w:cs/>
           <w:lang w:val="ar_AE" w:bidi="ar_AE"/>
         </w:rPr>
         <w:t xml:space="preserve">تشجع الرؤية في </w:t>
@@ -3960,6 +4874,8 @@
       <w:hyperlink r:id="rId143">
         <w:r>
           <w:rPr>
+            <w:rtl/>
+            <w:cs/>
             <w:lang w:val="ar_AE" w:bidi="ar_AE"/>
           </w:rPr>
           <w:rPr>
@@ -3971,6 +4887,8 @@
       </w:hyperlink>
       <w:r>
         <w:rPr>
+          <w:rtl/>
+          <w:cs/>
           <w:lang w:val="ar_AE" w:bidi="ar_AE"/>
         </w:rPr>
         <w:t xml:space="preserve"> الناس على التوبة عن الخطايا الماضية، والالتزام بالأمانة في الأوقات الصعبة، والأمل في مستقبل أفضل من خلال قوة الله ونعمته. تُظهر الاصحاحات الأخيرة من سفر الرؤيا تحقيق هذه الرؤية في الرب يسوع (</w:t>
@@ -3978,6 +4896,8 @@
       <w:hyperlink r:id="rId144">
         <w:r>
           <w:rPr>
+            <w:rtl/>
+            <w:cs/>
             <w:lang w:val="ar_AE" w:bidi="ar_AE"/>
           </w:rPr>
           <w:rPr>
@@ -3989,18 +4909,24 @@
       </w:hyperlink>
       <w:r>
         <w:rPr>
+          <w:rtl/>
+          <w:cs/>
           <w:lang w:val="ar_AE" w:bidi="ar_AE"/>
         </w:rPr>
         <w:t>). لقد بدأ الرب يسوع بتحقيق الواقع الروحي الذي وصفه حزقيال النبي في سفره. إنها مدينة سماوية "</w:t>
       </w:r>
       <w:r>
         <w:rPr>
+          <w:rtl/>
+          <w:cs/>
           <w:lang w:val="ar_AE" w:bidi="ar_AE"/>
         </w:rPr>
         <w:t>ٱلَّتِي صَانِعُهَا وَبَارِئُهَا ٱللهُ</w:t>
       </w:r>
       <w:r>
         <w:rPr>
+          <w:rtl/>
+          <w:cs/>
           <w:lang w:val="ar_AE" w:bidi="ar_AE"/>
         </w:rPr>
         <w:t>" (</w:t>
@@ -4008,6 +4934,8 @@
       <w:hyperlink r:id="rId145">
         <w:r>
           <w:rPr>
+            <w:rtl/>
+            <w:cs/>
             <w:lang w:val="ar_AE" w:bidi="ar_AE"/>
           </w:rPr>
           <w:rPr>
@@ -4019,6 +4947,8 @@
       </w:hyperlink>
       <w:r>
         <w:rPr>
+          <w:rtl/>
+          <w:cs/>
           <w:lang w:val="ar_AE" w:bidi="ar_AE"/>
         </w:rPr>
         <w:t>).</w:t>
@@ -4030,12 +4960,16 @@
       </w:pPr>
       <w:r>
         <w:rPr>
+          <w:rtl/>
+          <w:cs/>
           <w:lang w:val="ar_AE" w:bidi="ar_AE"/>
         </w:rPr>
       </w:r>
       <w:r>
         <w:rPr>
           <w:u w:val="single"/>
+          <w:rtl/>
+          <w:cs/>
           <w:lang w:val="ar_AE" w:bidi="ar_AE"/>
         </w:rPr>
         <w:t>مقاطع كتابية لدراسة أعمق</w:t>
@@ -4047,12 +4981,16 @@
       </w:pPr>
       <w:r>
         <w:rPr>
+          <w:rtl/>
+          <w:cs/>
           <w:lang w:val="ar_AE" w:bidi="ar_AE"/>
         </w:rPr>
       </w:r>
       <w:hyperlink r:id="rId142">
         <w:r>
           <w:rPr>
+            <w:rtl/>
+            <w:cs/>
             <w:lang w:val="ar_AE" w:bidi="ar_AE"/>
           </w:rPr>
           <w:rPr>
@@ -4064,6 +5002,8 @@
       </w:hyperlink>
       <w:r>
         <w:rPr>
+          <w:rtl/>
+          <w:cs/>
           <w:lang w:val="ar_AE" w:bidi="ar_AE"/>
         </w:rPr>
         <w:t xml:space="preserve">; </w:t>
@@ -4071,6 +5011,8 @@
       <w:hyperlink r:id="rId141">
         <w:r>
           <w:rPr>
+            <w:rtl/>
+            <w:cs/>
             <w:lang w:val="ar_AE" w:bidi="ar_AE"/>
           </w:rPr>
           <w:rPr>
@@ -4082,6 +5024,8 @@
       </w:hyperlink>
       <w:r>
         <w:rPr>
+          <w:rtl/>
+          <w:cs/>
           <w:lang w:val="ar_AE" w:bidi="ar_AE"/>
         </w:rPr>
         <w:t xml:space="preserve">; </w:t>
@@ -4089,6 +5033,8 @@
       <w:hyperlink r:id="rId146">
         <w:r>
           <w:rPr>
+            <w:rtl/>
+            <w:cs/>
             <w:lang w:val="ar_AE" w:bidi="ar_AE"/>
           </w:rPr>
           <w:rPr>
@@ -4100,11 +5046,15 @@
       </w:hyperlink>
       <w:r>
         <w:rPr>
-          <w:lang w:val="ar_AE" w:bidi="ar_AE"/>
-        </w:rPr>
-      </w:r>
-      <w:r>
-        <w:rPr>
+          <w:rtl/>
+          <w:cs/>
+          <w:lang w:val="ar_AE" w:bidi="ar_AE"/>
+        </w:rPr>
+      </w:r>
+      <w:r>
+        <w:rPr>
+          <w:rtl/>
+          <w:cs/>
           <w:lang w:val="ar_AE" w:bidi="ar_AE"/>
         </w:rPr>
       </w:r>
@@ -4115,6 +5065,8 @@
       </w:pPr>
       <w:r>
         <w:rPr>
+          <w:rtl/>
+          <w:cs/>
           <w:lang w:val="ar_AE" w:bidi="ar_AE"/>
         </w:rPr>
       </w:r>
@@ -4126,12 +5078,16 @@
       </w:pPr>
       <w:r>
         <w:rPr>
+          <w:rtl/>
+          <w:cs/>
           <w:lang w:val="ar_AE" w:bidi="ar_AE"/>
         </w:rPr>
         <w:t>لقاءات مع يسوع</w:t>
       </w:r>
       <w:r>
         <w:rPr>
+          <w:rtl/>
+          <w:cs/>
           <w:lang w:val="ar_AE" w:bidi="ar_AE"/>
         </w:rPr>
       </w:r>
@@ -4142,11 +5098,15 @@
       </w:pPr>
       <w:r>
         <w:rPr>
-          <w:lang w:val="ar_AE" w:bidi="ar_AE"/>
-        </w:rPr>
-      </w:r>
-      <w:r>
-        <w:rPr>
+          <w:rtl/>
+          <w:cs/>
+          <w:lang w:val="ar_AE" w:bidi="ar_AE"/>
+        </w:rPr>
+      </w:r>
+      <w:r>
+        <w:rPr>
+          <w:rtl/>
+          <w:cs/>
           <w:lang w:val="ar_AE" w:bidi="ar_AE"/>
         </w:rPr>
         <w:t>إن معجزات يسوع وأمثاله (التي هي قصص رمزية ذات معانٍ خاصة) كثيرًا ما تبعد تركيزنا عن لقاءاته مع بعض الأشخاص، تلك اللقاءات التي غيَّرت حياتهم. وفي هذه اللقاءات، تعامل يسوع مع هؤلاء الأشخاص كما هم. فقد دعا الناس من كلِّ الخلفيات إلى قبوله قائدًا وصديقًا، وحثَّهم على أن يصيروا أتباعه ورسل ملكوته الأبدي.</w:t>
@@ -4158,11 +5118,15 @@
       </w:pPr>
       <w:r>
         <w:rPr>
-          <w:lang w:val="ar_AE" w:bidi="ar_AE"/>
-        </w:rPr>
-      </w:r>
-      <w:r>
-        <w:rPr>
+          <w:rtl/>
+          <w:cs/>
+          <w:lang w:val="ar_AE" w:bidi="ar_AE"/>
+        </w:rPr>
+      </w:r>
+      <w:r>
+        <w:rPr>
+          <w:rtl/>
+          <w:cs/>
           <w:lang w:val="ar_AE" w:bidi="ar_AE"/>
         </w:rPr>
         <w:t>لكن، يتطلب اتباع يسوع قرارًا. فإنه يمكن لتأثيرات العالم والغنى أن تلهينا عن خدمة الملكوت. واتباع يسوع معناه أن تترك شيئًا ما وراءك. والذين يتمسكون بالأمور الدنيوية عادةً ما ينتهي بهم الحال إلى رفض يسوع. وهذا القرار شكَّل تحديًا أمام كلِّ من التقى بيسوع في الأناجيل وسمع دعوته إلى اتباعه.</w:t>
@@ -4174,11 +5138,15 @@
       </w:pPr>
       <w:r>
         <w:rPr>
-          <w:lang w:val="ar_AE" w:bidi="ar_AE"/>
-        </w:rPr>
-      </w:r>
-      <w:r>
-        <w:rPr>
+          <w:rtl/>
+          <w:cs/>
+          <w:lang w:val="ar_AE" w:bidi="ar_AE"/>
+        </w:rPr>
+      </w:r>
+      <w:r>
+        <w:rPr>
+          <w:rtl/>
+          <w:cs/>
           <w:lang w:val="ar_AE" w:bidi="ar_AE"/>
         </w:rPr>
         <w:t xml:space="preserve">كان أندراوس صياد سمك في الجليل، وكان ينتظر مجيء المسيَّا (المختار من الله) ومجيء ملكوته. وقد اتبع يوحنا المعمدان أولًا، إلى أن وجَّهه يوحنا إلى يسوع. وبعد ذلك، اتبع أندراوس يسوع، ودعا آخرين أيضًا، ومنهم أخوه بطرس، إلى الانضمام إليه. انظر </w:t>
@@ -4186,6 +5154,8 @@
       <w:hyperlink r:id="rId147">
         <w:r>
           <w:rPr>
+            <w:rtl/>
+            <w:cs/>
             <w:lang w:val="ar_AE" w:bidi="ar_AE"/>
           </w:rPr>
           <w:rPr>
@@ -4197,6 +5167,8 @@
       </w:hyperlink>
       <w:r>
         <w:rPr>
+          <w:rtl/>
+          <w:cs/>
           <w:lang w:val="ar_AE" w:bidi="ar_AE"/>
         </w:rPr>
         <w:t>.</w:t>
@@ -4208,11 +5180,15 @@
       </w:pPr>
       <w:r>
         <w:rPr>
-          <w:lang w:val="ar_AE" w:bidi="ar_AE"/>
-        </w:rPr>
-      </w:r>
-      <w:r>
-        <w:rPr>
+          <w:rtl/>
+          <w:cs/>
+          <w:lang w:val="ar_AE" w:bidi="ar_AE"/>
+        </w:rPr>
+      </w:r>
+      <w:r>
+        <w:rPr>
+          <w:rtl/>
+          <w:cs/>
           <w:lang w:val="ar_AE" w:bidi="ar_AE"/>
         </w:rPr>
         <w:t xml:space="preserve">كذلك، انتظر سمعان وحنة زمانًا طويلاً ليريا المسيح الموعود به. وعندما رأيا الطفل يسوع، عرفا أنه المسيح، فباركا الله وقدَّما له الشكر على مجيئه وكذلك على الرجاء الذي أتى به. انظر </w:t>
@@ -4220,6 +5196,8 @@
       <w:hyperlink r:id="rId148">
         <w:r>
           <w:rPr>
+            <w:rtl/>
+            <w:cs/>
             <w:lang w:val="ar_AE" w:bidi="ar_AE"/>
           </w:rPr>
           <w:rPr>
@@ -4231,6 +5209,8 @@
       </w:hyperlink>
       <w:r>
         <w:rPr>
+          <w:rtl/>
+          <w:cs/>
           <w:lang w:val="ar_AE" w:bidi="ar_AE"/>
         </w:rPr>
         <w:t>.</w:t>
@@ -4242,11 +5222,15 @@
       </w:pPr>
       <w:r>
         <w:rPr>
-          <w:lang w:val="ar_AE" w:bidi="ar_AE"/>
-        </w:rPr>
-      </w:r>
-      <w:r>
-        <w:rPr>
+          <w:rtl/>
+          <w:cs/>
+          <w:lang w:val="ar_AE" w:bidi="ar_AE"/>
+        </w:rPr>
+      </w:r>
+      <w:r>
+        <w:rPr>
+          <w:rtl/>
+          <w:cs/>
           <w:lang w:val="ar_AE" w:bidi="ar_AE"/>
         </w:rPr>
         <w:t xml:space="preserve">كان نثنائيل متشككًا عندما دُعي في البداية إلى الالتقاء بيسوع. لكن عندما أثبت له يسوع أنه يعرفه بالفعل، تغيَّر موقف نثنائيل، واتبع يسوع دون تردُّد. انظر </w:t>
@@ -4254,6 +5238,8 @@
       <w:hyperlink r:id="rId149">
         <w:r>
           <w:rPr>
+            <w:rtl/>
+            <w:cs/>
             <w:lang w:val="ar_AE" w:bidi="ar_AE"/>
           </w:rPr>
           <w:rPr>
@@ -4265,6 +5251,8 @@
       </w:hyperlink>
       <w:r>
         <w:rPr>
+          <w:rtl/>
+          <w:cs/>
           <w:lang w:val="ar_AE" w:bidi="ar_AE"/>
         </w:rPr>
         <w:t>.</w:t>
@@ -4276,11 +5264,15 @@
       </w:pPr>
       <w:r>
         <w:rPr>
-          <w:lang w:val="ar_AE" w:bidi="ar_AE"/>
-        </w:rPr>
-      </w:r>
-      <w:r>
-        <w:rPr>
+          <w:rtl/>
+          <w:cs/>
+          <w:lang w:val="ar_AE" w:bidi="ar_AE"/>
+        </w:rPr>
+      </w:r>
+      <w:r>
+        <w:rPr>
+          <w:rtl/>
+          <w:cs/>
           <w:lang w:val="ar_AE" w:bidi="ar_AE"/>
         </w:rPr>
         <w:t xml:space="preserve">اقترب رجل غني إلى يسوع وسأله كيف يمكن أن يرث الحياة الأبدية. أظهر هذا الرجل اتضاعًا، وكان قد أطاع بالفعل كل شرائع الله بتدقيق. وقد "أحبَّه يسوع"، لكنه أخبره بأنه يجب أن يبيع كلَّ ما له ويعطيه للفقراء، ثم يتبعه. لم يكن هذا الرجل مستعدًا للتخلِّي عن ثروته، فمضى حزينًا بعيدًا عن يسوع. انظر </w:t>
@@ -4288,6 +5280,8 @@
       <w:hyperlink r:id="rId150">
         <w:r>
           <w:rPr>
+            <w:rtl/>
+            <w:cs/>
             <w:lang w:val="ar_AE" w:bidi="ar_AE"/>
           </w:rPr>
           <w:rPr>
@@ -4299,6 +5293,8 @@
       </w:hyperlink>
       <w:r>
         <w:rPr>
+          <w:rtl/>
+          <w:cs/>
           <w:lang w:val="ar_AE" w:bidi="ar_AE"/>
         </w:rPr>
         <w:t>.</w:t>
@@ -4310,11 +5306,15 @@
       </w:pPr>
       <w:r>
         <w:rPr>
-          <w:lang w:val="ar_AE" w:bidi="ar_AE"/>
-        </w:rPr>
-      </w:r>
-      <w:r>
-        <w:rPr>
+          <w:rtl/>
+          <w:cs/>
+          <w:lang w:val="ar_AE" w:bidi="ar_AE"/>
+        </w:rPr>
+      </w:r>
+      <w:r>
+        <w:rPr>
+          <w:rtl/>
+          <w:cs/>
           <w:lang w:val="ar_AE" w:bidi="ar_AE"/>
         </w:rPr>
         <w:t xml:space="preserve">كان متّى قد تخلَّى عن انتمائه اليهودي، وكان خائنًا لشعبه إذ كان يجمع الضرائب لصالح الرومان، مفضِّلًا حياة الثراء والترف. وعندما دعا يسوع متى إلى اتباعه، ترك متى حياته السابقة. وقبل أن يلازم يسوع، دعا أصدقاءه أيضًا إلى لقاء يسوع. انظر </w:t>
@@ -4322,6 +5322,8 @@
       <w:hyperlink r:id="rId151">
         <w:r>
           <w:rPr>
+            <w:rtl/>
+            <w:cs/>
             <w:lang w:val="ar_AE" w:bidi="ar_AE"/>
           </w:rPr>
           <w:rPr>
@@ -4333,6 +5335,8 @@
       </w:hyperlink>
       <w:r>
         <w:rPr>
+          <w:rtl/>
+          <w:cs/>
           <w:lang w:val="ar_AE" w:bidi="ar_AE"/>
         </w:rPr>
         <w:t>.</w:t>
@@ -4344,11 +5348,15 @@
       </w:pPr>
       <w:r>
         <w:rPr>
-          <w:lang w:val="ar_AE" w:bidi="ar_AE"/>
-        </w:rPr>
-      </w:r>
-      <w:r>
-        <w:rPr>
+          <w:rtl/>
+          <w:cs/>
+          <w:lang w:val="ar_AE" w:bidi="ar_AE"/>
+        </w:rPr>
+      </w:r>
+      <w:r>
+        <w:rPr>
+          <w:rtl/>
+          <w:cs/>
           <w:lang w:val="ar_AE" w:bidi="ar_AE"/>
         </w:rPr>
         <w:t xml:space="preserve">لم يصدق توما التلاميذ الآخرين عندما أخبروه بأن يسوع قد قام من الموت. وعندما ظهر يسوع لتوما، طلب منه أن يمس آثار جروحه. وعندئذ، خرَّ توما أمام يسوع وأعلن إيمانه به ربًّا وإلهًا. انظر </w:t>
@@ -4356,6 +5364,8 @@
       <w:hyperlink r:id="rId152">
         <w:r>
           <w:rPr>
+            <w:rtl/>
+            <w:cs/>
             <w:lang w:val="ar_AE" w:bidi="ar_AE"/>
           </w:rPr>
           <w:rPr>
@@ -4367,6 +5377,8 @@
       </w:hyperlink>
       <w:r>
         <w:rPr>
+          <w:rtl/>
+          <w:cs/>
           <w:lang w:val="ar_AE" w:bidi="ar_AE"/>
         </w:rPr>
         <w:t>.</w:t>
@@ -4378,11 +5390,15 @@
       </w:pPr>
       <w:r>
         <w:rPr>
-          <w:lang w:val="ar_AE" w:bidi="ar_AE"/>
-        </w:rPr>
-      </w:r>
-      <w:r>
-        <w:rPr>
+          <w:rtl/>
+          <w:cs/>
+          <w:lang w:val="ar_AE" w:bidi="ar_AE"/>
+        </w:rPr>
+      </w:r>
+      <w:r>
+        <w:rPr>
+          <w:rtl/>
+          <w:cs/>
           <w:lang w:val="ar_AE" w:bidi="ar_AE"/>
         </w:rPr>
         <w:t xml:space="preserve">كانت مرثا منهمكة في إعداد الطعام ليسوع في بيتها، وانزعجت لأن أختها مريم كانت جالسةً تتعلَّم عند قدمي يسوع. فطلب يسوع من مرثا بلطف ألا تغضب، وأوضح لها أن مريم قد اختارت النصيب الأفضل باستماعها إلى تعليمه. ثم لاحقًا، تكلَّم يسوع مع مرثا ليصادق على إيمانها به للحياة الأبدية. انظر </w:t>
@@ -4390,6 +5406,8 @@
       <w:hyperlink r:id="rId153">
         <w:r>
           <w:rPr>
+            <w:rtl/>
+            <w:cs/>
             <w:lang w:val="ar_AE" w:bidi="ar_AE"/>
           </w:rPr>
           <w:rPr>
@@ -4401,6 +5419,8 @@
       </w:hyperlink>
       <w:r>
         <w:rPr>
+          <w:rtl/>
+          <w:cs/>
           <w:lang w:val="ar_AE" w:bidi="ar_AE"/>
         </w:rPr>
         <w:t xml:space="preserve"> </w:t>
@@ -4408,6 +5428,8 @@
       <w:hyperlink r:id="rId154">
         <w:r>
           <w:rPr>
+            <w:rtl/>
+            <w:cs/>
             <w:lang w:val="ar_AE" w:bidi="ar_AE"/>
           </w:rPr>
           <w:rPr>
@@ -4419,6 +5441,8 @@
       </w:hyperlink>
       <w:r>
         <w:rPr>
+          <w:rtl/>
+          <w:cs/>
           <w:lang w:val="ar_AE" w:bidi="ar_AE"/>
         </w:rPr>
         <w:t>.</w:t>
@@ -4430,11 +5454,15 @@
       </w:pPr>
       <w:r>
         <w:rPr>
-          <w:lang w:val="ar_AE" w:bidi="ar_AE"/>
-        </w:rPr>
-      </w:r>
-      <w:r>
-        <w:rPr>
+          <w:rtl/>
+          <w:cs/>
+          <w:lang w:val="ar_AE" w:bidi="ar_AE"/>
+        </w:rPr>
+      </w:r>
+      <w:r>
+        <w:rPr>
+          <w:rtl/>
+          <w:cs/>
           <w:lang w:val="ar_AE" w:bidi="ar_AE"/>
         </w:rPr>
         <w:t xml:space="preserve">طلب قائد مئة روماني من يسوع أن ينقذ غلامه الذي كان يحتضر. وأَعفَى هذا الرجل يسوع من دخول بيته الذي كان يُعتبر نجسًا من الناحية الطقسية، لأن هذا الرجل كان أمميًّا وليس يهوديًّا. آمن قائد المئة هذا بأن يسوع يستطيع أن يشفي فقط بكلمةٍ. أكرم يسوع إيمان هذا الرجل بأن شفى الغلام عن بُعد. كما أكَّد يسوع أن كثيرين من الأمم سيدخلون ملكوت السماوات بالإيمان به. انظر </w:t>
@@ -4442,6 +5470,8 @@
       <w:hyperlink r:id="rId155">
         <w:r>
           <w:rPr>
+            <w:rtl/>
+            <w:cs/>
             <w:lang w:val="ar_AE" w:bidi="ar_AE"/>
           </w:rPr>
           <w:rPr>
@@ -4453,6 +5483,8 @@
       </w:hyperlink>
       <w:r>
         <w:rPr>
+          <w:rtl/>
+          <w:cs/>
           <w:lang w:val="ar_AE" w:bidi="ar_AE"/>
         </w:rPr>
         <w:t>.</w:t>
@@ -4464,11 +5496,15 @@
       </w:pPr>
       <w:r>
         <w:rPr>
-          <w:lang w:val="ar_AE" w:bidi="ar_AE"/>
-        </w:rPr>
-      </w:r>
-      <w:r>
-        <w:rPr>
+          <w:rtl/>
+          <w:cs/>
+          <w:lang w:val="ar_AE" w:bidi="ar_AE"/>
+        </w:rPr>
+      </w:r>
+      <w:r>
+        <w:rPr>
+          <w:rtl/>
+          <w:cs/>
           <w:lang w:val="ar_AE" w:bidi="ar_AE"/>
         </w:rPr>
         <w:t xml:space="preserve">أحضر رؤساء اليهود امرأة متهمة بالزنا إلى يسوع كي يحكم عليها. وكان الرجم هو العقوبة المتوقَّعة. لكن يسوع انحنى وظل يكتب بإصبعه على الأرض، ثم قال إن من هو بلا خطية من المشتكين عليها فليرمها بأول حجر. وعندما غادروا جميعًا، قال يسوع للمرأة أن تذهب ولا تخطئ أيضًا. انظر </w:t>
@@ -4476,6 +5512,8 @@
       <w:hyperlink r:id="rId156">
         <w:r>
           <w:rPr>
+            <w:rtl/>
+            <w:cs/>
             <w:lang w:val="ar_AE" w:bidi="ar_AE"/>
           </w:rPr>
           <w:rPr>
@@ -4487,6 +5525,8 @@
       </w:hyperlink>
       <w:r>
         <w:rPr>
+          <w:rtl/>
+          <w:cs/>
           <w:lang w:val="ar_AE" w:bidi="ar_AE"/>
         </w:rPr>
         <w:t>.</w:t>
@@ -4498,11 +5538,15 @@
       </w:pPr>
       <w:r>
         <w:rPr>
-          <w:lang w:val="ar_AE" w:bidi="ar_AE"/>
-        </w:rPr>
-      </w:r>
-      <w:r>
-        <w:rPr>
+          <w:rtl/>
+          <w:cs/>
+          <w:lang w:val="ar_AE" w:bidi="ar_AE"/>
+        </w:rPr>
+      </w:r>
+      <w:r>
+        <w:rPr>
+          <w:rtl/>
+          <w:cs/>
           <w:lang w:val="ar_AE" w:bidi="ar_AE"/>
         </w:rPr>
         <w:t xml:space="preserve">كان نيقوديموس رئيسًا لليهود وفريسيًّا أيضًا، ولذلك، كان حريصًا على ألا يراه الناس مع يسوع، فزار يسوع ليلًا. تحدَّث يسوع مع نيقوديموس وتحدَّى معتقداته ومعرفته بالحقائق الروحية. ثم لاحقًا، دافع نيقوديموس عن يسوع في المجمع اليهودي (السنهدرين). وبعد صلب يسوع، ساعد نيقوديموس في دفن يسوع، الأمر الذي أظهر ولاءه. انظر </w:t>
@@ -4510,6 +5554,8 @@
       <w:hyperlink r:id="rId157">
         <w:r>
           <w:rPr>
+            <w:rtl/>
+            <w:cs/>
             <w:lang w:val="ar_AE" w:bidi="ar_AE"/>
           </w:rPr>
           <w:rPr>
@@ -4521,6 +5567,8 @@
       </w:hyperlink>
       <w:r>
         <w:rPr>
+          <w:rtl/>
+          <w:cs/>
           <w:lang w:val="ar_AE" w:bidi="ar_AE"/>
         </w:rPr>
         <w:t xml:space="preserve">؛ </w:t>
@@ -4528,6 +5576,8 @@
       <w:hyperlink r:id="rId158">
         <w:r>
           <w:rPr>
+            <w:rtl/>
+            <w:cs/>
             <w:lang w:val="ar_AE" w:bidi="ar_AE"/>
           </w:rPr>
           <w:rPr>
@@ -4539,6 +5589,8 @@
       </w:hyperlink>
       <w:r>
         <w:rPr>
+          <w:rtl/>
+          <w:cs/>
           <w:lang w:val="ar_AE" w:bidi="ar_AE"/>
         </w:rPr>
         <w:t xml:space="preserve">؛ </w:t>
@@ -4546,6 +5598,8 @@
       <w:hyperlink r:id="rId159">
         <w:r>
           <w:rPr>
+            <w:rtl/>
+            <w:cs/>
             <w:lang w:val="ar_AE" w:bidi="ar_AE"/>
           </w:rPr>
           <w:rPr>
@@ -4557,6 +5611,8 @@
       </w:hyperlink>
       <w:r>
         <w:rPr>
+          <w:rtl/>
+          <w:cs/>
           <w:lang w:val="ar_AE" w:bidi="ar_AE"/>
         </w:rPr>
         <w:t>.</w:t>
@@ -4568,11 +5624,15 @@
       </w:pPr>
       <w:r>
         <w:rPr>
-          <w:lang w:val="ar_AE" w:bidi="ar_AE"/>
-        </w:rPr>
-      </w:r>
-      <w:r>
-        <w:rPr>
+          <w:rtl/>
+          <w:cs/>
+          <w:lang w:val="ar_AE" w:bidi="ar_AE"/>
+        </w:rPr>
+      </w:r>
+      <w:r>
+        <w:rPr>
+          <w:rtl/>
+          <w:cs/>
           <w:lang w:val="ar_AE" w:bidi="ar_AE"/>
         </w:rPr>
         <w:t xml:space="preserve">ظن يعقوب ويوحنا أن ملكوت الله كان وشيكًا، ولذلك طلبا تولِّي مناصب بارزة في الملكوت. وهذا الطلب أثار استياء التلاميذ الآخرين. لكن يسوع أوضح بلطف أن القيادة الحقيقية تتعلق بالخدمة، وليس بالثروة أو النفوذ. وقد تعلَّم التلاميذ هذا الدرس لاحقًا من خلال اجتياز تجارب صعبة. انظر </w:t>
@@ -4580,6 +5640,8 @@
       <w:hyperlink r:id="rId160">
         <w:r>
           <w:rPr>
+            <w:rtl/>
+            <w:cs/>
             <w:lang w:val="ar_AE" w:bidi="ar_AE"/>
           </w:rPr>
           <w:rPr>
@@ -4591,6 +5653,8 @@
       </w:hyperlink>
       <w:r>
         <w:rPr>
+          <w:rtl/>
+          <w:cs/>
           <w:lang w:val="ar_AE" w:bidi="ar_AE"/>
         </w:rPr>
         <w:t xml:space="preserve">؛ </w:t>
@@ -4598,6 +5662,8 @@
       <w:hyperlink r:id="rId161">
         <w:r>
           <w:rPr>
+            <w:rtl/>
+            <w:cs/>
             <w:lang w:val="ar_AE" w:bidi="ar_AE"/>
           </w:rPr>
           <w:rPr>
@@ -4609,6 +5675,8 @@
       </w:hyperlink>
       <w:r>
         <w:rPr>
+          <w:rtl/>
+          <w:cs/>
           <w:lang w:val="ar_AE" w:bidi="ar_AE"/>
         </w:rPr>
         <w:t>.</w:t>
@@ -4620,11 +5688,15 @@
       </w:pPr>
       <w:r>
         <w:rPr>
-          <w:lang w:val="ar_AE" w:bidi="ar_AE"/>
-        </w:rPr>
-      </w:r>
-      <w:r>
-        <w:rPr>
+          <w:rtl/>
+          <w:cs/>
+          <w:lang w:val="ar_AE" w:bidi="ar_AE"/>
+        </w:rPr>
+      </w:r>
+      <w:r>
+        <w:rPr>
+          <w:rtl/>
+          <w:cs/>
           <w:lang w:val="ar_AE" w:bidi="ar_AE"/>
         </w:rPr>
         <w:t xml:space="preserve">كان أهل الناصرة يعرفون يسوع فقط على أنه ابن يوسف، ولم يؤمنوا بأنه قد يكون هو المسيح. وشكُّهم هذا حدَّ بشكل كبير من معجزات يسوع بينهم، ودفعه غضبهم من ادعاءاته إلى المغادرة. انظر </w:t>
@@ -4632,6 +5704,8 @@
       <w:hyperlink r:id="rId162">
         <w:r>
           <w:rPr>
+            <w:rtl/>
+            <w:cs/>
             <w:lang w:val="ar_AE" w:bidi="ar_AE"/>
           </w:rPr>
           <w:rPr>
@@ -4643,6 +5717,8 @@
       </w:hyperlink>
       <w:r>
         <w:rPr>
+          <w:rtl/>
+          <w:cs/>
           <w:lang w:val="ar_AE" w:bidi="ar_AE"/>
         </w:rPr>
         <w:t>.</w:t>
@@ -4654,11 +5730,15 @@
       </w:pPr>
       <w:r>
         <w:rPr>
-          <w:lang w:val="ar_AE" w:bidi="ar_AE"/>
-        </w:rPr>
-      </w:r>
-      <w:r>
-        <w:rPr>
+          <w:rtl/>
+          <w:cs/>
+          <w:lang w:val="ar_AE" w:bidi="ar_AE"/>
+        </w:rPr>
+      </w:r>
+      <w:r>
+        <w:rPr>
+          <w:rtl/>
+          <w:cs/>
           <w:lang w:val="ar_AE" w:bidi="ar_AE"/>
         </w:rPr>
         <w:t xml:space="preserve">كان رؤساء اليهود يتَّبعون شرائع تفصيلية تركِّز على السلوك الخارجي، لكنهم لم يُظهِروا المحبة بطرق أخرى أهم. وقد واجههم يسوع مرارًا بشأن هذا الأمر. لكن معظم هؤلاء الرؤساء رفضوا انتقاداته وسعوا إلى إيجاد طرق لإلحاق الأذى به. انظر </w:t>
@@ -4666,6 +5746,8 @@
       <w:hyperlink r:id="rId163">
         <w:r>
           <w:rPr>
+            <w:rtl/>
+            <w:cs/>
             <w:lang w:val="ar_AE" w:bidi="ar_AE"/>
           </w:rPr>
           <w:rPr>
@@ -4677,6 +5759,8 @@
       </w:hyperlink>
       <w:r>
         <w:rPr>
+          <w:rtl/>
+          <w:cs/>
           <w:lang w:val="ar_AE" w:bidi="ar_AE"/>
         </w:rPr>
         <w:t xml:space="preserve"> قارن </w:t>
@@ -4684,6 +5768,8 @@
       <w:hyperlink r:id="rId164">
         <w:r>
           <w:rPr>
+            <w:rtl/>
+            <w:cs/>
             <w:lang w:val="ar_AE" w:bidi="ar_AE"/>
           </w:rPr>
           <w:rPr>
@@ -4695,6 +5781,8 @@
       </w:hyperlink>
       <w:r>
         <w:rPr>
+          <w:rtl/>
+          <w:cs/>
           <w:lang w:val="ar_AE" w:bidi="ar_AE"/>
         </w:rPr>
         <w:t xml:space="preserve"> </w:t>
@@ -4702,6 +5790,8 @@
       <w:hyperlink r:id="rId165">
         <w:r>
           <w:rPr>
+            <w:rtl/>
+            <w:cs/>
             <w:lang w:val="ar_AE" w:bidi="ar_AE"/>
           </w:rPr>
           <w:rPr>
@@ -4713,6 +5803,8 @@
       </w:hyperlink>
       <w:r>
         <w:rPr>
+          <w:rtl/>
+          <w:cs/>
           <w:lang w:val="ar_AE" w:bidi="ar_AE"/>
         </w:rPr>
         <w:t>.</w:t>
@@ -4724,11 +5816,15 @@
       </w:pPr>
       <w:r>
         <w:rPr>
-          <w:lang w:val="ar_AE" w:bidi="ar_AE"/>
-        </w:rPr>
-      </w:r>
-      <w:r>
-        <w:rPr>
+          <w:rtl/>
+          <w:cs/>
+          <w:lang w:val="ar_AE" w:bidi="ar_AE"/>
+        </w:rPr>
+      </w:r>
+      <w:r>
+        <w:rPr>
+          <w:rtl/>
+          <w:cs/>
           <w:lang w:val="ar_AE" w:bidi="ar_AE"/>
         </w:rPr>
         <w:t xml:space="preserve">كان زكا يجمع الضرائب لصالح الرومان، وكان قد اغتنى عن طريق استغلال شعبه. وعندما أراد أن يرى يسوع، تسلق شجرة كي يراه من فوق رغم الزحام. لاحظ يسوع زكا، وزار بيته، ودعاه إلى تغيير حياته. وعندئذ، تاب زكا وردَّ الأموال لكلِّ الذين كان قد ظلمهم. انظر </w:t>
@@ -4736,6 +5832,8 @@
       <w:hyperlink r:id="rId166">
         <w:r>
           <w:rPr>
+            <w:rtl/>
+            <w:cs/>
             <w:lang w:val="ar_AE" w:bidi="ar_AE"/>
           </w:rPr>
           <w:rPr>
@@ -4747,6 +5845,8 @@
       </w:hyperlink>
       <w:r>
         <w:rPr>
+          <w:rtl/>
+          <w:cs/>
           <w:lang w:val="ar_AE" w:bidi="ar_AE"/>
         </w:rPr>
         <w:t>.</w:t>
@@ -4758,11 +5858,15 @@
       </w:pPr>
       <w:r>
         <w:rPr>
-          <w:lang w:val="ar_AE" w:bidi="ar_AE"/>
-        </w:rPr>
-      </w:r>
-      <w:r>
-        <w:rPr>
+          <w:rtl/>
+          <w:cs/>
+          <w:lang w:val="ar_AE" w:bidi="ar_AE"/>
+        </w:rPr>
+      </w:r>
+      <w:r>
+        <w:rPr>
+          <w:rtl/>
+          <w:cs/>
           <w:lang w:val="ar_AE" w:bidi="ar_AE"/>
         </w:rPr>
         <w:t xml:space="preserve">كان اثنان من أتباع يسوع عائدَين إلى مسقط رأسهما في عمواس بعد موت يسوع. وفي الطريق، انضم إليهما يسوع القائم من بين الأموات، وأوضح لهما من الكتاب المقدس لماذا كان ينبغي أن يموت. لم يتعرَّف هذان التلميذان على يسوع إلى أن تناول الطعام معهما. وبعد ذلك، اختفى يسوع. فذهب التلميذان فرحَين ليخبرا التلاميذ بأن يسوع حيٌّ. انظر </w:t>
@@ -4770,6 +5874,8 @@
       <w:hyperlink r:id="rId167">
         <w:r>
           <w:rPr>
+            <w:rtl/>
+            <w:cs/>
             <w:lang w:val="ar_AE" w:bidi="ar_AE"/>
           </w:rPr>
           <w:rPr>
@@ -4781,6 +5887,8 @@
       </w:hyperlink>
       <w:r>
         <w:rPr>
+          <w:rtl/>
+          <w:cs/>
           <w:lang w:val="ar_AE" w:bidi="ar_AE"/>
         </w:rPr>
         <w:t>.</w:t>
@@ -4792,11 +5900,15 @@
       </w:pPr>
       <w:r>
         <w:rPr>
-          <w:lang w:val="ar_AE" w:bidi="ar_AE"/>
-        </w:rPr>
-      </w:r>
-      <w:r>
-        <w:rPr>
+          <w:rtl/>
+          <w:cs/>
+          <w:lang w:val="ar_AE" w:bidi="ar_AE"/>
+        </w:rPr>
+      </w:r>
+      <w:r>
+        <w:rPr>
+          <w:rtl/>
+          <w:cs/>
           <w:lang w:val="ar_AE" w:bidi="ar_AE"/>
         </w:rPr>
         <w:t xml:space="preserve">ذهبت امرأة سامرية سيئة السمعة إلى بئر يعقوب للحصول على الماء، ووجدت يسوع هناك، فعرض عليها يسوع "ماء حيًّا" وحياة جديدة. وقد أدهشها ذلك، لكنها آمنت به. ثم دعت آخرين إلى الالتقاء بالمسيح الذي كانوا ينتظرونه. انظر </w:t>
@@ -4804,6 +5916,8 @@
       <w:hyperlink r:id="rId168">
         <w:r>
           <w:rPr>
+            <w:rtl/>
+            <w:cs/>
             <w:lang w:val="ar_AE" w:bidi="ar_AE"/>
           </w:rPr>
           <w:rPr>
@@ -4815,6 +5929,8 @@
       </w:hyperlink>
       <w:r>
         <w:rPr>
+          <w:rtl/>
+          <w:cs/>
           <w:lang w:val="ar_AE" w:bidi="ar_AE"/>
         </w:rPr>
         <w:t>.</w:t>
@@ -4826,11 +5942,15 @@
       </w:pPr>
       <w:r>
         <w:rPr>
-          <w:lang w:val="ar_AE" w:bidi="ar_AE"/>
-        </w:rPr>
-      </w:r>
-      <w:r>
-        <w:rPr>
+          <w:rtl/>
+          <w:cs/>
+          <w:lang w:val="ar_AE" w:bidi="ar_AE"/>
+        </w:rPr>
+      </w:r>
+      <w:r>
+        <w:rPr>
+          <w:rtl/>
+          <w:cs/>
           <w:lang w:val="ar_AE" w:bidi="ar_AE"/>
         </w:rPr>
         <w:t xml:space="preserve">مارس رؤساء اليهود ضغطًا شديدًا على بيلاطس كي يأمر بقتل يسوع. كان بيلاطس يرى أن يسوع بريء، وحاول إطلاق سراحه. وسأل بيلاطس يسوع، "ما هو الحق؟" لكنه لم يدرك أن يسوع نفسه هو الحق. وفي النهاية، كي يحافظ بيلاطس على السلام مع رؤساء اليهود، أصدر أمرًا بصلب يسوع. انظر </w:t>
@@ -4838,6 +5958,8 @@
       <w:hyperlink r:id="rId169">
         <w:r>
           <w:rPr>
+            <w:rtl/>
+            <w:cs/>
             <w:lang w:val="ar_AE" w:bidi="ar_AE"/>
           </w:rPr>
           <w:rPr>
@@ -4849,6 +5971,8 @@
       </w:hyperlink>
       <w:r>
         <w:rPr>
+          <w:rtl/>
+          <w:cs/>
           <w:lang w:val="ar_AE" w:bidi="ar_AE"/>
         </w:rPr>
         <w:t>.</w:t>
@@ -4860,11 +5984,15 @@
       </w:pPr>
       <w:r>
         <w:rPr>
-          <w:lang w:val="ar_AE" w:bidi="ar_AE"/>
-        </w:rPr>
-      </w:r>
-      <w:r>
-        <w:rPr>
+          <w:rtl/>
+          <w:cs/>
+          <w:lang w:val="ar_AE" w:bidi="ar_AE"/>
+        </w:rPr>
+      </w:r>
+      <w:r>
+        <w:rPr>
+          <w:rtl/>
+          <w:cs/>
           <w:lang w:val="ar_AE" w:bidi="ar_AE"/>
         </w:rPr>
         <w:t xml:space="preserve">أنكر سمعان بطرس ثلاث مرات أنه كان يعرف يسوع. وبعدما قام يسوع من بين الأموات، سأل بطرس ثلاث مرات إن كان يحبه. وفي كلِّ مرة، كان بطرس يجيب يسوع بأنه يحبه. فأوصاه يسوع بأن يعتني بأتباعه ("خرافه" و"غنمه"). وبهذا، ردَّ يسوع بطرس إلى الإيمان المسيحي. انظر </w:t>
@@ -4872,6 +6000,8 @@
       <w:hyperlink r:id="rId170">
         <w:r>
           <w:rPr>
+            <w:rtl/>
+            <w:cs/>
             <w:lang w:val="ar_AE" w:bidi="ar_AE"/>
           </w:rPr>
           <w:rPr>
@@ -4883,6 +6013,8 @@
       </w:hyperlink>
       <w:r>
         <w:rPr>
+          <w:rtl/>
+          <w:cs/>
           <w:lang w:val="ar_AE" w:bidi="ar_AE"/>
         </w:rPr>
         <w:t xml:space="preserve">؛ انظر أيضًا </w:t>
@@ -4890,6 +6022,8 @@
       <w:hyperlink r:id="rId171">
         <w:r>
           <w:rPr>
+            <w:rtl/>
+            <w:cs/>
             <w:lang w:val="ar_AE" w:bidi="ar_AE"/>
           </w:rPr>
           <w:rPr>
@@ -4901,6 +6035,8 @@
       </w:hyperlink>
       <w:r>
         <w:rPr>
+          <w:rtl/>
+          <w:cs/>
           <w:lang w:val="ar_AE" w:bidi="ar_AE"/>
         </w:rPr>
         <w:t>.</w:t>
@@ -4912,12 +6048,16 @@
       </w:pPr>
       <w:r>
         <w:rPr>
+          <w:rtl/>
+          <w:cs/>
           <w:lang w:val="ar_AE" w:bidi="ar_AE"/>
         </w:rPr>
       </w:r>
       <w:r>
         <w:rPr>
           <w:u w:val="single"/>
+          <w:rtl/>
+          <w:cs/>
           <w:lang w:val="ar_AE" w:bidi="ar_AE"/>
         </w:rPr>
         <w:t>بعض النصوص الكتابية لمزيدٍ من الدراسة</w:t>
@@ -4929,12 +6069,16 @@
       </w:pPr>
       <w:r>
         <w:rPr>
+          <w:rtl/>
+          <w:cs/>
           <w:lang w:val="ar_AE" w:bidi="ar_AE"/>
         </w:rPr>
       </w:r>
       <w:hyperlink r:id="rId155">
         <w:r>
           <w:rPr>
+            <w:rtl/>
+            <w:cs/>
             <w:lang w:val="ar_AE" w:bidi="ar_AE"/>
           </w:rPr>
           <w:rPr>
@@ -4946,6 +6090,8 @@
       </w:hyperlink>
       <w:r>
         <w:rPr>
+          <w:rtl/>
+          <w:cs/>
           <w:lang w:val="ar_AE" w:bidi="ar_AE"/>
         </w:rPr>
         <w:t xml:space="preserve"> </w:t>
@@ -4953,6 +6099,8 @@
       <w:hyperlink r:id="rId151">
         <w:r>
           <w:rPr>
+            <w:rtl/>
+            <w:cs/>
             <w:lang w:val="ar_AE" w:bidi="ar_AE"/>
           </w:rPr>
           <w:rPr>
@@ -4964,6 +6112,8 @@
       </w:hyperlink>
       <w:r>
         <w:rPr>
+          <w:rtl/>
+          <w:cs/>
           <w:lang w:val="ar_AE" w:bidi="ar_AE"/>
         </w:rPr>
         <w:t xml:space="preserve"> </w:t>
@@ -4971,6 +6121,8 @@
       <w:hyperlink r:id="rId171">
         <w:r>
           <w:rPr>
+            <w:rtl/>
+            <w:cs/>
             <w:lang w:val="ar_AE" w:bidi="ar_AE"/>
           </w:rPr>
           <w:rPr>
@@ -4982,6 +6134,8 @@
       </w:hyperlink>
       <w:r>
         <w:rPr>
+          <w:rtl/>
+          <w:cs/>
           <w:lang w:val="ar_AE" w:bidi="ar_AE"/>
         </w:rPr>
         <w:t xml:space="preserve"> </w:t>
@@ -4989,6 +6143,8 @@
       <w:hyperlink r:id="rId150">
         <w:r>
           <w:rPr>
+            <w:rtl/>
+            <w:cs/>
             <w:lang w:val="ar_AE" w:bidi="ar_AE"/>
           </w:rPr>
           <w:rPr>
@@ -5000,6 +6156,8 @@
       </w:hyperlink>
       <w:r>
         <w:rPr>
+          <w:rtl/>
+          <w:cs/>
           <w:lang w:val="ar_AE" w:bidi="ar_AE"/>
         </w:rPr>
         <w:t xml:space="preserve"> </w:t>
@@ -5007,6 +6165,8 @@
       <w:hyperlink r:id="rId160">
         <w:r>
           <w:rPr>
+            <w:rtl/>
+            <w:cs/>
             <w:lang w:val="ar_AE" w:bidi="ar_AE"/>
           </w:rPr>
           <w:rPr>
@@ -5018,6 +6178,8 @@
       </w:hyperlink>
       <w:r>
         <w:rPr>
+          <w:rtl/>
+          <w:cs/>
           <w:lang w:val="ar_AE" w:bidi="ar_AE"/>
         </w:rPr>
         <w:t xml:space="preserve"> </w:t>
@@ -5025,6 +6187,8 @@
       <w:hyperlink r:id="rId148">
         <w:r>
           <w:rPr>
+            <w:rtl/>
+            <w:cs/>
             <w:lang w:val="ar_AE" w:bidi="ar_AE"/>
           </w:rPr>
           <w:rPr>
@@ -5036,6 +6200,8 @@
       </w:hyperlink>
       <w:r>
         <w:rPr>
+          <w:rtl/>
+          <w:cs/>
           <w:lang w:val="ar_AE" w:bidi="ar_AE"/>
         </w:rPr>
         <w:t xml:space="preserve"> </w:t>
@@ -5043,6 +6209,8 @@
       <w:hyperlink r:id="rId162">
         <w:r>
           <w:rPr>
+            <w:rtl/>
+            <w:cs/>
             <w:lang w:val="ar_AE" w:bidi="ar_AE"/>
           </w:rPr>
           <w:rPr>
@@ -5054,6 +6222,8 @@
       </w:hyperlink>
       <w:r>
         <w:rPr>
+          <w:rtl/>
+          <w:cs/>
           <w:lang w:val="ar_AE" w:bidi="ar_AE"/>
         </w:rPr>
         <w:t xml:space="preserve"> </w:t>
@@ -5061,6 +6231,8 @@
       <w:hyperlink r:id="rId153">
         <w:r>
           <w:rPr>
+            <w:rtl/>
+            <w:cs/>
             <w:lang w:val="ar_AE" w:bidi="ar_AE"/>
           </w:rPr>
           <w:rPr>
@@ -5072,6 +6244,8 @@
       </w:hyperlink>
       <w:r>
         <w:rPr>
+          <w:rtl/>
+          <w:cs/>
           <w:lang w:val="ar_AE" w:bidi="ar_AE"/>
         </w:rPr>
         <w:t xml:space="preserve"> </w:t>
@@ -5079,6 +6253,8 @@
       <w:hyperlink r:id="rId163">
         <w:r>
           <w:rPr>
+            <w:rtl/>
+            <w:cs/>
             <w:lang w:val="ar_AE" w:bidi="ar_AE"/>
           </w:rPr>
           <w:rPr>
@@ -5090,6 +6266,8 @@
       </w:hyperlink>
       <w:r>
         <w:rPr>
+          <w:rtl/>
+          <w:cs/>
           <w:lang w:val="ar_AE" w:bidi="ar_AE"/>
         </w:rPr>
         <w:t xml:space="preserve"> </w:t>
@@ -5097,6 +6275,8 @@
       <w:hyperlink r:id="rId166">
         <w:r>
           <w:rPr>
+            <w:rtl/>
+            <w:cs/>
             <w:lang w:val="ar_AE" w:bidi="ar_AE"/>
           </w:rPr>
           <w:rPr>
@@ -5108,6 +6288,8 @@
       </w:hyperlink>
       <w:r>
         <w:rPr>
+          <w:rtl/>
+          <w:cs/>
           <w:lang w:val="ar_AE" w:bidi="ar_AE"/>
         </w:rPr>
         <w:t xml:space="preserve"> </w:t>
@@ -5115,6 +6297,8 @@
       <w:hyperlink r:id="rId167">
         <w:r>
           <w:rPr>
+            <w:rtl/>
+            <w:cs/>
             <w:lang w:val="ar_AE" w:bidi="ar_AE"/>
           </w:rPr>
           <w:rPr>
@@ -5126,6 +6310,8 @@
       </w:hyperlink>
       <w:r>
         <w:rPr>
+          <w:rtl/>
+          <w:cs/>
           <w:lang w:val="ar_AE" w:bidi="ar_AE"/>
         </w:rPr>
         <w:t xml:space="preserve"> </w:t>
@@ -5133,6 +6319,8 @@
       <w:hyperlink r:id="rId147">
         <w:r>
           <w:rPr>
+            <w:rtl/>
+            <w:cs/>
             <w:lang w:val="ar_AE" w:bidi="ar_AE"/>
           </w:rPr>
           <w:rPr>
@@ -5144,6 +6332,8 @@
       </w:hyperlink>
       <w:r>
         <w:rPr>
+          <w:rtl/>
+          <w:cs/>
           <w:lang w:val="ar_AE" w:bidi="ar_AE"/>
         </w:rPr>
         <w:t xml:space="preserve"> </w:t>
@@ -5151,6 +6341,8 @@
       <w:hyperlink r:id="rId149">
         <w:r>
           <w:rPr>
+            <w:rtl/>
+            <w:cs/>
             <w:lang w:val="ar_AE" w:bidi="ar_AE"/>
           </w:rPr>
           <w:rPr>
@@ -5162,6 +6354,8 @@
       </w:hyperlink>
       <w:r>
         <w:rPr>
+          <w:rtl/>
+          <w:cs/>
           <w:lang w:val="ar_AE" w:bidi="ar_AE"/>
         </w:rPr>
         <w:t xml:space="preserve"> </w:t>
@@ -5169,6 +6363,8 @@
       <w:hyperlink r:id="rId157">
         <w:r>
           <w:rPr>
+            <w:rtl/>
+            <w:cs/>
             <w:lang w:val="ar_AE" w:bidi="ar_AE"/>
           </w:rPr>
           <w:rPr>
@@ -5180,6 +6376,8 @@
       </w:hyperlink>
       <w:r>
         <w:rPr>
+          <w:rtl/>
+          <w:cs/>
           <w:lang w:val="ar_AE" w:bidi="ar_AE"/>
         </w:rPr>
         <w:t xml:space="preserve"> </w:t>
@@ -5187,6 +6385,8 @@
       <w:hyperlink r:id="rId168">
         <w:r>
           <w:rPr>
+            <w:rtl/>
+            <w:cs/>
             <w:lang w:val="ar_AE" w:bidi="ar_AE"/>
           </w:rPr>
           <w:rPr>
@@ -5198,6 +6398,8 @@
       </w:hyperlink>
       <w:r>
         <w:rPr>
+          <w:rtl/>
+          <w:cs/>
           <w:lang w:val="ar_AE" w:bidi="ar_AE"/>
         </w:rPr>
         <w:t xml:space="preserve"> </w:t>
@@ -5205,6 +6407,8 @@
       <w:hyperlink r:id="rId158">
         <w:r>
           <w:rPr>
+            <w:rtl/>
+            <w:cs/>
             <w:lang w:val="ar_AE" w:bidi="ar_AE"/>
           </w:rPr>
           <w:rPr>
@@ -5216,6 +6420,8 @@
       </w:hyperlink>
       <w:r>
         <w:rPr>
+          <w:rtl/>
+          <w:cs/>
           <w:lang w:val="ar_AE" w:bidi="ar_AE"/>
         </w:rPr>
         <w:t xml:space="preserve"> </w:t>
@@ -5223,6 +6429,8 @@
       <w:hyperlink r:id="rId156">
         <w:r>
           <w:rPr>
+            <w:rtl/>
+            <w:cs/>
             <w:lang w:val="ar_AE" w:bidi="ar_AE"/>
           </w:rPr>
           <w:rPr>
@@ -5234,6 +6442,8 @@
       </w:hyperlink>
       <w:r>
         <w:rPr>
+          <w:rtl/>
+          <w:cs/>
           <w:lang w:val="ar_AE" w:bidi="ar_AE"/>
         </w:rPr>
         <w:t xml:space="preserve"> </w:t>
@@ -5241,6 +6451,8 @@
       <w:hyperlink r:id="rId154">
         <w:r>
           <w:rPr>
+            <w:rtl/>
+            <w:cs/>
             <w:lang w:val="ar_AE" w:bidi="ar_AE"/>
           </w:rPr>
           <w:rPr>
@@ -5252,6 +6464,8 @@
       </w:hyperlink>
       <w:r>
         <w:rPr>
+          <w:rtl/>
+          <w:cs/>
           <w:lang w:val="ar_AE" w:bidi="ar_AE"/>
         </w:rPr>
         <w:t xml:space="preserve"> </w:t>
@@ -5259,6 +6473,8 @@
       <w:hyperlink r:id="rId161">
         <w:r>
           <w:rPr>
+            <w:rtl/>
+            <w:cs/>
             <w:lang w:val="ar_AE" w:bidi="ar_AE"/>
           </w:rPr>
           <w:rPr>
@@ -5270,6 +6486,8 @@
       </w:hyperlink>
       <w:r>
         <w:rPr>
+          <w:rtl/>
+          <w:cs/>
           <w:lang w:val="ar_AE" w:bidi="ar_AE"/>
         </w:rPr>
         <w:t xml:space="preserve"> </w:t>
@@ -5277,6 +6495,8 @@
       <w:hyperlink r:id="rId169">
         <w:r>
           <w:rPr>
+            <w:rtl/>
+            <w:cs/>
             <w:lang w:val="ar_AE" w:bidi="ar_AE"/>
           </w:rPr>
           <w:rPr>
@@ -5288,6 +6508,8 @@
       </w:hyperlink>
       <w:r>
         <w:rPr>
+          <w:rtl/>
+          <w:cs/>
           <w:lang w:val="ar_AE" w:bidi="ar_AE"/>
         </w:rPr>
         <w:t xml:space="preserve"> </w:t>
@@ -5295,6 +6517,8 @@
       <w:hyperlink r:id="rId159">
         <w:r>
           <w:rPr>
+            <w:rtl/>
+            <w:cs/>
             <w:lang w:val="ar_AE" w:bidi="ar_AE"/>
           </w:rPr>
           <w:rPr>
@@ -5306,6 +6530,8 @@
       </w:hyperlink>
       <w:r>
         <w:rPr>
+          <w:rtl/>
+          <w:cs/>
           <w:lang w:val="ar_AE" w:bidi="ar_AE"/>
         </w:rPr>
         <w:t xml:space="preserve"> </w:t>
@@ -5313,6 +6539,8 @@
       <w:hyperlink r:id="rId152">
         <w:r>
           <w:rPr>
+            <w:rtl/>
+            <w:cs/>
             <w:lang w:val="ar_AE" w:bidi="ar_AE"/>
           </w:rPr>
           <w:rPr>
@@ -5324,6 +6552,8 @@
       </w:hyperlink>
       <w:r>
         <w:rPr>
+          <w:rtl/>
+          <w:cs/>
           <w:lang w:val="ar_AE" w:bidi="ar_AE"/>
         </w:rPr>
         <w:t xml:space="preserve"> </w:t>
@@ -5331,6 +6561,8 @@
       <w:hyperlink r:id="rId170">
         <w:r>
           <w:rPr>
+            <w:rtl/>
+            <w:cs/>
             <w:lang w:val="ar_AE" w:bidi="ar_AE"/>
           </w:rPr>
           <w:rPr>
@@ -5342,11 +6574,15 @@
       </w:hyperlink>
       <w:r>
         <w:rPr>
-          <w:lang w:val="ar_AE" w:bidi="ar_AE"/>
-        </w:rPr>
-      </w:r>
-      <w:r>
-        <w:rPr>
+          <w:rtl/>
+          <w:cs/>
+          <w:lang w:val="ar_AE" w:bidi="ar_AE"/>
+        </w:rPr>
+      </w:r>
+      <w:r>
+        <w:rPr>
+          <w:rtl/>
+          <w:cs/>
           <w:lang w:val="ar_AE" w:bidi="ar_AE"/>
         </w:rPr>
       </w:r>

--- a/arb/docx/021.content.docx
+++ b/arb/docx/021.content.docx
@@ -345,20 +345,14 @@
         </w:rPr>
         <w:t>شرح سفر التثنية لشعب إسرائيل ما توقعه الله منهم. إذ تطلب العهد من إسرائيل أن يطيعوا الله. وقد وعد الإسرائيليون بالقيام بذلك (</w:t>
       </w:r>
-      <w:hyperlink r:id="rId13">
-        <w:r>
-          <w:rPr>
-            <w:rtl/>
-            <w:cs/>
-            <w:lang w:val="ar_AE" w:bidi="ar_AE"/>
-          </w:rPr>
-          <w:rPr>
-            <w:color w:val="0000EE"/>
-            <w:u w:val="single"/>
-          </w:rPr>
-          <w:t>خروج 19:8</w:t>
-        </w:r>
-      </w:hyperlink>
+      <w:r>
+        <w:rPr>
+          <w:rtl/>
+          <w:cs/>
+          <w:lang w:val="ar_AE" w:bidi="ar_AE"/>
+        </w:rPr>
+        <w:t>خروج 19:8</w:t>
+      </w:r>
       <w:r>
         <w:rPr>
           <w:rtl/>
@@ -367,20 +361,14 @@
         </w:rPr>
         <w:t>). يوضح القسم الخاص باللعنات والبركات كيف سيكافئ الله الطاعة ويعاقب على العصيان (</w:t>
       </w:r>
-      <w:hyperlink r:id="rId14">
-        <w:r>
-          <w:rPr>
-            <w:rtl/>
-            <w:cs/>
-            <w:lang w:val="ar_AE" w:bidi="ar_AE"/>
-          </w:rPr>
-          <w:rPr>
-            <w:color w:val="0000EE"/>
-            <w:u w:val="single"/>
-          </w:rPr>
-          <w:t>تثنية 27:1–29:1</w:t>
-        </w:r>
-      </w:hyperlink>
+      <w:r>
+        <w:rPr>
+          <w:rtl/>
+          <w:cs/>
+          <w:lang w:val="ar_AE" w:bidi="ar_AE"/>
+        </w:rPr>
+        <w:t>تثنية 27:1–29:1</w:t>
+      </w:r>
       <w:r>
         <w:rPr>
           <w:rtl/>
@@ -429,20 +417,14 @@
         </w:rPr>
         <w:t>يؤكد الله على اللعنات لتسليط الضوء على عواقب الأفعال الخاطئة. والتحذيرات التي قدمها الرب يسوع بشأن الأحداث المستقبلية تتوافق مع هذه التحذيرات (</w:t>
       </w:r>
-      <w:hyperlink r:id="rId15">
-        <w:r>
-          <w:rPr>
-            <w:rtl/>
-            <w:cs/>
-            <w:lang w:val="ar_AE" w:bidi="ar_AE"/>
-          </w:rPr>
-          <w:rPr>
-            <w:color w:val="0000EE"/>
-            <w:u w:val="single"/>
-          </w:rPr>
-          <w:t>متى 24–25</w:t>
-        </w:r>
-      </w:hyperlink>
+      <w:r>
+        <w:rPr>
+          <w:rtl/>
+          <w:cs/>
+          <w:lang w:val="ar_AE" w:bidi="ar_AE"/>
+        </w:rPr>
+        <w:t>متى 24–25</w:t>
+      </w:r>
       <w:r>
         <w:rPr>
           <w:rtl/>
@@ -471,20 +453,14 @@
         </w:rPr>
         <w:t xml:space="preserve">يُظهر تاريخ إسرائيل كيف حقق الله وعوده بالبركات واللعنات. عندما التزم إسرائيل بعهدهم مع الله، باركهم. وعندما تمردوا، أدانهم. تم تلخيص تمرد إسرائيل في </w:t>
       </w:r>
-      <w:hyperlink r:id="rId16">
-        <w:r>
-          <w:rPr>
-            <w:rtl/>
-            <w:cs/>
-            <w:lang w:val="ar_AE" w:bidi="ar_AE"/>
-          </w:rPr>
-          <w:rPr>
-            <w:color w:val="0000EE"/>
-            <w:u w:val="single"/>
-          </w:rPr>
-          <w:t>2 ملوك 17:7–20</w:t>
-        </w:r>
-      </w:hyperlink>
+      <w:r>
+        <w:rPr>
+          <w:rtl/>
+          <w:cs/>
+          <w:lang w:val="ar_AE" w:bidi="ar_AE"/>
+        </w:rPr>
+        <w:t>2 ملوك 17:7–20</w:t>
+      </w:r>
       <w:r>
         <w:rPr>
           <w:rtl/>
@@ -493,20 +469,14 @@
         </w:rPr>
         <w:t>. عندما كسر الإسرائيليون الوصيتين الأولتين، انتهكوا العهد بأكمله (</w:t>
       </w:r>
-      <w:hyperlink r:id="rId17">
-        <w:r>
-          <w:rPr>
-            <w:rtl/>
-            <w:cs/>
-            <w:lang w:val="ar_AE" w:bidi="ar_AE"/>
-          </w:rPr>
-          <w:rPr>
-            <w:color w:val="0000EE"/>
-            <w:u w:val="single"/>
-          </w:rPr>
-          <w:t>تثنية 5:7–10</w:t>
-        </w:r>
-      </w:hyperlink>
+      <w:r>
+        <w:rPr>
+          <w:rtl/>
+          <w:cs/>
+          <w:lang w:val="ar_AE" w:bidi="ar_AE"/>
+        </w:rPr>
+        <w:t>تثنية 5:7–10</w:t>
+      </w:r>
       <w:r>
         <w:rPr>
           <w:rtl/>
@@ -515,20 +485,14 @@
         </w:rPr>
         <w:t xml:space="preserve">). فجلب تمردهم لعنات </w:t>
       </w:r>
-      <w:hyperlink r:id="rId18">
-        <w:r>
-          <w:rPr>
-            <w:rtl/>
-            <w:cs/>
-            <w:lang w:val="ar_AE" w:bidi="ar_AE"/>
-          </w:rPr>
-          <w:rPr>
-            <w:color w:val="0000EE"/>
-            <w:u w:val="single"/>
-          </w:rPr>
-          <w:t>تثنية 28</w:t>
-        </w:r>
-      </w:hyperlink>
+      <w:r>
+        <w:rPr>
+          <w:rtl/>
+          <w:cs/>
+          <w:lang w:val="ar_AE" w:bidi="ar_AE"/>
+        </w:rPr>
+        <w:t>تثنية 28</w:t>
+      </w:r>
       <w:r>
         <w:rPr>
           <w:rtl/>
@@ -570,20 +534,14 @@
           <w:lang w:val="ar_AE" w:bidi="ar_AE"/>
         </w:rPr>
       </w:r>
-      <w:hyperlink r:id="rId19">
-        <w:r>
-          <w:rPr>
-            <w:rtl/>
-            <w:cs/>
-            <w:lang w:val="ar_AE" w:bidi="ar_AE"/>
-          </w:rPr>
-          <w:rPr>
-            <w:color w:val="0000EE"/>
-            <w:u w:val="single"/>
-          </w:rPr>
-          <w:t>تكوين 9:24–27</w:t>
-        </w:r>
-      </w:hyperlink>
+      <w:r>
+        <w:rPr>
+          <w:rtl/>
+          <w:cs/>
+          <w:lang w:val="ar_AE" w:bidi="ar_AE"/>
+        </w:rPr>
+        <w:t>تكوين 9:24–27</w:t>
+      </w:r>
       <w:r>
         <w:rPr>
           <w:rtl/>
@@ -592,20 +550,14 @@
         </w:rPr>
         <w:t xml:space="preserve">; </w:t>
       </w:r>
-      <w:hyperlink r:id="rId20">
-        <w:r>
-          <w:rPr>
-            <w:rtl/>
-            <w:cs/>
-            <w:lang w:val="ar_AE" w:bidi="ar_AE"/>
-          </w:rPr>
-          <w:rPr>
-            <w:color w:val="0000EE"/>
-            <w:u w:val="single"/>
-          </w:rPr>
-          <w:t>لاويين 26:3–45</w:t>
-        </w:r>
-      </w:hyperlink>
+      <w:r>
+        <w:rPr>
+          <w:rtl/>
+          <w:cs/>
+          <w:lang w:val="ar_AE" w:bidi="ar_AE"/>
+        </w:rPr>
+        <w:t>لاويين 26:3–45</w:t>
+      </w:r>
       <w:r>
         <w:rPr>
           <w:rtl/>
@@ -614,20 +566,14 @@
         </w:rPr>
         <w:t xml:space="preserve">; </w:t>
       </w:r>
-      <w:hyperlink r:id="rId21">
-        <w:r>
-          <w:rPr>
-            <w:rtl/>
-            <w:cs/>
-            <w:lang w:val="ar_AE" w:bidi="ar_AE"/>
-          </w:rPr>
-          <w:rPr>
-            <w:color w:val="0000EE"/>
-            <w:u w:val="single"/>
-          </w:rPr>
-          <w:t>تثنية 8:7–20</w:t>
-        </w:r>
-      </w:hyperlink>
+      <w:r>
+        <w:rPr>
+          <w:rtl/>
+          <w:cs/>
+          <w:lang w:val="ar_AE" w:bidi="ar_AE"/>
+        </w:rPr>
+        <w:t>تثنية 8:7–20</w:t>
+      </w:r>
       <w:r>
         <w:rPr>
           <w:rtl/>
@@ -636,20 +582,14 @@
         </w:rPr>
         <w:t xml:space="preserve">; </w:t>
       </w:r>
-      <w:hyperlink r:id="rId22">
-        <w:r>
-          <w:rPr>
-            <w:rtl/>
-            <w:cs/>
-            <w:lang w:val="ar_AE" w:bidi="ar_AE"/>
-          </w:rPr>
-          <w:rPr>
-            <w:color w:val="0000EE"/>
-            <w:u w:val="single"/>
-          </w:rPr>
-          <w:t>11:29</w:t>
-        </w:r>
-      </w:hyperlink>
+      <w:r>
+        <w:rPr>
+          <w:rtl/>
+          <w:cs/>
+          <w:lang w:val="ar_AE" w:bidi="ar_AE"/>
+        </w:rPr>
+        <w:t>11:29</w:t>
+      </w:r>
       <w:r>
         <w:rPr>
           <w:rtl/>
@@ -658,20 +598,14 @@
         </w:rPr>
         <w:t xml:space="preserve">; </w:t>
       </w:r>
-      <w:hyperlink r:id="rId14">
-        <w:r>
-          <w:rPr>
-            <w:rtl/>
-            <w:cs/>
-            <w:lang w:val="ar_AE" w:bidi="ar_AE"/>
-          </w:rPr>
-          <w:rPr>
-            <w:color w:val="0000EE"/>
-            <w:u w:val="single"/>
-          </w:rPr>
-          <w:t>تثنية 27:1–29:1</w:t>
-        </w:r>
-      </w:hyperlink>
+      <w:r>
+        <w:rPr>
+          <w:rtl/>
+          <w:cs/>
+          <w:lang w:val="ar_AE" w:bidi="ar_AE"/>
+        </w:rPr>
+        <w:t>تثنية 27:1–29:1</w:t>
+      </w:r>
       <w:r>
         <w:rPr>
           <w:rtl/>
@@ -680,20 +614,14 @@
         </w:rPr>
         <w:t xml:space="preserve">; </w:t>
       </w:r>
-      <w:hyperlink r:id="rId23">
-        <w:r>
-          <w:rPr>
-            <w:rtl/>
-            <w:cs/>
-            <w:lang w:val="ar_AE" w:bidi="ar_AE"/>
-          </w:rPr>
-          <w:rPr>
-            <w:color w:val="0000EE"/>
-            <w:u w:val="single"/>
-          </w:rPr>
-          <w:t>يشوع 8:33–35</w:t>
-        </w:r>
-      </w:hyperlink>
+      <w:r>
+        <w:rPr>
+          <w:rtl/>
+          <w:cs/>
+          <w:lang w:val="ar_AE" w:bidi="ar_AE"/>
+        </w:rPr>
+        <w:t>يشوع 8:33–35</w:t>
+      </w:r>
       <w:r>
         <w:rPr>
           <w:rtl/>
@@ -702,20 +630,14 @@
         </w:rPr>
         <w:t xml:space="preserve">; </w:t>
       </w:r>
-      <w:hyperlink r:id="rId16">
-        <w:r>
-          <w:rPr>
-            <w:rtl/>
-            <w:cs/>
-            <w:lang w:val="ar_AE" w:bidi="ar_AE"/>
-          </w:rPr>
-          <w:rPr>
-            <w:color w:val="0000EE"/>
-            <w:u w:val="single"/>
-          </w:rPr>
-          <w:t>2 ملوك 17:7–20</w:t>
-        </w:r>
-      </w:hyperlink>
+      <w:r>
+        <w:rPr>
+          <w:rtl/>
+          <w:cs/>
+          <w:lang w:val="ar_AE" w:bidi="ar_AE"/>
+        </w:rPr>
+        <w:t>2 ملوك 17:7–20</w:t>
+      </w:r>
       <w:r>
         <w:rPr>
           <w:rtl/>
@@ -724,20 +646,14 @@
         </w:rPr>
         <w:t xml:space="preserve">; </w:t>
       </w:r>
-      <w:hyperlink r:id="rId24">
-        <w:r>
-          <w:rPr>
-            <w:rtl/>
-            <w:cs/>
-            <w:lang w:val="ar_AE" w:bidi="ar_AE"/>
-          </w:rPr>
-          <w:rPr>
-            <w:color w:val="0000EE"/>
-            <w:u w:val="single"/>
-          </w:rPr>
-          <w:t>2 أخبار الأيام 36:17–21</w:t>
-        </w:r>
-      </w:hyperlink>
+      <w:r>
+        <w:rPr>
+          <w:rtl/>
+          <w:cs/>
+          <w:lang w:val="ar_AE" w:bidi="ar_AE"/>
+        </w:rPr>
+        <w:t>2 أخبار الأيام 36:17–21</w:t>
+      </w:r>
       <w:r>
         <w:rPr>
           <w:rtl/>
@@ -825,20 +741,14 @@
         </w:rPr>
         <w:t xml:space="preserve">يقدّم الكتاب المقدس قصة إحصاء الملك داود في سفرين مختلفين، ويصفان هذان السفران ما حدث بطرق مختلفة. في </w:t>
       </w:r>
-      <w:hyperlink r:id="rId25">
-        <w:r>
-          <w:rPr>
-            <w:rtl/>
-            <w:cs/>
-            <w:lang w:val="ar_AE" w:bidi="ar_AE"/>
-          </w:rPr>
-          <w:rPr>
-            <w:color w:val="0000EE"/>
-            <w:u w:val="single"/>
-          </w:rPr>
-          <w:t>صموئيل الثاني 24:1</w:t>
-        </w:r>
-      </w:hyperlink>
+      <w:r>
+        <w:rPr>
+          <w:rtl/>
+          <w:cs/>
+          <w:lang w:val="ar_AE" w:bidi="ar_AE"/>
+        </w:rPr>
+        <w:t>صموئيل الثاني 24:1</w:t>
+      </w:r>
       <w:r>
         <w:rPr>
           <w:rtl/>
@@ -863,20 +773,14 @@
         </w:rPr>
         <w:t xml:space="preserve">" ليُجري إحصاءً. أما في </w:t>
       </w:r>
-      <w:hyperlink r:id="rId26">
-        <w:r>
-          <w:rPr>
-            <w:rtl/>
-            <w:cs/>
-            <w:lang w:val="ar_AE" w:bidi="ar_AE"/>
-          </w:rPr>
-          <w:rPr>
-            <w:color w:val="0000EE"/>
-            <w:u w:val="single"/>
-          </w:rPr>
-          <w:t>1 أخبار الأيام 21:1</w:t>
-        </w:r>
-      </w:hyperlink>
+      <w:r>
+        <w:rPr>
+          <w:rtl/>
+          <w:cs/>
+          <w:lang w:val="ar_AE" w:bidi="ar_AE"/>
+        </w:rPr>
+        <w:t>1 أخبار الأيام 21:1</w:t>
+      </w:r>
       <w:r>
         <w:rPr>
           <w:rtl/>
@@ -885,20 +789,14 @@
         </w:rPr>
         <w:t xml:space="preserve">، فيقول إن "وَقَفَ ٱلشَّيْطَانُ ضِدَّ إِسْرَائِيلَ، وَأَغْوَى دَاوُدَ لِيُحْصِيَ إِسْرَائِيلَ." يروي </w:t>
       </w:r>
-      <w:hyperlink r:id="rId27">
-        <w:r>
-          <w:rPr>
-            <w:rtl/>
-            <w:cs/>
-            <w:lang w:val="ar_AE" w:bidi="ar_AE"/>
-          </w:rPr>
-          <w:rPr>
-            <w:color w:val="0000EE"/>
-            <w:u w:val="single"/>
-          </w:rPr>
-          <w:t>2 صموئيل 24:1–25</w:t>
-        </w:r>
-      </w:hyperlink>
+      <w:r>
+        <w:rPr>
+          <w:rtl/>
+          <w:cs/>
+          <w:lang w:val="ar_AE" w:bidi="ar_AE"/>
+        </w:rPr>
+        <w:t>2 صموئيل 24:1–25</w:t>
+      </w:r>
       <w:r>
         <w:rPr>
           <w:rtl/>
@@ -927,20 +825,14 @@
         </w:rPr>
         <w:t xml:space="preserve">هذا أمر شائع في الكتاب المقدس. نقرأ في </w:t>
       </w:r>
-      <w:hyperlink r:id="rId28">
-        <w:r>
-          <w:rPr>
-            <w:rtl/>
-            <w:cs/>
-            <w:lang w:val="ar_AE" w:bidi="ar_AE"/>
-          </w:rPr>
-          <w:rPr>
-            <w:color w:val="0000EE"/>
-            <w:u w:val="single"/>
-          </w:rPr>
-          <w:t>متّى 4:1</w:t>
-        </w:r>
-      </w:hyperlink>
+      <w:r>
+        <w:rPr>
+          <w:rtl/>
+          <w:cs/>
+          <w:lang w:val="ar_AE" w:bidi="ar_AE"/>
+        </w:rPr>
+        <w:t>متّى 4:1</w:t>
+      </w:r>
       <w:r>
         <w:rPr>
           <w:rtl/>
@@ -969,20 +861,14 @@
         </w:rPr>
         <w:t>يُعد مثال أيوب من أبرز الأمثلة على المعاناة. كان الله قد أثنى على أيوب لكونه شخصًا أمينًا. ثم منح الشيطان الإذن لإلحاق معاناة كبيرة بأيوب (</w:t>
       </w:r>
-      <w:hyperlink r:id="rId29">
-        <w:r>
-          <w:rPr>
-            <w:rtl/>
-            <w:cs/>
-            <w:lang w:val="ar_AE" w:bidi="ar_AE"/>
-          </w:rPr>
-          <w:rPr>
-            <w:color w:val="0000EE"/>
-            <w:u w:val="single"/>
-          </w:rPr>
-          <w:t>أيوب 1:6–2:7</w:t>
-        </w:r>
-      </w:hyperlink>
+      <w:r>
+        <w:rPr>
+          <w:rtl/>
+          <w:cs/>
+          <w:lang w:val="ar_AE" w:bidi="ar_AE"/>
+        </w:rPr>
+        <w:t>أيوب 1:6–2:7</w:t>
+      </w:r>
       <w:r>
         <w:rPr>
           <w:rtl/>
@@ -1011,20 +897,14 @@
         </w:rPr>
         <w:t xml:space="preserve">بالطريقة نفسها، تُعلِّمنا رسالة </w:t>
       </w:r>
-      <w:hyperlink r:id="rId30">
-        <w:r>
-          <w:rPr>
-            <w:rtl/>
-            <w:cs/>
-            <w:lang w:val="ar_AE" w:bidi="ar_AE"/>
-          </w:rPr>
-          <w:rPr>
-            <w:color w:val="0000EE"/>
-            <w:u w:val="single"/>
-          </w:rPr>
-          <w:t>كورنثوس الثانية 12:7</w:t>
-        </w:r>
-      </w:hyperlink>
+      <w:r>
+        <w:rPr>
+          <w:rtl/>
+          <w:cs/>
+          <w:lang w:val="ar_AE" w:bidi="ar_AE"/>
+        </w:rPr>
+        <w:t>كورنثوس الثانية 12:7</w:t>
+      </w:r>
       <w:r>
         <w:rPr>
           <w:rtl/>
@@ -1053,20 +933,14 @@
         </w:rPr>
         <w:t>يحاول الشيطان بطرق مختلفة أن يؤذي ويُحبط الذين يتبعون الله. لكن الله هو المتحكِّم في كل شيء. والله لا يخلق الشر، لكنه أحيانًا يستخدم أفعال الآخرين الشريرة لتحقيق مقاصده الصالحة (</w:t>
       </w:r>
-      <w:hyperlink r:id="rId31">
-        <w:r>
-          <w:rPr>
-            <w:rtl/>
-            <w:cs/>
-            <w:lang w:val="ar_AE" w:bidi="ar_AE"/>
-          </w:rPr>
-          <w:rPr>
-            <w:color w:val="0000EE"/>
-            <w:u w:val="single"/>
-          </w:rPr>
-          <w:t>تكوين 50:20</w:t>
-        </w:r>
-      </w:hyperlink>
+      <w:r>
+        <w:rPr>
+          <w:rtl/>
+          <w:cs/>
+          <w:lang w:val="ar_AE" w:bidi="ar_AE"/>
+        </w:rPr>
+        <w:t>تكوين 50:20</w:t>
+      </w:r>
       <w:r>
         <w:rPr>
           <w:rtl/>
@@ -1108,20 +982,14 @@
           <w:lang w:val="ar_AE" w:bidi="ar_AE"/>
         </w:rPr>
       </w:r>
-      <w:hyperlink r:id="rId27">
-        <w:r>
-          <w:rPr>
-            <w:rtl/>
-            <w:cs/>
-            <w:lang w:val="ar_AE" w:bidi="ar_AE"/>
-          </w:rPr>
-          <w:rPr>
-            <w:color w:val="0000EE"/>
-            <w:u w:val="single"/>
-          </w:rPr>
-          <w:t>2 صموئيل 24:1–25</w:t>
-        </w:r>
-      </w:hyperlink>
+      <w:r>
+        <w:rPr>
+          <w:rtl/>
+          <w:cs/>
+          <w:lang w:val="ar_AE" w:bidi="ar_AE"/>
+        </w:rPr>
+        <w:t>2 صموئيل 24:1–25</w:t>
+      </w:r>
       <w:r>
         <w:rPr>
           <w:rtl/>
@@ -1130,20 +998,14 @@
         </w:rPr>
         <w:t xml:space="preserve">; </w:t>
       </w:r>
-      <w:hyperlink r:id="rId32">
-        <w:r>
-          <w:rPr>
-            <w:rtl/>
-            <w:cs/>
-            <w:lang w:val="ar_AE" w:bidi="ar_AE"/>
-          </w:rPr>
-          <w:rPr>
-            <w:color w:val="0000EE"/>
-            <w:u w:val="single"/>
-          </w:rPr>
-          <w:t>1 أخبار الأيام 21:1–30</w:t>
-        </w:r>
-      </w:hyperlink>
+      <w:r>
+        <w:rPr>
+          <w:rtl/>
+          <w:cs/>
+          <w:lang w:val="ar_AE" w:bidi="ar_AE"/>
+        </w:rPr>
+        <w:t>1 أخبار الأيام 21:1–30</w:t>
+      </w:r>
       <w:r>
         <w:rPr>
           <w:rtl/>
@@ -1152,20 +1014,14 @@
         </w:rPr>
         <w:t xml:space="preserve">; </w:t>
       </w:r>
-      <w:hyperlink r:id="rId33">
-        <w:r>
-          <w:rPr>
-            <w:rtl/>
-            <w:cs/>
-            <w:lang w:val="ar_AE" w:bidi="ar_AE"/>
-          </w:rPr>
-          <w:rPr>
-            <w:color w:val="0000EE"/>
-            <w:u w:val="single"/>
-          </w:rPr>
-          <w:t>أيوب 1:8–2:10</w:t>
-        </w:r>
-      </w:hyperlink>
+      <w:r>
+        <w:rPr>
+          <w:rtl/>
+          <w:cs/>
+          <w:lang w:val="ar_AE" w:bidi="ar_AE"/>
+        </w:rPr>
+        <w:t>أيوب 1:8–2:10</w:t>
+      </w:r>
       <w:r>
         <w:rPr>
           <w:rtl/>
@@ -1174,20 +1030,14 @@
         </w:rPr>
         <w:t xml:space="preserve">; </w:t>
       </w:r>
-      <w:hyperlink r:id="rId34">
-        <w:r>
-          <w:rPr>
-            <w:rtl/>
-            <w:cs/>
-            <w:lang w:val="ar_AE" w:bidi="ar_AE"/>
-          </w:rPr>
-          <w:rPr>
-            <w:color w:val="0000EE"/>
-            <w:u w:val="single"/>
-          </w:rPr>
-          <w:t>متى 4:1–11</w:t>
-        </w:r>
-      </w:hyperlink>
+      <w:r>
+        <w:rPr>
+          <w:rtl/>
+          <w:cs/>
+          <w:lang w:val="ar_AE" w:bidi="ar_AE"/>
+        </w:rPr>
+        <w:t>متى 4:1–11</w:t>
+      </w:r>
       <w:r>
         <w:rPr>
           <w:rtl/>
@@ -1196,20 +1046,14 @@
         </w:rPr>
         <w:t xml:space="preserve">; </w:t>
       </w:r>
-      <w:hyperlink r:id="rId35">
-        <w:r>
-          <w:rPr>
-            <w:rtl/>
-            <w:cs/>
-            <w:lang w:val="ar_AE" w:bidi="ar_AE"/>
-          </w:rPr>
-          <w:rPr>
-            <w:color w:val="0000EE"/>
-            <w:u w:val="single"/>
-          </w:rPr>
-          <w:t>12:22–37</w:t>
-        </w:r>
-      </w:hyperlink>
+      <w:r>
+        <w:rPr>
+          <w:rtl/>
+          <w:cs/>
+          <w:lang w:val="ar_AE" w:bidi="ar_AE"/>
+        </w:rPr>
+        <w:t>12:22–37</w:t>
+      </w:r>
       <w:r>
         <w:rPr>
           <w:rtl/>
@@ -1218,20 +1062,14 @@
         </w:rPr>
         <w:t xml:space="preserve">; </w:t>
       </w:r>
-      <w:hyperlink r:id="rId36">
-        <w:r>
-          <w:rPr>
-            <w:rtl/>
-            <w:cs/>
-            <w:lang w:val="ar_AE" w:bidi="ar_AE"/>
-          </w:rPr>
-          <w:rPr>
-            <w:color w:val="0000EE"/>
-            <w:u w:val="single"/>
-          </w:rPr>
-          <w:t>مرقس 8:31–33</w:t>
-        </w:r>
-      </w:hyperlink>
+      <w:r>
+        <w:rPr>
+          <w:rtl/>
+          <w:cs/>
+          <w:lang w:val="ar_AE" w:bidi="ar_AE"/>
+        </w:rPr>
+        <w:t>مرقس 8:31–33</w:t>
+      </w:r>
       <w:r>
         <w:rPr>
           <w:rtl/>
@@ -1240,20 +1078,14 @@
         </w:rPr>
         <w:t xml:space="preserve">; </w:t>
       </w:r>
-      <w:hyperlink r:id="rId37">
-        <w:r>
-          <w:rPr>
-            <w:rtl/>
-            <w:cs/>
-            <w:lang w:val="ar_AE" w:bidi="ar_AE"/>
-          </w:rPr>
-          <w:rPr>
-            <w:color w:val="0000EE"/>
-            <w:u w:val="single"/>
-          </w:rPr>
-          <w:t>يوحنا 13:21–31</w:t>
-        </w:r>
-      </w:hyperlink>
+      <w:r>
+        <w:rPr>
+          <w:rtl/>
+          <w:cs/>
+          <w:lang w:val="ar_AE" w:bidi="ar_AE"/>
+        </w:rPr>
+        <w:t>يوحنا 13:21–31</w:t>
+      </w:r>
       <w:r>
         <w:rPr>
           <w:rtl/>
@@ -1262,20 +1094,14 @@
         </w:rPr>
         <w:t xml:space="preserve">; </w:t>
       </w:r>
-      <w:hyperlink r:id="rId38">
-        <w:r>
-          <w:rPr>
-            <w:rtl/>
-            <w:cs/>
-            <w:lang w:val="ar_AE" w:bidi="ar_AE"/>
-          </w:rPr>
-          <w:rPr>
-            <w:color w:val="0000EE"/>
-            <w:u w:val="single"/>
-          </w:rPr>
-          <w:t>رومية 8:28</w:t>
-        </w:r>
-      </w:hyperlink>
+      <w:r>
+        <w:rPr>
+          <w:rtl/>
+          <w:cs/>
+          <w:lang w:val="ar_AE" w:bidi="ar_AE"/>
+        </w:rPr>
+        <w:t>رومية 8:28</w:t>
+      </w:r>
       <w:r>
         <w:rPr>
           <w:rtl/>
@@ -1284,20 +1110,14 @@
         </w:rPr>
         <w:t xml:space="preserve">; </w:t>
       </w:r>
-      <w:hyperlink r:id="rId39">
-        <w:r>
-          <w:rPr>
-            <w:rtl/>
-            <w:cs/>
-            <w:lang w:val="ar_AE" w:bidi="ar_AE"/>
-          </w:rPr>
-          <w:rPr>
-            <w:color w:val="0000EE"/>
-            <w:u w:val="single"/>
-          </w:rPr>
-          <w:t>1 كورنثوس 5:1–5</w:t>
-        </w:r>
-      </w:hyperlink>
+      <w:r>
+        <w:rPr>
+          <w:rtl/>
+          <w:cs/>
+          <w:lang w:val="ar_AE" w:bidi="ar_AE"/>
+        </w:rPr>
+        <w:t>1 كورنثوس 5:1–5</w:t>
+      </w:r>
       <w:r>
         <w:rPr>
           <w:rtl/>
@@ -1306,20 +1126,14 @@
         </w:rPr>
         <w:t xml:space="preserve">; </w:t>
       </w:r>
-      <w:hyperlink r:id="rId40">
-        <w:r>
-          <w:rPr>
-            <w:rtl/>
-            <w:cs/>
-            <w:lang w:val="ar_AE" w:bidi="ar_AE"/>
-          </w:rPr>
-          <w:rPr>
-            <w:color w:val="0000EE"/>
-            <w:u w:val="single"/>
-          </w:rPr>
-          <w:t>2 كورنثوس 12:6–10</w:t>
-        </w:r>
-      </w:hyperlink>
+      <w:r>
+        <w:rPr>
+          <w:rtl/>
+          <w:cs/>
+          <w:lang w:val="ar_AE" w:bidi="ar_AE"/>
+        </w:rPr>
+        <w:t>2 كورنثوس 12:6–10</w:t>
+      </w:r>
       <w:r>
         <w:rPr>
           <w:rtl/>
@@ -1328,20 +1142,14 @@
         </w:rPr>
         <w:t xml:space="preserve">; </w:t>
       </w:r>
-      <w:hyperlink r:id="rId41">
-        <w:r>
-          <w:rPr>
-            <w:rtl/>
-            <w:cs/>
-            <w:lang w:val="ar_AE" w:bidi="ar_AE"/>
-          </w:rPr>
-          <w:rPr>
-            <w:color w:val="0000EE"/>
-            <w:u w:val="single"/>
-          </w:rPr>
-          <w:t>أفسس 2:1–7</w:t>
-        </w:r>
-      </w:hyperlink>
+      <w:r>
+        <w:rPr>
+          <w:rtl/>
+          <w:cs/>
+          <w:lang w:val="ar_AE" w:bidi="ar_AE"/>
+        </w:rPr>
+        <w:t>أفسس 2:1–7</w:t>
+      </w:r>
       <w:r>
         <w:rPr>
           <w:rtl/>
@@ -1350,20 +1158,14 @@
         </w:rPr>
         <w:t xml:space="preserve">; </w:t>
       </w:r>
-      <w:hyperlink r:id="rId42">
-        <w:r>
-          <w:rPr>
-            <w:rtl/>
-            <w:cs/>
-            <w:lang w:val="ar_AE" w:bidi="ar_AE"/>
-          </w:rPr>
-          <w:rPr>
-            <w:color w:val="0000EE"/>
-            <w:u w:val="single"/>
-          </w:rPr>
-          <w:t>رؤيا 20:1–3</w:t>
-        </w:r>
-      </w:hyperlink>
+      <w:r>
+        <w:rPr>
+          <w:rtl/>
+          <w:cs/>
+          <w:lang w:val="ar_AE" w:bidi="ar_AE"/>
+        </w:rPr>
+        <w:t>رؤيا 20:1–3</w:t>
+      </w:r>
       <w:r>
         <w:rPr>
           <w:rtl/>
@@ -1372,20 +1174,14 @@
         </w:rPr>
         <w:t xml:space="preserve">, </w:t>
       </w:r>
-      <w:hyperlink r:id="rId43">
-        <w:r>
-          <w:rPr>
-            <w:rtl/>
-            <w:cs/>
-            <w:lang w:val="ar_AE" w:bidi="ar_AE"/>
-          </w:rPr>
-          <w:rPr>
-            <w:color w:val="0000EE"/>
-            <w:u w:val="single"/>
-          </w:rPr>
-          <w:t>7–10</w:t>
-        </w:r>
-      </w:hyperlink>
+      <w:r>
+        <w:rPr>
+          <w:rtl/>
+          <w:cs/>
+          <w:lang w:val="ar_AE" w:bidi="ar_AE"/>
+        </w:rPr>
+        <w:t>7–10</w:t>
+      </w:r>
       <w:r>
         <w:rPr>
           <w:rtl/>
@@ -1469,20 +1265,14 @@
         </w:rPr>
         <w:t>" (</w:t>
       </w:r>
-      <w:hyperlink r:id="rId44">
-        <w:r>
-          <w:rPr>
-            <w:rtl/>
-            <w:cs/>
-            <w:lang w:val="ar_AE" w:bidi="ar_AE"/>
-          </w:rPr>
-          <w:rPr>
-            <w:color w:val="0000EE"/>
-            <w:u w:val="single"/>
-          </w:rPr>
-          <w:t>إرميا 1:18</w:t>
-        </w:r>
-      </w:hyperlink>
+      <w:r>
+        <w:rPr>
+          <w:rtl/>
+          <w:cs/>
+          <w:lang w:val="ar_AE" w:bidi="ar_AE"/>
+        </w:rPr>
+        <w:t>إرميا 1:18</w:t>
+      </w:r>
       <w:r>
         <w:rPr>
           <w:rtl/>
@@ -1507,20 +1297,14 @@
         </w:rPr>
         <w:t>" (</w:t>
       </w:r>
-      <w:hyperlink r:id="rId45">
-        <w:r>
-          <w:rPr>
-            <w:rtl/>
-            <w:cs/>
-            <w:lang w:val="ar_AE" w:bidi="ar_AE"/>
-          </w:rPr>
-          <w:rPr>
-            <w:color w:val="0000EE"/>
-            <w:u w:val="single"/>
-          </w:rPr>
-          <w:t>1:19</w:t>
-        </w:r>
-      </w:hyperlink>
+      <w:r>
+        <w:rPr>
+          <w:rtl/>
+          <w:cs/>
+          <w:lang w:val="ar_AE" w:bidi="ar_AE"/>
+        </w:rPr>
+        <w:t>1:19</w:t>
+      </w:r>
       <w:r>
         <w:rPr>
           <w:rtl/>
@@ -1549,20 +1333,14 @@
         </w:rPr>
         <w:t xml:space="preserve">في أثناء حكم الملك يوشيّا (من 640 إلى 609 قبل الميلاد)، كان إرميا يسكن آمنًا ولم يتعرض لأية تهديدات تُنذِرُ بالخطر على حياته. ولكن الأمور تغيرت عندما تولى يهوياقيم المُلك (من 609 إلى 598 قبل الميلاد). وسرعان ما أصبح الملك ومسؤولوه عدائيين، مما عرض حياة إرميا للخطر. ومع ذلك، وعد الرب بحمايته (انظر </w:t>
       </w:r>
-      <w:hyperlink r:id="rId46">
-        <w:r>
-          <w:rPr>
-            <w:rtl/>
-            <w:cs/>
-            <w:lang w:val="ar_AE" w:bidi="ar_AE"/>
-          </w:rPr>
-          <w:rPr>
-            <w:color w:val="0000EE"/>
-            <w:u w:val="single"/>
-          </w:rPr>
-          <w:t>إرميا 11:18–23</w:t>
-        </w:r>
-      </w:hyperlink>
+      <w:r>
+        <w:rPr>
+          <w:rtl/>
+          <w:cs/>
+          <w:lang w:val="ar_AE" w:bidi="ar_AE"/>
+        </w:rPr>
+        <w:t>إرميا 11:18–23</w:t>
+      </w:r>
       <w:r>
         <w:rPr>
           <w:rtl/>
@@ -1607,20 +1385,14 @@
         </w:rPr>
         <w:t>إرميا، وجلده، ووُضعه في المقطرة (</w:t>
       </w:r>
-      <w:hyperlink r:id="rId47">
-        <w:r>
-          <w:rPr>
-            <w:rtl/>
-            <w:cs/>
-            <w:lang w:val="ar_AE" w:bidi="ar_AE"/>
-          </w:rPr>
-          <w:rPr>
-            <w:color w:val="0000EE"/>
-            <w:u w:val="single"/>
-          </w:rPr>
-          <w:t>إرميا 20:1–2</w:t>
-        </w:r>
-      </w:hyperlink>
+      <w:r>
+        <w:rPr>
+          <w:rtl/>
+          <w:cs/>
+          <w:lang w:val="ar_AE" w:bidi="ar_AE"/>
+        </w:rPr>
+        <w:t>إرميا 20:1–2</w:t>
+      </w:r>
       <w:r>
         <w:rPr>
           <w:rtl/>
@@ -1629,20 +1401,14 @@
         </w:rPr>
         <w:t>). تشكك إرميا في الرب وكان سبب حيرته لأنه (حسب ظنّه) اعتقد أن الرب قد أضلّه أو خدعه. لكن سرعان ما استعاد إرميا ثقته بالرب (</w:t>
       </w:r>
-      <w:hyperlink r:id="rId48">
-        <w:r>
-          <w:rPr>
-            <w:rtl/>
-            <w:cs/>
-            <w:lang w:val="ar_AE" w:bidi="ar_AE"/>
-          </w:rPr>
-          <w:rPr>
-            <w:color w:val="0000EE"/>
-            <w:u w:val="single"/>
-          </w:rPr>
-          <w:t>20:7–13</w:t>
-        </w:r>
-      </w:hyperlink>
+      <w:r>
+        <w:rPr>
+          <w:rtl/>
+          <w:cs/>
+          <w:lang w:val="ar_AE" w:bidi="ar_AE"/>
+        </w:rPr>
+        <w:t>20:7–13</w:t>
+      </w:r>
       <w:r>
         <w:rPr>
           <w:rtl/>
@@ -1651,20 +1417,14 @@
         </w:rPr>
         <w:t xml:space="preserve">). في بداية حكم يهوياقيم، اعتُقل إرميا، وقُدّم للمحاكمة (أصحاح </w:t>
       </w:r>
-      <w:hyperlink r:id="rId49">
-        <w:r>
-          <w:rPr>
-            <w:rtl/>
-            <w:cs/>
-            <w:lang w:val="ar_AE" w:bidi="ar_AE"/>
-          </w:rPr>
-          <w:rPr>
-            <w:color w:val="0000EE"/>
-            <w:u w:val="single"/>
-          </w:rPr>
-          <w:t>26</w:t>
-        </w:r>
-      </w:hyperlink>
+      <w:r>
+        <w:rPr>
+          <w:rtl/>
+          <w:cs/>
+          <w:lang w:val="ar_AE" w:bidi="ar_AE"/>
+        </w:rPr>
+        <w:t>26</w:t>
+      </w:r>
       <w:r>
         <w:rPr>
           <w:rtl/>
@@ -1709,20 +1469,14 @@
         </w:rPr>
         <w:t>حياة إرميا (</w:t>
       </w:r>
-      <w:hyperlink r:id="rId50">
-        <w:r>
-          <w:rPr>
-            <w:rtl/>
-            <w:cs/>
-            <w:lang w:val="ar_AE" w:bidi="ar_AE"/>
-          </w:rPr>
-          <w:rPr>
-            <w:color w:val="0000EE"/>
-            <w:u w:val="single"/>
-          </w:rPr>
-          <w:t>إرميا 26:24</w:t>
-        </w:r>
-      </w:hyperlink>
+      <w:r>
+        <w:rPr>
+          <w:rtl/>
+          <w:cs/>
+          <w:lang w:val="ar_AE" w:bidi="ar_AE"/>
+        </w:rPr>
+        <w:t>إرميا 26:24</w:t>
+      </w:r>
       <w:r>
         <w:rPr>
           <w:rtl/>
@@ -1731,20 +1485,14 @@
         </w:rPr>
         <w:t>). واختبأ إرميا عندما حاول جنود يهوياقيم قتله. أبقاه الرب مختبئًا حتى بعد وفاة يهوياقيم (</w:t>
       </w:r>
-      <w:hyperlink r:id="rId51">
-        <w:r>
-          <w:rPr>
-            <w:rtl/>
-            <w:cs/>
-            <w:lang w:val="ar_AE" w:bidi="ar_AE"/>
-          </w:rPr>
-          <w:rPr>
-            <w:color w:val="0000EE"/>
-            <w:u w:val="single"/>
-          </w:rPr>
-          <w:t>36:19–20،</w:t>
-        </w:r>
-      </w:hyperlink>
+      <w:r>
+        <w:rPr>
+          <w:rtl/>
+          <w:cs/>
+          <w:lang w:val="ar_AE" w:bidi="ar_AE"/>
+        </w:rPr>
+        <w:t>36:19–20،</w:t>
+      </w:r>
       <w:r>
         <w:rPr>
           <w:rtl/>
@@ -1753,20 +1501,14 @@
         </w:rPr>
         <w:t xml:space="preserve"> </w:t>
       </w:r>
-      <w:hyperlink r:id="rId52">
-        <w:r>
-          <w:rPr>
-            <w:rtl/>
-            <w:cs/>
-            <w:lang w:val="ar_AE" w:bidi="ar_AE"/>
-          </w:rPr>
-          <w:rPr>
-            <w:color w:val="0000EE"/>
-            <w:u w:val="single"/>
-          </w:rPr>
-          <w:t>26</w:t>
-        </w:r>
-      </w:hyperlink>
+      <w:r>
+        <w:rPr>
+          <w:rtl/>
+          <w:cs/>
+          <w:lang w:val="ar_AE" w:bidi="ar_AE"/>
+        </w:rPr>
+        <w:t>26</w:t>
+      </w:r>
       <w:r>
         <w:rPr>
           <w:rtl/>
@@ -1811,20 +1553,14 @@
         </w:rPr>
         <w:t>إنقاذه. ثم وضع صدقيا إرميا في (فِي دَارِ ٱلسِّجْن) الحجز التحفظي بغرض الحماية (</w:t>
       </w:r>
-      <w:hyperlink r:id="rId53">
-        <w:r>
-          <w:rPr>
-            <w:rtl/>
-            <w:cs/>
-            <w:lang w:val="ar_AE" w:bidi="ar_AE"/>
-          </w:rPr>
-          <w:rPr>
-            <w:color w:val="0000EE"/>
-            <w:u w:val="single"/>
-          </w:rPr>
-          <w:t>إرميا 38</w:t>
-        </w:r>
-      </w:hyperlink>
+      <w:r>
+        <w:rPr>
+          <w:rtl/>
+          <w:cs/>
+          <w:lang w:val="ar_AE" w:bidi="ar_AE"/>
+        </w:rPr>
+        <w:t>إرميا 38</w:t>
+      </w:r>
       <w:r>
         <w:rPr>
           <w:rtl/>
@@ -1869,20 +1605,14 @@
         </w:rPr>
         <w:t>، حاكم يهوذا الجديد (</w:t>
       </w:r>
-      <w:hyperlink r:id="rId54">
-        <w:r>
-          <w:rPr>
-            <w:rtl/>
-            <w:cs/>
-            <w:lang w:val="ar_AE" w:bidi="ar_AE"/>
-          </w:rPr>
-          <w:rPr>
-            <w:color w:val="0000EE"/>
-            <w:u w:val="single"/>
-          </w:rPr>
-          <w:t>إرميا 39:11–14؛</w:t>
-        </w:r>
-      </w:hyperlink>
+      <w:r>
+        <w:rPr>
+          <w:rtl/>
+          <w:cs/>
+          <w:lang w:val="ar_AE" w:bidi="ar_AE"/>
+        </w:rPr>
+        <w:t>إرميا 39:11–14؛</w:t>
+      </w:r>
       <w:r>
         <w:rPr>
           <w:rtl/>
@@ -1891,20 +1621,14 @@
         </w:rPr>
         <w:t xml:space="preserve"> </w:t>
       </w:r>
-      <w:hyperlink r:id="rId55">
-        <w:r>
-          <w:rPr>
-            <w:rtl/>
-            <w:cs/>
-            <w:lang w:val="ar_AE" w:bidi="ar_AE"/>
-          </w:rPr>
-          <w:rPr>
-            <w:color w:val="0000EE"/>
-            <w:u w:val="single"/>
-          </w:rPr>
-          <w:t>40:1–6</w:t>
-        </w:r>
-      </w:hyperlink>
+      <w:r>
+        <w:rPr>
+          <w:rtl/>
+          <w:cs/>
+          <w:lang w:val="ar_AE" w:bidi="ar_AE"/>
+        </w:rPr>
+        <w:t>40:1–6</w:t>
+      </w:r>
       <w:r>
         <w:rPr>
           <w:rtl/>
@@ -1945,20 +1669,14 @@
         </w:rPr>
         <w:t>على الذَّهاب إلى مصر (</w:t>
       </w:r>
-      <w:hyperlink r:id="rId56">
-        <w:r>
-          <w:rPr>
-            <w:rtl/>
-            <w:cs/>
-            <w:lang w:val="ar_AE" w:bidi="ar_AE"/>
-          </w:rPr>
-          <w:rPr>
-            <w:color w:val="0000EE"/>
-            <w:u w:val="single"/>
-          </w:rPr>
-          <w:t>43:1–7</w:t>
-        </w:r>
-      </w:hyperlink>
+      <w:r>
+        <w:rPr>
+          <w:rtl/>
+          <w:cs/>
+          <w:lang w:val="ar_AE" w:bidi="ar_AE"/>
+        </w:rPr>
+        <w:t>43:1–7</w:t>
+      </w:r>
       <w:r>
         <w:rPr>
           <w:rtl/>
@@ -1987,20 +1705,14 @@
         </w:rPr>
         <w:t xml:space="preserve">حفظ الله وعوده لإرميا، ويستمر في حفظ وعوده لجميع شعبه. ومع هذا فهو لا يعد دائمًا بحماية الجسد لمن يخدمونه (انظر </w:t>
       </w:r>
-      <w:hyperlink r:id="rId57">
-        <w:r>
-          <w:rPr>
-            <w:rtl/>
-            <w:cs/>
-            <w:lang w:val="ar_AE" w:bidi="ar_AE"/>
-          </w:rPr>
-          <w:rPr>
-            <w:color w:val="0000EE"/>
-            <w:u w:val="single"/>
-          </w:rPr>
-          <w:t>2 كورنثوس 6:4–5؛</w:t>
-        </w:r>
-      </w:hyperlink>
+      <w:r>
+        <w:rPr>
+          <w:rtl/>
+          <w:cs/>
+          <w:lang w:val="ar_AE" w:bidi="ar_AE"/>
+        </w:rPr>
+        <w:t>2 كورنثوس 6:4–5؛</w:t>
+      </w:r>
       <w:r>
         <w:rPr>
           <w:rtl/>
@@ -2009,20 +1721,14 @@
         </w:rPr>
         <w:t xml:space="preserve"> </w:t>
       </w:r>
-      <w:hyperlink r:id="rId58">
-        <w:r>
-          <w:rPr>
-            <w:rtl/>
-            <w:cs/>
-            <w:lang w:val="ar_AE" w:bidi="ar_AE"/>
-          </w:rPr>
-          <w:rPr>
-            <w:color w:val="0000EE"/>
-            <w:u w:val="single"/>
-          </w:rPr>
-          <w:t>2 تيموثاوس 2:10–13؛</w:t>
-        </w:r>
-      </w:hyperlink>
+      <w:r>
+        <w:rPr>
+          <w:rtl/>
+          <w:cs/>
+          <w:lang w:val="ar_AE" w:bidi="ar_AE"/>
+        </w:rPr>
+        <w:t>2 تيموثاوس 2:10–13؛</w:t>
+      </w:r>
       <w:r>
         <w:rPr>
           <w:rtl/>
@@ -2031,20 +1737,14 @@
         </w:rPr>
         <w:t xml:space="preserve"> </w:t>
       </w:r>
-      <w:hyperlink r:id="rId59">
-        <w:r>
-          <w:rPr>
-            <w:rtl/>
-            <w:cs/>
-            <w:lang w:val="ar_AE" w:bidi="ar_AE"/>
-          </w:rPr>
-          <w:rPr>
-            <w:color w:val="0000EE"/>
-            <w:u w:val="single"/>
-          </w:rPr>
-          <w:t>3:11–13؛</w:t>
-        </w:r>
-      </w:hyperlink>
+      <w:r>
+        <w:rPr>
+          <w:rtl/>
+          <w:cs/>
+          <w:lang w:val="ar_AE" w:bidi="ar_AE"/>
+        </w:rPr>
+        <w:t>3:11–13؛</w:t>
+      </w:r>
       <w:r>
         <w:rPr>
           <w:rtl/>
@@ -2053,20 +1753,14 @@
         </w:rPr>
         <w:t xml:space="preserve"> </w:t>
       </w:r>
-      <w:hyperlink r:id="rId60">
-        <w:r>
-          <w:rPr>
-            <w:rtl/>
-            <w:cs/>
-            <w:lang w:val="ar_AE" w:bidi="ar_AE"/>
-          </w:rPr>
-          <w:rPr>
-            <w:color w:val="0000EE"/>
-            <w:u w:val="single"/>
-          </w:rPr>
-          <w:t>1 بطرس 2:21–23؛</w:t>
-        </w:r>
-      </w:hyperlink>
+      <w:r>
+        <w:rPr>
+          <w:rtl/>
+          <w:cs/>
+          <w:lang w:val="ar_AE" w:bidi="ar_AE"/>
+        </w:rPr>
+        <w:t>1 بطرس 2:21–23؛</w:t>
+      </w:r>
       <w:r>
         <w:rPr>
           <w:rtl/>
@@ -2075,20 +1769,14 @@
         </w:rPr>
         <w:t xml:space="preserve"> </w:t>
       </w:r>
-      <w:hyperlink r:id="rId61">
-        <w:r>
-          <w:rPr>
-            <w:rtl/>
-            <w:cs/>
-            <w:lang w:val="ar_AE" w:bidi="ar_AE"/>
-          </w:rPr>
-          <w:rPr>
-            <w:color w:val="0000EE"/>
-            <w:u w:val="single"/>
-          </w:rPr>
-          <w:t>3:14–17؛</w:t>
-        </w:r>
-      </w:hyperlink>
+      <w:r>
+        <w:rPr>
+          <w:rtl/>
+          <w:cs/>
+          <w:lang w:val="ar_AE" w:bidi="ar_AE"/>
+        </w:rPr>
+        <w:t>3:14–17؛</w:t>
+      </w:r>
       <w:r>
         <w:rPr>
           <w:rtl/>
@@ -2097,20 +1785,14 @@
         </w:rPr>
         <w:t xml:space="preserve"> </w:t>
       </w:r>
-      <w:hyperlink r:id="rId62">
-        <w:r>
-          <w:rPr>
-            <w:rtl/>
-            <w:cs/>
-            <w:lang w:val="ar_AE" w:bidi="ar_AE"/>
-          </w:rPr>
-          <w:rPr>
-            <w:color w:val="0000EE"/>
-            <w:u w:val="single"/>
-          </w:rPr>
-          <w:t>رؤيا 14:12</w:t>
-        </w:r>
-      </w:hyperlink>
+      <w:r>
+        <w:rPr>
+          <w:rtl/>
+          <w:cs/>
+          <w:lang w:val="ar_AE" w:bidi="ar_AE"/>
+        </w:rPr>
+        <w:t>رؤيا 14:12</w:t>
+      </w:r>
       <w:r>
         <w:rPr>
           <w:rtl/>
@@ -2119,20 +1801,14 @@
         </w:rPr>
         <w:t>)، لكنه يعد بالخلاص الأبدي لأولئك الذين يؤمنون به (</w:t>
       </w:r>
-      <w:hyperlink r:id="rId63">
-        <w:r>
-          <w:rPr>
-            <w:rtl/>
-            <w:cs/>
-            <w:lang w:val="ar_AE" w:bidi="ar_AE"/>
-          </w:rPr>
-          <w:rPr>
-            <w:color w:val="0000EE"/>
-            <w:u w:val="single"/>
-          </w:rPr>
-          <w:t>يعقوب 1:12؛</w:t>
-        </w:r>
-      </w:hyperlink>
+      <w:r>
+        <w:rPr>
+          <w:rtl/>
+          <w:cs/>
+          <w:lang w:val="ar_AE" w:bidi="ar_AE"/>
+        </w:rPr>
+        <w:t>يعقوب 1:12؛</w:t>
+      </w:r>
       <w:r>
         <w:rPr>
           <w:rtl/>
@@ -2141,20 +1817,14 @@
         </w:rPr>
         <w:t xml:space="preserve"> </w:t>
       </w:r>
-      <w:hyperlink r:id="rId64">
-        <w:r>
-          <w:rPr>
-            <w:rtl/>
-            <w:cs/>
-            <w:lang w:val="ar_AE" w:bidi="ar_AE"/>
-          </w:rPr>
-          <w:rPr>
-            <w:color w:val="0000EE"/>
-            <w:u w:val="single"/>
-          </w:rPr>
-          <w:t>1 بطرس 1:6–9؛</w:t>
-        </w:r>
-      </w:hyperlink>
+      <w:r>
+        <w:rPr>
+          <w:rtl/>
+          <w:cs/>
+          <w:lang w:val="ar_AE" w:bidi="ar_AE"/>
+        </w:rPr>
+        <w:t>1 بطرس 1:6–9؛</w:t>
+      </w:r>
       <w:r>
         <w:rPr>
           <w:rtl/>
@@ -2163,20 +1833,14 @@
         </w:rPr>
         <w:t xml:space="preserve"> </w:t>
       </w:r>
-      <w:hyperlink r:id="rId65">
-        <w:r>
-          <w:rPr>
-            <w:rtl/>
-            <w:cs/>
-            <w:lang w:val="ar_AE" w:bidi="ar_AE"/>
-          </w:rPr>
-          <w:rPr>
-            <w:color w:val="0000EE"/>
-            <w:u w:val="single"/>
-          </w:rPr>
-          <w:t>4:12–19</w:t>
-        </w:r>
-      </w:hyperlink>
+      <w:r>
+        <w:rPr>
+          <w:rtl/>
+          <w:cs/>
+          <w:lang w:val="ar_AE" w:bidi="ar_AE"/>
+        </w:rPr>
+        <w:t>4:12–19</w:t>
+      </w:r>
       <w:r>
         <w:rPr>
           <w:rtl/>
@@ -2218,20 +1882,14 @@
           <w:lang w:val="ar_AE" w:bidi="ar_AE"/>
         </w:rPr>
       </w:r>
-      <w:hyperlink r:id="rId66">
-        <w:r>
-          <w:rPr>
-            <w:rtl/>
-            <w:cs/>
-            <w:lang w:val="ar_AE" w:bidi="ar_AE"/>
-          </w:rPr>
-          <w:rPr>
-            <w:color w:val="0000EE"/>
-            <w:u w:val="single"/>
-          </w:rPr>
-          <w:t>تكوين 20:3–7؛</w:t>
-        </w:r>
-      </w:hyperlink>
+      <w:r>
+        <w:rPr>
+          <w:rtl/>
+          <w:cs/>
+          <w:lang w:val="ar_AE" w:bidi="ar_AE"/>
+        </w:rPr>
+        <w:t>تكوين 20:3–7؛</w:t>
+      </w:r>
       <w:r>
         <w:rPr>
           <w:rtl/>
@@ -2240,20 +1898,14 @@
         </w:rPr>
         <w:t xml:space="preserve"> </w:t>
       </w:r>
-      <w:hyperlink r:id="rId67">
-        <w:r>
-          <w:rPr>
-            <w:rtl/>
-            <w:cs/>
-            <w:lang w:val="ar_AE" w:bidi="ar_AE"/>
-          </w:rPr>
-          <w:rPr>
-            <w:color w:val="0000EE"/>
-            <w:u w:val="single"/>
-          </w:rPr>
-          <w:t>31:24؛</w:t>
-        </w:r>
-      </w:hyperlink>
+      <w:r>
+        <w:rPr>
+          <w:rtl/>
+          <w:cs/>
+          <w:lang w:val="ar_AE" w:bidi="ar_AE"/>
+        </w:rPr>
+        <w:t>31:24؛</w:t>
+      </w:r>
       <w:r>
         <w:rPr>
           <w:rtl/>
@@ -2262,20 +1914,14 @@
         </w:rPr>
         <w:t xml:space="preserve"> </w:t>
       </w:r>
-      <w:hyperlink r:id="rId68">
-        <w:r>
-          <w:rPr>
-            <w:rtl/>
-            <w:cs/>
-            <w:lang w:val="ar_AE" w:bidi="ar_AE"/>
-          </w:rPr>
-          <w:rPr>
-            <w:color w:val="0000EE"/>
-            <w:u w:val="single"/>
-          </w:rPr>
-          <w:t>العدد 14:10–35؛</w:t>
-        </w:r>
-      </w:hyperlink>
+      <w:r>
+        <w:rPr>
+          <w:rtl/>
+          <w:cs/>
+          <w:lang w:val="ar_AE" w:bidi="ar_AE"/>
+        </w:rPr>
+        <w:t>العدد 14:10–35؛</w:t>
+      </w:r>
       <w:r>
         <w:rPr>
           <w:rtl/>
@@ -2284,20 +1930,14 @@
         </w:rPr>
         <w:t xml:space="preserve"> </w:t>
       </w:r>
-      <w:hyperlink r:id="rId69">
-        <w:r>
-          <w:rPr>
-            <w:rtl/>
-            <w:cs/>
-            <w:lang w:val="ar_AE" w:bidi="ar_AE"/>
-          </w:rPr>
-          <w:rPr>
-            <w:color w:val="0000EE"/>
-            <w:u w:val="single"/>
-          </w:rPr>
-          <w:t>2 ملوك 6:14–20؛</w:t>
-        </w:r>
-      </w:hyperlink>
+      <w:r>
+        <w:rPr>
+          <w:rtl/>
+          <w:cs/>
+          <w:lang w:val="ar_AE" w:bidi="ar_AE"/>
+        </w:rPr>
+        <w:t>2 ملوك 6:14–20؛</w:t>
+      </w:r>
       <w:r>
         <w:rPr>
           <w:rtl/>
@@ -2306,20 +1946,14 @@
         </w:rPr>
         <w:t xml:space="preserve"> </w:t>
       </w:r>
-      <w:hyperlink r:id="rId70">
-        <w:r>
-          <w:rPr>
-            <w:rtl/>
-            <w:cs/>
-            <w:lang w:val="ar_AE" w:bidi="ar_AE"/>
-          </w:rPr>
-          <w:rPr>
-            <w:color w:val="0000EE"/>
-            <w:u w:val="single"/>
-          </w:rPr>
-          <w:t>أيوب 1:9–11؛</w:t>
-        </w:r>
-      </w:hyperlink>
+      <w:r>
+        <w:rPr>
+          <w:rtl/>
+          <w:cs/>
+          <w:lang w:val="ar_AE" w:bidi="ar_AE"/>
+        </w:rPr>
+        <w:t>أيوب 1:9–11؛</w:t>
+      </w:r>
       <w:r>
         <w:rPr>
           <w:rtl/>
@@ -2328,20 +1962,14 @@
         </w:rPr>
         <w:t xml:space="preserve"> </w:t>
       </w:r>
-      <w:hyperlink r:id="rId71">
-        <w:r>
-          <w:rPr>
-            <w:rtl/>
-            <w:cs/>
-            <w:lang w:val="ar_AE" w:bidi="ar_AE"/>
-          </w:rPr>
-          <w:rPr>
-            <w:color w:val="0000EE"/>
-            <w:u w:val="single"/>
-          </w:rPr>
-          <w:t>مزمور 91:1–16؛</w:t>
-        </w:r>
-      </w:hyperlink>
+      <w:r>
+        <w:rPr>
+          <w:rtl/>
+          <w:cs/>
+          <w:lang w:val="ar_AE" w:bidi="ar_AE"/>
+        </w:rPr>
+        <w:t>مزمور 91:1–16؛</w:t>
+      </w:r>
       <w:r>
         <w:rPr>
           <w:rtl/>
@@ -2350,20 +1978,14 @@
         </w:rPr>
         <w:t xml:space="preserve"> </w:t>
       </w:r>
-      <w:hyperlink r:id="rId72">
-        <w:r>
-          <w:rPr>
-            <w:rtl/>
-            <w:cs/>
-            <w:lang w:val="ar_AE" w:bidi="ar_AE"/>
-          </w:rPr>
-          <w:rPr>
-            <w:color w:val="0000EE"/>
-            <w:u w:val="single"/>
-          </w:rPr>
-          <w:t>إرميا 1:18–19؛</w:t>
-        </w:r>
-      </w:hyperlink>
+      <w:r>
+        <w:rPr>
+          <w:rtl/>
+          <w:cs/>
+          <w:lang w:val="ar_AE" w:bidi="ar_AE"/>
+        </w:rPr>
+        <w:t>إرميا 1:18–19؛</w:t>
+      </w:r>
       <w:r>
         <w:rPr>
           <w:rtl/>
@@ -2372,20 +1994,14 @@
         </w:rPr>
         <w:t xml:space="preserve"> </w:t>
       </w:r>
-      <w:hyperlink r:id="rId46">
-        <w:r>
-          <w:rPr>
-            <w:rtl/>
-            <w:cs/>
-            <w:lang w:val="ar_AE" w:bidi="ar_AE"/>
-          </w:rPr>
-          <w:rPr>
-            <w:color w:val="0000EE"/>
-            <w:u w:val="single"/>
-          </w:rPr>
-          <w:t>11:18–23؛</w:t>
-        </w:r>
-      </w:hyperlink>
+      <w:r>
+        <w:rPr>
+          <w:rtl/>
+          <w:cs/>
+          <w:lang w:val="ar_AE" w:bidi="ar_AE"/>
+        </w:rPr>
+        <w:t>11:18–23؛</w:t>
+      </w:r>
       <w:r>
         <w:rPr>
           <w:rtl/>
@@ -2394,20 +2010,14 @@
         </w:rPr>
         <w:t xml:space="preserve"> </w:t>
       </w:r>
-      <w:hyperlink r:id="rId47">
-        <w:r>
-          <w:rPr>
-            <w:rtl/>
-            <w:cs/>
-            <w:lang w:val="ar_AE" w:bidi="ar_AE"/>
-          </w:rPr>
-          <w:rPr>
-            <w:color w:val="0000EE"/>
-            <w:u w:val="single"/>
-          </w:rPr>
-          <w:t>20:1–2،</w:t>
-        </w:r>
-      </w:hyperlink>
+      <w:r>
+        <w:rPr>
+          <w:rtl/>
+          <w:cs/>
+          <w:lang w:val="ar_AE" w:bidi="ar_AE"/>
+        </w:rPr>
+        <w:t>20:1–2،</w:t>
+      </w:r>
       <w:r>
         <w:rPr>
           <w:rtl/>
@@ -2416,20 +2026,14 @@
         </w:rPr>
         <w:t xml:space="preserve"> </w:t>
       </w:r>
-      <w:hyperlink r:id="rId48">
-        <w:r>
-          <w:rPr>
-            <w:rtl/>
-            <w:cs/>
-            <w:lang w:val="ar_AE" w:bidi="ar_AE"/>
-          </w:rPr>
-          <w:rPr>
-            <w:color w:val="0000EE"/>
-            <w:u w:val="single"/>
-          </w:rPr>
-          <w:t>7–13؛</w:t>
-        </w:r>
-      </w:hyperlink>
+      <w:r>
+        <w:rPr>
+          <w:rtl/>
+          <w:cs/>
+          <w:lang w:val="ar_AE" w:bidi="ar_AE"/>
+        </w:rPr>
+        <w:t>7–13؛</w:t>
+      </w:r>
       <w:r>
         <w:rPr>
           <w:rtl/>
@@ -2438,20 +2042,14 @@
         </w:rPr>
         <w:t xml:space="preserve"> </w:t>
       </w:r>
-      <w:hyperlink r:id="rId50">
-        <w:r>
-          <w:rPr>
-            <w:rtl/>
-            <w:cs/>
-            <w:lang w:val="ar_AE" w:bidi="ar_AE"/>
-          </w:rPr>
-          <w:rPr>
-            <w:color w:val="0000EE"/>
-            <w:u w:val="single"/>
-          </w:rPr>
-          <w:t>26:24؛</w:t>
-        </w:r>
-      </w:hyperlink>
+      <w:r>
+        <w:rPr>
+          <w:rtl/>
+          <w:cs/>
+          <w:lang w:val="ar_AE" w:bidi="ar_AE"/>
+        </w:rPr>
+        <w:t>26:24؛</w:t>
+      </w:r>
       <w:r>
         <w:rPr>
           <w:rtl/>
@@ -2460,20 +2058,14 @@
         </w:rPr>
         <w:t xml:space="preserve"> </w:t>
       </w:r>
-      <w:hyperlink r:id="rId51">
-        <w:r>
-          <w:rPr>
-            <w:rtl/>
-            <w:cs/>
-            <w:lang w:val="ar_AE" w:bidi="ar_AE"/>
-          </w:rPr>
-          <w:rPr>
-            <w:color w:val="0000EE"/>
-            <w:u w:val="single"/>
-          </w:rPr>
-          <w:t>36:19–20،</w:t>
-        </w:r>
-      </w:hyperlink>
+      <w:r>
+        <w:rPr>
+          <w:rtl/>
+          <w:cs/>
+          <w:lang w:val="ar_AE" w:bidi="ar_AE"/>
+        </w:rPr>
+        <w:t>36:19–20،</w:t>
+      </w:r>
       <w:r>
         <w:rPr>
           <w:rtl/>
@@ -2482,20 +2074,14 @@
         </w:rPr>
         <w:t xml:space="preserve"> </w:t>
       </w:r>
-      <w:hyperlink r:id="rId52">
-        <w:r>
-          <w:rPr>
-            <w:rtl/>
-            <w:cs/>
-            <w:lang w:val="ar_AE" w:bidi="ar_AE"/>
-          </w:rPr>
-          <w:rPr>
-            <w:color w:val="0000EE"/>
-            <w:u w:val="single"/>
-          </w:rPr>
-          <w:t>26؛</w:t>
-        </w:r>
-      </w:hyperlink>
+      <w:r>
+        <w:rPr>
+          <w:rtl/>
+          <w:cs/>
+          <w:lang w:val="ar_AE" w:bidi="ar_AE"/>
+        </w:rPr>
+        <w:t>26؛</w:t>
+      </w:r>
       <w:r>
         <w:rPr>
           <w:rtl/>
@@ -2504,20 +2090,14 @@
         </w:rPr>
         <w:t xml:space="preserve"> </w:t>
       </w:r>
-      <w:hyperlink r:id="rId54">
-        <w:r>
-          <w:rPr>
-            <w:rtl/>
-            <w:cs/>
-            <w:lang w:val="ar_AE" w:bidi="ar_AE"/>
-          </w:rPr>
-          <w:rPr>
-            <w:color w:val="0000EE"/>
-            <w:u w:val="single"/>
-          </w:rPr>
-          <w:t>39:11–14؛</w:t>
-        </w:r>
-      </w:hyperlink>
+      <w:r>
+        <w:rPr>
+          <w:rtl/>
+          <w:cs/>
+          <w:lang w:val="ar_AE" w:bidi="ar_AE"/>
+        </w:rPr>
+        <w:t>39:11–14؛</w:t>
+      </w:r>
       <w:r>
         <w:rPr>
           <w:rtl/>
@@ -2526,20 +2106,14 @@
         </w:rPr>
         <w:t xml:space="preserve"> </w:t>
       </w:r>
-      <w:hyperlink r:id="rId73">
-        <w:r>
-          <w:rPr>
-            <w:rtl/>
-            <w:cs/>
-            <w:lang w:val="ar_AE" w:bidi="ar_AE"/>
-          </w:rPr>
-          <w:rPr>
-            <w:color w:val="0000EE"/>
-            <w:u w:val="single"/>
-          </w:rPr>
-          <w:t>متى 2:13–22؛</w:t>
-        </w:r>
-      </w:hyperlink>
+      <w:r>
+        <w:rPr>
+          <w:rtl/>
+          <w:cs/>
+          <w:lang w:val="ar_AE" w:bidi="ar_AE"/>
+        </w:rPr>
+        <w:t>متى 2:13–22؛</w:t>
+      </w:r>
       <w:r>
         <w:rPr>
           <w:rtl/>
@@ -2548,20 +2122,14 @@
         </w:rPr>
         <w:t xml:space="preserve"> </w:t>
       </w:r>
-      <w:hyperlink r:id="rId74">
-        <w:r>
-          <w:rPr>
-            <w:rtl/>
-            <w:cs/>
-            <w:lang w:val="ar_AE" w:bidi="ar_AE"/>
-          </w:rPr>
-          <w:rPr>
-            <w:color w:val="0000EE"/>
-            <w:u w:val="single"/>
-          </w:rPr>
-          <w:t>10:28–31؛</w:t>
-        </w:r>
-      </w:hyperlink>
+      <w:r>
+        <w:rPr>
+          <w:rtl/>
+          <w:cs/>
+          <w:lang w:val="ar_AE" w:bidi="ar_AE"/>
+        </w:rPr>
+        <w:t>10:28–31؛</w:t>
+      </w:r>
       <w:r>
         <w:rPr>
           <w:rtl/>
@@ -2570,20 +2138,14 @@
         </w:rPr>
         <w:t xml:space="preserve"> </w:t>
       </w:r>
-      <w:hyperlink r:id="rId75">
-        <w:r>
-          <w:rPr>
-            <w:rtl/>
-            <w:cs/>
-            <w:lang w:val="ar_AE" w:bidi="ar_AE"/>
-          </w:rPr>
-          <w:rPr>
-            <w:color w:val="0000EE"/>
-            <w:u w:val="single"/>
-          </w:rPr>
-          <w:t>يوحنا 15:20؛</w:t>
-        </w:r>
-      </w:hyperlink>
+      <w:r>
+        <w:rPr>
+          <w:rtl/>
+          <w:cs/>
+          <w:lang w:val="ar_AE" w:bidi="ar_AE"/>
+        </w:rPr>
+        <w:t>يوحنا 15:20؛</w:t>
+      </w:r>
       <w:r>
         <w:rPr>
           <w:rtl/>
@@ -2592,20 +2154,14 @@
         </w:rPr>
         <w:t xml:space="preserve"> </w:t>
       </w:r>
-      <w:hyperlink r:id="rId76">
-        <w:r>
-          <w:rPr>
-            <w:rtl/>
-            <w:cs/>
-            <w:lang w:val="ar_AE" w:bidi="ar_AE"/>
-          </w:rPr>
-          <w:rPr>
-            <w:color w:val="0000EE"/>
-            <w:u w:val="single"/>
-          </w:rPr>
-          <w:t>أعمال 12:1–11؛</w:t>
-        </w:r>
-      </w:hyperlink>
+      <w:r>
+        <w:rPr>
+          <w:rtl/>
+          <w:cs/>
+          <w:lang w:val="ar_AE" w:bidi="ar_AE"/>
+        </w:rPr>
+        <w:t>أعمال 12:1–11؛</w:t>
+      </w:r>
       <w:r>
         <w:rPr>
           <w:rtl/>
@@ -2614,20 +2170,14 @@
         </w:rPr>
         <w:t xml:space="preserve"> </w:t>
       </w:r>
-      <w:hyperlink r:id="rId57">
-        <w:r>
-          <w:rPr>
-            <w:rtl/>
-            <w:cs/>
-            <w:lang w:val="ar_AE" w:bidi="ar_AE"/>
-          </w:rPr>
-          <w:rPr>
-            <w:color w:val="0000EE"/>
-            <w:u w:val="single"/>
-          </w:rPr>
-          <w:t>2كورنثوس 6:4–5؛</w:t>
-        </w:r>
-      </w:hyperlink>
+      <w:r>
+        <w:rPr>
+          <w:rtl/>
+          <w:cs/>
+          <w:lang w:val="ar_AE" w:bidi="ar_AE"/>
+        </w:rPr>
+        <w:t>2كورنثوس 6:4–5؛</w:t>
+      </w:r>
       <w:r>
         <w:rPr>
           <w:rtl/>
@@ -2636,20 +2186,14 @@
         </w:rPr>
         <w:t xml:space="preserve"> </w:t>
       </w:r>
-      <w:hyperlink r:id="rId58">
-        <w:r>
-          <w:rPr>
-            <w:rtl/>
-            <w:cs/>
-            <w:lang w:val="ar_AE" w:bidi="ar_AE"/>
-          </w:rPr>
-          <w:rPr>
-            <w:color w:val="0000EE"/>
-            <w:u w:val="single"/>
-          </w:rPr>
-          <w:t>2تيموثاوس 2:10–13؛</w:t>
-        </w:r>
-      </w:hyperlink>
+      <w:r>
+        <w:rPr>
+          <w:rtl/>
+          <w:cs/>
+          <w:lang w:val="ar_AE" w:bidi="ar_AE"/>
+        </w:rPr>
+        <w:t>2تيموثاوس 2:10–13؛</w:t>
+      </w:r>
       <w:r>
         <w:rPr>
           <w:rtl/>
@@ -2658,20 +2202,14 @@
         </w:rPr>
         <w:t xml:space="preserve"> </w:t>
       </w:r>
-      <w:hyperlink r:id="rId59">
-        <w:r>
-          <w:rPr>
-            <w:rtl/>
-            <w:cs/>
-            <w:lang w:val="ar_AE" w:bidi="ar_AE"/>
-          </w:rPr>
-          <w:rPr>
-            <w:color w:val="0000EE"/>
-            <w:u w:val="single"/>
-          </w:rPr>
-          <w:t>3:11–13؛</w:t>
-        </w:r>
-      </w:hyperlink>
+      <w:r>
+        <w:rPr>
+          <w:rtl/>
+          <w:cs/>
+          <w:lang w:val="ar_AE" w:bidi="ar_AE"/>
+        </w:rPr>
+        <w:t>3:11–13؛</w:t>
+      </w:r>
       <w:r>
         <w:rPr>
           <w:rtl/>
@@ -2680,20 +2218,14 @@
         </w:rPr>
         <w:t xml:space="preserve"> </w:t>
       </w:r>
-      <w:hyperlink r:id="rId77">
-        <w:r>
-          <w:rPr>
-            <w:rtl/>
-            <w:cs/>
-            <w:lang w:val="ar_AE" w:bidi="ar_AE"/>
-          </w:rPr>
-          <w:rPr>
-            <w:color w:val="0000EE"/>
-            <w:u w:val="single"/>
-          </w:rPr>
-          <w:t>عبرانيين 11:4–37؛</w:t>
-        </w:r>
-      </w:hyperlink>
+      <w:r>
+        <w:rPr>
+          <w:rtl/>
+          <w:cs/>
+          <w:lang w:val="ar_AE" w:bidi="ar_AE"/>
+        </w:rPr>
+        <w:t>عبرانيين 11:4–37؛</w:t>
+      </w:r>
       <w:r>
         <w:rPr>
           <w:rtl/>
@@ -2702,20 +2234,14 @@
         </w:rPr>
         <w:t xml:space="preserve"> </w:t>
       </w:r>
-      <w:hyperlink r:id="rId63">
-        <w:r>
-          <w:rPr>
-            <w:rtl/>
-            <w:cs/>
-            <w:lang w:val="ar_AE" w:bidi="ar_AE"/>
-          </w:rPr>
-          <w:rPr>
-            <w:color w:val="0000EE"/>
-            <w:u w:val="single"/>
-          </w:rPr>
-          <w:t>يعقوب 1:12؛</w:t>
-        </w:r>
-      </w:hyperlink>
+      <w:r>
+        <w:rPr>
+          <w:rtl/>
+          <w:cs/>
+          <w:lang w:val="ar_AE" w:bidi="ar_AE"/>
+        </w:rPr>
+        <w:t>يعقوب 1:12؛</w:t>
+      </w:r>
       <w:r>
         <w:rPr>
           <w:rtl/>
@@ -2724,20 +2250,14 @@
         </w:rPr>
         <w:t xml:space="preserve"> </w:t>
       </w:r>
-      <w:hyperlink r:id="rId78">
-        <w:r>
-          <w:rPr>
-            <w:rtl/>
-            <w:cs/>
-            <w:lang w:val="ar_AE" w:bidi="ar_AE"/>
-          </w:rPr>
-          <w:rPr>
-            <w:color w:val="0000EE"/>
-            <w:u w:val="single"/>
-          </w:rPr>
-          <w:t>1بطرس 1:6؛</w:t>
-        </w:r>
-      </w:hyperlink>
+      <w:r>
+        <w:rPr>
+          <w:rtl/>
+          <w:cs/>
+          <w:lang w:val="ar_AE" w:bidi="ar_AE"/>
+        </w:rPr>
+        <w:t>1بطرس 1:6؛</w:t>
+      </w:r>
       <w:r>
         <w:rPr>
           <w:rtl/>
@@ -2746,20 +2266,14 @@
         </w:rPr>
         <w:t xml:space="preserve"> </w:t>
       </w:r>
-      <w:hyperlink r:id="rId61">
-        <w:r>
-          <w:rPr>
-            <w:rtl/>
-            <w:cs/>
-            <w:lang w:val="ar_AE" w:bidi="ar_AE"/>
-          </w:rPr>
-          <w:rPr>
-            <w:color w:val="0000EE"/>
-            <w:u w:val="single"/>
-          </w:rPr>
-          <w:t>3:14–17؛</w:t>
-        </w:r>
-      </w:hyperlink>
+      <w:r>
+        <w:rPr>
+          <w:rtl/>
+          <w:cs/>
+          <w:lang w:val="ar_AE" w:bidi="ar_AE"/>
+        </w:rPr>
+        <w:t>3:14–17؛</w:t>
+      </w:r>
       <w:r>
         <w:rPr>
           <w:rtl/>
@@ -2768,20 +2282,14 @@
         </w:rPr>
         <w:t xml:space="preserve"> </w:t>
       </w:r>
-      <w:hyperlink r:id="rId65">
-        <w:r>
-          <w:rPr>
-            <w:rtl/>
-            <w:cs/>
-            <w:lang w:val="ar_AE" w:bidi="ar_AE"/>
-          </w:rPr>
-          <w:rPr>
-            <w:color w:val="0000EE"/>
-            <w:u w:val="single"/>
-          </w:rPr>
-          <w:t>4:12–19؛</w:t>
-        </w:r>
-      </w:hyperlink>
+      <w:r>
+        <w:rPr>
+          <w:rtl/>
+          <w:cs/>
+          <w:lang w:val="ar_AE" w:bidi="ar_AE"/>
+        </w:rPr>
+        <w:t>4:12–19؛</w:t>
+      </w:r>
       <w:r>
         <w:rPr>
           <w:rtl/>
@@ -2790,20 +2298,14 @@
         </w:rPr>
         <w:t xml:space="preserve"> </w:t>
       </w:r>
-      <w:hyperlink r:id="rId62">
-        <w:r>
-          <w:rPr>
-            <w:rtl/>
-            <w:cs/>
-            <w:lang w:val="ar_AE" w:bidi="ar_AE"/>
-          </w:rPr>
-          <w:rPr>
-            <w:color w:val="0000EE"/>
-            <w:u w:val="single"/>
-          </w:rPr>
-          <w:t>رؤيا 14:12.</w:t>
-        </w:r>
-      </w:hyperlink>
+      <w:r>
+        <w:rPr>
+          <w:rtl/>
+          <w:cs/>
+          <w:lang w:val="ar_AE" w:bidi="ar_AE"/>
+        </w:rPr>
+        <w:t>رؤيا 14:12.</w:t>
+      </w:r>
       <w:r>
         <w:rPr>
           <w:rtl/>
@@ -2891,20 +2393,14 @@
         </w:rPr>
         <w:t xml:space="preserve">يروي سفر نحميا -هذا السفر القصير- قصة إنسان مكرس للصلاة. عندما رأى حالة أورشليم المتدهورة، صلى نحميا بقوة طيلة أربعة أشهر (انظر </w:t>
       </w:r>
-      <w:hyperlink r:id="rId79">
-        <w:r>
-          <w:rPr>
-            <w:rtl/>
-            <w:cs/>
-            <w:lang w:val="ar_AE" w:bidi="ar_AE"/>
-          </w:rPr>
-          <w:rPr>
-            <w:color w:val="0000EE"/>
-            <w:u w:val="single"/>
-          </w:rPr>
-          <w:t>نحميا 1:1</w:t>
-        </w:r>
-      </w:hyperlink>
+      <w:r>
+        <w:rPr>
+          <w:rtl/>
+          <w:cs/>
+          <w:lang w:val="ar_AE" w:bidi="ar_AE"/>
+        </w:rPr>
+        <w:t>نحميا 1:1</w:t>
+      </w:r>
       <w:r>
         <w:rPr>
           <w:rtl/>
@@ -2913,20 +2409,14 @@
         </w:rPr>
         <w:t xml:space="preserve">; </w:t>
       </w:r>
-      <w:hyperlink r:id="rId80">
-        <w:r>
-          <w:rPr>
-            <w:rtl/>
-            <w:cs/>
-            <w:lang w:val="ar_AE" w:bidi="ar_AE"/>
-          </w:rPr>
-          <w:rPr>
-            <w:color w:val="0000EE"/>
-            <w:u w:val="single"/>
-          </w:rPr>
-          <w:t>2:1</w:t>
-        </w:r>
-      </w:hyperlink>
+      <w:r>
+        <w:rPr>
+          <w:rtl/>
+          <w:cs/>
+          <w:lang w:val="ar_AE" w:bidi="ar_AE"/>
+        </w:rPr>
+        <w:t>2:1</w:t>
+      </w:r>
       <w:r>
         <w:rPr>
           <w:rtl/>
@@ -2935,20 +2425,14 @@
         </w:rPr>
         <w:t>). تضمنت صلواته تمجيدًا لله على قوته ومحبته. واعترف نحميا بخطايا شعبه وطلب معونة من الله (</w:t>
       </w:r>
-      <w:hyperlink r:id="rId81">
-        <w:r>
-          <w:rPr>
-            <w:rtl/>
-            <w:cs/>
-            <w:lang w:val="ar_AE" w:bidi="ar_AE"/>
-          </w:rPr>
-          <w:rPr>
-            <w:color w:val="0000EE"/>
-            <w:u w:val="single"/>
-          </w:rPr>
-          <w:t>1:4–11؛</w:t>
-        </w:r>
-      </w:hyperlink>
+      <w:r>
+        <w:rPr>
+          <w:rtl/>
+          <w:cs/>
+          <w:lang w:val="ar_AE" w:bidi="ar_AE"/>
+        </w:rPr>
+        <w:t>1:4–11؛</w:t>
+      </w:r>
       <w:r>
         <w:rPr>
           <w:rtl/>
@@ -2957,20 +2441,14 @@
         </w:rPr>
         <w:t xml:space="preserve"> انظر أيضًا </w:t>
       </w:r>
-      <w:hyperlink r:id="rId82">
-        <w:r>
-          <w:rPr>
-            <w:rtl/>
-            <w:cs/>
-            <w:lang w:val="ar_AE" w:bidi="ar_AE"/>
-          </w:rPr>
-          <w:rPr>
-            <w:color w:val="0000EE"/>
-            <w:u w:val="single"/>
-          </w:rPr>
-          <w:t>عزرا 9:6–15؛</w:t>
-        </w:r>
-      </w:hyperlink>
+      <w:r>
+        <w:rPr>
+          <w:rtl/>
+          <w:cs/>
+          <w:lang w:val="ar_AE" w:bidi="ar_AE"/>
+        </w:rPr>
+        <w:t>عزرا 9:6–15؛</w:t>
+      </w:r>
       <w:r>
         <w:rPr>
           <w:rtl/>
@@ -2979,20 +2457,14 @@
         </w:rPr>
         <w:t xml:space="preserve"> </w:t>
       </w:r>
-      <w:hyperlink r:id="rId83">
-        <w:r>
-          <w:rPr>
-            <w:rtl/>
-            <w:cs/>
-            <w:lang w:val="ar_AE" w:bidi="ar_AE"/>
-          </w:rPr>
-          <w:rPr>
-            <w:color w:val="0000EE"/>
-            <w:u w:val="single"/>
-          </w:rPr>
-          <w:t>دانيآل 9:4–19</w:t>
-        </w:r>
-      </w:hyperlink>
+      <w:r>
+        <w:rPr>
+          <w:rtl/>
+          <w:cs/>
+          <w:lang w:val="ar_AE" w:bidi="ar_AE"/>
+        </w:rPr>
+        <w:t>دانيآل 9:4–19</w:t>
+      </w:r>
       <w:r>
         <w:rPr>
           <w:rtl/>
@@ -3001,20 +2473,14 @@
         </w:rPr>
         <w:t>). استندت صلاة نحميا لأورشليم إلى "ٱلْحَافِظُ ٱلْعَهْد وَٱلرَّحْمَة لِمُحِبِّيه وَحَافِظِي وَصَايَاه" (</w:t>
       </w:r>
-      <w:hyperlink r:id="rId84">
-        <w:r>
-          <w:rPr>
-            <w:rtl/>
-            <w:cs/>
-            <w:lang w:val="ar_AE" w:bidi="ar_AE"/>
-          </w:rPr>
-          <w:rPr>
-            <w:color w:val="0000EE"/>
-            <w:u w:val="single"/>
-          </w:rPr>
-          <w:t>1:5</w:t>
-        </w:r>
-      </w:hyperlink>
+      <w:r>
+        <w:rPr>
+          <w:rtl/>
+          <w:cs/>
+          <w:lang w:val="ar_AE" w:bidi="ar_AE"/>
+        </w:rPr>
+        <w:t>1:5</w:t>
+      </w:r>
       <w:r>
         <w:rPr>
           <w:rtl/>
@@ -3043,20 +2509,14 @@
         </w:rPr>
         <w:t>لم يلتزم بنو إسرائيل بوصايا الله وأوامره التي منحها لموسى (</w:t>
       </w:r>
-      <w:hyperlink r:id="rId85">
-        <w:r>
-          <w:rPr>
-            <w:rtl/>
-            <w:cs/>
-            <w:lang w:val="ar_AE" w:bidi="ar_AE"/>
-          </w:rPr>
-          <w:rPr>
-            <w:color w:val="0000EE"/>
-            <w:u w:val="single"/>
-          </w:rPr>
-          <w:t>1:7</w:t>
-        </w:r>
-      </w:hyperlink>
+      <w:r>
+        <w:rPr>
+          <w:rtl/>
+          <w:cs/>
+          <w:lang w:val="ar_AE" w:bidi="ar_AE"/>
+        </w:rPr>
+        <w:t>1:7</w:t>
+      </w:r>
       <w:r>
         <w:rPr>
           <w:rtl/>
@@ -3065,20 +2525,14 @@
         </w:rPr>
         <w:t>). وأسفر هذا العِصْيَان عن سبيهم مثلما سبق فحذّر الله من هذا. ومع ذلك، كان نحميا يؤمن إيمانًا راسخًا أن الله سيرّد الأمة إذا تاب الشعب (</w:t>
       </w:r>
-      <w:hyperlink r:id="rId86">
-        <w:r>
-          <w:rPr>
-            <w:rtl/>
-            <w:cs/>
-            <w:lang w:val="ar_AE" w:bidi="ar_AE"/>
-          </w:rPr>
-          <w:rPr>
-            <w:color w:val="0000EE"/>
-            <w:u w:val="single"/>
-          </w:rPr>
-          <w:t>1:8–9؛</w:t>
-        </w:r>
-      </w:hyperlink>
+      <w:r>
+        <w:rPr>
+          <w:rtl/>
+          <w:cs/>
+          <w:lang w:val="ar_AE" w:bidi="ar_AE"/>
+        </w:rPr>
+        <w:t>1:8–9؛</w:t>
+      </w:r>
       <w:r>
         <w:rPr>
           <w:rtl/>
@@ -3087,20 +2541,14 @@
         </w:rPr>
         <w:t xml:space="preserve"> انظر </w:t>
       </w:r>
-      <w:hyperlink r:id="rId87">
-        <w:r>
-          <w:rPr>
-            <w:rtl/>
-            <w:cs/>
-            <w:lang w:val="ar_AE" w:bidi="ar_AE"/>
-          </w:rPr>
-          <w:rPr>
-            <w:color w:val="0000EE"/>
-            <w:u w:val="single"/>
-          </w:rPr>
-          <w:t>تثنية 4:25–31؛</w:t>
-        </w:r>
-      </w:hyperlink>
+      <w:r>
+        <w:rPr>
+          <w:rtl/>
+          <w:cs/>
+          <w:lang w:val="ar_AE" w:bidi="ar_AE"/>
+        </w:rPr>
+        <w:t>تثنية 4:25–31؛</w:t>
+      </w:r>
       <w:r>
         <w:rPr>
           <w:rtl/>
@@ -3109,20 +2557,14 @@
         </w:rPr>
         <w:t xml:space="preserve"> </w:t>
       </w:r>
-      <w:hyperlink r:id="rId88">
-        <w:r>
-          <w:rPr>
-            <w:rtl/>
-            <w:cs/>
-            <w:lang w:val="ar_AE" w:bidi="ar_AE"/>
-          </w:rPr>
-          <w:rPr>
-            <w:color w:val="0000EE"/>
-            <w:u w:val="single"/>
-          </w:rPr>
-          <w:t>30:1–5</w:t>
-        </w:r>
-      </w:hyperlink>
+      <w:r>
+        <w:rPr>
+          <w:rtl/>
+          <w:cs/>
+          <w:lang w:val="ar_AE" w:bidi="ar_AE"/>
+        </w:rPr>
+        <w:t>30:1–5</w:t>
+      </w:r>
       <w:r>
         <w:rPr>
           <w:rtl/>
@@ -3151,20 +2593,14 @@
         </w:rPr>
         <w:t>منح الله نحميا فرصة للتحدث إلى الملك الفارسي بشأن العودة إلى أورشليم. صلّى نحميا لطلب الإرشاد (</w:t>
       </w:r>
-      <w:hyperlink r:id="rId89">
-        <w:r>
-          <w:rPr>
-            <w:rtl/>
-            <w:cs/>
-            <w:lang w:val="ar_AE" w:bidi="ar_AE"/>
-          </w:rPr>
-          <w:rPr>
-            <w:color w:val="0000EE"/>
-            <w:u w:val="single"/>
-          </w:rPr>
-          <w:t>نحميا 2:4</w:t>
-        </w:r>
-      </w:hyperlink>
+      <w:r>
+        <w:rPr>
+          <w:rtl/>
+          <w:cs/>
+          <w:lang w:val="ar_AE" w:bidi="ar_AE"/>
+        </w:rPr>
+        <w:t>نحميا 2:4</w:t>
+      </w:r>
       <w:r>
         <w:rPr>
           <w:rtl/>
@@ -3173,20 +2609,14 @@
         </w:rPr>
         <w:t>)، حيث أدرك أن الله وحده قادر على تغيير إرادة الملك. تعامل نحميا فيمَا بعد مع التهديدات ضد بُناة سور أورشليم، فوضع حراس حول السور وشجّع الشعب على إكمال العمل. ومع ذلك، صلى أيضًا لطلب الحماية والقوة (</w:t>
       </w:r>
-      <w:hyperlink r:id="rId90">
-        <w:r>
-          <w:rPr>
-            <w:rtl/>
-            <w:cs/>
-            <w:lang w:val="ar_AE" w:bidi="ar_AE"/>
-          </w:rPr>
-          <w:rPr>
-            <w:color w:val="0000EE"/>
-            <w:u w:val="single"/>
-          </w:rPr>
-          <w:t>نحميا 4:4–5،</w:t>
-        </w:r>
-      </w:hyperlink>
+      <w:r>
+        <w:rPr>
+          <w:rtl/>
+          <w:cs/>
+          <w:lang w:val="ar_AE" w:bidi="ar_AE"/>
+        </w:rPr>
+        <w:t>نحميا 4:4–5،</w:t>
+      </w:r>
       <w:r>
         <w:rPr>
           <w:rtl/>
@@ -3195,20 +2625,14 @@
         </w:rPr>
         <w:t xml:space="preserve"> </w:t>
       </w:r>
-      <w:hyperlink r:id="rId91">
-        <w:r>
-          <w:rPr>
-            <w:rtl/>
-            <w:cs/>
-            <w:lang w:val="ar_AE" w:bidi="ar_AE"/>
-          </w:rPr>
-          <w:rPr>
-            <w:color w:val="0000EE"/>
-            <w:u w:val="single"/>
-          </w:rPr>
-          <w:t>9؛</w:t>
-        </w:r>
-      </w:hyperlink>
+      <w:r>
+        <w:rPr>
+          <w:rtl/>
+          <w:cs/>
+          <w:lang w:val="ar_AE" w:bidi="ar_AE"/>
+        </w:rPr>
+        <w:t>9؛</w:t>
+      </w:r>
       <w:r>
         <w:rPr>
           <w:rtl/>
@@ -3217,20 +2641,14 @@
         </w:rPr>
         <w:t xml:space="preserve"> </w:t>
       </w:r>
-      <w:hyperlink r:id="rId92">
-        <w:r>
-          <w:rPr>
-            <w:rtl/>
-            <w:cs/>
-            <w:lang w:val="ar_AE" w:bidi="ar_AE"/>
-          </w:rPr>
-          <w:rPr>
-            <w:color w:val="0000EE"/>
-            <w:u w:val="single"/>
-          </w:rPr>
-          <w:t>6:9،</w:t>
-        </w:r>
-      </w:hyperlink>
+      <w:r>
+        <w:rPr>
+          <w:rtl/>
+          <w:cs/>
+          <w:lang w:val="ar_AE" w:bidi="ar_AE"/>
+        </w:rPr>
+        <w:t>6:9،</w:t>
+      </w:r>
       <w:r>
         <w:rPr>
           <w:rtl/>
@@ -3239,20 +2657,14 @@
         </w:rPr>
         <w:t xml:space="preserve"> </w:t>
       </w:r>
-      <w:hyperlink r:id="rId93">
-        <w:r>
-          <w:rPr>
-            <w:rtl/>
-            <w:cs/>
-            <w:lang w:val="ar_AE" w:bidi="ar_AE"/>
-          </w:rPr>
-          <w:rPr>
-            <w:color w:val="0000EE"/>
-            <w:u w:val="single"/>
-          </w:rPr>
-          <w:t>14</w:t>
-        </w:r>
-      </w:hyperlink>
+      <w:r>
+        <w:rPr>
+          <w:rtl/>
+          <w:cs/>
+          <w:lang w:val="ar_AE" w:bidi="ar_AE"/>
+        </w:rPr>
+        <w:t>14</w:t>
+      </w:r>
       <w:r>
         <w:rPr>
           <w:rtl/>
@@ -3281,20 +2693,14 @@
         </w:rPr>
         <w:t>عاد نحميا إلى أورشليم بعد زيارة قصيرة إلى فارس. علم أن بعض اليهود لم يقدموا عشورهم (</w:t>
       </w:r>
-      <w:hyperlink r:id="rId94">
-        <w:r>
-          <w:rPr>
-            <w:rtl/>
-            <w:cs/>
-            <w:lang w:val="ar_AE" w:bidi="ar_AE"/>
-          </w:rPr>
-          <w:rPr>
-            <w:color w:val="0000EE"/>
-            <w:u w:val="single"/>
-          </w:rPr>
-          <w:t>نحميا 13:10–12</w:t>
-        </w:r>
-      </w:hyperlink>
+      <w:r>
+        <w:rPr>
+          <w:rtl/>
+          <w:cs/>
+          <w:lang w:val="ar_AE" w:bidi="ar_AE"/>
+        </w:rPr>
+        <w:t>نحميا 13:10–12</w:t>
+      </w:r>
       <w:r>
         <w:rPr>
           <w:rtl/>
@@ -3303,20 +2709,14 @@
         </w:rPr>
         <w:t>). وبعضهم لم يلتزم بالسبت (</w:t>
       </w:r>
-      <w:hyperlink r:id="rId95">
-        <w:r>
-          <w:rPr>
-            <w:rtl/>
-            <w:cs/>
-            <w:lang w:val="ar_AE" w:bidi="ar_AE"/>
-          </w:rPr>
-          <w:rPr>
-            <w:color w:val="0000EE"/>
-            <w:u w:val="single"/>
-          </w:rPr>
-          <w:t>13:15–16</w:t>
-        </w:r>
-      </w:hyperlink>
+      <w:r>
+        <w:rPr>
+          <w:rtl/>
+          <w:cs/>
+          <w:lang w:val="ar_AE" w:bidi="ar_AE"/>
+        </w:rPr>
+        <w:t>13:15–16</w:t>
+      </w:r>
       <w:r>
         <w:rPr>
           <w:rtl/>
@@ -3325,20 +2725,14 @@
         </w:rPr>
         <w:t>). وبعضهم تزوجوا من أجنبيات- أي غير يهوديات (</w:t>
       </w:r>
-      <w:hyperlink r:id="rId96">
-        <w:r>
-          <w:rPr>
-            <w:rtl/>
-            <w:cs/>
-            <w:lang w:val="ar_AE" w:bidi="ar_AE"/>
-          </w:rPr>
-          <w:rPr>
-            <w:color w:val="0000EE"/>
-            <w:u w:val="single"/>
-          </w:rPr>
-          <w:t>13:23–24</w:t>
-        </w:r>
-      </w:hyperlink>
+      <w:r>
+        <w:rPr>
+          <w:rtl/>
+          <w:cs/>
+          <w:lang w:val="ar_AE" w:bidi="ar_AE"/>
+        </w:rPr>
+        <w:t>13:23–24</w:t>
+      </w:r>
       <w:r>
         <w:rPr>
           <w:rtl/>
@@ -3347,20 +2741,14 @@
         </w:rPr>
         <w:t>). وعندما واجههم بشأن أفعالهم، صلّى نحميا إلى الله ليظهر له الرحمة ويذكر له مساعيه (</w:t>
       </w:r>
-      <w:hyperlink r:id="rId97">
-        <w:r>
-          <w:rPr>
-            <w:rtl/>
-            <w:cs/>
-            <w:lang w:val="ar_AE" w:bidi="ar_AE"/>
-          </w:rPr>
-          <w:rPr>
-            <w:color w:val="0000EE"/>
-            <w:u w:val="single"/>
-          </w:rPr>
-          <w:t>13:14،</w:t>
-        </w:r>
-      </w:hyperlink>
+      <w:r>
+        <w:rPr>
+          <w:rtl/>
+          <w:cs/>
+          <w:lang w:val="ar_AE" w:bidi="ar_AE"/>
+        </w:rPr>
+        <w:t>13:14،</w:t>
+      </w:r>
       <w:r>
         <w:rPr>
           <w:rtl/>
@@ -3369,20 +2757,14 @@
         </w:rPr>
         <w:t xml:space="preserve"> </w:t>
       </w:r>
-      <w:hyperlink r:id="rId98">
-        <w:r>
-          <w:rPr>
-            <w:rtl/>
-            <w:cs/>
-            <w:lang w:val="ar_AE" w:bidi="ar_AE"/>
-          </w:rPr>
-          <w:rPr>
-            <w:color w:val="0000EE"/>
-            <w:u w:val="single"/>
-          </w:rPr>
-          <w:t>22،</w:t>
-        </w:r>
-      </w:hyperlink>
+      <w:r>
+        <w:rPr>
+          <w:rtl/>
+          <w:cs/>
+          <w:lang w:val="ar_AE" w:bidi="ar_AE"/>
+        </w:rPr>
+        <w:t>22،</w:t>
+      </w:r>
       <w:r>
         <w:rPr>
           <w:rtl/>
@@ -3391,20 +2773,14 @@
         </w:rPr>
         <w:t xml:space="preserve"> </w:t>
       </w:r>
-      <w:hyperlink r:id="rId99">
-        <w:r>
-          <w:rPr>
-            <w:rtl/>
-            <w:cs/>
-            <w:lang w:val="ar_AE" w:bidi="ar_AE"/>
-          </w:rPr>
-          <w:rPr>
-            <w:color w:val="0000EE"/>
-            <w:u w:val="single"/>
-          </w:rPr>
-          <w:t>31</w:t>
-        </w:r>
-      </w:hyperlink>
+      <w:r>
+        <w:rPr>
+          <w:rtl/>
+          <w:cs/>
+          <w:lang w:val="ar_AE" w:bidi="ar_AE"/>
+        </w:rPr>
+        <w:t>31</w:t>
+      </w:r>
       <w:r>
         <w:rPr>
           <w:rtl/>
@@ -3433,20 +2809,14 @@
         </w:rPr>
         <w:t xml:space="preserve">كان يسوع يعرف إرادة الآب تمام المعرفة، ومع ذلك كانت الصلاة في حياته هي أساس خدمته (انظر، على سبيل المثال، </w:t>
       </w:r>
-      <w:hyperlink r:id="rId100">
-        <w:r>
-          <w:rPr>
-            <w:rtl/>
-            <w:cs/>
-            <w:lang w:val="ar_AE" w:bidi="ar_AE"/>
-          </w:rPr>
-          <w:rPr>
-            <w:color w:val="0000EE"/>
-            <w:u w:val="single"/>
-          </w:rPr>
-          <w:t>لوقا 5:16</w:t>
-        </w:r>
-      </w:hyperlink>
+      <w:r>
+        <w:rPr>
+          <w:rtl/>
+          <w:cs/>
+          <w:lang w:val="ar_AE" w:bidi="ar_AE"/>
+        </w:rPr>
+        <w:t>لوقا 5:16</w:t>
+      </w:r>
       <w:r>
         <w:rPr>
           <w:rtl/>
@@ -3455,20 +2825,14 @@
         </w:rPr>
         <w:t xml:space="preserve">؛ </w:t>
       </w:r>
-      <w:hyperlink r:id="rId101">
-        <w:r>
-          <w:rPr>
-            <w:rtl/>
-            <w:cs/>
-            <w:lang w:val="ar_AE" w:bidi="ar_AE"/>
-          </w:rPr>
-          <w:rPr>
-            <w:color w:val="0000EE"/>
-            <w:u w:val="single"/>
-          </w:rPr>
-          <w:t>6:12–16</w:t>
-        </w:r>
-      </w:hyperlink>
+      <w:r>
+        <w:rPr>
+          <w:rtl/>
+          <w:cs/>
+          <w:lang w:val="ar_AE" w:bidi="ar_AE"/>
+        </w:rPr>
+        <w:t>6:12–16</w:t>
+      </w:r>
       <w:r>
         <w:rPr>
           <w:rtl/>
@@ -3477,20 +2841,14 @@
         </w:rPr>
         <w:t xml:space="preserve">؛ </w:t>
       </w:r>
-      <w:hyperlink r:id="rId102">
-        <w:r>
-          <w:rPr>
-            <w:rtl/>
-            <w:cs/>
-            <w:lang w:val="ar_AE" w:bidi="ar_AE"/>
-          </w:rPr>
-          <w:rPr>
-            <w:color w:val="0000EE"/>
-            <w:u w:val="single"/>
-          </w:rPr>
-          <w:t>9:18</w:t>
-        </w:r>
-      </w:hyperlink>
+      <w:r>
+        <w:rPr>
+          <w:rtl/>
+          <w:cs/>
+          <w:lang w:val="ar_AE" w:bidi="ar_AE"/>
+        </w:rPr>
+        <w:t>9:18</w:t>
+      </w:r>
       <w:r>
         <w:rPr>
           <w:rtl/>
@@ -3499,20 +2857,14 @@
         </w:rPr>
         <w:t xml:space="preserve">). وباتباع مثاله، هكذا أكثر المسيحيون الأولون من الصلاة، مؤمنين بقوتها (انظر، على سبيل المثال، </w:t>
       </w:r>
-      <w:hyperlink r:id="rId103">
-        <w:r>
-          <w:rPr>
-            <w:rtl/>
-            <w:cs/>
-            <w:lang w:val="ar_AE" w:bidi="ar_AE"/>
-          </w:rPr>
-          <w:rPr>
-            <w:color w:val="0000EE"/>
-            <w:u w:val="single"/>
-          </w:rPr>
-          <w:t>9:36–41</w:t>
-        </w:r>
-      </w:hyperlink>
+      <w:r>
+        <w:rPr>
+          <w:rtl/>
+          <w:cs/>
+          <w:lang w:val="ar_AE" w:bidi="ar_AE"/>
+        </w:rPr>
+        <w:t>9:36–41</w:t>
+      </w:r>
       <w:r>
         <w:rPr>
           <w:rtl/>
@@ -3521,20 +2873,14 @@
         </w:rPr>
         <w:t xml:space="preserve">؛ </w:t>
       </w:r>
-      <w:hyperlink r:id="rId104">
-        <w:r>
-          <w:rPr>
-            <w:rtl/>
-            <w:cs/>
-            <w:lang w:val="ar_AE" w:bidi="ar_AE"/>
-          </w:rPr>
-          <w:rPr>
-            <w:color w:val="0000EE"/>
-            <w:u w:val="single"/>
-          </w:rPr>
-          <w:t>12:3–11</w:t>
-        </w:r>
-      </w:hyperlink>
+      <w:r>
+        <w:rPr>
+          <w:rtl/>
+          <w:cs/>
+          <w:lang w:val="ar_AE" w:bidi="ar_AE"/>
+        </w:rPr>
+        <w:t>12:3–11</w:t>
+      </w:r>
       <w:r>
         <w:rPr>
           <w:rtl/>
@@ -3543,20 +2889,14 @@
         </w:rPr>
         <w:t xml:space="preserve">). كثيرًا ما يستجيب الله بقوة للصلوات. إن الله يرغب في أن يصلّي المؤمنون بيقين الإيمان والثقة متوقعين نيل استجابته (انظر </w:t>
       </w:r>
-      <w:hyperlink r:id="rId105">
-        <w:r>
-          <w:rPr>
-            <w:rtl/>
-            <w:cs/>
-            <w:lang w:val="ar_AE" w:bidi="ar_AE"/>
-          </w:rPr>
-          <w:rPr>
-            <w:color w:val="0000EE"/>
-            <w:u w:val="single"/>
-          </w:rPr>
-          <w:t>يعقوب 5:16–18</w:t>
-        </w:r>
-      </w:hyperlink>
+      <w:r>
+        <w:rPr>
+          <w:rtl/>
+          <w:cs/>
+          <w:lang w:val="ar_AE" w:bidi="ar_AE"/>
+        </w:rPr>
+        <w:t>يعقوب 5:16–18</w:t>
+      </w:r>
       <w:r>
         <w:rPr>
           <w:rtl/>
@@ -3598,20 +2938,14 @@
           <w:lang w:val="ar_AE" w:bidi="ar_AE"/>
         </w:rPr>
       </w:r>
-      <w:hyperlink r:id="rId106">
-        <w:r>
-          <w:rPr>
-            <w:rtl/>
-            <w:cs/>
-            <w:lang w:val="ar_AE" w:bidi="ar_AE"/>
-          </w:rPr>
-          <w:rPr>
-            <w:color w:val="0000EE"/>
-            <w:u w:val="single"/>
-          </w:rPr>
-          <w:t>تكوين 24:10–20؛</w:t>
-        </w:r>
-      </w:hyperlink>
+      <w:r>
+        <w:rPr>
+          <w:rtl/>
+          <w:cs/>
+          <w:lang w:val="ar_AE" w:bidi="ar_AE"/>
+        </w:rPr>
+        <w:t>تكوين 24:10–20؛</w:t>
+      </w:r>
       <w:r>
         <w:rPr>
           <w:rtl/>
@@ -3620,20 +2954,14 @@
         </w:rPr>
         <w:t xml:space="preserve"> </w:t>
       </w:r>
-      <w:hyperlink r:id="rId107">
-        <w:r>
-          <w:rPr>
-            <w:rtl/>
-            <w:cs/>
-            <w:lang w:val="ar_AE" w:bidi="ar_AE"/>
-          </w:rPr>
-          <w:rPr>
-            <w:color w:val="0000EE"/>
-            <w:u w:val="single"/>
-          </w:rPr>
-          <w:t>قضاة 15:18–20؛</w:t>
-        </w:r>
-      </w:hyperlink>
+      <w:r>
+        <w:rPr>
+          <w:rtl/>
+          <w:cs/>
+          <w:lang w:val="ar_AE" w:bidi="ar_AE"/>
+        </w:rPr>
+        <w:t>قضاة 15:18–20؛</w:t>
+      </w:r>
       <w:r>
         <w:rPr>
           <w:rtl/>
@@ -3642,20 +2970,14 @@
         </w:rPr>
         <w:t xml:space="preserve"> </w:t>
       </w:r>
-      <w:hyperlink r:id="rId82">
-        <w:r>
-          <w:rPr>
-            <w:rtl/>
-            <w:cs/>
-            <w:lang w:val="ar_AE" w:bidi="ar_AE"/>
-          </w:rPr>
-          <w:rPr>
-            <w:color w:val="0000EE"/>
-            <w:u w:val="single"/>
-          </w:rPr>
-          <w:t>عزرا 9:6–15؛</w:t>
-        </w:r>
-      </w:hyperlink>
+      <w:r>
+        <w:rPr>
+          <w:rtl/>
+          <w:cs/>
+          <w:lang w:val="ar_AE" w:bidi="ar_AE"/>
+        </w:rPr>
+        <w:t>عزرا 9:6–15؛</w:t>
+      </w:r>
       <w:r>
         <w:rPr>
           <w:rtl/>
@@ -3664,20 +2986,14 @@
         </w:rPr>
         <w:t xml:space="preserve"> </w:t>
       </w:r>
-      <w:hyperlink r:id="rId81">
-        <w:r>
-          <w:rPr>
-            <w:rtl/>
-            <w:cs/>
-            <w:lang w:val="ar_AE" w:bidi="ar_AE"/>
-          </w:rPr>
-          <w:rPr>
-            <w:color w:val="0000EE"/>
-            <w:u w:val="single"/>
-          </w:rPr>
-          <w:t>نحميا 1:4–11؛</w:t>
-        </w:r>
-      </w:hyperlink>
+      <w:r>
+        <w:rPr>
+          <w:rtl/>
+          <w:cs/>
+          <w:lang w:val="ar_AE" w:bidi="ar_AE"/>
+        </w:rPr>
+        <w:t>نحميا 1:4–11؛</w:t>
+      </w:r>
       <w:r>
         <w:rPr>
           <w:rtl/>
@@ -3686,20 +3002,14 @@
         </w:rPr>
         <w:t xml:space="preserve"> </w:t>
       </w:r>
-      <w:hyperlink r:id="rId108">
-        <w:r>
-          <w:rPr>
-            <w:rtl/>
-            <w:cs/>
-            <w:lang w:val="ar_AE" w:bidi="ar_AE"/>
-          </w:rPr>
-          <w:rPr>
-            <w:color w:val="0000EE"/>
-            <w:u w:val="single"/>
-          </w:rPr>
-          <w:t>2:4–5؛</w:t>
-        </w:r>
-      </w:hyperlink>
+      <w:r>
+        <w:rPr>
+          <w:rtl/>
+          <w:cs/>
+          <w:lang w:val="ar_AE" w:bidi="ar_AE"/>
+        </w:rPr>
+        <w:t>2:4–5؛</w:t>
+      </w:r>
       <w:r>
         <w:rPr>
           <w:rtl/>
@@ -3708,20 +3018,14 @@
         </w:rPr>
         <w:t xml:space="preserve"> </w:t>
       </w:r>
-      <w:hyperlink r:id="rId90">
-        <w:r>
-          <w:rPr>
-            <w:rtl/>
-            <w:cs/>
-            <w:lang w:val="ar_AE" w:bidi="ar_AE"/>
-          </w:rPr>
-          <w:rPr>
-            <w:color w:val="0000EE"/>
-            <w:u w:val="single"/>
-          </w:rPr>
-          <w:t>4:4–5،</w:t>
-        </w:r>
-      </w:hyperlink>
+      <w:r>
+        <w:rPr>
+          <w:rtl/>
+          <w:cs/>
+          <w:lang w:val="ar_AE" w:bidi="ar_AE"/>
+        </w:rPr>
+        <w:t>4:4–5،</w:t>
+      </w:r>
       <w:r>
         <w:rPr>
           <w:rtl/>
@@ -3730,20 +3034,14 @@
         </w:rPr>
         <w:t xml:space="preserve"> </w:t>
       </w:r>
-      <w:hyperlink r:id="rId91">
-        <w:r>
-          <w:rPr>
-            <w:rtl/>
-            <w:cs/>
-            <w:lang w:val="ar_AE" w:bidi="ar_AE"/>
-          </w:rPr>
-          <w:rPr>
-            <w:color w:val="0000EE"/>
-            <w:u w:val="single"/>
-          </w:rPr>
-          <w:t>9؛</w:t>
-        </w:r>
-      </w:hyperlink>
+      <w:r>
+        <w:rPr>
+          <w:rtl/>
+          <w:cs/>
+          <w:lang w:val="ar_AE" w:bidi="ar_AE"/>
+        </w:rPr>
+        <w:t>9؛</w:t>
+      </w:r>
       <w:r>
         <w:rPr>
           <w:rtl/>
@@ -3752,20 +3050,14 @@
         </w:rPr>
         <w:t xml:space="preserve"> </w:t>
       </w:r>
-      <w:hyperlink r:id="rId109">
-        <w:r>
-          <w:rPr>
-            <w:rtl/>
-            <w:cs/>
-            <w:lang w:val="ar_AE" w:bidi="ar_AE"/>
-          </w:rPr>
-          <w:rPr>
-            <w:color w:val="0000EE"/>
-            <w:u w:val="single"/>
-          </w:rPr>
-          <w:t>مزامير 18:1–30؛</w:t>
-        </w:r>
-      </w:hyperlink>
+      <w:r>
+        <w:rPr>
+          <w:rtl/>
+          <w:cs/>
+          <w:lang w:val="ar_AE" w:bidi="ar_AE"/>
+        </w:rPr>
+        <w:t>مزامير 18:1–30؛</w:t>
+      </w:r>
       <w:r>
         <w:rPr>
           <w:rtl/>
@@ -3774,20 +3066,14 @@
         </w:rPr>
         <w:t xml:space="preserve"> </w:t>
       </w:r>
-      <w:hyperlink r:id="rId110">
-        <w:r>
-          <w:rPr>
-            <w:rtl/>
-            <w:cs/>
-            <w:lang w:val="ar_AE" w:bidi="ar_AE"/>
-          </w:rPr>
-          <w:rPr>
-            <w:color w:val="0000EE"/>
-            <w:u w:val="single"/>
-          </w:rPr>
-          <w:t>22:4–5،</w:t>
-        </w:r>
-      </w:hyperlink>
+      <w:r>
+        <w:rPr>
+          <w:rtl/>
+          <w:cs/>
+          <w:lang w:val="ar_AE" w:bidi="ar_AE"/>
+        </w:rPr>
+        <w:t>22:4–5،</w:t>
+      </w:r>
       <w:r>
         <w:rPr>
           <w:rtl/>
@@ -3796,20 +3082,14 @@
         </w:rPr>
         <w:t xml:space="preserve"> </w:t>
       </w:r>
-      <w:hyperlink r:id="rId111">
-        <w:r>
-          <w:rPr>
-            <w:rtl/>
-            <w:cs/>
-            <w:lang w:val="ar_AE" w:bidi="ar_AE"/>
-          </w:rPr>
-          <w:rPr>
-            <w:color w:val="0000EE"/>
-            <w:u w:val="single"/>
-          </w:rPr>
-          <w:t>24؛</w:t>
-        </w:r>
-      </w:hyperlink>
+      <w:r>
+        <w:rPr>
+          <w:rtl/>
+          <w:cs/>
+          <w:lang w:val="ar_AE" w:bidi="ar_AE"/>
+        </w:rPr>
+        <w:t>24؛</w:t>
+      </w:r>
       <w:r>
         <w:rPr>
           <w:rtl/>
@@ -3818,20 +3098,14 @@
         </w:rPr>
         <w:t xml:space="preserve"> </w:t>
       </w:r>
-      <w:hyperlink r:id="rId112">
-        <w:r>
-          <w:rPr>
-            <w:rtl/>
-            <w:cs/>
-            <w:lang w:val="ar_AE" w:bidi="ar_AE"/>
-          </w:rPr>
-          <w:rPr>
-            <w:color w:val="0000EE"/>
-            <w:u w:val="single"/>
-          </w:rPr>
-          <w:t>30:2–3؛</w:t>
-        </w:r>
-      </w:hyperlink>
+      <w:r>
+        <w:rPr>
+          <w:rtl/>
+          <w:cs/>
+          <w:lang w:val="ar_AE" w:bidi="ar_AE"/>
+        </w:rPr>
+        <w:t>30:2–3؛</w:t>
+      </w:r>
       <w:r>
         <w:rPr>
           <w:rtl/>
@@ -3840,20 +3114,14 @@
         </w:rPr>
         <w:t xml:space="preserve"> </w:t>
       </w:r>
-      <w:hyperlink r:id="rId113">
-        <w:r>
-          <w:rPr>
-            <w:rtl/>
-            <w:cs/>
-            <w:lang w:val="ar_AE" w:bidi="ar_AE"/>
-          </w:rPr>
-          <w:rPr>
-            <w:color w:val="0000EE"/>
-            <w:u w:val="single"/>
-          </w:rPr>
-          <w:t>31:22؛</w:t>
-        </w:r>
-      </w:hyperlink>
+      <w:r>
+        <w:rPr>
+          <w:rtl/>
+          <w:cs/>
+          <w:lang w:val="ar_AE" w:bidi="ar_AE"/>
+        </w:rPr>
+        <w:t>31:22؛</w:t>
+      </w:r>
       <w:r>
         <w:rPr>
           <w:rtl/>
@@ -3862,20 +3130,14 @@
         </w:rPr>
         <w:t xml:space="preserve"> </w:t>
       </w:r>
-      <w:hyperlink r:id="rId114">
-        <w:r>
-          <w:rPr>
-            <w:rtl/>
-            <w:cs/>
-            <w:lang w:val="ar_AE" w:bidi="ar_AE"/>
-          </w:rPr>
-          <w:rPr>
-            <w:color w:val="0000EE"/>
-            <w:u w:val="single"/>
-          </w:rPr>
-          <w:t>34:4؛</w:t>
-        </w:r>
-      </w:hyperlink>
+      <w:r>
+        <w:rPr>
+          <w:rtl/>
+          <w:cs/>
+          <w:lang w:val="ar_AE" w:bidi="ar_AE"/>
+        </w:rPr>
+        <w:t>34:4؛</w:t>
+      </w:r>
       <w:r>
         <w:rPr>
           <w:rtl/>
@@ -3884,20 +3146,14 @@
         </w:rPr>
         <w:t xml:space="preserve"> </w:t>
       </w:r>
-      <w:hyperlink r:id="rId115">
-        <w:r>
-          <w:rPr>
-            <w:rtl/>
-            <w:cs/>
-            <w:lang w:val="ar_AE" w:bidi="ar_AE"/>
-          </w:rPr>
-          <w:rPr>
-            <w:color w:val="0000EE"/>
-            <w:u w:val="single"/>
-          </w:rPr>
-          <w:t>40:1–2؛</w:t>
-        </w:r>
-      </w:hyperlink>
+      <w:r>
+        <w:rPr>
+          <w:rtl/>
+          <w:cs/>
+          <w:lang w:val="ar_AE" w:bidi="ar_AE"/>
+        </w:rPr>
+        <w:t>40:1–2؛</w:t>
+      </w:r>
       <w:r>
         <w:rPr>
           <w:rtl/>
@@ -3906,20 +3162,14 @@
         </w:rPr>
         <w:t xml:space="preserve"> </w:t>
       </w:r>
-      <w:hyperlink r:id="rId116">
-        <w:r>
-          <w:rPr>
-            <w:rtl/>
-            <w:cs/>
-            <w:lang w:val="ar_AE" w:bidi="ar_AE"/>
-          </w:rPr>
-          <w:rPr>
-            <w:color w:val="0000EE"/>
-            <w:u w:val="single"/>
-          </w:rPr>
-          <w:t>81:7؛</w:t>
-        </w:r>
-      </w:hyperlink>
+      <w:r>
+        <w:rPr>
+          <w:rtl/>
+          <w:cs/>
+          <w:lang w:val="ar_AE" w:bidi="ar_AE"/>
+        </w:rPr>
+        <w:t>81:7؛</w:t>
+      </w:r>
       <w:r>
         <w:rPr>
           <w:rtl/>
@@ -3928,20 +3178,14 @@
         </w:rPr>
         <w:t xml:space="preserve"> </w:t>
       </w:r>
-      <w:hyperlink r:id="rId117">
-        <w:r>
-          <w:rPr>
-            <w:rtl/>
-            <w:cs/>
-            <w:lang w:val="ar_AE" w:bidi="ar_AE"/>
-          </w:rPr>
-          <w:rPr>
-            <w:color w:val="0000EE"/>
-            <w:u w:val="single"/>
-          </w:rPr>
-          <w:t>106:1–48؛</w:t>
-        </w:r>
-      </w:hyperlink>
+      <w:r>
+        <w:rPr>
+          <w:rtl/>
+          <w:cs/>
+          <w:lang w:val="ar_AE" w:bidi="ar_AE"/>
+        </w:rPr>
+        <w:t>106:1–48؛</w:t>
+      </w:r>
       <w:r>
         <w:rPr>
           <w:rtl/>
@@ -3950,20 +3194,14 @@
         </w:rPr>
         <w:t xml:space="preserve"> </w:t>
       </w:r>
-      <w:hyperlink r:id="rId118">
-        <w:r>
-          <w:rPr>
-            <w:rtl/>
-            <w:cs/>
-            <w:lang w:val="ar_AE" w:bidi="ar_AE"/>
-          </w:rPr>
-          <w:rPr>
-            <w:color w:val="0000EE"/>
-            <w:u w:val="single"/>
-          </w:rPr>
-          <w:t>107:6–7،</w:t>
-        </w:r>
-      </w:hyperlink>
+      <w:r>
+        <w:rPr>
+          <w:rtl/>
+          <w:cs/>
+          <w:lang w:val="ar_AE" w:bidi="ar_AE"/>
+        </w:rPr>
+        <w:t>107:6–7،</w:t>
+      </w:r>
       <w:r>
         <w:rPr>
           <w:rtl/>
@@ -3972,20 +3210,14 @@
         </w:rPr>
         <w:t xml:space="preserve"> </w:t>
       </w:r>
-      <w:hyperlink r:id="rId119">
-        <w:r>
-          <w:rPr>
-            <w:rtl/>
-            <w:cs/>
-            <w:lang w:val="ar_AE" w:bidi="ar_AE"/>
-          </w:rPr>
-          <w:rPr>
-            <w:color w:val="0000EE"/>
-            <w:u w:val="single"/>
-          </w:rPr>
-          <w:t>13–14؛</w:t>
-        </w:r>
-      </w:hyperlink>
+      <w:r>
+        <w:rPr>
+          <w:rtl/>
+          <w:cs/>
+          <w:lang w:val="ar_AE" w:bidi="ar_AE"/>
+        </w:rPr>
+        <w:t>13–14؛</w:t>
+      </w:r>
       <w:r>
         <w:rPr>
           <w:rtl/>
@@ -3994,20 +3226,14 @@
         </w:rPr>
         <w:t xml:space="preserve"> </w:t>
       </w:r>
-      <w:hyperlink r:id="rId120">
-        <w:r>
-          <w:rPr>
-            <w:rtl/>
-            <w:cs/>
-            <w:lang w:val="ar_AE" w:bidi="ar_AE"/>
-          </w:rPr>
-          <w:rPr>
-            <w:color w:val="0000EE"/>
-            <w:u w:val="single"/>
-          </w:rPr>
-          <w:t>116:1؛</w:t>
-        </w:r>
-      </w:hyperlink>
+      <w:r>
+        <w:rPr>
+          <w:rtl/>
+          <w:cs/>
+          <w:lang w:val="ar_AE" w:bidi="ar_AE"/>
+        </w:rPr>
+        <w:t>116:1؛</w:t>
+      </w:r>
       <w:r>
         <w:rPr>
           <w:rtl/>
@@ -4016,20 +3242,14 @@
         </w:rPr>
         <w:t xml:space="preserve"> </w:t>
       </w:r>
-      <w:hyperlink r:id="rId121">
-        <w:r>
-          <w:rPr>
-            <w:rtl/>
-            <w:cs/>
-            <w:lang w:val="ar_AE" w:bidi="ar_AE"/>
-          </w:rPr>
-          <w:rPr>
-            <w:color w:val="0000EE"/>
-            <w:u w:val="single"/>
-          </w:rPr>
-          <w:t>118:5؛</w:t>
-        </w:r>
-      </w:hyperlink>
+      <w:r>
+        <w:rPr>
+          <w:rtl/>
+          <w:cs/>
+          <w:lang w:val="ar_AE" w:bidi="ar_AE"/>
+        </w:rPr>
+        <w:t>118:5؛</w:t>
+      </w:r>
       <w:r>
         <w:rPr>
           <w:rtl/>
@@ -4038,20 +3258,14 @@
         </w:rPr>
         <w:t xml:space="preserve"> </w:t>
       </w:r>
-      <w:hyperlink r:id="rId83">
-        <w:r>
-          <w:rPr>
-            <w:rtl/>
-            <w:cs/>
-            <w:lang w:val="ar_AE" w:bidi="ar_AE"/>
-          </w:rPr>
-          <w:rPr>
-            <w:color w:val="0000EE"/>
-            <w:u w:val="single"/>
-          </w:rPr>
-          <w:t>دانيال 9:4–19؛</w:t>
-        </w:r>
-      </w:hyperlink>
+      <w:r>
+        <w:rPr>
+          <w:rtl/>
+          <w:cs/>
+          <w:lang w:val="ar_AE" w:bidi="ar_AE"/>
+        </w:rPr>
+        <w:t>دانيال 9:4–19؛</w:t>
+      </w:r>
       <w:r>
         <w:rPr>
           <w:rtl/>
@@ -4060,20 +3274,14 @@
         </w:rPr>
         <w:t xml:space="preserve"> </w:t>
       </w:r>
-      <w:hyperlink r:id="rId122">
-        <w:r>
-          <w:rPr>
-            <w:rtl/>
-            <w:cs/>
-            <w:lang w:val="ar_AE" w:bidi="ar_AE"/>
-          </w:rPr>
-          <w:rPr>
-            <w:color w:val="0000EE"/>
-            <w:u w:val="single"/>
-          </w:rPr>
-          <w:t>يونان 2:1–10؛</w:t>
-        </w:r>
-      </w:hyperlink>
+      <w:r>
+        <w:rPr>
+          <w:rtl/>
+          <w:cs/>
+          <w:lang w:val="ar_AE" w:bidi="ar_AE"/>
+        </w:rPr>
+        <w:t>يونان 2:1–10؛</w:t>
+      </w:r>
       <w:r>
         <w:rPr>
           <w:rtl/>
@@ -4082,20 +3290,14 @@
         </w:rPr>
         <w:t xml:space="preserve"> </w:t>
       </w:r>
-      <w:hyperlink r:id="rId123">
-        <w:r>
-          <w:rPr>
-            <w:rtl/>
-            <w:cs/>
-            <w:lang w:val="ar_AE" w:bidi="ar_AE"/>
-          </w:rPr>
-          <w:rPr>
-            <w:color w:val="0000EE"/>
-            <w:u w:val="single"/>
-          </w:rPr>
-          <w:t>أعمال الرسل 4:24–31؛</w:t>
-        </w:r>
-      </w:hyperlink>
+      <w:r>
+        <w:rPr>
+          <w:rtl/>
+          <w:cs/>
+          <w:lang w:val="ar_AE" w:bidi="ar_AE"/>
+        </w:rPr>
+        <w:t>أعمال الرسل 4:24–31؛</w:t>
+      </w:r>
       <w:r>
         <w:rPr>
           <w:rtl/>
@@ -4104,20 +3306,14 @@
         </w:rPr>
         <w:t xml:space="preserve"> </w:t>
       </w:r>
-      <w:hyperlink r:id="rId105">
-        <w:r>
-          <w:rPr>
-            <w:rtl/>
-            <w:cs/>
-            <w:lang w:val="ar_AE" w:bidi="ar_AE"/>
-          </w:rPr>
-          <w:rPr>
-            <w:color w:val="0000EE"/>
-            <w:u w:val="single"/>
-          </w:rPr>
-          <w:t>يعقوب 5:16–18.</w:t>
-        </w:r>
-      </w:hyperlink>
+      <w:r>
+        <w:rPr>
+          <w:rtl/>
+          <w:cs/>
+          <w:lang w:val="ar_AE" w:bidi="ar_AE"/>
+        </w:rPr>
+        <w:t>يعقوب 5:16–18.</w:t>
+      </w:r>
       <w:r>
         <w:rPr>
           <w:rtl/>
@@ -4201,20 +3397,14 @@
         </w:rPr>
         <w:t>يُقتَل" (</w:t>
       </w:r>
-      <w:hyperlink r:id="rId124">
-        <w:r>
-          <w:rPr>
-            <w:rtl/>
-            <w:cs/>
-            <w:lang w:val="ar_AE" w:bidi="ar_AE"/>
-          </w:rPr>
-          <w:rPr>
-            <w:color w:val="0000EE"/>
-            <w:u w:val="single"/>
-          </w:rPr>
-          <w:t>مرقس 8:31</w:t>
-        </w:r>
-      </w:hyperlink>
+      <w:r>
+        <w:rPr>
+          <w:rtl/>
+          <w:cs/>
+          <w:lang w:val="ar_AE" w:bidi="ar_AE"/>
+        </w:rPr>
+        <w:t>مرقس 8:31</w:t>
+      </w:r>
       <w:r>
         <w:rPr>
           <w:rtl/>
@@ -4243,20 +3433,14 @@
         </w:rPr>
         <w:t>احتفل يسوع بعيد الفصح مع تلاميذه. وخلال هذا العشاء، أظهر لهم معنى الخدمة الحقيقية بغسله لأرجلهم (</w:t>
       </w:r>
-      <w:hyperlink r:id="rId125">
-        <w:r>
-          <w:rPr>
-            <w:rtl/>
-            <w:cs/>
-            <w:lang w:val="ar_AE" w:bidi="ar_AE"/>
-          </w:rPr>
-          <w:rPr>
-            <w:color w:val="0000EE"/>
-            <w:u w:val="single"/>
-          </w:rPr>
-          <w:t>يوحنّا 13:1–20</w:t>
-        </w:r>
-      </w:hyperlink>
+      <w:r>
+        <w:rPr>
+          <w:rtl/>
+          <w:cs/>
+          <w:lang w:val="ar_AE" w:bidi="ar_AE"/>
+        </w:rPr>
+        <w:t>يوحنّا 13:1–20</w:t>
+      </w:r>
       <w:r>
         <w:rPr>
           <w:rtl/>
@@ -4265,20 +3449,14 @@
         </w:rPr>
         <w:t>). قدم لهم تعاليمه الأخيرة، وأخبرهم عن مجيء الروح القدس، وصلّى من أجل أتباعه (</w:t>
       </w:r>
-      <w:hyperlink r:id="rId126">
-        <w:r>
-          <w:rPr>
-            <w:rtl/>
-            <w:cs/>
-            <w:lang w:val="ar_AE" w:bidi="ar_AE"/>
-          </w:rPr>
-          <w:rPr>
-            <w:color w:val="0000EE"/>
-            <w:u w:val="single"/>
-          </w:rPr>
-          <w:t>يوحنّا 14:1–17:26</w:t>
-        </w:r>
-      </w:hyperlink>
+      <w:r>
+        <w:rPr>
+          <w:rtl/>
+          <w:cs/>
+          <w:lang w:val="ar_AE" w:bidi="ar_AE"/>
+        </w:rPr>
+        <w:t>يوحنّا 14:1–17:26</w:t>
+      </w:r>
       <w:r>
         <w:rPr>
           <w:rtl/>
@@ -4287,20 +3465,14 @@
         </w:rPr>
         <w:t>). كما أسس يسوع العهد الجديد (</w:t>
       </w:r>
-      <w:hyperlink r:id="rId127">
-        <w:r>
-          <w:rPr>
-            <w:rtl/>
-            <w:cs/>
-            <w:lang w:val="ar_AE" w:bidi="ar_AE"/>
-          </w:rPr>
-          <w:rPr>
-            <w:color w:val="0000EE"/>
-            <w:u w:val="single"/>
-          </w:rPr>
-          <w:t>مرقس 14:22–24</w:t>
-        </w:r>
-      </w:hyperlink>
+      <w:r>
+        <w:rPr>
+          <w:rtl/>
+          <w:cs/>
+          <w:lang w:val="ar_AE" w:bidi="ar_AE"/>
+        </w:rPr>
+        <w:t>مرقس 14:22–24</w:t>
+      </w:r>
       <w:r>
         <w:rPr>
           <w:rtl/>
@@ -4329,20 +3501,14 @@
         </w:rPr>
         <w:t xml:space="preserve">خلال عيد الفصح، ضرب الله جميع الأبكار من الذكور في مصر، ولكنه نجّى الأبكار في إسرائيل. والآن، كان يسوع سيصبح الذبيحة التي تُخلّص شعبه. وقد تنبأ الأنبياء بذلك ((على سبيل المثال، </w:t>
       </w:r>
-      <w:hyperlink r:id="rId128">
-        <w:r>
-          <w:rPr>
-            <w:rtl/>
-            <w:cs/>
-            <w:lang w:val="ar_AE" w:bidi="ar_AE"/>
-          </w:rPr>
-          <w:rPr>
-            <w:color w:val="0000EE"/>
-            <w:u w:val="single"/>
-          </w:rPr>
-          <w:t>زكريّا 12:10</w:t>
-        </w:r>
-      </w:hyperlink>
+      <w:r>
+        <w:rPr>
+          <w:rtl/>
+          <w:cs/>
+          <w:lang w:val="ar_AE" w:bidi="ar_AE"/>
+        </w:rPr>
+        <w:t>زكريّا 12:10</w:t>
+      </w:r>
       <w:r>
         <w:rPr>
           <w:rtl/>
@@ -4351,20 +3517,14 @@
         </w:rPr>
         <w:t xml:space="preserve">; </w:t>
       </w:r>
-      <w:hyperlink r:id="rId129">
-        <w:r>
-          <w:rPr>
-            <w:rtl/>
-            <w:cs/>
-            <w:lang w:val="ar_AE" w:bidi="ar_AE"/>
-          </w:rPr>
-          <w:rPr>
-            <w:color w:val="0000EE"/>
-            <w:u w:val="single"/>
-          </w:rPr>
-          <w:t>13:7</w:t>
-        </w:r>
-      </w:hyperlink>
+      <w:r>
+        <w:rPr>
+          <w:rtl/>
+          <w:cs/>
+          <w:lang w:val="ar_AE" w:bidi="ar_AE"/>
+        </w:rPr>
+        <w:t>13:7</w:t>
+      </w:r>
       <w:r>
         <w:rPr>
           <w:rtl/>
@@ -4373,20 +3533,14 @@
         </w:rPr>
         <w:t>). حذّر يسوع تلاميذه من أن هذا هو ما سيحدث قريبًا وأنهم سيتركونه (</w:t>
       </w:r>
-      <w:hyperlink r:id="rId130">
-        <w:r>
-          <w:rPr>
-            <w:rtl/>
-            <w:cs/>
-            <w:lang w:val="ar_AE" w:bidi="ar_AE"/>
-          </w:rPr>
-          <w:rPr>
-            <w:color w:val="0000EE"/>
-            <w:u w:val="single"/>
-          </w:rPr>
-          <w:t>مرقس 14:27</w:t>
-        </w:r>
-      </w:hyperlink>
+      <w:r>
+        <w:rPr>
+          <w:rtl/>
+          <w:cs/>
+          <w:lang w:val="ar_AE" w:bidi="ar_AE"/>
+        </w:rPr>
+        <w:t>مرقس 14:27</w:t>
+      </w:r>
       <w:r>
         <w:rPr>
           <w:rtl/>
@@ -4395,20 +3549,14 @@
         </w:rPr>
         <w:t>). كما حذّرهم أن أحدهم سيخونه (</w:t>
       </w:r>
-      <w:hyperlink r:id="rId131">
-        <w:r>
-          <w:rPr>
-            <w:rtl/>
-            <w:cs/>
-            <w:lang w:val="ar_AE" w:bidi="ar_AE"/>
-          </w:rPr>
-          <w:rPr>
-            <w:color w:val="0000EE"/>
-            <w:u w:val="single"/>
-          </w:rPr>
-          <w:t>مرقس 14:18</w:t>
-        </w:r>
-      </w:hyperlink>
+      <w:r>
+        <w:rPr>
+          <w:rtl/>
+          <w:cs/>
+          <w:lang w:val="ar_AE" w:bidi="ar_AE"/>
+        </w:rPr>
+        <w:t>مرقس 14:18</w:t>
+      </w:r>
       <w:r>
         <w:rPr>
           <w:rtl/>
@@ -4437,20 +3585,14 @@
         </w:rPr>
         <w:t>بعد العشاء، سار يسوع مع تلاميذه إلى بستان جثسيماني في جبل الزيتون. هناك، كان يسوع في حالة اضطراب شديد أثناء صلاته، وهو يَقبَل مشيئة الله (</w:t>
       </w:r>
-      <w:hyperlink r:id="rId132">
-        <w:r>
-          <w:rPr>
-            <w:rtl/>
-            <w:cs/>
-            <w:lang w:val="ar_AE" w:bidi="ar_AE"/>
-          </w:rPr>
-          <w:rPr>
-            <w:color w:val="0000EE"/>
-            <w:u w:val="single"/>
-          </w:rPr>
-          <w:t>مرقس 14:26–42</w:t>
-        </w:r>
-      </w:hyperlink>
+      <w:r>
+        <w:rPr>
+          <w:rtl/>
+          <w:cs/>
+          <w:lang w:val="ar_AE" w:bidi="ar_AE"/>
+        </w:rPr>
+        <w:t>مرقس 14:26–42</w:t>
+      </w:r>
       <w:r>
         <w:rPr>
           <w:rtl/>
@@ -4479,20 +3621,14 @@
         </w:rPr>
         <w:t>كان يهوذا هو التلميذ الذي خان يسوع. ووصل مع الجنود الذين قبضوا على يسوع (</w:t>
       </w:r>
-      <w:hyperlink r:id="rId133">
-        <w:r>
-          <w:rPr>
-            <w:rtl/>
-            <w:cs/>
-            <w:lang w:val="ar_AE" w:bidi="ar_AE"/>
-          </w:rPr>
-          <w:rPr>
-            <w:color w:val="0000EE"/>
-            <w:u w:val="single"/>
-          </w:rPr>
-          <w:t>مرقس 14:43–49</w:t>
-        </w:r>
-      </w:hyperlink>
+      <w:r>
+        <w:rPr>
+          <w:rtl/>
+          <w:cs/>
+          <w:lang w:val="ar_AE" w:bidi="ar_AE"/>
+        </w:rPr>
+        <w:t>مرقس 14:43–49</w:t>
+      </w:r>
       <w:r>
         <w:rPr>
           <w:rtl/>
@@ -4501,20 +3637,14 @@
         </w:rPr>
         <w:t>). فرّ تلاميذ يسوع (</w:t>
       </w:r>
-      <w:hyperlink r:id="rId134">
-        <w:r>
-          <w:rPr>
-            <w:rtl/>
-            <w:cs/>
-            <w:lang w:val="ar_AE" w:bidi="ar_AE"/>
-          </w:rPr>
-          <w:rPr>
-            <w:color w:val="0000EE"/>
-            <w:u w:val="single"/>
-          </w:rPr>
-          <w:t>مرقس 14:50–52</w:t>
-        </w:r>
-      </w:hyperlink>
+      <w:r>
+        <w:rPr>
+          <w:rtl/>
+          <w:cs/>
+          <w:lang w:val="ar_AE" w:bidi="ar_AE"/>
+        </w:rPr>
+        <w:t>مرقس 14:50–52</w:t>
+      </w:r>
       <w:r>
         <w:rPr>
           <w:rtl/>
@@ -4523,20 +3653,14 @@
         </w:rPr>
         <w:t>). ثم اقتادوا يسوع إلى بيت رئيس الكهنة لمحاكمته في الليل. خلال هذا الوقت، أنكر بطرس معرفته بيسوع ثلاث مرات (</w:t>
       </w:r>
-      <w:hyperlink r:id="rId135">
-        <w:r>
-          <w:rPr>
-            <w:rtl/>
-            <w:cs/>
-            <w:lang w:val="ar_AE" w:bidi="ar_AE"/>
-          </w:rPr>
-          <w:rPr>
-            <w:color w:val="0000EE"/>
-            <w:u w:val="single"/>
-          </w:rPr>
-          <w:t>مرقس 14:53–72</w:t>
-        </w:r>
-      </w:hyperlink>
+      <w:r>
+        <w:rPr>
+          <w:rtl/>
+          <w:cs/>
+          <w:lang w:val="ar_AE" w:bidi="ar_AE"/>
+        </w:rPr>
+        <w:t>مرقس 14:53–72</w:t>
+      </w:r>
       <w:r>
         <w:rPr>
           <w:rtl/>
@@ -4598,20 +3722,14 @@
           <w:lang w:val="ar_AE" w:bidi="ar_AE"/>
         </w:rPr>
       </w:r>
-      <w:hyperlink r:id="rId136">
-        <w:r>
-          <w:rPr>
-            <w:rtl/>
-            <w:cs/>
-            <w:lang w:val="ar_AE" w:bidi="ar_AE"/>
-          </w:rPr>
-          <w:rPr>
-            <w:color w:val="0000EE"/>
-            <w:u w:val="single"/>
-          </w:rPr>
-          <w:t>متى 26:17–56</w:t>
-        </w:r>
-      </w:hyperlink>
+      <w:r>
+        <w:rPr>
+          <w:rtl/>
+          <w:cs/>
+          <w:lang w:val="ar_AE" w:bidi="ar_AE"/>
+        </w:rPr>
+        <w:t>متى 26:17–56</w:t>
+      </w:r>
       <w:r>
         <w:rPr>
           <w:rtl/>
@@ -4620,20 +3738,14 @@
         </w:rPr>
         <w:t xml:space="preserve">; </w:t>
       </w:r>
-      <w:hyperlink r:id="rId137">
-        <w:r>
-          <w:rPr>
-            <w:rtl/>
-            <w:cs/>
-            <w:lang w:val="ar_AE" w:bidi="ar_AE"/>
-          </w:rPr>
-          <w:rPr>
-            <w:color w:val="0000EE"/>
-            <w:u w:val="single"/>
-          </w:rPr>
-          <w:t>مرقس 14:12–52</w:t>
-        </w:r>
-      </w:hyperlink>
+      <w:r>
+        <w:rPr>
+          <w:rtl/>
+          <w:cs/>
+          <w:lang w:val="ar_AE" w:bidi="ar_AE"/>
+        </w:rPr>
+        <w:t>مرقس 14:12–52</w:t>
+      </w:r>
       <w:r>
         <w:rPr>
           <w:rtl/>
@@ -4642,20 +3754,14 @@
         </w:rPr>
         <w:t xml:space="preserve">; </w:t>
       </w:r>
-      <w:hyperlink r:id="rId138">
-        <w:r>
-          <w:rPr>
-            <w:rtl/>
-            <w:cs/>
-            <w:lang w:val="ar_AE" w:bidi="ar_AE"/>
-          </w:rPr>
-          <w:rPr>
-            <w:color w:val="0000EE"/>
-            <w:u w:val="single"/>
-          </w:rPr>
-          <w:t>لوقا 22:7–46</w:t>
-        </w:r>
-      </w:hyperlink>
+      <w:r>
+        <w:rPr>
+          <w:rtl/>
+          <w:cs/>
+          <w:lang w:val="ar_AE" w:bidi="ar_AE"/>
+        </w:rPr>
+        <w:t>لوقا 22:7–46</w:t>
+      </w:r>
       <w:r>
         <w:rPr>
           <w:rtl/>
@@ -4664,20 +3770,14 @@
         </w:rPr>
         <w:t xml:space="preserve">; </w:t>
       </w:r>
-      <w:hyperlink r:id="rId139">
-        <w:r>
-          <w:rPr>
-            <w:rtl/>
-            <w:cs/>
-            <w:lang w:val="ar_AE" w:bidi="ar_AE"/>
-          </w:rPr>
-          <w:rPr>
-            <w:color w:val="0000EE"/>
-            <w:u w:val="single"/>
-          </w:rPr>
-          <w:t>يوحنا 13:1–18:11</w:t>
-        </w:r>
-      </w:hyperlink>
+      <w:r>
+        <w:rPr>
+          <w:rtl/>
+          <w:cs/>
+          <w:lang w:val="ar_AE" w:bidi="ar_AE"/>
+        </w:rPr>
+        <w:t>يوحنا 13:1–18:11</w:t>
+      </w:r>
       <w:r>
         <w:rPr>
           <w:rtl/>
@@ -4686,20 +3786,14 @@
         </w:rPr>
         <w:t xml:space="preserve">; </w:t>
       </w:r>
-      <w:hyperlink r:id="rId140">
-        <w:r>
-          <w:rPr>
-            <w:rtl/>
-            <w:cs/>
-            <w:lang w:val="ar_AE" w:bidi="ar_AE"/>
-          </w:rPr>
-          <w:rPr>
-            <w:color w:val="0000EE"/>
-            <w:u w:val="single"/>
-          </w:rPr>
-          <w:t>1 كورنثوس 11:23–34</w:t>
-        </w:r>
-      </w:hyperlink>
+      <w:r>
+        <w:rPr>
+          <w:rtl/>
+          <w:cs/>
+          <w:lang w:val="ar_AE" w:bidi="ar_AE"/>
+        </w:rPr>
+        <w:t>1 كورنثوس 11:23–34</w:t>
+      </w:r>
       <w:r>
         <w:rPr>
           <w:rtl/>
@@ -4767,20 +3861,14 @@
         </w:rPr>
         <w:t xml:space="preserve">يجمع تقسيم الأرض في </w:t>
       </w:r>
-      <w:hyperlink r:id="rId141">
-        <w:r>
-          <w:rPr>
-            <w:rtl/>
-            <w:cs/>
-            <w:lang w:val="ar_AE" w:bidi="ar_AE"/>
-          </w:rPr>
-          <w:rPr>
-            <w:color w:val="0000EE"/>
-            <w:u w:val="single"/>
-          </w:rPr>
-          <w:t>حزقيال 47:13–48:35</w:t>
-        </w:r>
-      </w:hyperlink>
+      <w:r>
+        <w:rPr>
+          <w:rtl/>
+          <w:cs/>
+          <w:lang w:val="ar_AE" w:bidi="ar_AE"/>
+        </w:rPr>
+        <w:t>حزقيال 47:13–48:35</w:t>
+      </w:r>
       <w:r>
         <w:rPr>
           <w:rtl/>
@@ -4789,20 +3877,14 @@
         </w:rPr>
         <w:t xml:space="preserve"> بين المُثل الروحية والرسالة العملية، ويعزز الموضوعات من الأجزاء السابقة من الرؤية (</w:t>
       </w:r>
-      <w:hyperlink r:id="rId142">
-        <w:r>
-          <w:rPr>
-            <w:rtl/>
-            <w:cs/>
-            <w:lang w:val="ar_AE" w:bidi="ar_AE"/>
-          </w:rPr>
-          <w:rPr>
-            <w:color w:val="0000EE"/>
-            <w:u w:val="single"/>
-          </w:rPr>
-          <w:t>حزقيال 40–46</w:t>
-        </w:r>
-      </w:hyperlink>
+      <w:r>
+        <w:rPr>
+          <w:rtl/>
+          <w:cs/>
+          <w:lang w:val="ar_AE" w:bidi="ar_AE"/>
+        </w:rPr>
+        <w:t>حزقيال 40–46</w:t>
+      </w:r>
       <w:r>
         <w:rPr>
           <w:rtl/>
@@ -4871,20 +3953,14 @@
         </w:rPr>
         <w:t xml:space="preserve">تشجع الرؤية في </w:t>
       </w:r>
-      <w:hyperlink r:id="rId143">
-        <w:r>
-          <w:rPr>
-            <w:rtl/>
-            <w:cs/>
-            <w:lang w:val="ar_AE" w:bidi="ar_AE"/>
-          </w:rPr>
-          <w:rPr>
-            <w:color w:val="0000EE"/>
-            <w:u w:val="single"/>
-          </w:rPr>
-          <w:t>حزقيال 40–48</w:t>
-        </w:r>
-      </w:hyperlink>
+      <w:r>
+        <w:rPr>
+          <w:rtl/>
+          <w:cs/>
+          <w:lang w:val="ar_AE" w:bidi="ar_AE"/>
+        </w:rPr>
+        <w:t>حزقيال 40–48</w:t>
+      </w:r>
       <w:r>
         <w:rPr>
           <w:rtl/>
@@ -4893,20 +3969,14 @@
         </w:rPr>
         <w:t xml:space="preserve"> الناس على التوبة عن الخطايا الماضية، والالتزام بالأمانة في الأوقات الصعبة، والأمل في مستقبل أفضل من خلال قوة الله ونعمته. تُظهر الاصحاحات الأخيرة من سفر الرؤيا تحقيق هذه الرؤية في الرب يسوع (</w:t>
       </w:r>
-      <w:hyperlink r:id="rId144">
-        <w:r>
-          <w:rPr>
-            <w:rtl/>
-            <w:cs/>
-            <w:lang w:val="ar_AE" w:bidi="ar_AE"/>
-          </w:rPr>
-          <w:rPr>
-            <w:color w:val="0000EE"/>
-            <w:u w:val="single"/>
-          </w:rPr>
-          <w:t>الرؤيا 21–22</w:t>
-        </w:r>
-      </w:hyperlink>
+      <w:r>
+        <w:rPr>
+          <w:rtl/>
+          <w:cs/>
+          <w:lang w:val="ar_AE" w:bidi="ar_AE"/>
+        </w:rPr>
+        <w:t>الرؤيا 21–22</w:t>
+      </w:r>
       <w:r>
         <w:rPr>
           <w:rtl/>
@@ -4931,20 +4001,14 @@
         </w:rPr>
         <w:t>" (</w:t>
       </w:r>
-      <w:hyperlink r:id="rId145">
-        <w:r>
-          <w:rPr>
-            <w:rtl/>
-            <w:cs/>
-            <w:lang w:val="ar_AE" w:bidi="ar_AE"/>
-          </w:rPr>
-          <w:rPr>
-            <w:color w:val="0000EE"/>
-            <w:u w:val="single"/>
-          </w:rPr>
-          <w:t>العبرانيين 11:10</w:t>
-        </w:r>
-      </w:hyperlink>
+      <w:r>
+        <w:rPr>
+          <w:rtl/>
+          <w:cs/>
+          <w:lang w:val="ar_AE" w:bidi="ar_AE"/>
+        </w:rPr>
+        <w:t>العبرانيين 11:10</w:t>
+      </w:r>
       <w:r>
         <w:rPr>
           <w:rtl/>
@@ -4986,20 +4050,14 @@
           <w:lang w:val="ar_AE" w:bidi="ar_AE"/>
         </w:rPr>
       </w:r>
-      <w:hyperlink r:id="rId142">
-        <w:r>
-          <w:rPr>
-            <w:rtl/>
-            <w:cs/>
-            <w:lang w:val="ar_AE" w:bidi="ar_AE"/>
-          </w:rPr>
-          <w:rPr>
-            <w:color w:val="0000EE"/>
-            <w:u w:val="single"/>
-          </w:rPr>
-          <w:t>حزقيال ٤٠: ١–٤٦: ٢٤</w:t>
-        </w:r>
-      </w:hyperlink>
+      <w:r>
+        <w:rPr>
+          <w:rtl/>
+          <w:cs/>
+          <w:lang w:val="ar_AE" w:bidi="ar_AE"/>
+        </w:rPr>
+        <w:t>حزقيال ٤٠: ١–٤٦: ٢٤</w:t>
+      </w:r>
       <w:r>
         <w:rPr>
           <w:rtl/>
@@ -5008,20 +4066,14 @@
         </w:rPr>
         <w:t xml:space="preserve">; </w:t>
       </w:r>
-      <w:hyperlink r:id="rId141">
-        <w:r>
-          <w:rPr>
-            <w:rtl/>
-            <w:cs/>
-            <w:lang w:val="ar_AE" w:bidi="ar_AE"/>
-          </w:rPr>
-          <w:rPr>
-            <w:color w:val="0000EE"/>
-            <w:u w:val="single"/>
-          </w:rPr>
-          <w:t>٤٧: ١٣–٤٨: ٣٥</w:t>
-        </w:r>
-      </w:hyperlink>
+      <w:r>
+        <w:rPr>
+          <w:rtl/>
+          <w:cs/>
+          <w:lang w:val="ar_AE" w:bidi="ar_AE"/>
+        </w:rPr>
+        <w:t>٤٧: ١٣–٤٨: ٣٥</w:t>
+      </w:r>
       <w:r>
         <w:rPr>
           <w:rtl/>
@@ -5030,20 +4082,14 @@
         </w:rPr>
         <w:t xml:space="preserve">; </w:t>
       </w:r>
-      <w:hyperlink r:id="rId146">
-        <w:r>
-          <w:rPr>
-            <w:rtl/>
-            <w:cs/>
-            <w:lang w:val="ar_AE" w:bidi="ar_AE"/>
-          </w:rPr>
-          <w:rPr>
-            <w:color w:val="0000EE"/>
-            <w:u w:val="single"/>
-          </w:rPr>
-          <w:t>الرؤيا ٢٢: ١–٢</w:t>
-        </w:r>
-      </w:hyperlink>
+      <w:r>
+        <w:rPr>
+          <w:rtl/>
+          <w:cs/>
+          <w:lang w:val="ar_AE" w:bidi="ar_AE"/>
+        </w:rPr>
+        <w:t>الرؤيا ٢٢: ١–٢</w:t>
+      </w:r>
       <w:r>
         <w:rPr>
           <w:rtl/>
@@ -5151,20 +4197,14 @@
         </w:rPr>
         <w:t xml:space="preserve">كان أندراوس صياد سمك في الجليل، وكان ينتظر مجيء المسيَّا (المختار من الله) ومجيء ملكوته. وقد اتبع يوحنا المعمدان أولًا، إلى أن وجَّهه يوحنا إلى يسوع. وبعد ذلك، اتبع أندراوس يسوع، ودعا آخرين أيضًا، ومنهم أخوه بطرس، إلى الانضمام إليه. انظر </w:t>
       </w:r>
-      <w:hyperlink r:id="rId147">
-        <w:r>
-          <w:rPr>
-            <w:rtl/>
-            <w:cs/>
-            <w:lang w:val="ar_AE" w:bidi="ar_AE"/>
-          </w:rPr>
-          <w:rPr>
-            <w:color w:val="0000EE"/>
-            <w:u w:val="single"/>
-          </w:rPr>
-          <w:t>يوحنا 1: 29–42</w:t>
-        </w:r>
-      </w:hyperlink>
+      <w:r>
+        <w:rPr>
+          <w:rtl/>
+          <w:cs/>
+          <w:lang w:val="ar_AE" w:bidi="ar_AE"/>
+        </w:rPr>
+        <w:t>يوحنا 1: 29–42</w:t>
+      </w:r>
       <w:r>
         <w:rPr>
           <w:rtl/>
@@ -5193,20 +4233,14 @@
         </w:rPr>
         <w:t xml:space="preserve">كذلك، انتظر سمعان وحنة زمانًا طويلاً ليريا المسيح الموعود به. وعندما رأيا الطفل يسوع، عرفا أنه المسيح، فباركا الله وقدَّما له الشكر على مجيئه وكذلك على الرجاء الذي أتى به. انظر </w:t>
       </w:r>
-      <w:hyperlink r:id="rId148">
-        <w:r>
-          <w:rPr>
-            <w:rtl/>
-            <w:cs/>
-            <w:lang w:val="ar_AE" w:bidi="ar_AE"/>
-          </w:rPr>
-          <w:rPr>
-            <w:color w:val="0000EE"/>
-            <w:u w:val="single"/>
-          </w:rPr>
-          <w:t>لوقا 2: 25–38</w:t>
-        </w:r>
-      </w:hyperlink>
+      <w:r>
+        <w:rPr>
+          <w:rtl/>
+          <w:cs/>
+          <w:lang w:val="ar_AE" w:bidi="ar_AE"/>
+        </w:rPr>
+        <w:t>لوقا 2: 25–38</w:t>
+      </w:r>
       <w:r>
         <w:rPr>
           <w:rtl/>
@@ -5235,20 +4269,14 @@
         </w:rPr>
         <w:t xml:space="preserve">كان نثنائيل متشككًا عندما دُعي في البداية إلى الالتقاء بيسوع. لكن عندما أثبت له يسوع أنه يعرفه بالفعل، تغيَّر موقف نثنائيل، واتبع يسوع دون تردُّد. انظر </w:t>
       </w:r>
-      <w:hyperlink r:id="rId149">
-        <w:r>
-          <w:rPr>
-            <w:rtl/>
-            <w:cs/>
-            <w:lang w:val="ar_AE" w:bidi="ar_AE"/>
-          </w:rPr>
-          <w:rPr>
-            <w:color w:val="0000EE"/>
-            <w:u w:val="single"/>
-          </w:rPr>
-          <w:t>يوحنا 1: 43–51</w:t>
-        </w:r>
-      </w:hyperlink>
+      <w:r>
+        <w:rPr>
+          <w:rtl/>
+          <w:cs/>
+          <w:lang w:val="ar_AE" w:bidi="ar_AE"/>
+        </w:rPr>
+        <w:t>يوحنا 1: 43–51</w:t>
+      </w:r>
       <w:r>
         <w:rPr>
           <w:rtl/>
@@ -5277,20 +4305,14 @@
         </w:rPr>
         <w:t xml:space="preserve">اقترب رجل غني إلى يسوع وسأله كيف يمكن أن يرث الحياة الأبدية. أظهر هذا الرجل اتضاعًا، وكان قد أطاع بالفعل كل شرائع الله بتدقيق. وقد "أحبَّه يسوع"، لكنه أخبره بأنه يجب أن يبيع كلَّ ما له ويعطيه للفقراء، ثم يتبعه. لم يكن هذا الرجل مستعدًا للتخلِّي عن ثروته، فمضى حزينًا بعيدًا عن يسوع. انظر </w:t>
       </w:r>
-      <w:hyperlink r:id="rId150">
-        <w:r>
-          <w:rPr>
-            <w:rtl/>
-            <w:cs/>
-            <w:lang w:val="ar_AE" w:bidi="ar_AE"/>
-          </w:rPr>
-          <w:rPr>
-            <w:color w:val="0000EE"/>
-            <w:u w:val="single"/>
-          </w:rPr>
-          <w:t>مرقس 10: 17–22</w:t>
-        </w:r>
-      </w:hyperlink>
+      <w:r>
+        <w:rPr>
+          <w:rtl/>
+          <w:cs/>
+          <w:lang w:val="ar_AE" w:bidi="ar_AE"/>
+        </w:rPr>
+        <w:t>مرقس 10: 17–22</w:t>
+      </w:r>
       <w:r>
         <w:rPr>
           <w:rtl/>
@@ -5319,20 +4341,14 @@
         </w:rPr>
         <w:t xml:space="preserve">كان متّى قد تخلَّى عن انتمائه اليهودي، وكان خائنًا لشعبه إذ كان يجمع الضرائب لصالح الرومان، مفضِّلًا حياة الثراء والترف. وعندما دعا يسوع متى إلى اتباعه، ترك متى حياته السابقة. وقبل أن يلازم يسوع، دعا أصدقاءه أيضًا إلى لقاء يسوع. انظر </w:t>
       </w:r>
-      <w:hyperlink r:id="rId151">
-        <w:r>
-          <w:rPr>
-            <w:rtl/>
-            <w:cs/>
-            <w:lang w:val="ar_AE" w:bidi="ar_AE"/>
-          </w:rPr>
-          <w:rPr>
-            <w:color w:val="0000EE"/>
-            <w:u w:val="single"/>
-          </w:rPr>
-          <w:t>متى 9:9–13</w:t>
-        </w:r>
-      </w:hyperlink>
+      <w:r>
+        <w:rPr>
+          <w:rtl/>
+          <w:cs/>
+          <w:lang w:val="ar_AE" w:bidi="ar_AE"/>
+        </w:rPr>
+        <w:t>متى 9:9–13</w:t>
+      </w:r>
       <w:r>
         <w:rPr>
           <w:rtl/>
@@ -5361,20 +4377,14 @@
         </w:rPr>
         <w:t xml:space="preserve">لم يصدق توما التلاميذ الآخرين عندما أخبروه بأن يسوع قد قام من الموت. وعندما ظهر يسوع لتوما، طلب منه أن يمس آثار جروحه. وعندئذ، خرَّ توما أمام يسوع وأعلن إيمانه به ربًّا وإلهًا. انظر </w:t>
       </w:r>
-      <w:hyperlink r:id="rId152">
-        <w:r>
-          <w:rPr>
-            <w:rtl/>
-            <w:cs/>
-            <w:lang w:val="ar_AE" w:bidi="ar_AE"/>
-          </w:rPr>
-          <w:rPr>
-            <w:color w:val="0000EE"/>
-            <w:u w:val="single"/>
-          </w:rPr>
-          <w:t>يوحنا 20:19–29</w:t>
-        </w:r>
-      </w:hyperlink>
+      <w:r>
+        <w:rPr>
+          <w:rtl/>
+          <w:cs/>
+          <w:lang w:val="ar_AE" w:bidi="ar_AE"/>
+        </w:rPr>
+        <w:t>يوحنا 20:19–29</w:t>
+      </w:r>
       <w:r>
         <w:rPr>
           <w:rtl/>
@@ -5403,20 +4413,14 @@
         </w:rPr>
         <w:t xml:space="preserve">كانت مرثا منهمكة في إعداد الطعام ليسوع في بيتها، وانزعجت لأن أختها مريم كانت جالسةً تتعلَّم عند قدمي يسوع. فطلب يسوع من مرثا بلطف ألا تغضب، وأوضح لها أن مريم قد اختارت النصيب الأفضل باستماعها إلى تعليمه. ثم لاحقًا، تكلَّم يسوع مع مرثا ليصادق على إيمانها به للحياة الأبدية. انظر </w:t>
       </w:r>
-      <w:hyperlink r:id="rId153">
-        <w:r>
-          <w:rPr>
-            <w:rtl/>
-            <w:cs/>
-            <w:lang w:val="ar_AE" w:bidi="ar_AE"/>
-          </w:rPr>
-          <w:rPr>
-            <w:color w:val="0000EE"/>
-            <w:u w:val="single"/>
-          </w:rPr>
-          <w:t>لوقا 10: 38–42؛</w:t>
-        </w:r>
-      </w:hyperlink>
+      <w:r>
+        <w:rPr>
+          <w:rtl/>
+          <w:cs/>
+          <w:lang w:val="ar_AE" w:bidi="ar_AE"/>
+        </w:rPr>
+        <w:t>لوقا 10: 38–42؛</w:t>
+      </w:r>
       <w:r>
         <w:rPr>
           <w:rtl/>
@@ -5425,20 +4429,14 @@
         </w:rPr>
         <w:t xml:space="preserve"> </w:t>
       </w:r>
-      <w:hyperlink r:id="rId154">
-        <w:r>
-          <w:rPr>
-            <w:rtl/>
-            <w:cs/>
-            <w:lang w:val="ar_AE" w:bidi="ar_AE"/>
-          </w:rPr>
-          <w:rPr>
-            <w:color w:val="0000EE"/>
-            <w:u w:val="single"/>
-          </w:rPr>
-          <w:t>يوحنا 11: 17–27</w:t>
-        </w:r>
-      </w:hyperlink>
+      <w:r>
+        <w:rPr>
+          <w:rtl/>
+          <w:cs/>
+          <w:lang w:val="ar_AE" w:bidi="ar_AE"/>
+        </w:rPr>
+        <w:t>يوحنا 11: 17–27</w:t>
+      </w:r>
       <w:r>
         <w:rPr>
           <w:rtl/>
@@ -5467,20 +4465,14 @@
         </w:rPr>
         <w:t xml:space="preserve">طلب قائد مئة روماني من يسوع أن ينقذ غلامه الذي كان يحتضر. وأَعفَى هذا الرجل يسوع من دخول بيته الذي كان يُعتبر نجسًا من الناحية الطقسية، لأن هذا الرجل كان أمميًّا وليس يهوديًّا. آمن قائد المئة هذا بأن يسوع يستطيع أن يشفي فقط بكلمةٍ. أكرم يسوع إيمان هذا الرجل بأن شفى الغلام عن بُعد. كما أكَّد يسوع أن كثيرين من الأمم سيدخلون ملكوت السماوات بالإيمان به. انظر </w:t>
       </w:r>
-      <w:hyperlink r:id="rId155">
-        <w:r>
-          <w:rPr>
-            <w:rtl/>
-            <w:cs/>
-            <w:lang w:val="ar_AE" w:bidi="ar_AE"/>
-          </w:rPr>
-          <w:rPr>
-            <w:color w:val="0000EE"/>
-            <w:u w:val="single"/>
-          </w:rPr>
-          <w:t>متى 8: 5–13</w:t>
-        </w:r>
-      </w:hyperlink>
+      <w:r>
+        <w:rPr>
+          <w:rtl/>
+          <w:cs/>
+          <w:lang w:val="ar_AE" w:bidi="ar_AE"/>
+        </w:rPr>
+        <w:t>متى 8: 5–13</w:t>
+      </w:r>
       <w:r>
         <w:rPr>
           <w:rtl/>
@@ -5509,20 +4501,14 @@
         </w:rPr>
         <w:t xml:space="preserve">أحضر رؤساء اليهود امرأة متهمة بالزنا إلى يسوع كي يحكم عليها. وكان الرجم هو العقوبة المتوقَّعة. لكن يسوع انحنى وظل يكتب بإصبعه على الأرض، ثم قال إن من هو بلا خطية من المشتكين عليها فليرمها بأول حجر. وعندما غادروا جميعًا، قال يسوع للمرأة أن تذهب ولا تخطئ أيضًا. انظر </w:t>
       </w:r>
-      <w:hyperlink r:id="rId156">
-        <w:r>
-          <w:rPr>
-            <w:rtl/>
-            <w:cs/>
-            <w:lang w:val="ar_AE" w:bidi="ar_AE"/>
-          </w:rPr>
-          <w:rPr>
-            <w:color w:val="0000EE"/>
-            <w:u w:val="single"/>
-          </w:rPr>
-          <w:t>يوحنا 8: 1–11</w:t>
-        </w:r>
-      </w:hyperlink>
+      <w:r>
+        <w:rPr>
+          <w:rtl/>
+          <w:cs/>
+          <w:lang w:val="ar_AE" w:bidi="ar_AE"/>
+        </w:rPr>
+        <w:t>يوحنا 8: 1–11</w:t>
+      </w:r>
       <w:r>
         <w:rPr>
           <w:rtl/>
@@ -5551,20 +4537,14 @@
         </w:rPr>
         <w:t xml:space="preserve">كان نيقوديموس رئيسًا لليهود وفريسيًّا أيضًا، ولذلك، كان حريصًا على ألا يراه الناس مع يسوع، فزار يسوع ليلًا. تحدَّث يسوع مع نيقوديموس وتحدَّى معتقداته ومعرفته بالحقائق الروحية. ثم لاحقًا، دافع نيقوديموس عن يسوع في المجمع اليهودي (السنهدرين). وبعد صلب يسوع، ساعد نيقوديموس في دفن يسوع، الأمر الذي أظهر ولاءه. انظر </w:t>
       </w:r>
-      <w:hyperlink r:id="rId157">
-        <w:r>
-          <w:rPr>
-            <w:rtl/>
-            <w:cs/>
-            <w:lang w:val="ar_AE" w:bidi="ar_AE"/>
-          </w:rPr>
-          <w:rPr>
-            <w:color w:val="0000EE"/>
-            <w:u w:val="single"/>
-          </w:rPr>
-          <w:t>يوحنا 3: 1–21</w:t>
-        </w:r>
-      </w:hyperlink>
+      <w:r>
+        <w:rPr>
+          <w:rtl/>
+          <w:cs/>
+          <w:lang w:val="ar_AE" w:bidi="ar_AE"/>
+        </w:rPr>
+        <w:t>يوحنا 3: 1–21</w:t>
+      </w:r>
       <w:r>
         <w:rPr>
           <w:rtl/>
@@ -5573,20 +4553,14 @@
         </w:rPr>
         <w:t xml:space="preserve">؛ </w:t>
       </w:r>
-      <w:hyperlink r:id="rId158">
-        <w:r>
-          <w:rPr>
-            <w:rtl/>
-            <w:cs/>
-            <w:lang w:val="ar_AE" w:bidi="ar_AE"/>
-          </w:rPr>
-          <w:rPr>
-            <w:color w:val="0000EE"/>
-            <w:u w:val="single"/>
-          </w:rPr>
-          <w:t>7: 50–52</w:t>
-        </w:r>
-      </w:hyperlink>
+      <w:r>
+        <w:rPr>
+          <w:rtl/>
+          <w:cs/>
+          <w:lang w:val="ar_AE" w:bidi="ar_AE"/>
+        </w:rPr>
+        <w:t>7: 50–52</w:t>
+      </w:r>
       <w:r>
         <w:rPr>
           <w:rtl/>
@@ -5595,20 +4569,14 @@
         </w:rPr>
         <w:t xml:space="preserve">؛ </w:t>
       </w:r>
-      <w:hyperlink r:id="rId159">
-        <w:r>
-          <w:rPr>
-            <w:rtl/>
-            <w:cs/>
-            <w:lang w:val="ar_AE" w:bidi="ar_AE"/>
-          </w:rPr>
-          <w:rPr>
-            <w:color w:val="0000EE"/>
-            <w:u w:val="single"/>
-          </w:rPr>
-          <w:t>19: 38–42</w:t>
-        </w:r>
-      </w:hyperlink>
+      <w:r>
+        <w:rPr>
+          <w:rtl/>
+          <w:cs/>
+          <w:lang w:val="ar_AE" w:bidi="ar_AE"/>
+        </w:rPr>
+        <w:t>19: 38–42</w:t>
+      </w:r>
       <w:r>
         <w:rPr>
           <w:rtl/>
@@ -5637,20 +4605,14 @@
         </w:rPr>
         <w:t xml:space="preserve">ظن يعقوب ويوحنا أن ملكوت الله كان وشيكًا، ولذلك طلبا تولِّي مناصب بارزة في الملكوت. وهذا الطلب أثار استياء التلاميذ الآخرين. لكن يسوع أوضح بلطف أن القيادة الحقيقية تتعلق بالخدمة، وليس بالثروة أو النفوذ. وقد تعلَّم التلاميذ هذا الدرس لاحقًا من خلال اجتياز تجارب صعبة. انظر </w:t>
       </w:r>
-      <w:hyperlink r:id="rId160">
-        <w:r>
-          <w:rPr>
-            <w:rtl/>
-            <w:cs/>
-            <w:lang w:val="ar_AE" w:bidi="ar_AE"/>
-          </w:rPr>
-          <w:rPr>
-            <w:color w:val="0000EE"/>
-            <w:u w:val="single"/>
-          </w:rPr>
-          <w:t>مرقس 10: 35–45</w:t>
-        </w:r>
-      </w:hyperlink>
+      <w:r>
+        <w:rPr>
+          <w:rtl/>
+          <w:cs/>
+          <w:lang w:val="ar_AE" w:bidi="ar_AE"/>
+        </w:rPr>
+        <w:t>مرقس 10: 35–45</w:t>
+      </w:r>
       <w:r>
         <w:rPr>
           <w:rtl/>
@@ -5659,20 +4621,14 @@
         </w:rPr>
         <w:t xml:space="preserve">؛ </w:t>
       </w:r>
-      <w:hyperlink r:id="rId161">
-        <w:r>
-          <w:rPr>
-            <w:rtl/>
-            <w:cs/>
-            <w:lang w:val="ar_AE" w:bidi="ar_AE"/>
-          </w:rPr>
-          <w:rPr>
-            <w:color w:val="0000EE"/>
-            <w:u w:val="single"/>
-          </w:rPr>
-          <w:t>يوحنا 13: 1–17</w:t>
-        </w:r>
-      </w:hyperlink>
+      <w:r>
+        <w:rPr>
+          <w:rtl/>
+          <w:cs/>
+          <w:lang w:val="ar_AE" w:bidi="ar_AE"/>
+        </w:rPr>
+        <w:t>يوحنا 13: 1–17</w:t>
+      </w:r>
       <w:r>
         <w:rPr>
           <w:rtl/>
@@ -5701,20 +4657,14 @@
         </w:rPr>
         <w:t xml:space="preserve">كان أهل الناصرة يعرفون يسوع فقط على أنه ابن يوسف، ولم يؤمنوا بأنه قد يكون هو المسيح. وشكُّهم هذا حدَّ بشكل كبير من معجزات يسوع بينهم، ودفعه غضبهم من ادعاءاته إلى المغادرة. انظر </w:t>
       </w:r>
-      <w:hyperlink r:id="rId162">
-        <w:r>
-          <w:rPr>
-            <w:rtl/>
-            <w:cs/>
-            <w:lang w:val="ar_AE" w:bidi="ar_AE"/>
-          </w:rPr>
-          <w:rPr>
-            <w:color w:val="0000EE"/>
-            <w:u w:val="single"/>
-          </w:rPr>
-          <w:t>لوقا 4: 14–30</w:t>
-        </w:r>
-      </w:hyperlink>
+      <w:r>
+        <w:rPr>
+          <w:rtl/>
+          <w:cs/>
+          <w:lang w:val="ar_AE" w:bidi="ar_AE"/>
+        </w:rPr>
+        <w:t>لوقا 4: 14–30</w:t>
+      </w:r>
       <w:r>
         <w:rPr>
           <w:rtl/>
@@ -5743,20 +4693,14 @@
         </w:rPr>
         <w:t xml:space="preserve">كان رؤساء اليهود يتَّبعون شرائع تفصيلية تركِّز على السلوك الخارجي، لكنهم لم يُظهِروا المحبة بطرق أخرى أهم. وقد واجههم يسوع مرارًا بشأن هذا الأمر. لكن معظم هؤلاء الرؤساء رفضوا انتقاداته وسعوا إلى إيجاد طرق لإلحاق الأذى به. انظر </w:t>
       </w:r>
-      <w:hyperlink r:id="rId163">
-        <w:r>
-          <w:rPr>
-            <w:rtl/>
-            <w:cs/>
-            <w:lang w:val="ar_AE" w:bidi="ar_AE"/>
-          </w:rPr>
-          <w:rPr>
-            <w:color w:val="0000EE"/>
-            <w:u w:val="single"/>
-          </w:rPr>
-          <w:t>لوقا 11: 37–54؛</w:t>
-        </w:r>
-      </w:hyperlink>
+      <w:r>
+        <w:rPr>
+          <w:rtl/>
+          <w:cs/>
+          <w:lang w:val="ar_AE" w:bidi="ar_AE"/>
+        </w:rPr>
+        <w:t>لوقا 11: 37–54؛</w:t>
+      </w:r>
       <w:r>
         <w:rPr>
           <w:rtl/>
@@ -5765,20 +4709,14 @@
         </w:rPr>
         <w:t xml:space="preserve"> قارن </w:t>
       </w:r>
-      <w:hyperlink r:id="rId164">
-        <w:r>
-          <w:rPr>
-            <w:rtl/>
-            <w:cs/>
-            <w:lang w:val="ar_AE" w:bidi="ar_AE"/>
-          </w:rPr>
-          <w:rPr>
-            <w:color w:val="0000EE"/>
-            <w:u w:val="single"/>
-          </w:rPr>
-          <w:t>أعمال الرسل 6: 8–8:1؛</w:t>
-        </w:r>
-      </w:hyperlink>
+      <w:r>
+        <w:rPr>
+          <w:rtl/>
+          <w:cs/>
+          <w:lang w:val="ar_AE" w:bidi="ar_AE"/>
+        </w:rPr>
+        <w:t>أعمال الرسل 6: 8–8:1؛</w:t>
+      </w:r>
       <w:r>
         <w:rPr>
           <w:rtl/>
@@ -5787,20 +4725,14 @@
         </w:rPr>
         <w:t xml:space="preserve"> </w:t>
       </w:r>
-      <w:hyperlink r:id="rId165">
-        <w:r>
-          <w:rPr>
-            <w:rtl/>
-            <w:cs/>
-            <w:lang w:val="ar_AE" w:bidi="ar_AE"/>
-          </w:rPr>
-          <w:rPr>
-            <w:color w:val="0000EE"/>
-            <w:u w:val="single"/>
-          </w:rPr>
-          <w:t>9: 1–31</w:t>
-        </w:r>
-      </w:hyperlink>
+      <w:r>
+        <w:rPr>
+          <w:rtl/>
+          <w:cs/>
+          <w:lang w:val="ar_AE" w:bidi="ar_AE"/>
+        </w:rPr>
+        <w:t>9: 1–31</w:t>
+      </w:r>
       <w:r>
         <w:rPr>
           <w:rtl/>
@@ -5829,20 +4761,14 @@
         </w:rPr>
         <w:t xml:space="preserve">كان زكا يجمع الضرائب لصالح الرومان، وكان قد اغتنى عن طريق استغلال شعبه. وعندما أراد أن يرى يسوع، تسلق شجرة كي يراه من فوق رغم الزحام. لاحظ يسوع زكا، وزار بيته، ودعاه إلى تغيير حياته. وعندئذ، تاب زكا وردَّ الأموال لكلِّ الذين كان قد ظلمهم. انظر </w:t>
       </w:r>
-      <w:hyperlink r:id="rId166">
-        <w:r>
-          <w:rPr>
-            <w:rtl/>
-            <w:cs/>
-            <w:lang w:val="ar_AE" w:bidi="ar_AE"/>
-          </w:rPr>
-          <w:rPr>
-            <w:color w:val="0000EE"/>
-            <w:u w:val="single"/>
-          </w:rPr>
-          <w:t>لوقا 19: 1–10</w:t>
-        </w:r>
-      </w:hyperlink>
+      <w:r>
+        <w:rPr>
+          <w:rtl/>
+          <w:cs/>
+          <w:lang w:val="ar_AE" w:bidi="ar_AE"/>
+        </w:rPr>
+        <w:t>لوقا 19: 1–10</w:t>
+      </w:r>
       <w:r>
         <w:rPr>
           <w:rtl/>
@@ -5871,20 +4797,14 @@
         </w:rPr>
         <w:t xml:space="preserve">كان اثنان من أتباع يسوع عائدَين إلى مسقط رأسهما في عمواس بعد موت يسوع. وفي الطريق، انضم إليهما يسوع القائم من بين الأموات، وأوضح لهما من الكتاب المقدس لماذا كان ينبغي أن يموت. لم يتعرَّف هذان التلميذان على يسوع إلى أن تناول الطعام معهما. وبعد ذلك، اختفى يسوع. فذهب التلميذان فرحَين ليخبرا التلاميذ بأن يسوع حيٌّ. انظر </w:t>
       </w:r>
-      <w:hyperlink r:id="rId167">
-        <w:r>
-          <w:rPr>
-            <w:rtl/>
-            <w:cs/>
-            <w:lang w:val="ar_AE" w:bidi="ar_AE"/>
-          </w:rPr>
-          <w:rPr>
-            <w:color w:val="0000EE"/>
-            <w:u w:val="single"/>
-          </w:rPr>
-          <w:t>لوقا 24:13–35</w:t>
-        </w:r>
-      </w:hyperlink>
+      <w:r>
+        <w:rPr>
+          <w:rtl/>
+          <w:cs/>
+          <w:lang w:val="ar_AE" w:bidi="ar_AE"/>
+        </w:rPr>
+        <w:t>لوقا 24:13–35</w:t>
+      </w:r>
       <w:r>
         <w:rPr>
           <w:rtl/>
@@ -5913,20 +4833,14 @@
         </w:rPr>
         <w:t xml:space="preserve">ذهبت امرأة سامرية سيئة السمعة إلى بئر يعقوب للحصول على الماء، ووجدت يسوع هناك، فعرض عليها يسوع "ماء حيًّا" وحياة جديدة. وقد أدهشها ذلك، لكنها آمنت به. ثم دعت آخرين إلى الالتقاء بالمسيح الذي كانوا ينتظرونه. انظر </w:t>
       </w:r>
-      <w:hyperlink r:id="rId168">
-        <w:r>
-          <w:rPr>
-            <w:rtl/>
-            <w:cs/>
-            <w:lang w:val="ar_AE" w:bidi="ar_AE"/>
-          </w:rPr>
-          <w:rPr>
-            <w:color w:val="0000EE"/>
-            <w:u w:val="single"/>
-          </w:rPr>
-          <w:t>يوحنا 4: 1–42</w:t>
-        </w:r>
-      </w:hyperlink>
+      <w:r>
+        <w:rPr>
+          <w:rtl/>
+          <w:cs/>
+          <w:lang w:val="ar_AE" w:bidi="ar_AE"/>
+        </w:rPr>
+        <w:t>يوحنا 4: 1–42</w:t>
+      </w:r>
       <w:r>
         <w:rPr>
           <w:rtl/>
@@ -5955,20 +4869,14 @@
         </w:rPr>
         <w:t xml:space="preserve">مارس رؤساء اليهود ضغطًا شديدًا على بيلاطس كي يأمر بقتل يسوع. كان بيلاطس يرى أن يسوع بريء، وحاول إطلاق سراحه. وسأل بيلاطس يسوع، "ما هو الحق؟" لكنه لم يدرك أن يسوع نفسه هو الحق. وفي النهاية، كي يحافظ بيلاطس على السلام مع رؤساء اليهود، أصدر أمرًا بصلب يسوع. انظر </w:t>
       </w:r>
-      <w:hyperlink r:id="rId169">
-        <w:r>
-          <w:rPr>
-            <w:rtl/>
-            <w:cs/>
-            <w:lang w:val="ar_AE" w:bidi="ar_AE"/>
-          </w:rPr>
-          <w:rPr>
-            <w:color w:val="0000EE"/>
-            <w:u w:val="single"/>
-          </w:rPr>
-          <w:t>يوحنا 18: 28–19:16</w:t>
-        </w:r>
-      </w:hyperlink>
+      <w:r>
+        <w:rPr>
+          <w:rtl/>
+          <w:cs/>
+          <w:lang w:val="ar_AE" w:bidi="ar_AE"/>
+        </w:rPr>
+        <w:t>يوحنا 18: 28–19:16</w:t>
+      </w:r>
       <w:r>
         <w:rPr>
           <w:rtl/>
@@ -5997,20 +4905,14 @@
         </w:rPr>
         <w:t xml:space="preserve">أنكر سمعان بطرس ثلاث مرات أنه كان يعرف يسوع. وبعدما قام يسوع من بين الأموات، سأل بطرس ثلاث مرات إن كان يحبه. وفي كلِّ مرة، كان بطرس يجيب يسوع بأنه يحبه. فأوصاه يسوع بأن يعتني بأتباعه ("خرافه" و"غنمه"). وبهذا، ردَّ يسوع بطرس إلى الإيمان المسيحي. انظر </w:t>
       </w:r>
-      <w:hyperlink r:id="rId170">
-        <w:r>
-          <w:rPr>
-            <w:rtl/>
-            <w:cs/>
-            <w:lang w:val="ar_AE" w:bidi="ar_AE"/>
-          </w:rPr>
-          <w:rPr>
-            <w:color w:val="0000EE"/>
-            <w:u w:val="single"/>
-          </w:rPr>
-          <w:t>يوحنا 21: 1–23</w:t>
-        </w:r>
-      </w:hyperlink>
+      <w:r>
+        <w:rPr>
+          <w:rtl/>
+          <w:cs/>
+          <w:lang w:val="ar_AE" w:bidi="ar_AE"/>
+        </w:rPr>
+        <w:t>يوحنا 21: 1–23</w:t>
+      </w:r>
       <w:r>
         <w:rPr>
           <w:rtl/>
@@ -6019,20 +4921,14 @@
         </w:rPr>
         <w:t xml:space="preserve">؛ انظر أيضًا </w:t>
       </w:r>
-      <w:hyperlink r:id="rId171">
-        <w:r>
-          <w:rPr>
-            <w:rtl/>
-            <w:cs/>
-            <w:lang w:val="ar_AE" w:bidi="ar_AE"/>
-          </w:rPr>
-          <w:rPr>
-            <w:color w:val="0000EE"/>
-            <w:u w:val="single"/>
-          </w:rPr>
-          <w:t>متى 16: 15–19</w:t>
-        </w:r>
-      </w:hyperlink>
+      <w:r>
+        <w:rPr>
+          <w:rtl/>
+          <w:cs/>
+          <w:lang w:val="ar_AE" w:bidi="ar_AE"/>
+        </w:rPr>
+        <w:t>متى 16: 15–19</w:t>
+      </w:r>
       <w:r>
         <w:rPr>
           <w:rtl/>
@@ -6074,20 +4970,14 @@
           <w:lang w:val="ar_AE" w:bidi="ar_AE"/>
         </w:rPr>
       </w:r>
-      <w:hyperlink r:id="rId155">
-        <w:r>
-          <w:rPr>
-            <w:rtl/>
-            <w:cs/>
-            <w:lang w:val="ar_AE" w:bidi="ar_AE"/>
-          </w:rPr>
-          <w:rPr>
-            <w:color w:val="0000EE"/>
-            <w:u w:val="single"/>
-          </w:rPr>
-          <w:t>متى 8: 5–13؛</w:t>
-        </w:r>
-      </w:hyperlink>
+      <w:r>
+        <w:rPr>
+          <w:rtl/>
+          <w:cs/>
+          <w:lang w:val="ar_AE" w:bidi="ar_AE"/>
+        </w:rPr>
+        <w:t>متى 8: 5–13؛</w:t>
+      </w:r>
       <w:r>
         <w:rPr>
           <w:rtl/>
@@ -6096,20 +4986,14 @@
         </w:rPr>
         <w:t xml:space="preserve"> </w:t>
       </w:r>
-      <w:hyperlink r:id="rId151">
-        <w:r>
-          <w:rPr>
-            <w:rtl/>
-            <w:cs/>
-            <w:lang w:val="ar_AE" w:bidi="ar_AE"/>
-          </w:rPr>
-          <w:rPr>
-            <w:color w:val="0000EE"/>
-            <w:u w:val="single"/>
-          </w:rPr>
-          <w:t>9: 9–13؛</w:t>
-        </w:r>
-      </w:hyperlink>
+      <w:r>
+        <w:rPr>
+          <w:rtl/>
+          <w:cs/>
+          <w:lang w:val="ar_AE" w:bidi="ar_AE"/>
+        </w:rPr>
+        <w:t>9: 9–13؛</w:t>
+      </w:r>
       <w:r>
         <w:rPr>
           <w:rtl/>
@@ -6118,20 +5002,14 @@
         </w:rPr>
         <w:t xml:space="preserve"> </w:t>
       </w:r>
-      <w:hyperlink r:id="rId171">
-        <w:r>
-          <w:rPr>
-            <w:rtl/>
-            <w:cs/>
-            <w:lang w:val="ar_AE" w:bidi="ar_AE"/>
-          </w:rPr>
-          <w:rPr>
-            <w:color w:val="0000EE"/>
-            <w:u w:val="single"/>
-          </w:rPr>
-          <w:t>16: 15–19؛</w:t>
-        </w:r>
-      </w:hyperlink>
+      <w:r>
+        <w:rPr>
+          <w:rtl/>
+          <w:cs/>
+          <w:lang w:val="ar_AE" w:bidi="ar_AE"/>
+        </w:rPr>
+        <w:t>16: 15–19؛</w:t>
+      </w:r>
       <w:r>
         <w:rPr>
           <w:rtl/>
@@ -6140,20 +5018,14 @@
         </w:rPr>
         <w:t xml:space="preserve"> </w:t>
       </w:r>
-      <w:hyperlink r:id="rId150">
-        <w:r>
-          <w:rPr>
-            <w:rtl/>
-            <w:cs/>
-            <w:lang w:val="ar_AE" w:bidi="ar_AE"/>
-          </w:rPr>
-          <w:rPr>
-            <w:color w:val="0000EE"/>
-            <w:u w:val="single"/>
-          </w:rPr>
-          <w:t>مرقس 10: 17–22،</w:t>
-        </w:r>
-      </w:hyperlink>
+      <w:r>
+        <w:rPr>
+          <w:rtl/>
+          <w:cs/>
+          <w:lang w:val="ar_AE" w:bidi="ar_AE"/>
+        </w:rPr>
+        <w:t>مرقس 10: 17–22،</w:t>
+      </w:r>
       <w:r>
         <w:rPr>
           <w:rtl/>
@@ -6162,20 +5034,14 @@
         </w:rPr>
         <w:t xml:space="preserve"> </w:t>
       </w:r>
-      <w:hyperlink r:id="rId160">
-        <w:r>
-          <w:rPr>
-            <w:rtl/>
-            <w:cs/>
-            <w:lang w:val="ar_AE" w:bidi="ar_AE"/>
-          </w:rPr>
-          <w:rPr>
-            <w:color w:val="0000EE"/>
-            <w:u w:val="single"/>
-          </w:rPr>
-          <w:t>35–45؛</w:t>
-        </w:r>
-      </w:hyperlink>
+      <w:r>
+        <w:rPr>
+          <w:rtl/>
+          <w:cs/>
+          <w:lang w:val="ar_AE" w:bidi="ar_AE"/>
+        </w:rPr>
+        <w:t>35–45؛</w:t>
+      </w:r>
       <w:r>
         <w:rPr>
           <w:rtl/>
@@ -6184,20 +5050,14 @@
         </w:rPr>
         <w:t xml:space="preserve"> </w:t>
       </w:r>
-      <w:hyperlink r:id="rId148">
-        <w:r>
-          <w:rPr>
-            <w:rtl/>
-            <w:cs/>
-            <w:lang w:val="ar_AE" w:bidi="ar_AE"/>
-          </w:rPr>
-          <w:rPr>
-            <w:color w:val="0000EE"/>
-            <w:u w:val="single"/>
-          </w:rPr>
-          <w:t>لوقا 2: 25–38؛</w:t>
-        </w:r>
-      </w:hyperlink>
+      <w:r>
+        <w:rPr>
+          <w:rtl/>
+          <w:cs/>
+          <w:lang w:val="ar_AE" w:bidi="ar_AE"/>
+        </w:rPr>
+        <w:t>لوقا 2: 25–38؛</w:t>
+      </w:r>
       <w:r>
         <w:rPr>
           <w:rtl/>
@@ -6206,20 +5066,14 @@
         </w:rPr>
         <w:t xml:space="preserve"> </w:t>
       </w:r>
-      <w:hyperlink r:id="rId162">
-        <w:r>
-          <w:rPr>
-            <w:rtl/>
-            <w:cs/>
-            <w:lang w:val="ar_AE" w:bidi="ar_AE"/>
-          </w:rPr>
-          <w:rPr>
-            <w:color w:val="0000EE"/>
-            <w:u w:val="single"/>
-          </w:rPr>
-          <w:t>4: 14–30؛</w:t>
-        </w:r>
-      </w:hyperlink>
+      <w:r>
+        <w:rPr>
+          <w:rtl/>
+          <w:cs/>
+          <w:lang w:val="ar_AE" w:bidi="ar_AE"/>
+        </w:rPr>
+        <w:t>4: 14–30؛</w:t>
+      </w:r>
       <w:r>
         <w:rPr>
           <w:rtl/>
@@ -6228,20 +5082,14 @@
         </w:rPr>
         <w:t xml:space="preserve"> </w:t>
       </w:r>
-      <w:hyperlink r:id="rId153">
-        <w:r>
-          <w:rPr>
-            <w:rtl/>
-            <w:cs/>
-            <w:lang w:val="ar_AE" w:bidi="ar_AE"/>
-          </w:rPr>
-          <w:rPr>
-            <w:color w:val="0000EE"/>
-            <w:u w:val="single"/>
-          </w:rPr>
-          <w:t>10: 38–42؛</w:t>
-        </w:r>
-      </w:hyperlink>
+      <w:r>
+        <w:rPr>
+          <w:rtl/>
+          <w:cs/>
+          <w:lang w:val="ar_AE" w:bidi="ar_AE"/>
+        </w:rPr>
+        <w:t>10: 38–42؛</w:t>
+      </w:r>
       <w:r>
         <w:rPr>
           <w:rtl/>
@@ -6250,20 +5098,14 @@
         </w:rPr>
         <w:t xml:space="preserve"> </w:t>
       </w:r>
-      <w:hyperlink r:id="rId163">
-        <w:r>
-          <w:rPr>
-            <w:rtl/>
-            <w:cs/>
-            <w:lang w:val="ar_AE" w:bidi="ar_AE"/>
-          </w:rPr>
-          <w:rPr>
-            <w:color w:val="0000EE"/>
-            <w:u w:val="single"/>
-          </w:rPr>
-          <w:t>11: 37–54؛</w:t>
-        </w:r>
-      </w:hyperlink>
+      <w:r>
+        <w:rPr>
+          <w:rtl/>
+          <w:cs/>
+          <w:lang w:val="ar_AE" w:bidi="ar_AE"/>
+        </w:rPr>
+        <w:t>11: 37–54؛</w:t>
+      </w:r>
       <w:r>
         <w:rPr>
           <w:rtl/>
@@ -6272,20 +5114,14 @@
         </w:rPr>
         <w:t xml:space="preserve"> </w:t>
       </w:r>
-      <w:hyperlink r:id="rId166">
-        <w:r>
-          <w:rPr>
-            <w:rtl/>
-            <w:cs/>
-            <w:lang w:val="ar_AE" w:bidi="ar_AE"/>
-          </w:rPr>
-          <w:rPr>
-            <w:color w:val="0000EE"/>
-            <w:u w:val="single"/>
-          </w:rPr>
-          <w:t>19: 1–10؛</w:t>
-        </w:r>
-      </w:hyperlink>
+      <w:r>
+        <w:rPr>
+          <w:rtl/>
+          <w:cs/>
+          <w:lang w:val="ar_AE" w:bidi="ar_AE"/>
+        </w:rPr>
+        <w:t>19: 1–10؛</w:t>
+      </w:r>
       <w:r>
         <w:rPr>
           <w:rtl/>
@@ -6294,20 +5130,14 @@
         </w:rPr>
         <w:t xml:space="preserve"> </w:t>
       </w:r>
-      <w:hyperlink r:id="rId167">
-        <w:r>
-          <w:rPr>
-            <w:rtl/>
-            <w:cs/>
-            <w:lang w:val="ar_AE" w:bidi="ar_AE"/>
-          </w:rPr>
-          <w:rPr>
-            <w:color w:val="0000EE"/>
-            <w:u w:val="single"/>
-          </w:rPr>
-          <w:t>24: 13–35؛</w:t>
-        </w:r>
-      </w:hyperlink>
+      <w:r>
+        <w:rPr>
+          <w:rtl/>
+          <w:cs/>
+          <w:lang w:val="ar_AE" w:bidi="ar_AE"/>
+        </w:rPr>
+        <w:t>24: 13–35؛</w:t>
+      </w:r>
       <w:r>
         <w:rPr>
           <w:rtl/>
@@ -6316,20 +5146,14 @@
         </w:rPr>
         <w:t xml:space="preserve"> </w:t>
       </w:r>
-      <w:hyperlink r:id="rId147">
-        <w:r>
-          <w:rPr>
-            <w:rtl/>
-            <w:cs/>
-            <w:lang w:val="ar_AE" w:bidi="ar_AE"/>
-          </w:rPr>
-          <w:rPr>
-            <w:color w:val="0000EE"/>
-            <w:u w:val="single"/>
-          </w:rPr>
-          <w:t>يوحنا 1: 29–42،</w:t>
-        </w:r>
-      </w:hyperlink>
+      <w:r>
+        <w:rPr>
+          <w:rtl/>
+          <w:cs/>
+          <w:lang w:val="ar_AE" w:bidi="ar_AE"/>
+        </w:rPr>
+        <w:t>يوحنا 1: 29–42،</w:t>
+      </w:r>
       <w:r>
         <w:rPr>
           <w:rtl/>
@@ -6338,20 +5162,14 @@
         </w:rPr>
         <w:t xml:space="preserve"> </w:t>
       </w:r>
-      <w:hyperlink r:id="rId149">
-        <w:r>
-          <w:rPr>
-            <w:rtl/>
-            <w:cs/>
-            <w:lang w:val="ar_AE" w:bidi="ar_AE"/>
-          </w:rPr>
-          <w:rPr>
-            <w:color w:val="0000EE"/>
-            <w:u w:val="single"/>
-          </w:rPr>
-          <w:t>43–51؛</w:t>
-        </w:r>
-      </w:hyperlink>
+      <w:r>
+        <w:rPr>
+          <w:rtl/>
+          <w:cs/>
+          <w:lang w:val="ar_AE" w:bidi="ar_AE"/>
+        </w:rPr>
+        <w:t>43–51؛</w:t>
+      </w:r>
       <w:r>
         <w:rPr>
           <w:rtl/>
@@ -6360,20 +5178,14 @@
         </w:rPr>
         <w:t xml:space="preserve"> </w:t>
       </w:r>
-      <w:hyperlink r:id="rId157">
-        <w:r>
-          <w:rPr>
-            <w:rtl/>
-            <w:cs/>
-            <w:lang w:val="ar_AE" w:bidi="ar_AE"/>
-          </w:rPr>
-          <w:rPr>
-            <w:color w:val="0000EE"/>
-            <w:u w:val="single"/>
-          </w:rPr>
-          <w:t>3: 1–21؛</w:t>
-        </w:r>
-      </w:hyperlink>
+      <w:r>
+        <w:rPr>
+          <w:rtl/>
+          <w:cs/>
+          <w:lang w:val="ar_AE" w:bidi="ar_AE"/>
+        </w:rPr>
+        <w:t>3: 1–21؛</w:t>
+      </w:r>
       <w:r>
         <w:rPr>
           <w:rtl/>
@@ -6382,20 +5194,14 @@
         </w:rPr>
         <w:t xml:space="preserve"> </w:t>
       </w:r>
-      <w:hyperlink r:id="rId168">
-        <w:r>
-          <w:rPr>
-            <w:rtl/>
-            <w:cs/>
-            <w:lang w:val="ar_AE" w:bidi="ar_AE"/>
-          </w:rPr>
-          <w:rPr>
-            <w:color w:val="0000EE"/>
-            <w:u w:val="single"/>
-          </w:rPr>
-          <w:t>4: 1–42؛</w:t>
-        </w:r>
-      </w:hyperlink>
+      <w:r>
+        <w:rPr>
+          <w:rtl/>
+          <w:cs/>
+          <w:lang w:val="ar_AE" w:bidi="ar_AE"/>
+        </w:rPr>
+        <w:t>4: 1–42؛</w:t>
+      </w:r>
       <w:r>
         <w:rPr>
           <w:rtl/>
@@ -6404,20 +5210,14 @@
         </w:rPr>
         <w:t xml:space="preserve"> </w:t>
       </w:r>
-      <w:hyperlink r:id="rId158">
-        <w:r>
-          <w:rPr>
-            <w:rtl/>
-            <w:cs/>
-            <w:lang w:val="ar_AE" w:bidi="ar_AE"/>
-          </w:rPr>
-          <w:rPr>
-            <w:color w:val="0000EE"/>
-            <w:u w:val="single"/>
-          </w:rPr>
-          <w:t>7: 50–52؛</w:t>
-        </w:r>
-      </w:hyperlink>
+      <w:r>
+        <w:rPr>
+          <w:rtl/>
+          <w:cs/>
+          <w:lang w:val="ar_AE" w:bidi="ar_AE"/>
+        </w:rPr>
+        <w:t>7: 50–52؛</w:t>
+      </w:r>
       <w:r>
         <w:rPr>
           <w:rtl/>
@@ -6426,20 +5226,14 @@
         </w:rPr>
         <w:t xml:space="preserve"> </w:t>
       </w:r>
-      <w:hyperlink r:id="rId156">
-        <w:r>
-          <w:rPr>
-            <w:rtl/>
-            <w:cs/>
-            <w:lang w:val="ar_AE" w:bidi="ar_AE"/>
-          </w:rPr>
-          <w:rPr>
-            <w:color w:val="0000EE"/>
-            <w:u w:val="single"/>
-          </w:rPr>
-          <w:t>8: 1–11؛</w:t>
-        </w:r>
-      </w:hyperlink>
+      <w:r>
+        <w:rPr>
+          <w:rtl/>
+          <w:cs/>
+          <w:lang w:val="ar_AE" w:bidi="ar_AE"/>
+        </w:rPr>
+        <w:t>8: 1–11؛</w:t>
+      </w:r>
       <w:r>
         <w:rPr>
           <w:rtl/>
@@ -6448,20 +5242,14 @@
         </w:rPr>
         <w:t xml:space="preserve"> </w:t>
       </w:r>
-      <w:hyperlink r:id="rId154">
-        <w:r>
-          <w:rPr>
-            <w:rtl/>
-            <w:cs/>
-            <w:lang w:val="ar_AE" w:bidi="ar_AE"/>
-          </w:rPr>
-          <w:rPr>
-            <w:color w:val="0000EE"/>
-            <w:u w:val="single"/>
-          </w:rPr>
-          <w:t>11: 17–27؛</w:t>
-        </w:r>
-      </w:hyperlink>
+      <w:r>
+        <w:rPr>
+          <w:rtl/>
+          <w:cs/>
+          <w:lang w:val="ar_AE" w:bidi="ar_AE"/>
+        </w:rPr>
+        <w:t>11: 17–27؛</w:t>
+      </w:r>
       <w:r>
         <w:rPr>
           <w:rtl/>
@@ -6470,20 +5258,14 @@
         </w:rPr>
         <w:t xml:space="preserve"> </w:t>
       </w:r>
-      <w:hyperlink r:id="rId161">
-        <w:r>
-          <w:rPr>
-            <w:rtl/>
-            <w:cs/>
-            <w:lang w:val="ar_AE" w:bidi="ar_AE"/>
-          </w:rPr>
-          <w:rPr>
-            <w:color w:val="0000EE"/>
-            <w:u w:val="single"/>
-          </w:rPr>
-          <w:t>13: 1–17؛</w:t>
-        </w:r>
-      </w:hyperlink>
+      <w:r>
+        <w:rPr>
+          <w:rtl/>
+          <w:cs/>
+          <w:lang w:val="ar_AE" w:bidi="ar_AE"/>
+        </w:rPr>
+        <w:t>13: 1–17؛</w:t>
+      </w:r>
       <w:r>
         <w:rPr>
           <w:rtl/>
@@ -6492,20 +5274,14 @@
         </w:rPr>
         <w:t xml:space="preserve"> </w:t>
       </w:r>
-      <w:hyperlink r:id="rId169">
-        <w:r>
-          <w:rPr>
-            <w:rtl/>
-            <w:cs/>
-            <w:lang w:val="ar_AE" w:bidi="ar_AE"/>
-          </w:rPr>
-          <w:rPr>
-            <w:color w:val="0000EE"/>
-            <w:u w:val="single"/>
-          </w:rPr>
-          <w:t>18: 28–19:16؛</w:t>
-        </w:r>
-      </w:hyperlink>
+      <w:r>
+        <w:rPr>
+          <w:rtl/>
+          <w:cs/>
+          <w:lang w:val="ar_AE" w:bidi="ar_AE"/>
+        </w:rPr>
+        <w:t>18: 28–19:16؛</w:t>
+      </w:r>
       <w:r>
         <w:rPr>
           <w:rtl/>
@@ -6514,20 +5290,14 @@
         </w:rPr>
         <w:t xml:space="preserve"> </w:t>
       </w:r>
-      <w:hyperlink r:id="rId159">
-        <w:r>
-          <w:rPr>
-            <w:rtl/>
-            <w:cs/>
-            <w:lang w:val="ar_AE" w:bidi="ar_AE"/>
-          </w:rPr>
-          <w:rPr>
-            <w:color w:val="0000EE"/>
-            <w:u w:val="single"/>
-          </w:rPr>
-          <w:t>19: 38–42؛</w:t>
-        </w:r>
-      </w:hyperlink>
+      <w:r>
+        <w:rPr>
+          <w:rtl/>
+          <w:cs/>
+          <w:lang w:val="ar_AE" w:bidi="ar_AE"/>
+        </w:rPr>
+        <w:t>19: 38–42؛</w:t>
+      </w:r>
       <w:r>
         <w:rPr>
           <w:rtl/>
@@ -6536,20 +5306,14 @@
         </w:rPr>
         <w:t xml:space="preserve"> </w:t>
       </w:r>
-      <w:hyperlink r:id="rId152">
-        <w:r>
-          <w:rPr>
-            <w:rtl/>
-            <w:cs/>
-            <w:lang w:val="ar_AE" w:bidi="ar_AE"/>
-          </w:rPr>
-          <w:rPr>
-            <w:color w:val="0000EE"/>
-            <w:u w:val="single"/>
-          </w:rPr>
-          <w:t>20: 19–29؛</w:t>
-        </w:r>
-      </w:hyperlink>
+      <w:r>
+        <w:rPr>
+          <w:rtl/>
+          <w:cs/>
+          <w:lang w:val="ar_AE" w:bidi="ar_AE"/>
+        </w:rPr>
+        <w:t>20: 19–29؛</w:t>
+      </w:r>
       <w:r>
         <w:rPr>
           <w:rtl/>
@@ -6558,20 +5322,14 @@
         </w:rPr>
         <w:t xml:space="preserve"> </w:t>
       </w:r>
-      <w:hyperlink r:id="rId170">
-        <w:r>
-          <w:rPr>
-            <w:rtl/>
-            <w:cs/>
-            <w:lang w:val="ar_AE" w:bidi="ar_AE"/>
-          </w:rPr>
-          <w:rPr>
-            <w:color w:val="0000EE"/>
-            <w:u w:val="single"/>
-          </w:rPr>
-          <w:t>21: 1–23</w:t>
-        </w:r>
-      </w:hyperlink>
+      <w:r>
+        <w:rPr>
+          <w:rtl/>
+          <w:cs/>
+          <w:lang w:val="ar_AE" w:bidi="ar_AE"/>
+        </w:rPr>
+        <w:t>21: 1–23</w:t>
+      </w:r>
       <w:r>
         <w:rPr>
           <w:rtl/>
